--- a/Assets/Docs.docx
+++ b/Assets/Docs.docx
@@ -98,7 +98,7 @@
             </w:rPr>
             <w:fldChar w:fldCharType="separate"/>
           </w:r>
-          <w:hyperlink w:anchor="_Toc223035360" w:history="1">
+          <w:hyperlink w:anchor="_Toc226478108" w:history="1">
             <w:r>
               <w:rPr>
                 <w:rStyle w:val="a4"/>
@@ -125,7 +125,7 @@
                 <w:noProof/>
                 <w:webHidden/>
               </w:rPr>
-              <w:instrText xml:space="preserve"> PAGEREF _Toc223035360 \h </w:instrText>
+              <w:instrText xml:space="preserve"> PAGEREF _Toc226478108 \h </w:instrText>
             </w:r>
             <w:r>
               <w:rPr>
@@ -168,7 +168,7 @@
               <w:lang w:eastAsia="ru-RU"/>
             </w:rPr>
           </w:pPr>
-          <w:hyperlink w:anchor="_Toc223035361" w:history="1">
+          <w:hyperlink w:anchor="_Toc226478109" w:history="1">
             <w:r>
               <w:rPr>
                 <w:rStyle w:val="a4"/>
@@ -195,7 +195,7 @@
                 <w:noProof/>
                 <w:webHidden/>
               </w:rPr>
-              <w:instrText xml:space="preserve"> PAGEREF _Toc223035361 \h </w:instrText>
+              <w:instrText xml:space="preserve"> PAGEREF _Toc226478109 \h </w:instrText>
             </w:r>
             <w:r>
               <w:rPr>
@@ -238,7 +238,7 @@
               <w:lang w:eastAsia="ru-RU"/>
             </w:rPr>
           </w:pPr>
-          <w:hyperlink w:anchor="_Toc223035362" w:history="1">
+          <w:hyperlink w:anchor="_Toc226478110" w:history="1">
             <w:r>
               <w:rPr>
                 <w:rStyle w:val="a4"/>
@@ -265,7 +265,7 @@
                 <w:noProof/>
                 <w:webHidden/>
               </w:rPr>
-              <w:instrText xml:space="preserve"> PAGEREF _Toc223035362 \h </w:instrText>
+              <w:instrText xml:space="preserve"> PAGEREF _Toc226478110 \h </w:instrText>
             </w:r>
             <w:r>
               <w:rPr>
@@ -308,7 +308,7 @@
               <w:lang w:eastAsia="ru-RU"/>
             </w:rPr>
           </w:pPr>
-          <w:hyperlink w:anchor="_Toc223035363" w:history="1">
+          <w:hyperlink w:anchor="_Toc226478111" w:history="1">
             <w:r>
               <w:rPr>
                 <w:rStyle w:val="a4"/>
@@ -343,7 +343,7 @@
                 <w:noProof/>
                 <w:webHidden/>
               </w:rPr>
-              <w:instrText xml:space="preserve"> PAGEREF _Toc223035363 \h </w:instrText>
+              <w:instrText xml:space="preserve"> PAGEREF _Toc226478111 \h </w:instrText>
             </w:r>
             <w:r>
               <w:rPr>
@@ -386,7 +386,7 @@
               <w:lang w:eastAsia="ru-RU"/>
             </w:rPr>
           </w:pPr>
-          <w:hyperlink w:anchor="_Toc223035364" w:history="1">
+          <w:hyperlink w:anchor="_Toc226478112" w:history="1">
             <w:r>
               <w:rPr>
                 <w:rStyle w:val="a4"/>
@@ -413,7 +413,7 @@
                 <w:noProof/>
                 <w:webHidden/>
               </w:rPr>
-              <w:instrText xml:space="preserve"> PAGEREF _Toc223035364 \h </w:instrText>
+              <w:instrText xml:space="preserve"> PAGEREF _Toc226478112 \h </w:instrText>
             </w:r>
             <w:r>
               <w:rPr>
@@ -456,7 +456,7 @@
               <w:lang w:eastAsia="ru-RU"/>
             </w:rPr>
           </w:pPr>
-          <w:hyperlink w:anchor="_Toc223035365" w:history="1">
+          <w:hyperlink w:anchor="_Toc226478113" w:history="1">
             <w:r>
               <w:rPr>
                 <w:rStyle w:val="a4"/>
@@ -483,7 +483,7 @@
                 <w:noProof/>
                 <w:webHidden/>
               </w:rPr>
-              <w:instrText xml:space="preserve"> PAGEREF _Toc223035365 \h </w:instrText>
+              <w:instrText xml:space="preserve"> PAGEREF _Toc226478113 \h </w:instrText>
             </w:r>
             <w:r>
               <w:rPr>
@@ -526,7 +526,7 @@
               <w:lang w:eastAsia="ru-RU"/>
             </w:rPr>
           </w:pPr>
-          <w:hyperlink w:anchor="_Toc223035366" w:history="1">
+          <w:hyperlink w:anchor="_Toc226478114" w:history="1">
             <w:r>
               <w:rPr>
                 <w:rStyle w:val="a4"/>
@@ -553,7 +553,7 @@
                 <w:noProof/>
                 <w:webHidden/>
               </w:rPr>
-              <w:instrText xml:space="preserve"> PAGEREF _Toc223035366 \h </w:instrText>
+              <w:instrText xml:space="preserve"> PAGEREF _Toc226478114 \h </w:instrText>
             </w:r>
             <w:r>
               <w:rPr>
@@ -596,7 +596,7 @@
               <w:lang w:eastAsia="ru-RU"/>
             </w:rPr>
           </w:pPr>
-          <w:hyperlink w:anchor="_Toc223035367" w:history="1">
+          <w:hyperlink w:anchor="_Toc226478115" w:history="1">
             <w:r>
               <w:rPr>
                 <w:rStyle w:val="a4"/>
@@ -623,7 +623,7 @@
                 <w:noProof/>
                 <w:webHidden/>
               </w:rPr>
-              <w:instrText xml:space="preserve"> PAGEREF _Toc223035367 \h </w:instrText>
+              <w:instrText xml:space="preserve"> PAGEREF _Toc226478115 \h </w:instrText>
             </w:r>
             <w:r>
               <w:rPr>
@@ -666,7 +666,7 @@
               <w:lang w:eastAsia="ru-RU"/>
             </w:rPr>
           </w:pPr>
-          <w:hyperlink w:anchor="_Toc223035368" w:history="1">
+          <w:hyperlink w:anchor="_Toc226478116" w:history="1">
             <w:r>
               <w:rPr>
                 <w:rStyle w:val="a4"/>
@@ -693,7 +693,7 @@
                 <w:noProof/>
                 <w:webHidden/>
               </w:rPr>
-              <w:instrText xml:space="preserve"> PAGEREF _Toc223035368 \h </w:instrText>
+              <w:instrText xml:space="preserve"> PAGEREF _Toc226478116 \h </w:instrText>
             </w:r>
             <w:r>
               <w:rPr>
@@ -736,7 +736,7 @@
               <w:lang w:eastAsia="ru-RU"/>
             </w:rPr>
           </w:pPr>
-          <w:hyperlink w:anchor="_Toc223035369" w:history="1">
+          <w:hyperlink w:anchor="_Toc226478117" w:history="1">
             <w:r>
               <w:rPr>
                 <w:rStyle w:val="a4"/>
@@ -763,7 +763,7 @@
                 <w:noProof/>
                 <w:webHidden/>
               </w:rPr>
-              <w:instrText xml:space="preserve"> PAGEREF _Toc223035369 \h </w:instrText>
+              <w:instrText xml:space="preserve"> PAGEREF _Toc226478117 \h </w:instrText>
             </w:r>
             <w:r>
               <w:rPr>
@@ -784,6 +784,286 @@
                 <w:webHidden/>
               </w:rPr>
               <w:t>4</w:t>
+            </w:r>
+            <w:r>
+              <w:rPr>
+                <w:noProof/>
+                <w:webHidden/>
+              </w:rPr>
+              <w:fldChar w:fldCharType="end"/>
+            </w:r>
+          </w:hyperlink>
+        </w:p>
+        <w:p>
+          <w:pPr>
+            <w:pStyle w:val="11"/>
+            <w:tabs>
+              <w:tab w:val="right" w:leader="dot" w:pos="9345"/>
+            </w:tabs>
+            <w:rPr>
+              <w:rFonts w:eastAsiaTheme="minorEastAsia"/>
+              <w:noProof/>
+              <w:lang w:eastAsia="ru-RU"/>
+            </w:rPr>
+          </w:pPr>
+          <w:hyperlink w:anchor="_Toc226478118" w:history="1">
+            <w:r>
+              <w:rPr>
+                <w:rStyle w:val="a4"/>
+                <w:noProof/>
+              </w:rPr>
+              <w:t>Контент</w:t>
+            </w:r>
+            <w:r>
+              <w:rPr>
+                <w:noProof/>
+                <w:webHidden/>
+              </w:rPr>
+              <w:tab/>
+            </w:r>
+            <w:r>
+              <w:rPr>
+                <w:noProof/>
+                <w:webHidden/>
+              </w:rPr>
+              <w:fldChar w:fldCharType="begin"/>
+            </w:r>
+            <w:r>
+              <w:rPr>
+                <w:noProof/>
+                <w:webHidden/>
+              </w:rPr>
+              <w:instrText xml:space="preserve"> PAGEREF _Toc226478118 \h </w:instrText>
+            </w:r>
+            <w:r>
+              <w:rPr>
+                <w:noProof/>
+                <w:webHidden/>
+              </w:rPr>
+            </w:r>
+            <w:r>
+              <w:rPr>
+                <w:noProof/>
+                <w:webHidden/>
+              </w:rPr>
+              <w:fldChar w:fldCharType="separate"/>
+            </w:r>
+            <w:r>
+              <w:rPr>
+                <w:noProof/>
+                <w:webHidden/>
+              </w:rPr>
+              <w:t>5</w:t>
+            </w:r>
+            <w:r>
+              <w:rPr>
+                <w:noProof/>
+                <w:webHidden/>
+              </w:rPr>
+              <w:fldChar w:fldCharType="end"/>
+            </w:r>
+          </w:hyperlink>
+        </w:p>
+        <w:p>
+          <w:pPr>
+            <w:pStyle w:val="21"/>
+            <w:tabs>
+              <w:tab w:val="right" w:leader="dot" w:pos="9345"/>
+            </w:tabs>
+            <w:rPr>
+              <w:rFonts w:eastAsiaTheme="minorEastAsia"/>
+              <w:noProof/>
+              <w:lang w:eastAsia="ru-RU"/>
+            </w:rPr>
+          </w:pPr>
+          <w:hyperlink w:anchor="_Toc226478119" w:history="1">
+            <w:r>
+              <w:rPr>
+                <w:rStyle w:val="a4"/>
+                <w:noProof/>
+              </w:rPr>
+              <w:t>Оружие</w:t>
+            </w:r>
+            <w:r>
+              <w:rPr>
+                <w:noProof/>
+                <w:webHidden/>
+              </w:rPr>
+              <w:tab/>
+            </w:r>
+            <w:r>
+              <w:rPr>
+                <w:noProof/>
+                <w:webHidden/>
+              </w:rPr>
+              <w:fldChar w:fldCharType="begin"/>
+            </w:r>
+            <w:r>
+              <w:rPr>
+                <w:noProof/>
+                <w:webHidden/>
+              </w:rPr>
+              <w:instrText xml:space="preserve"> PAGEREF _Toc226478119 \h </w:instrText>
+            </w:r>
+            <w:r>
+              <w:rPr>
+                <w:noProof/>
+                <w:webHidden/>
+              </w:rPr>
+            </w:r>
+            <w:r>
+              <w:rPr>
+                <w:noProof/>
+                <w:webHidden/>
+              </w:rPr>
+              <w:fldChar w:fldCharType="separate"/>
+            </w:r>
+            <w:r>
+              <w:rPr>
+                <w:noProof/>
+                <w:webHidden/>
+              </w:rPr>
+              <w:t>5</w:t>
+            </w:r>
+            <w:r>
+              <w:rPr>
+                <w:noProof/>
+                <w:webHidden/>
+              </w:rPr>
+              <w:fldChar w:fldCharType="end"/>
+            </w:r>
+          </w:hyperlink>
+        </w:p>
+        <w:p>
+          <w:pPr>
+            <w:pStyle w:val="21"/>
+            <w:tabs>
+              <w:tab w:val="right" w:leader="dot" w:pos="9345"/>
+            </w:tabs>
+            <w:rPr>
+              <w:rFonts w:eastAsiaTheme="minorEastAsia"/>
+              <w:noProof/>
+              <w:lang w:eastAsia="ru-RU"/>
+            </w:rPr>
+          </w:pPr>
+          <w:hyperlink w:anchor="_Toc226478120" w:history="1">
+            <w:r>
+              <w:rPr>
+                <w:rStyle w:val="a4"/>
+                <w:noProof/>
+              </w:rPr>
+              <w:t>Модули</w:t>
+            </w:r>
+            <w:r>
+              <w:rPr>
+                <w:noProof/>
+                <w:webHidden/>
+              </w:rPr>
+              <w:tab/>
+            </w:r>
+            <w:r>
+              <w:rPr>
+                <w:noProof/>
+                <w:webHidden/>
+              </w:rPr>
+              <w:fldChar w:fldCharType="begin"/>
+            </w:r>
+            <w:r>
+              <w:rPr>
+                <w:noProof/>
+                <w:webHidden/>
+              </w:rPr>
+              <w:instrText xml:space="preserve"> PAGEREF _Toc226478120 \h </w:instrText>
+            </w:r>
+            <w:r>
+              <w:rPr>
+                <w:noProof/>
+                <w:webHidden/>
+              </w:rPr>
+            </w:r>
+            <w:r>
+              <w:rPr>
+                <w:noProof/>
+                <w:webHidden/>
+              </w:rPr>
+              <w:fldChar w:fldCharType="separate"/>
+            </w:r>
+            <w:r>
+              <w:rPr>
+                <w:noProof/>
+                <w:webHidden/>
+              </w:rPr>
+              <w:t>6</w:t>
+            </w:r>
+            <w:r>
+              <w:rPr>
+                <w:noProof/>
+                <w:webHidden/>
+              </w:rPr>
+              <w:fldChar w:fldCharType="end"/>
+            </w:r>
+          </w:hyperlink>
+        </w:p>
+        <w:p>
+          <w:pPr>
+            <w:pStyle w:val="21"/>
+            <w:tabs>
+              <w:tab w:val="right" w:leader="dot" w:pos="9345"/>
+            </w:tabs>
+            <w:rPr>
+              <w:rFonts w:eastAsiaTheme="minorEastAsia"/>
+              <w:noProof/>
+              <w:lang w:eastAsia="ru-RU"/>
+            </w:rPr>
+          </w:pPr>
+          <w:hyperlink w:anchor="_Toc226478121" w:history="1">
+            <w:r>
+              <w:rPr>
+                <w:rStyle w:val="a4"/>
+                <w:noProof/>
+              </w:rPr>
+              <w:t>Враги</w:t>
+            </w:r>
+            <w:r>
+              <w:rPr>
+                <w:noProof/>
+                <w:webHidden/>
+              </w:rPr>
+              <w:tab/>
+            </w:r>
+            <w:r>
+              <w:rPr>
+                <w:noProof/>
+                <w:webHidden/>
+              </w:rPr>
+              <w:fldChar w:fldCharType="begin"/>
+            </w:r>
+            <w:r>
+              <w:rPr>
+                <w:noProof/>
+                <w:webHidden/>
+              </w:rPr>
+              <w:instrText xml:space="preserve"> PAGEREF _Toc226478121 \h </w:instrText>
+            </w:r>
+            <w:r>
+              <w:rPr>
+                <w:noProof/>
+                <w:webHidden/>
+              </w:rPr>
+            </w:r>
+            <w:r>
+              <w:rPr>
+                <w:noProof/>
+                <w:webHidden/>
+              </w:rPr>
+              <w:fldChar w:fldCharType="separate"/>
+            </w:r>
+            <w:r>
+              <w:rPr>
+                <w:noProof/>
+                <w:webHidden/>
+              </w:rPr>
+              <w:t>6</w:t>
             </w:r>
             <w:r>
               <w:rPr>
@@ -814,7 +1094,7 @@
       <w:pPr>
         <w:pStyle w:val="1"/>
       </w:pPr>
-      <w:bookmarkStart w:id="0" w:name="_Toc223035360"/>
+      <w:bookmarkStart w:id="0" w:name="_Toc226478108"/>
       <w:r>
         <w:lastRenderedPageBreak/>
         <w:t>Общие сведения</w:t>
@@ -822,7 +1102,7 @@
       <w:bookmarkEnd w:id="0"/>
     </w:p>
     <w:p>
-      <w:bookmarkStart w:id="1" w:name="_Toc223035361"/>
+      <w:bookmarkStart w:id="1" w:name="_Toc226478109"/>
       <w:r>
         <w:rPr>
           <w:rStyle w:val="20"/>
@@ -852,7 +1132,7 @@
       <w:pPr>
         <w:pStyle w:val="2"/>
       </w:pPr>
-      <w:bookmarkStart w:id="2" w:name="_Toc223035362"/>
+      <w:bookmarkStart w:id="2" w:name="_Toc226478110"/>
       <w:r>
         <w:t>Тематика</w:t>
       </w:r>
@@ -870,7 +1150,7 @@
           <w:lang w:val="en-US"/>
         </w:rPr>
       </w:pPr>
-      <w:bookmarkStart w:id="3" w:name="_Toc223035363"/>
+      <w:bookmarkStart w:id="3" w:name="_Toc226478111"/>
       <w:r>
         <w:t>Название</w:t>
       </w:r>
@@ -926,7 +1206,7 @@
       </w:r>
     </w:p>
     <w:p>
-      <w:bookmarkStart w:id="4" w:name="_Toc223035364"/>
+      <w:bookmarkStart w:id="4" w:name="_Toc226478112"/>
       <w:r>
         <w:rPr>
           <w:rStyle w:val="20"/>
@@ -947,7 +1227,7 @@
       </w:r>
     </w:p>
     <w:p>
-      <w:bookmarkStart w:id="5" w:name="_Toc223035365"/>
+      <w:bookmarkStart w:id="5" w:name="_Toc226478113"/>
       <w:r>
         <w:rPr>
           <w:rStyle w:val="20"/>
@@ -983,7 +1263,7 @@
       <w:pPr>
         <w:pStyle w:val="2"/>
       </w:pPr>
-      <w:bookmarkStart w:id="6" w:name="_Toc223035366"/>
+      <w:bookmarkStart w:id="6" w:name="_Toc226478114"/>
       <w:r>
         <w:t>Общий сюжет</w:t>
       </w:r>
@@ -1001,7 +1281,7 @@
       <w:pPr>
         <w:pStyle w:val="2"/>
       </w:pPr>
-      <w:bookmarkStart w:id="7" w:name="_Toc223035367"/>
+      <w:bookmarkStart w:id="7" w:name="_Toc226478115"/>
       <w:r>
         <w:t>Геймплей</w:t>
       </w:r>
@@ -1043,7 +1323,7 @@
       <w:pPr>
         <w:pStyle w:val="1"/>
       </w:pPr>
-      <w:bookmarkStart w:id="8" w:name="_Toc223035368"/>
+      <w:bookmarkStart w:id="8" w:name="_Toc226478116"/>
       <w:r>
         <w:t>Функциональные требования:</w:t>
       </w:r>
@@ -1158,7 +1438,7 @@
       <w:pPr>
         <w:pStyle w:val="1"/>
       </w:pPr>
-      <w:bookmarkStart w:id="9" w:name="_Toc223035369"/>
+      <w:bookmarkStart w:id="9" w:name="_Toc226478117"/>
       <w:r>
         <w:t>Нефункциональные требования</w:t>
       </w:r>
@@ -1194,17 +1474,23 @@
       <w:pPr>
         <w:pStyle w:val="1"/>
       </w:pPr>
+      <w:bookmarkStart w:id="10" w:name="_Toc226478118"/>
       <w:r>
         <w:t>Контент</w:t>
       </w:r>
+      <w:bookmarkEnd w:id="10"/>
     </w:p>
     <w:p>
       <w:pPr>
         <w:pStyle w:val="2"/>
       </w:pPr>
+      <w:bookmarkStart w:id="11" w:name="_Toc226478119"/>
+      <w:bookmarkStart w:id="12" w:name="_GoBack"/>
+      <w:bookmarkEnd w:id="12"/>
       <w:r>
         <w:t>Оружие</w:t>
       </w:r>
+      <w:bookmarkEnd w:id="11"/>
     </w:p>
     <w:p>
       <w:r>
@@ -1291,10 +1577,7 @@
         <w:t xml:space="preserve"> </w:t>
       </w:r>
       <w:r>
-        <w:t>–</w:t>
-      </w:r>
-      <w:r>
-        <w:t xml:space="preserve"> </w:t>
+        <w:t xml:space="preserve">– </w:t>
       </w:r>
       <w:r>
         <w:rPr>
@@ -1550,10 +1833,7 @@
         <w:t>Missile</w:t>
       </w:r>
       <w:r>
-        <w:t xml:space="preserve"> –</w:t>
-      </w:r>
-      <w:r>
-        <w:t xml:space="preserve"> редко стреляет одной бомбой с огромным уроном, и оставляющей за собой ядовитую для всех зону</w:t>
+        <w:t xml:space="preserve"> – редко стреляет одной бомбой с огромным уроном, и оставляющей за собой ядовитую для всех зону</w:t>
       </w:r>
     </w:p>
     <w:p>
@@ -1982,9 +2262,11 @@
       <w:pPr>
         <w:pStyle w:val="2"/>
       </w:pPr>
+      <w:bookmarkStart w:id="13" w:name="_Toc226478120"/>
       <w:r>
         <w:t>Модули</w:t>
       </w:r>
+      <w:bookmarkEnd w:id="13"/>
     </w:p>
     <w:p>
       <w:r>
@@ -2008,17 +2290,17 @@
       <w:r>
         <w:t>позволяет телепортироватся на некоторое расстояние. Апгрейды добавляют время неуязвимости и восстановление щитов после ТП</w:t>
       </w:r>
-      <w:bookmarkStart w:id="10" w:name="_GoBack"/>
-      <w:bookmarkEnd w:id="10"/>
     </w:p>
     <w:p/>
     <w:p>
       <w:pPr>
         <w:pStyle w:val="2"/>
       </w:pPr>
+      <w:bookmarkStart w:id="14" w:name="_Toc226478121"/>
       <w:r>
         <w:t>Враги</w:t>
       </w:r>
+      <w:bookmarkEnd w:id="14"/>
     </w:p>
     <w:p>
       <w:r>
@@ -2886,7 +3168,7 @@
 </file>
 
 <file path=customXml/itemProps1.xml><?xml version="1.0" encoding="utf-8"?>
-<ds:datastoreItem xmlns:ds="http://schemas.openxmlformats.org/officeDocument/2006/customXml" ds:itemID="{AFF74DCE-91E8-46CF-910B-1755EF38EA7E}">
+<ds:datastoreItem xmlns:ds="http://schemas.openxmlformats.org/officeDocument/2006/customXml" ds:itemID="{F634D1B8-4309-42EF-BA43-0DB517F9A5A7}">
   <ds:schemaRefs>
     <ds:schemaRef ds:uri="http://schemas.openxmlformats.org/officeDocument/2006/bibliography"/>
   </ds:schemaRefs>

--- a/Assets/Docs.docx
+++ b/Assets/Docs.docx
@@ -1361,7 +1361,15 @@
     </w:p>
     <w:p>
       <w:r>
-        <w:t>Система антиматерии и уровней</w:t>
+        <w:t xml:space="preserve">Система </w:t>
+      </w:r>
+      <w:r>
+        <w:t>обломков</w:t>
+      </w:r>
+      <w:bookmarkStart w:id="9" w:name="_GoBack"/>
+      <w:bookmarkEnd w:id="9"/>
+      <w:r>
+        <w:t xml:space="preserve"> и уровней</w:t>
       </w:r>
     </w:p>
     <w:p>
@@ -1438,11 +1446,11 @@
       <w:pPr>
         <w:pStyle w:val="1"/>
       </w:pPr>
-      <w:bookmarkStart w:id="9" w:name="_Toc226478117"/>
+      <w:bookmarkStart w:id="10" w:name="_Toc226478117"/>
       <w:r>
         <w:t>Нефункциональные требования</w:t>
       </w:r>
-      <w:bookmarkEnd w:id="9"/>
+      <w:bookmarkEnd w:id="10"/>
     </w:p>
     <w:p>
       <w:r>
@@ -1474,23 +1482,21 @@
       <w:pPr>
         <w:pStyle w:val="1"/>
       </w:pPr>
-      <w:bookmarkStart w:id="10" w:name="_Toc226478118"/>
+      <w:bookmarkStart w:id="11" w:name="_Toc226478118"/>
       <w:r>
         <w:t>Контент</w:t>
       </w:r>
-      <w:bookmarkEnd w:id="10"/>
+      <w:bookmarkEnd w:id="11"/>
     </w:p>
     <w:p>
       <w:pPr>
         <w:pStyle w:val="2"/>
       </w:pPr>
-      <w:bookmarkStart w:id="11" w:name="_Toc226478119"/>
-      <w:bookmarkStart w:id="12" w:name="_GoBack"/>
+      <w:bookmarkStart w:id="12" w:name="_Toc226478119"/>
+      <w:r>
+        <w:t>Оружие</w:t>
+      </w:r>
       <w:bookmarkEnd w:id="12"/>
-      <w:r>
-        <w:t>Оружие</w:t>
-      </w:r>
-      <w:bookmarkEnd w:id="11"/>
     </w:p>
     <w:p>
       <w:r>
@@ -1605,11 +1611,6 @@
       </w:r>
     </w:p>
     <w:p>
-      <w:pPr>
-        <w:rPr>
-          <w:lang w:val="pl-PL"/>
-        </w:rPr>
-      </w:pPr>
       <w:r>
         <w:rPr>
           <w:lang w:val="pl-PL"/>
@@ -1733,18 +1734,23 @@
           <w:highlight w:val="yellow"/>
           <w:lang w:val="pl-PL"/>
         </w:rPr>
-        <w:t xml:space="preserve">Missile – </w:t>
+        <w:t>Missile</w:t>
       </w:r>
       <w:r>
         <w:rPr>
           <w:highlight w:val="yellow"/>
         </w:rPr>
+        <w:t xml:space="preserve"> – </w:t>
+      </w:r>
+      <w:r>
+        <w:rPr>
+          <w:highlight w:val="yellow"/>
+        </w:rPr>
         <w:t>стреляет</w:t>
       </w:r>
       <w:r>
         <w:rPr>
           <w:highlight w:val="yellow"/>
-          <w:lang w:val="pl-PL"/>
         </w:rPr>
         <w:t xml:space="preserve"> </w:t>
       </w:r>
@@ -1757,7 +1763,6 @@
       <w:r>
         <w:rPr>
           <w:highlight w:val="yellow"/>
-          <w:lang w:val="pl-PL"/>
         </w:rPr>
         <w:t xml:space="preserve"> </w:t>
       </w:r>
@@ -1770,7 +1775,6 @@
       <w:r>
         <w:rPr>
           <w:highlight w:val="yellow"/>
-          <w:lang w:val="pl-PL"/>
         </w:rPr>
         <w:t xml:space="preserve">. </w:t>
       </w:r>
@@ -2116,11 +2120,6 @@
       </w:r>
     </w:p>
     <w:p>
-      <w:pPr>
-        <w:rPr>
-          <w:lang w:val="pl-PL"/>
-        </w:rPr>
-      </w:pPr>
       <w:r>
         <w:rPr>
           <w:highlight w:val="yellow"/>
@@ -3168,7 +3167,7 @@
 </file>
 
 <file path=customXml/itemProps1.xml><?xml version="1.0" encoding="utf-8"?>
-<ds:datastoreItem xmlns:ds="http://schemas.openxmlformats.org/officeDocument/2006/customXml" ds:itemID="{F634D1B8-4309-42EF-BA43-0DB517F9A5A7}">
+<ds:datastoreItem xmlns:ds="http://schemas.openxmlformats.org/officeDocument/2006/customXml" ds:itemID="{80840DE0-9DAB-43EA-BAB9-05F5A1AFE038}">
   <ds:schemaRefs>
     <ds:schemaRef ds:uri="http://schemas.openxmlformats.org/officeDocument/2006/bibliography"/>
   </ds:schemaRefs>

--- a/Assets/Docs.docx
+++ b/Assets/Docs.docx
@@ -1366,139 +1366,137 @@
       <w:r>
         <w:t>обломков</w:t>
       </w:r>
-      <w:bookmarkStart w:id="9" w:name="_GoBack"/>
+      <w:r>
+        <w:t xml:space="preserve"> и уровней</w:t>
+      </w:r>
+    </w:p>
+    <w:p>
+      <w:r>
+        <w:t>Выбор случайных оружий на 1, 5, 1</w:t>
+      </w:r>
+      <w:r>
+        <w:t>5</w:t>
+      </w:r>
+      <w:r>
+        <w:t xml:space="preserve"> и 2</w:t>
+      </w:r>
+      <w:r>
+        <w:t>5</w:t>
+      </w:r>
+      <w:r>
+        <w:t xml:space="preserve"> уровнях</w:t>
+      </w:r>
+    </w:p>
+    <w:p>
+      <w:r>
+        <w:t>Выбор случайных модулей на 5, 25, 40, 60 и 80 уровнях</w:t>
+      </w:r>
+    </w:p>
+    <w:p>
+      <w:r>
+        <w:t>Выбор случайных улучшений на каждом уровне</w:t>
+      </w:r>
+      <w:r>
+        <w:t>. Улучшения могут быть для корабля (общие), оружия и модулей. Улучшения могут быть уникальные или повторяющиеся. 3 Уровня редкости для улучшений.</w:t>
+      </w:r>
+    </w:p>
+    <w:p>
+      <w:r>
+        <w:t>Пауза игры во время выбора оружия/улучшения</w:t>
+      </w:r>
+    </w:p>
+    <w:p>
+      <w:r>
+        <w:t>Пауза игры в любом моменте, экран статистики: урон оружий, исцеление щитов и хп от оружия и предметов, урон от типов врагов</w:t>
+      </w:r>
+    </w:p>
+    <w:p>
+      <w:r>
+        <w:t xml:space="preserve">Список </w:t>
+      </w:r>
+      <w:r>
+        <w:t xml:space="preserve">из 3 </w:t>
+      </w:r>
+      <w:r>
+        <w:t>прошлых игр в главном меню, сохранённые статистики</w:t>
+      </w:r>
+    </w:p>
+    <w:p>
+      <w:r>
+        <w:t>Сохранение и продолжение текущей игры</w:t>
+      </w:r>
+    </w:p>
+    <w:p>
+      <w:r>
+        <w:t xml:space="preserve">Босс </w:t>
+      </w:r>
+      <w:r>
+        <w:t>файты -</w:t>
+      </w:r>
+      <w:r>
+        <w:t xml:space="preserve"> нельзя сохранятся во время</w:t>
+      </w:r>
+      <w:r>
+        <w:t>, особые механики, большие награды</w:t>
+      </w:r>
+    </w:p>
+    <w:p>
+      <w:pPr>
+        <w:pStyle w:val="1"/>
+      </w:pPr>
+      <w:bookmarkStart w:id="9" w:name="_Toc226478117"/>
+      <w:r>
+        <w:t>Нефункциональные требования</w:t>
+      </w:r>
       <w:bookmarkEnd w:id="9"/>
-      <w:r>
-        <w:t xml:space="preserve"> и уровней</w:t>
-      </w:r>
-    </w:p>
-    <w:p>
-      <w:r>
-        <w:t>Выбор случайных оружий на 1, 5, 1</w:t>
-      </w:r>
-      <w:r>
-        <w:t>5</w:t>
-      </w:r>
-      <w:r>
-        <w:t xml:space="preserve"> и 2</w:t>
-      </w:r>
-      <w:r>
-        <w:t>5</w:t>
-      </w:r>
-      <w:r>
-        <w:t xml:space="preserve"> уровнях</w:t>
-      </w:r>
-    </w:p>
-    <w:p>
-      <w:r>
-        <w:t>Выбор случайных модулей на 5, 25, 40, 60 и 80 уровнях</w:t>
-      </w:r>
-    </w:p>
-    <w:p>
-      <w:r>
-        <w:t>Выбор случайных улучшений на каждом уровне</w:t>
-      </w:r>
-      <w:r>
-        <w:t>. Улучшения могут быть для корабля (общие), оружия и модулей. Улучшения могут быть уникальные или повторяющиеся. 3 Уровня редкости для улучшений.</w:t>
-      </w:r>
-    </w:p>
-    <w:p>
-      <w:r>
-        <w:t>Пауза игры во время выбора оружия/улучшения</w:t>
-      </w:r>
-    </w:p>
-    <w:p>
-      <w:r>
-        <w:t>Пауза игры в любом моменте, экран статистики: урон оружий, исцеление щитов и хп от оружия и предметов, урон от типов врагов</w:t>
-      </w:r>
-    </w:p>
-    <w:p>
-      <w:r>
-        <w:t xml:space="preserve">Список </w:t>
-      </w:r>
-      <w:r>
-        <w:t xml:space="preserve">из 3 </w:t>
-      </w:r>
-      <w:r>
-        <w:t>прошлых игр в главном меню, сохранённые статистики</w:t>
-      </w:r>
-    </w:p>
-    <w:p>
-      <w:r>
-        <w:t>Сохранение и продолжение текущей игры</w:t>
-      </w:r>
-    </w:p>
-    <w:p>
-      <w:r>
-        <w:t xml:space="preserve">Босс </w:t>
-      </w:r>
-      <w:r>
-        <w:t>файты -</w:t>
-      </w:r>
-      <w:r>
-        <w:t xml:space="preserve"> нельзя сохранятся во время</w:t>
-      </w:r>
-      <w:r>
-        <w:t>, особые механики, большие награды</w:t>
-      </w:r>
-    </w:p>
+    </w:p>
+    <w:p>
+      <w:r>
+        <w:t>Удобный и приятный интерфейс</w:t>
+      </w:r>
+    </w:p>
+    <w:p>
+      <w:r>
+        <w:t>Производительность – слабый комп должен тянуть даже в нагруженные моменты</w:t>
+      </w:r>
+    </w:p>
+    <w:p>
+      <w:r>
+        <w:t>Сложность – прогрессия сложности должна ощущатся плавно, не вырыватся вперёд и не отставать от развития игрока</w:t>
+      </w:r>
+    </w:p>
+    <w:p>
+      <w:r>
+        <w:t>Баланс и реиграбельность – разные стратегии должны быть сбалансированны, что бы игроку хотелось играть снова и пробовать разные билды и комбинации</w:t>
+      </w:r>
+    </w:p>
+    <w:p>
+      <w:r>
+        <w:br w:type="page"/>
+      </w:r>
+    </w:p>
+    <w:p/>
     <w:p>
       <w:pPr>
         <w:pStyle w:val="1"/>
       </w:pPr>
-      <w:bookmarkStart w:id="10" w:name="_Toc226478117"/>
-      <w:r>
-        <w:t>Нефункциональные требования</w:t>
+      <w:bookmarkStart w:id="10" w:name="_Toc226478118"/>
+      <w:r>
+        <w:t>Контент</w:t>
       </w:r>
       <w:bookmarkEnd w:id="10"/>
     </w:p>
     <w:p>
-      <w:r>
-        <w:t>Удобный и приятный интерфейс</w:t>
-      </w:r>
-    </w:p>
-    <w:p>
-      <w:r>
-        <w:t>Производительность – слабый комп должен тянуть даже в нагруженные моменты</w:t>
-      </w:r>
-    </w:p>
-    <w:p>
-      <w:r>
-        <w:t>Сложность – прогрессия сложности должна ощущатся плавно, не вырыватся вперёд и не отставать от развития игрока</w:t>
-      </w:r>
-    </w:p>
-    <w:p>
-      <w:r>
-        <w:t>Баланс и реиграбельность – разные стратегии должны быть сбалансированны, что бы игроку хотелось играть снова и пробовать разные билды и комбинации</w:t>
-      </w:r>
-    </w:p>
-    <w:p>
-      <w:r>
-        <w:br w:type="page"/>
-      </w:r>
-    </w:p>
-    <w:p/>
-    <w:p>
-      <w:pPr>
-        <w:pStyle w:val="1"/>
-      </w:pPr>
-      <w:bookmarkStart w:id="11" w:name="_Toc226478118"/>
-      <w:r>
-        <w:t>Контент</w:t>
+      <w:pPr>
+        <w:pStyle w:val="2"/>
+      </w:pPr>
+      <w:bookmarkStart w:id="11" w:name="_Toc226478119"/>
+      <w:r>
+        <w:t>Оружие</w:t>
       </w:r>
       <w:bookmarkEnd w:id="11"/>
     </w:p>
     <w:p>
-      <w:pPr>
-        <w:pStyle w:val="2"/>
-      </w:pPr>
-      <w:bookmarkStart w:id="12" w:name="_Toc226478119"/>
-      <w:r>
-        <w:t>Оружие</w:t>
-      </w:r>
-      <w:bookmarkEnd w:id="12"/>
-    </w:p>
-    <w:p>
       <w:r>
         <w:rPr>
           <w:highlight w:val="yellow"/>
@@ -2116,7 +2114,10 @@
         <w:t xml:space="preserve">, </w:t>
       </w:r>
       <w:r>
-        <w:t>выбирает цель с самым большим максимальным уровнем щитов, продолжает бить пока не убьёт, постоянно оглушая\</w:t>
+        <w:t>выбирает цель с самым большим максимальным уровнем щитов, продолжает бить п</w:t>
+      </w:r>
+      <w:r>
+        <w:t>ока не убьёт, постоянно оглушая</w:t>
       </w:r>
     </w:p>
     <w:p>
@@ -2261,92 +2262,1629 @@
       <w:pPr>
         <w:pStyle w:val="2"/>
       </w:pPr>
-      <w:bookmarkStart w:id="13" w:name="_Toc226478120"/>
+      <w:bookmarkStart w:id="12" w:name="_Toc226478120"/>
       <w:r>
         <w:t>Модули</w:t>
       </w:r>
+      <w:bookmarkEnd w:id="12"/>
+    </w:p>
+    <w:p>
+      <w:pPr>
+        <w:rPr>
+          <w:lang w:val="pl-PL"/>
+        </w:rPr>
+      </w:pPr>
+      <w:r>
+        <w:rPr>
+          <w:lang w:val="pl-PL"/>
+        </w:rPr>
+        <w:t>Warp</w:t>
+      </w:r>
+      <w:r>
+        <w:t xml:space="preserve"> </w:t>
+      </w:r>
+      <w:r>
+        <w:rPr>
+          <w:lang w:val="pl-PL"/>
+        </w:rPr>
+        <w:t>Drive</w:t>
+      </w:r>
+      <w:r>
+        <w:t xml:space="preserve"> – </w:t>
+      </w:r>
+      <w:r>
+        <w:t>позволяет телепортироватся на некоторое расстояние. Апгрейды добавляют время неуязвимости и восстановление щитов после ТП</w:t>
+      </w:r>
+      <w:bookmarkStart w:id="13" w:name="_GoBack"/>
       <w:bookmarkEnd w:id="13"/>
     </w:p>
     <w:p>
-      <w:r>
-        <w:rPr>
-          <w:lang w:val="pl-PL"/>
-        </w:rPr>
-        <w:t>Warp</w:t>
+      <w:pPr>
+        <w:rPr>
+          <w:lang w:val="en-US"/>
+        </w:rPr>
+      </w:pPr>
+      <w:r>
+        <w:rPr>
+          <w:lang w:val="en-US"/>
+        </w:rPr>
+        <w:t>Burst Thruster</w:t>
+      </w:r>
+    </w:p>
+    <w:p>
+      <w:pPr>
+        <w:rPr>
+          <w:lang w:val="en-US"/>
+        </w:rPr>
+      </w:pPr>
+      <w:r>
+        <w:rPr>
+          <w:lang w:val="en-US"/>
+        </w:rPr>
+        <w:t>A fast directional dash. Less “instant” than Blink, but better for active dodging and repositioning while still keeping momentum.</w:t>
+      </w:r>
+    </w:p>
+    <w:p>
+      <w:pPr>
+        <w:rPr>
+          <w:lang w:val="en-US"/>
+        </w:rPr>
+      </w:pPr>
+    </w:p>
+    <w:p>
+      <w:pPr>
+        <w:rPr>
+          <w:lang w:val="en-US"/>
+        </w:rPr>
+      </w:pPr>
+      <w:r>
+        <w:rPr>
+          <w:lang w:val="en-US"/>
+        </w:rPr>
+        <w:t>Phase Shunt</w:t>
+      </w:r>
+    </w:p>
+    <w:p>
+      <w:pPr>
+        <w:rPr>
+          <w:lang w:val="en-US"/>
+        </w:rPr>
+      </w:pPr>
+      <w:r>
+        <w:rPr>
+          <w:lang w:val="en-US"/>
+        </w:rPr>
+        <w:t>Brief intangibility. The ship can pass through enemies and projectiles for a moment. Strong emergency tool, long cooldown.</w:t>
+      </w:r>
+    </w:p>
+    <w:p>
+      <w:pPr>
+        <w:rPr>
+          <w:lang w:val="en-US"/>
+        </w:rPr>
+      </w:pPr>
+    </w:p>
+    <w:p>
+      <w:pPr>
+        <w:rPr>
+          <w:lang w:val="en-US"/>
+        </w:rPr>
+      </w:pPr>
+      <w:r>
+        <w:rPr>
+          <w:lang w:val="en-US"/>
+        </w:rPr>
+        <w:t>Cloak</w:t>
+      </w:r>
+    </w:p>
+    <w:p>
+      <w:pPr>
+        <w:rPr>
+          <w:lang w:val="en-US"/>
+        </w:rPr>
+      </w:pPr>
+      <w:r>
+        <w:rPr>
+          <w:lang w:val="en-US"/>
+        </w:rPr>
+        <w:t>Temporary invisibility / loss of target lock. Breaks enemy focus and gives the player time to reset positioning.</w:t>
+      </w:r>
+    </w:p>
+    <w:p>
+      <w:pPr>
+        <w:rPr>
+          <w:lang w:val="en-US"/>
+        </w:rPr>
+      </w:pPr>
+    </w:p>
+    <w:p>
+      <w:pPr>
+        <w:rPr>
+          <w:lang w:val="en-US"/>
+        </w:rPr>
+      </w:pPr>
+      <w:r>
+        <w:rPr>
+          <w:lang w:val="en-US"/>
+        </w:rPr>
+        <w:t>Decoy</w:t>
+      </w:r>
+    </w:p>
+    <w:p>
+      <w:pPr>
+        <w:rPr>
+          <w:lang w:val="en-US"/>
+        </w:rPr>
+      </w:pPr>
+      <w:r>
+        <w:rPr>
+          <w:lang w:val="en-US"/>
+        </w:rPr>
+        <w:t>Drops a fake ship or signature. Great for splitting enemy fire, especially against missile and sniper enemies.</w:t>
+      </w:r>
+    </w:p>
+    <w:p>
+      <w:pPr>
+        <w:rPr>
+          <w:lang w:val="en-US"/>
+        </w:rPr>
+      </w:pPr>
+    </w:p>
+    <w:p>
+      <w:pPr>
+        <w:rPr>
+          <w:lang w:val="en-US"/>
+        </w:rPr>
+      </w:pPr>
+      <w:r>
+        <w:rPr>
+          <w:lang w:val="en-US"/>
+        </w:rPr>
+        <w:t>Jammer</w:t>
+      </w:r>
+    </w:p>
+    <w:p>
+      <w:pPr>
+        <w:rPr>
+          <w:lang w:val="en-US"/>
+        </w:rPr>
+      </w:pPr>
+      <w:r>
+        <w:rPr>
+          <w:lang w:val="en-US"/>
+        </w:rPr>
+        <w:t>Disrupts enemy targeting and homing in a radius. Very useful against lock-on weapons and coordinated elites.</w:t>
+      </w:r>
+    </w:p>
+    <w:p>
+      <w:pPr>
+        <w:rPr>
+          <w:lang w:val="en-US"/>
+        </w:rPr>
+      </w:pPr>
+    </w:p>
+    <w:p>
+      <w:pPr>
+        <w:rPr>
+          <w:lang w:val="en-US"/>
+        </w:rPr>
+      </w:pPr>
+      <w:r>
+        <w:rPr>
+          <w:lang w:val="en-US"/>
+        </w:rPr>
+        <w:t>Countermeasure</w:t>
+      </w:r>
+    </w:p>
+    <w:p>
+      <w:pPr>
+        <w:rPr>
+          <w:lang w:val="en-US"/>
+        </w:rPr>
+      </w:pPr>
+      <w:r>
+        <w:rPr>
+          <w:lang w:val="en-US"/>
+        </w:rPr>
+        <w:t>A short defensive pulse that deletes or weakens incoming projectiles. Good against missiles and dense bullet patterns.</w:t>
+      </w:r>
+    </w:p>
+    <w:p>
+      <w:pPr>
+        <w:rPr>
+          <w:lang w:val="en-US"/>
+        </w:rPr>
+      </w:pPr>
+    </w:p>
+    <w:p>
+      <w:pPr>
+        <w:rPr>
+          <w:lang w:val="en-US"/>
+        </w:rPr>
+      </w:pPr>
+      <w:r>
+        <w:rPr>
+          <w:lang w:val="en-US"/>
+        </w:rPr>
+        <w:t>Overdrive</w:t>
+      </w:r>
+    </w:p>
+    <w:p>
+      <w:pPr>
+        <w:rPr>
+          <w:lang w:val="en-US"/>
+        </w:rPr>
+      </w:pPr>
+      <w:r>
+        <w:rPr>
+          <w:lang w:val="en-US"/>
+        </w:rPr>
+        <w:t>Temporary boost to movement and firing speed. Simple, readable, and useful on almost any build.</w:t>
+      </w:r>
+    </w:p>
+    <w:p>
+      <w:pPr>
+        <w:rPr>
+          <w:lang w:val="en-US"/>
+        </w:rPr>
+      </w:pPr>
+    </w:p>
+    <w:p>
+      <w:pPr>
+        <w:rPr>
+          <w:lang w:val="en-US"/>
+        </w:rPr>
+      </w:pPr>
+      <w:r>
+        <w:rPr>
+          <w:lang w:val="en-US"/>
+        </w:rPr>
+        <w:t>Drift Brake</w:t>
+      </w:r>
+    </w:p>
+    <w:p>
+      <w:pPr>
+        <w:rPr>
+          <w:lang w:val="en-US"/>
+        </w:rPr>
+      </w:pPr>
+      <w:r>
+        <w:rPr>
+          <w:lang w:val="en-US"/>
+        </w:rPr>
+        <w:lastRenderedPageBreak/>
+        <w:t>Instantly kills momentum and tightens ship control. Very strong for precision builds and for surviving in crowded fights.</w:t>
+      </w:r>
+    </w:p>
+    <w:p>
+      <w:pPr>
+        <w:rPr>
+          <w:lang w:val="en-US"/>
+        </w:rPr>
+      </w:pPr>
+    </w:p>
+    <w:p>
+      <w:pPr>
+        <w:pStyle w:val="2"/>
+        <w:rPr>
+          <w:lang w:val="en-US"/>
+        </w:rPr>
+      </w:pPr>
+      <w:bookmarkStart w:id="14" w:name="_Toc226478121"/>
+      <w:r>
+        <w:t>Враги</w:t>
+      </w:r>
+      <w:bookmarkEnd w:id="14"/>
+      <w:r>
+        <w:rPr>
+          <w:lang w:val="en-US"/>
+        </w:rPr>
+        <w:t xml:space="preserve">, </w:t>
+      </w:r>
+      <w:r>
+        <w:t>локации</w:t>
+      </w:r>
+      <w:r>
+        <w:rPr>
+          <w:lang w:val="en-US"/>
+        </w:rPr>
+        <w:br/>
+      </w:r>
+    </w:p>
+    <w:p>
+      <w:pPr>
+        <w:rPr>
+          <w:b/>
+          <w:i/>
+        </w:rPr>
+      </w:pPr>
+      <w:r>
+        <w:rPr>
+          <w:b/>
+          <w:i/>
+        </w:rPr>
+        <w:t>Outer Belt</w:t>
+      </w:r>
+    </w:p>
+    <w:p>
+      <w:pPr>
+        <w:rPr>
+          <w:i/>
+          <w:lang w:val="en-US"/>
+        </w:rPr>
+      </w:pPr>
+      <w:r>
+        <w:rPr>
+          <w:i/>
+          <w:lang w:val="en-US"/>
+        </w:rPr>
+        <w:t>Basic enemies</w:t>
+      </w:r>
+    </w:p>
+    <w:p>
+      <w:pPr>
+        <w:pStyle w:val="a5"/>
+        <w:numPr>
+          <w:ilvl w:val="0"/>
+          <w:numId w:val="2"/>
+        </w:numPr>
+        <w:rPr>
+          <w:lang w:val="en-US"/>
+        </w:rPr>
+      </w:pPr>
+      <w:r>
+        <w:rPr>
+          <w:lang w:val="en-US"/>
+        </w:rPr>
+        <w:t>Scout - Cannon</w:t>
+      </w:r>
+    </w:p>
+    <w:p>
+      <w:pPr>
+        <w:pStyle w:val="a5"/>
+      </w:pPr>
+      <w:r>
+        <w:t>Базовый про</w:t>
+      </w:r>
+      <w:r>
+        <w:t>тивник. Держит среднюю дистанцию.</w:t>
+      </w:r>
+    </w:p>
+    <w:p>
+      <w:pPr>
+        <w:pStyle w:val="a5"/>
+        <w:numPr>
+          <w:ilvl w:val="0"/>
+          <w:numId w:val="2"/>
+        </w:numPr>
+      </w:pPr>
+      <w:r>
+        <w:t>Dart - Cannon</w:t>
+      </w:r>
+    </w:p>
+    <w:p>
+      <w:pPr>
+        <w:pStyle w:val="a5"/>
+      </w:pPr>
+      <w:r>
+        <w:t xml:space="preserve">Быстрый </w:t>
+      </w:r>
+      <w:r>
+        <w:t>корабль</w:t>
+      </w:r>
+      <w:r>
+        <w:t>. Мало ХП, высокая скорость.</w:t>
+      </w:r>
+    </w:p>
+    <w:p>
+      <w:pPr>
+        <w:pStyle w:val="a5"/>
+        <w:numPr>
+          <w:ilvl w:val="0"/>
+          <w:numId w:val="2"/>
+        </w:numPr>
+      </w:pPr>
+      <w:r>
+        <w:t>Skiff - Shotgun</w:t>
+      </w:r>
+    </w:p>
+    <w:p>
+      <w:pPr>
+        <w:pStyle w:val="a5"/>
+      </w:pPr>
+      <w:r>
+        <w:t>Контролирует дистанцию. Держится на границе опасной зоны и наказывает, если</w:t>
+      </w:r>
+      <w:r>
+        <w:t xml:space="preserve"> игрок подходит слишком близко.</w:t>
+      </w:r>
+    </w:p>
+    <w:p>
+      <w:pPr>
+        <w:pStyle w:val="a5"/>
+        <w:numPr>
+          <w:ilvl w:val="0"/>
+          <w:numId w:val="2"/>
+        </w:numPr>
+      </w:pPr>
+      <w:r>
+        <w:t>Mite</w:t>
+      </w:r>
+      <w:r>
+        <w:t xml:space="preserve"> -</w:t>
+      </w:r>
+      <w:r>
+        <w:t xml:space="preserve"> Missile</w:t>
+      </w:r>
+      <w:r>
+        <w:t xml:space="preserve">  </w:t>
+      </w:r>
+    </w:p>
+    <w:p>
+      <w:pPr>
+        <w:pStyle w:val="a5"/>
+      </w:pPr>
+      <w:r>
+        <w:t>Фоновое давление.</w:t>
       </w:r>
       <w:r>
         <w:t xml:space="preserve"> </w:t>
       </w:r>
       <w:r>
-        <w:rPr>
-          <w:lang w:val="pl-PL"/>
-        </w:rPr>
-        <w:t>Drive</w:t>
-      </w:r>
-      <w:r>
-        <w:t xml:space="preserve"> – </w:t>
-      </w:r>
-      <w:r>
-        <w:t>позволяет телепортироватся на некоторое расстояние. Апгрейды добавляют время неуязвимости и восстановление щитов после ТП</w:t>
-      </w:r>
-    </w:p>
-    <w:p/>
-    <w:p>
-      <w:pPr>
-        <w:pStyle w:val="2"/>
-      </w:pPr>
-      <w:bookmarkStart w:id="14" w:name="_Toc226478121"/>
-      <w:r>
-        <w:t>Враги</w:t>
-      </w:r>
-      <w:bookmarkEnd w:id="14"/>
-    </w:p>
-    <w:p>
-      <w:r>
-        <w:rPr>
-          <w:lang w:val="pl-PL"/>
-        </w:rPr>
-        <w:t>Rammer</w:t>
-      </w:r>
-      <w:r>
-        <w:t xml:space="preserve"> – </w:t>
-      </w:r>
-      <w:r>
-        <w:t>малый корабль без оружий, таранит игрока</w:t>
-      </w:r>
-    </w:p>
-    <w:p>
-      <w:r>
-        <w:rPr>
-          <w:lang w:val="pl-PL"/>
-        </w:rPr>
-        <w:t>Wasp</w:t>
-      </w:r>
-      <w:r>
-        <w:t xml:space="preserve"> – </w:t>
-      </w:r>
-      <w:r>
-        <w:t>крохотный корабль без оружия, таранит без урона, сразу умирает и взрывается при смерти</w:t>
-      </w:r>
-    </w:p>
-    <w:p>
-      <w:r>
-        <w:rPr>
-          <w:lang w:val="pl-PL"/>
-        </w:rPr>
-        <w:t>Gunner</w:t>
-      </w:r>
-      <w:r>
-        <w:t xml:space="preserve"> – </w:t>
-      </w:r>
-      <w:r>
-        <w:t>малый корабль, одна пушка, выбирает сл</w:t>
-      </w:r>
-      <w:r>
-        <w:t>учайную позицию и удерживает её</w:t>
-      </w:r>
-    </w:p>
-    <w:p/>
+        <w:t>Н</w:t>
+      </w:r>
+      <w:r>
+        <w:t>е стремится сближаться.</w:t>
+      </w:r>
+    </w:p>
+    <w:p>
+      <w:pPr>
+        <w:rPr>
+          <w:i/>
+        </w:rPr>
+      </w:pPr>
+      <w:r>
+        <w:rPr>
+          <w:i/>
+        </w:rPr>
+        <w:t>Mini-bosses</w:t>
+      </w:r>
+    </w:p>
+    <w:p>
+      <w:pPr>
+        <w:pStyle w:val="a5"/>
+        <w:numPr>
+          <w:ilvl w:val="0"/>
+          <w:numId w:val="2"/>
+        </w:numPr>
+      </w:pPr>
+      <w:r>
+        <w:t>Striker - Minigun + Burst Thruster</w:t>
+      </w:r>
+    </w:p>
+    <w:p>
+      <w:pPr>
+        <w:pStyle w:val="a5"/>
+      </w:pPr>
+      <w:r>
+        <w:t xml:space="preserve">Агрессивный преследователь. Использует рывок, чтобы держаться рядом с игроком </w:t>
+      </w:r>
+      <w:r>
+        <w:t>и поддерживать постоянный урон.</w:t>
+      </w:r>
+    </w:p>
+    <w:p>
+      <w:pPr>
+        <w:pStyle w:val="a5"/>
+        <w:numPr>
+          <w:ilvl w:val="0"/>
+          <w:numId w:val="2"/>
+        </w:numPr>
+      </w:pPr>
+      <w:r>
+        <w:t xml:space="preserve">Breaker </w:t>
+      </w:r>
+      <w:r>
+        <w:t>–</w:t>
+      </w:r>
+      <w:r>
+        <w:t xml:space="preserve"> Shotgun</w:t>
+      </w:r>
+      <w:r>
+        <w:t xml:space="preserve"> + </w:t>
+      </w:r>
+      <w:r>
+        <w:rPr>
+          <w:lang w:val="pl-PL"/>
+        </w:rPr>
+        <w:t>Cannon</w:t>
+      </w:r>
+      <w:r>
+        <w:t xml:space="preserve"> </w:t>
+      </w:r>
+    </w:p>
+    <w:p>
+      <w:pPr>
+        <w:pStyle w:val="a5"/>
+      </w:pPr>
+      <w:r>
+        <w:t>Мощный корабль, много ХП.</w:t>
+      </w:r>
+    </w:p>
+    <w:p>
+      <w:pPr>
+        <w:rPr>
+          <w:i/>
+        </w:rPr>
+      </w:pPr>
+      <w:r>
+        <w:rPr>
+          <w:i/>
+        </w:rPr>
+        <w:t>Boss</w:t>
+      </w:r>
+    </w:p>
+    <w:p>
+      <w:pPr>
+        <w:pStyle w:val="a5"/>
+        <w:numPr>
+          <w:ilvl w:val="0"/>
+          <w:numId w:val="2"/>
+        </w:numPr>
+      </w:pPr>
+      <w:r>
+        <w:t>Harbinger - Cannon + Missile + Overdrive</w:t>
+      </w:r>
+    </w:p>
+    <w:p>
+      <w:pPr>
+        <w:pStyle w:val="a5"/>
+      </w:pPr>
+      <w:r>
+        <w:t>Чередует стабильное давление с фазами усиления. Во время Overdrive становится значительно опаснее.</w:t>
+      </w:r>
+    </w:p>
+    <w:p>
+      <w:pPr>
+        <w:rPr>
+          <w:b/>
+          <w:i/>
+          <w:lang w:val="en-US"/>
+        </w:rPr>
+      </w:pPr>
+      <w:r>
+        <w:rPr>
+          <w:b/>
+          <w:i/>
+          <w:lang w:val="en-US"/>
+        </w:rPr>
+        <w:t>Aegis Sector</w:t>
+      </w:r>
+    </w:p>
+    <w:p>
+      <w:pPr>
+        <w:rPr>
+          <w:lang w:val="en-US"/>
+        </w:rPr>
+      </w:pPr>
+      <w:r>
+        <w:rPr>
+          <w:lang w:val="en-US"/>
+        </w:rPr>
+        <w:t>Basic enemies</w:t>
+      </w:r>
+    </w:p>
+    <w:p>
+      <w:pPr>
+        <w:pStyle w:val="a5"/>
+        <w:numPr>
+          <w:ilvl w:val="0"/>
+          <w:numId w:val="2"/>
+        </w:numPr>
+        <w:rPr>
+          <w:lang w:val="en-US"/>
+        </w:rPr>
+      </w:pPr>
+      <w:r>
+        <w:rPr>
+          <w:lang w:val="en-US"/>
+        </w:rPr>
+        <w:t>Aegis - Tesla</w:t>
+      </w:r>
+    </w:p>
+    <w:p>
+      <w:pPr>
+        <w:pStyle w:val="a5"/>
+      </w:pPr>
+      <w:r>
+        <w:t>Сильные щиты, низкая угроза в одиночку. З</w:t>
+      </w:r>
+      <w:r>
+        <w:t>адача — тратить ресурсы игрока.</w:t>
+      </w:r>
+    </w:p>
+    <w:p>
+      <w:pPr>
+        <w:pStyle w:val="a5"/>
+        <w:numPr>
+          <w:ilvl w:val="0"/>
+          <w:numId w:val="2"/>
+        </w:numPr>
+      </w:pPr>
+      <w:r>
+        <w:t xml:space="preserve">Ward - </w:t>
+      </w:r>
+      <w:r>
+        <w:rPr>
+          <w:lang w:val="pl-PL"/>
+        </w:rPr>
+        <w:t>None</w:t>
+      </w:r>
+    </w:p>
+    <w:p>
+      <w:pPr>
+        <w:pStyle w:val="a5"/>
+      </w:pPr>
+      <w:r>
+        <w:t>Медленный щитовой блокер. Занимает пр</w:t>
+      </w:r>
+      <w:r>
+        <w:t>остранство и прикрывает других.</w:t>
+      </w:r>
+    </w:p>
+    <w:p>
+      <w:pPr>
+        <w:pStyle w:val="a5"/>
+        <w:numPr>
+          <w:ilvl w:val="0"/>
+          <w:numId w:val="2"/>
+        </w:numPr>
+      </w:pPr>
+      <w:r>
+        <w:t xml:space="preserve">Spark </w:t>
+      </w:r>
+      <w:r>
+        <w:t>–</w:t>
+      </w:r>
+      <w:r>
+        <w:t xml:space="preserve"> Tesla</w:t>
+      </w:r>
+    </w:p>
+    <w:p>
+      <w:pPr>
+        <w:pStyle w:val="a5"/>
+      </w:pPr>
+      <w:r>
+        <w:t>Быстрый разрушитель щитов. Раздражающий</w:t>
+      </w:r>
+      <w:r>
+        <w:t>, подвижный, сложно добивается.</w:t>
+      </w:r>
+    </w:p>
+    <w:p>
+      <w:pPr>
+        <w:pStyle w:val="a5"/>
+        <w:numPr>
+          <w:ilvl w:val="0"/>
+          <w:numId w:val="2"/>
+        </w:numPr>
+      </w:pPr>
+      <w:r>
+        <w:t xml:space="preserve">Shell </w:t>
+      </w:r>
+      <w:r>
+        <w:t>–</w:t>
+      </w:r>
+      <w:r>
+        <w:t xml:space="preserve"> Cannon</w:t>
+      </w:r>
+    </w:p>
+    <w:p>
+      <w:pPr>
+        <w:pStyle w:val="a5"/>
+      </w:pPr>
+      <w:r>
+        <w:t>Сильные щиты, мало ХП</w:t>
+      </w:r>
+    </w:p>
+    <w:p>
+      <w:pPr>
+        <w:rPr>
+          <w:i/>
+        </w:rPr>
+      </w:pPr>
+      <w:r>
+        <w:rPr>
+          <w:i/>
+        </w:rPr>
+        <w:t>Mini-bosses</w:t>
+      </w:r>
+    </w:p>
+    <w:p>
+      <w:pPr>
+        <w:pStyle w:val="a5"/>
+        <w:numPr>
+          <w:ilvl w:val="0"/>
+          <w:numId w:val="2"/>
+        </w:numPr>
+      </w:pPr>
+      <w:r>
+        <w:t>Sentinel - Tesla + Jammer</w:t>
+      </w:r>
+    </w:p>
+    <w:p>
+      <w:pPr>
+        <w:pStyle w:val="a5"/>
+      </w:pPr>
+      <w:r>
+        <w:t>Нарушает наведение и усложняет использование автоматическ</w:t>
+      </w:r>
+      <w:r>
+        <w:t>их или самонаводящихся механик.</w:t>
+      </w:r>
+    </w:p>
+    <w:p>
+      <w:pPr>
+        <w:pStyle w:val="a5"/>
+        <w:numPr>
+          <w:ilvl w:val="0"/>
+          <w:numId w:val="2"/>
+        </w:numPr>
+      </w:pPr>
+      <w:r>
+        <w:t>Vanguard - Blue Laser + Cloak</w:t>
+      </w:r>
+    </w:p>
+    <w:p>
+      <w:pPr>
+        <w:pStyle w:val="a5"/>
+      </w:pPr>
+      <w:r>
+        <w:t>Кратковременно исчезает,</w:t>
+      </w:r>
+      <w:r>
+        <w:t xml:space="preserve"> затем атакует, игнорируя щиты.</w:t>
+      </w:r>
+    </w:p>
+    <w:p>
+      <w:pPr>
+        <w:rPr>
+          <w:i/>
+          <w:lang w:val="en-US"/>
+        </w:rPr>
+      </w:pPr>
+      <w:r>
+        <w:rPr>
+          <w:i/>
+          <w:lang w:val="en-US"/>
+        </w:rPr>
+        <w:lastRenderedPageBreak/>
+        <w:t>Boss</w:t>
+      </w:r>
+    </w:p>
+    <w:p>
+      <w:pPr>
+        <w:pStyle w:val="a5"/>
+        <w:numPr>
+          <w:ilvl w:val="0"/>
+          <w:numId w:val="2"/>
+        </w:numPr>
+        <w:rPr>
+          <w:lang w:val="en-US"/>
+        </w:rPr>
+      </w:pPr>
+      <w:r>
+        <w:rPr>
+          <w:lang w:val="en-US"/>
+        </w:rPr>
+        <w:t>Bastion - Blue Laser + Tesla + Countermeasure</w:t>
+      </w:r>
+    </w:p>
+    <w:p>
+      <w:pPr>
+        <w:pStyle w:val="a5"/>
+        <w:rPr>
+          <w:lang w:val="en-US"/>
+        </w:rPr>
+      </w:pPr>
+      <w:r>
+        <w:t>Оборонительный босс. Уничтожает снаряды в ключевые моменты и наказывает за чрезмерную зависимость от ракет или медленных выстрелов.</w:t>
+      </w:r>
+    </w:p>
+    <w:p>
+      <w:pPr>
+        <w:rPr>
+          <w:b/>
+          <w:i/>
+          <w:lang w:val="en-US"/>
+        </w:rPr>
+      </w:pPr>
+      <w:r>
+        <w:rPr>
+          <w:b/>
+          <w:i/>
+          <w:lang w:val="en-US"/>
+        </w:rPr>
+        <w:t>Hive Drift</w:t>
+      </w:r>
+    </w:p>
+    <w:p>
+      <w:pPr>
+        <w:rPr>
+          <w:i/>
+          <w:lang w:val="en-US"/>
+        </w:rPr>
+      </w:pPr>
+      <w:r>
+        <w:rPr>
+          <w:i/>
+          <w:lang w:val="en-US"/>
+        </w:rPr>
+        <w:t>Basic enemies</w:t>
+      </w:r>
+    </w:p>
+    <w:p>
+      <w:pPr>
+        <w:pStyle w:val="a5"/>
+        <w:numPr>
+          <w:ilvl w:val="0"/>
+          <w:numId w:val="2"/>
+        </w:numPr>
+        <w:rPr>
+          <w:lang w:val="en-US"/>
+        </w:rPr>
+      </w:pPr>
+      <w:r>
+        <w:rPr>
+          <w:lang w:val="en-US"/>
+        </w:rPr>
+        <w:t>Gnaw - Shotgun</w:t>
+      </w:r>
+    </w:p>
+    <w:p>
+      <w:pPr>
+        <w:pStyle w:val="a5"/>
+      </w:pPr>
+      <w:r>
+        <w:t>Агрессивный преследователь. Стремится сблизить</w:t>
+      </w:r>
+      <w:r>
+        <w:t>ся и становится опасным в упор.</w:t>
+      </w:r>
+    </w:p>
+    <w:p>
+      <w:pPr>
+        <w:pStyle w:val="a5"/>
+        <w:numPr>
+          <w:ilvl w:val="0"/>
+          <w:numId w:val="2"/>
+        </w:numPr>
+      </w:pPr>
+      <w:r>
+        <w:t>Flicker - Cannon</w:t>
+      </w:r>
+    </w:p>
+    <w:p>
+      <w:pPr>
+        <w:pStyle w:val="a5"/>
+      </w:pPr>
+      <w:r>
+        <w:t>Двигается хаотично. Сложно попа</w:t>
+      </w:r>
+      <w:r>
+        <w:t>сть, мало ХП, постоянно мешает.</w:t>
+      </w:r>
+    </w:p>
+    <w:p>
+      <w:pPr>
+        <w:pStyle w:val="a5"/>
+        <w:numPr>
+          <w:ilvl w:val="0"/>
+          <w:numId w:val="2"/>
+        </w:numPr>
+      </w:pPr>
+      <w:r>
+        <w:t>Wisp - Missile</w:t>
+      </w:r>
+    </w:p>
+    <w:p>
+      <w:pPr>
+        <w:pStyle w:val="a5"/>
+      </w:pPr>
+      <w:r>
+        <w:t>Лёгкое давление. Заставляет двигаться</w:t>
+      </w:r>
+      <w:r>
+        <w:t>, пока другие враги сближаются.</w:t>
+      </w:r>
+    </w:p>
+    <w:p>
+      <w:pPr>
+        <w:pStyle w:val="a5"/>
+        <w:numPr>
+          <w:ilvl w:val="0"/>
+          <w:numId w:val="2"/>
+        </w:numPr>
+      </w:pPr>
+      <w:r>
+        <w:t>Mite - Mines</w:t>
+      </w:r>
+    </w:p>
+    <w:p>
+      <w:pPr>
+        <w:pStyle w:val="a5"/>
+      </w:pPr>
+      <w:r>
+        <w:t>Создаёт мины вокруг игрока</w:t>
+      </w:r>
+    </w:p>
+    <w:p>
+      <w:pPr>
+        <w:rPr>
+          <w:i/>
+        </w:rPr>
+      </w:pPr>
+      <w:r>
+        <w:rPr>
+          <w:i/>
+          <w:lang w:val="en-US"/>
+        </w:rPr>
+        <w:t>Mini</w:t>
+      </w:r>
+      <w:r>
+        <w:rPr>
+          <w:i/>
+        </w:rPr>
+        <w:t>-</w:t>
+      </w:r>
+      <w:r>
+        <w:rPr>
+          <w:i/>
+          <w:lang w:val="en-US"/>
+        </w:rPr>
+        <w:t>bosses</w:t>
+      </w:r>
+    </w:p>
+    <w:p>
+      <w:pPr>
+        <w:pStyle w:val="a5"/>
+        <w:numPr>
+          <w:ilvl w:val="0"/>
+          <w:numId w:val="2"/>
+        </w:numPr>
+        <w:rPr>
+          <w:lang w:val="en-US"/>
+        </w:rPr>
+      </w:pPr>
+      <w:r>
+        <w:rPr>
+          <w:lang w:val="en-US"/>
+        </w:rPr>
+        <w:t>Brood - Rocket Swarm</w:t>
+      </w:r>
+    </w:p>
+    <w:p>
+      <w:pPr>
+        <w:pStyle w:val="a5"/>
+      </w:pPr>
+      <w:r>
+        <w:t>Заполняет экран ракетамиб держится на расстоянии</w:t>
+      </w:r>
+    </w:p>
+    <w:p>
+      <w:pPr>
+        <w:pStyle w:val="a5"/>
+        <w:numPr>
+          <w:ilvl w:val="0"/>
+          <w:numId w:val="2"/>
+        </w:numPr>
+      </w:pPr>
+      <w:r>
+        <w:t>Seeder - Multicharge Mines + Burst Thruster</w:t>
+      </w:r>
+    </w:p>
+    <w:p>
+      <w:pPr>
+        <w:pStyle w:val="a5"/>
+      </w:pPr>
+      <w:r>
+        <w:t>Мобильный минёр. Быстро перемещается и заполняет опасные зоны ловушками.</w:t>
+      </w:r>
+    </w:p>
+    <w:p>
+      <w:pPr>
+        <w:rPr>
+          <w:i/>
+          <w:lang w:val="en-US"/>
+        </w:rPr>
+      </w:pPr>
+      <w:r>
+        <w:rPr>
+          <w:i/>
+          <w:lang w:val="en-US"/>
+        </w:rPr>
+        <w:t>Boss</w:t>
+      </w:r>
+    </w:p>
+    <w:p>
+      <w:pPr>
+        <w:pStyle w:val="a5"/>
+        <w:numPr>
+          <w:ilvl w:val="0"/>
+          <w:numId w:val="2"/>
+        </w:numPr>
+        <w:rPr>
+          <w:lang w:val="en-US"/>
+        </w:rPr>
+      </w:pPr>
+      <w:r>
+        <w:rPr>
+          <w:lang w:val="en-US"/>
+        </w:rPr>
+        <w:t xml:space="preserve">Nest - Rocket Swarm + </w:t>
+      </w:r>
+      <w:r>
+        <w:rPr>
+          <w:lang w:val="pl-PL"/>
+        </w:rPr>
+        <w:t>Nuke</w:t>
+      </w:r>
+      <w:r>
+        <w:t xml:space="preserve"> </w:t>
+      </w:r>
+      <w:r>
+        <w:rPr>
+          <w:lang w:val="en-US"/>
+        </w:rPr>
+        <w:t>+ Cloak</w:t>
+      </w:r>
+    </w:p>
+    <w:p>
+      <w:pPr>
+        <w:pStyle w:val="a5"/>
+      </w:pPr>
+      <w:r>
+        <w:t>Контролирует простр</w:t>
+      </w:r>
+      <w:r>
+        <w:t>анство и периодически исчезает</w:t>
+      </w:r>
+    </w:p>
+    <w:p>
+      <w:pPr>
+        <w:rPr>
+          <w:b/>
+          <w:i/>
+          <w:lang w:val="en-US"/>
+        </w:rPr>
+      </w:pPr>
+      <w:r>
+        <w:rPr>
+          <w:b/>
+          <w:i/>
+          <w:lang w:val="en-US"/>
+        </w:rPr>
+        <w:t>Iron Reach</w:t>
+      </w:r>
+    </w:p>
+    <w:p>
+      <w:pPr>
+        <w:rPr>
+          <w:i/>
+          <w:lang w:val="en-US"/>
+        </w:rPr>
+      </w:pPr>
+      <w:r>
+        <w:rPr>
+          <w:i/>
+          <w:lang w:val="en-US"/>
+        </w:rPr>
+        <w:t>Basic enemies</w:t>
+      </w:r>
+    </w:p>
+    <w:p>
+      <w:pPr>
+        <w:pStyle w:val="a5"/>
+        <w:numPr>
+          <w:ilvl w:val="0"/>
+          <w:numId w:val="2"/>
+        </w:numPr>
+        <w:rPr>
+          <w:lang w:val="en-US"/>
+        </w:rPr>
+      </w:pPr>
+      <w:r>
+        <w:rPr>
+          <w:lang w:val="en-US"/>
+        </w:rPr>
+        <w:t>Hull - Cannon</w:t>
+      </w:r>
+    </w:p>
+    <w:p>
+      <w:pPr>
+        <w:pStyle w:val="a5"/>
+      </w:pPr>
+      <w:r>
+        <w:t>Мед</w:t>
+      </w:r>
+      <w:r>
+        <w:t xml:space="preserve">ленный, с большим запасом ХП. </w:t>
+      </w:r>
+    </w:p>
+    <w:p>
+      <w:pPr>
+        <w:pStyle w:val="a5"/>
+        <w:numPr>
+          <w:ilvl w:val="0"/>
+          <w:numId w:val="2"/>
+        </w:numPr>
+      </w:pPr>
+      <w:r>
+        <w:rPr>
+          <w:lang w:val="pl-PL"/>
+        </w:rPr>
+        <w:t>Hammer</w:t>
+      </w:r>
+      <w:r>
+        <w:t xml:space="preserve"> </w:t>
+      </w:r>
+      <w:r>
+        <w:t>–</w:t>
+      </w:r>
+      <w:r>
+        <w:t xml:space="preserve"> </w:t>
+      </w:r>
+      <w:r>
+        <w:rPr>
+          <w:lang w:val="pl-PL"/>
+        </w:rPr>
+        <w:t>Ramming only</w:t>
+      </w:r>
+    </w:p>
+    <w:p>
+      <w:pPr>
+        <w:pStyle w:val="a5"/>
+      </w:pPr>
+      <w:r>
+        <w:t>Большой запас ХП, средняя скорость, идёт на таран</w:t>
+      </w:r>
+    </w:p>
+    <w:p>
+      <w:pPr>
+        <w:pStyle w:val="a5"/>
+        <w:numPr>
+          <w:ilvl w:val="0"/>
+          <w:numId w:val="2"/>
+        </w:numPr>
+      </w:pPr>
+      <w:r>
+        <w:t xml:space="preserve">Coil </w:t>
+      </w:r>
+      <w:r>
+        <w:t>–</w:t>
+      </w:r>
+      <w:r>
+        <w:t xml:space="preserve"> Tesla</w:t>
+      </w:r>
+    </w:p>
+    <w:p>
+      <w:pPr>
+        <w:pStyle w:val="a5"/>
+      </w:pPr>
+      <w:r>
+        <w:t>Средняя дистанция, фокус на пробивание щитов</w:t>
+      </w:r>
+    </w:p>
+    <w:p>
+      <w:pPr>
+        <w:pStyle w:val="a5"/>
+        <w:numPr>
+          <w:ilvl w:val="0"/>
+          <w:numId w:val="2"/>
+        </w:numPr>
+      </w:pPr>
+      <w:r>
+        <w:t xml:space="preserve">Spear - </w:t>
+      </w:r>
+      <w:r>
+        <w:rPr>
+          <w:lang w:val="pl-PL"/>
+        </w:rPr>
+        <w:t>Railgun</w:t>
+      </w:r>
+    </w:p>
+    <w:p>
+      <w:pPr>
+        <w:pStyle w:val="a5"/>
+      </w:pPr>
+      <w:r>
+        <w:t xml:space="preserve">Опасный дальнобойный противник. </w:t>
+      </w:r>
+    </w:p>
+    <w:p>
+      <w:pPr>
+        <w:rPr>
+          <w:i/>
+          <w:lang w:val="de-DE"/>
+        </w:rPr>
+      </w:pPr>
+      <w:r>
+        <w:rPr>
+          <w:i/>
+          <w:lang w:val="de-DE"/>
+        </w:rPr>
+        <w:t>Mini-bosses</w:t>
+      </w:r>
+    </w:p>
+    <w:p>
+      <w:pPr>
+        <w:pStyle w:val="a5"/>
+        <w:numPr>
+          <w:ilvl w:val="0"/>
+          <w:numId w:val="2"/>
+        </w:numPr>
+        <w:rPr>
+          <w:lang w:val="de-DE"/>
+        </w:rPr>
+      </w:pPr>
+      <w:r>
+        <w:rPr>
+          <w:lang w:val="de-DE"/>
+        </w:rPr>
+        <w:t>Warden - Railgun + Drift Brake</w:t>
+      </w:r>
+    </w:p>
+    <w:p>
+      <w:pPr>
+        <w:pStyle w:val="a5"/>
+      </w:pPr>
+      <w:r>
+        <w:t>Замедляется</w:t>
+      </w:r>
+      <w:r>
+        <w:t xml:space="preserve"> для точного выстрела, затем наносит очень </w:t>
+      </w:r>
+      <w:r>
+        <w:t>сильный</w:t>
+      </w:r>
+      <w:r>
+        <w:t xml:space="preserve"> удар. </w:t>
+      </w:r>
+    </w:p>
+    <w:p>
+      <w:pPr>
+        <w:pStyle w:val="a5"/>
+        <w:numPr>
+          <w:ilvl w:val="0"/>
+          <w:numId w:val="2"/>
+        </w:numPr>
+      </w:pPr>
+      <w:r>
+        <w:t>Cinder - Behemoth Rifle + Phase Shunt</w:t>
+      </w:r>
+    </w:p>
+    <w:p>
+      <w:pPr>
+        <w:pStyle w:val="a5"/>
+      </w:pPr>
+      <w:r>
+        <w:t>Проходит сквозь угрозы, затем наносит мощный урон. Очень опасен, если его игнорировать.</w:t>
+      </w:r>
+    </w:p>
+    <w:p>
+      <w:pPr>
+        <w:rPr>
+          <w:i/>
+          <w:lang w:val="en-US"/>
+        </w:rPr>
+      </w:pPr>
+      <w:r>
+        <w:rPr>
+          <w:i/>
+          <w:lang w:val="en-US"/>
+        </w:rPr>
+        <w:t>Boss</w:t>
+      </w:r>
+    </w:p>
+    <w:p>
+      <w:pPr>
+        <w:pStyle w:val="a5"/>
+        <w:numPr>
+          <w:ilvl w:val="0"/>
+          <w:numId w:val="2"/>
+        </w:numPr>
+        <w:rPr>
+          <w:lang w:val="en-US"/>
+        </w:rPr>
+      </w:pPr>
+      <w:r>
+        <w:rPr>
+          <w:lang w:val="en-US"/>
+        </w:rPr>
+        <w:t>Dreadnought</w:t>
+      </w:r>
+      <w:r>
+        <w:rPr>
+          <w:lang w:val="en-US"/>
+        </w:rPr>
+        <w:t xml:space="preserve"> - Particle Accelerator + 2</w:t>
+      </w:r>
+      <w:r>
+        <w:rPr>
+          <w:lang w:val="pl-PL"/>
+        </w:rPr>
+        <w:t>x Cannon</w:t>
+      </w:r>
+    </w:p>
+    <w:p>
+      <w:pPr>
+        <w:pStyle w:val="a5"/>
+      </w:pPr>
+      <w:r>
+        <w:t>Чистая боевая мощь</w:t>
+      </w:r>
+    </w:p>
+    <w:p>
+      <w:pPr>
+        <w:rPr>
+          <w:b/>
+          <w:i/>
+          <w:lang w:val="en-US"/>
+        </w:rPr>
+      </w:pPr>
+      <w:r>
+        <w:rPr>
+          <w:b/>
+          <w:i/>
+          <w:lang w:val="en-US"/>
+        </w:rPr>
+        <w:lastRenderedPageBreak/>
+        <w:t>Storm Verge</w:t>
+      </w:r>
+    </w:p>
+    <w:p>
+      <w:pPr>
+        <w:rPr>
+          <w:i/>
+          <w:lang w:val="en-US"/>
+        </w:rPr>
+      </w:pPr>
+      <w:r>
+        <w:rPr>
+          <w:i/>
+          <w:lang w:val="en-US"/>
+        </w:rPr>
+        <w:t>Basic enemies</w:t>
+      </w:r>
+    </w:p>
+    <w:p>
+      <w:pPr>
+        <w:pStyle w:val="a5"/>
+        <w:numPr>
+          <w:ilvl w:val="0"/>
+          <w:numId w:val="2"/>
+        </w:numPr>
+        <w:rPr>
+          <w:lang w:val="en-US"/>
+        </w:rPr>
+      </w:pPr>
+      <w:r>
+        <w:rPr>
+          <w:lang w:val="en-US"/>
+        </w:rPr>
+        <w:t>Zap - Tesla</w:t>
+      </w:r>
+    </w:p>
+    <w:p>
+      <w:pPr>
+        <w:pStyle w:val="a5"/>
+      </w:pPr>
+      <w:r>
+        <w:t>Противник с эффектом прерывания. Низк</w:t>
+      </w:r>
+      <w:r>
+        <w:t>ий урон, но сбивает ритм.</w:t>
+      </w:r>
+    </w:p>
+    <w:p>
+      <w:pPr>
+        <w:pStyle w:val="a5"/>
+        <w:numPr>
+          <w:ilvl w:val="0"/>
+          <w:numId w:val="2"/>
+        </w:numPr>
+      </w:pPr>
+      <w:r>
+        <w:t>Tick - Cannon</w:t>
+      </w:r>
+    </w:p>
+    <w:p>
+      <w:pPr>
+        <w:pStyle w:val="a5"/>
+      </w:pPr>
+      <w:r>
+        <w:t>Постоянный слабый уро</w:t>
+      </w:r>
+      <w:r>
+        <w:t>н. Поддерживает общее давление.</w:t>
+      </w:r>
+    </w:p>
+    <w:p>
+      <w:pPr>
+        <w:pStyle w:val="a5"/>
+        <w:numPr>
+          <w:ilvl w:val="0"/>
+          <w:numId w:val="2"/>
+        </w:numPr>
+      </w:pPr>
+      <w:r>
+        <w:t>Shade - Shotgun</w:t>
+      </w:r>
+    </w:p>
+    <w:p>
+      <w:pPr>
+        <w:pStyle w:val="a5"/>
+      </w:pPr>
+      <w:r>
+        <w:t>Средняя дистанция, фокус на добивание</w:t>
+      </w:r>
+    </w:p>
+    <w:p>
+      <w:pPr>
+        <w:pStyle w:val="a5"/>
+        <w:numPr>
+          <w:ilvl w:val="0"/>
+          <w:numId w:val="2"/>
+        </w:numPr>
+      </w:pPr>
+      <w:r>
+        <w:t>Bolt - Missile</w:t>
+      </w:r>
+    </w:p>
+    <w:p>
+      <w:pPr>
+        <w:pStyle w:val="a5"/>
+      </w:pPr>
+      <w:r>
+        <w:t>Постоянное давление</w:t>
+      </w:r>
+      <w:r>
+        <w:t>.</w:t>
+      </w:r>
+    </w:p>
+    <w:p>
+      <w:pPr>
+        <w:rPr>
+          <w:i/>
+          <w:lang w:val="en-US"/>
+        </w:rPr>
+      </w:pPr>
+      <w:r>
+        <w:rPr>
+          <w:i/>
+          <w:lang w:val="en-US"/>
+        </w:rPr>
+        <w:t>Mini-bosses</w:t>
+      </w:r>
+    </w:p>
+    <w:p>
+      <w:pPr>
+        <w:pStyle w:val="a5"/>
+        <w:numPr>
+          <w:ilvl w:val="0"/>
+          <w:numId w:val="2"/>
+        </w:numPr>
+        <w:rPr>
+          <w:lang w:val="en-US"/>
+        </w:rPr>
+      </w:pPr>
+      <w:r>
+        <w:rPr>
+          <w:lang w:val="en-US"/>
+        </w:rPr>
+        <w:t>Storm - Tesla + Shock Field</w:t>
+      </w:r>
+    </w:p>
+    <w:p>
+      <w:pPr>
+        <w:pStyle w:val="a5"/>
+      </w:pPr>
+      <w:r>
+        <w:t xml:space="preserve">Контроль зоны. </w:t>
+      </w:r>
+    </w:p>
+    <w:p>
+      <w:pPr>
+        <w:pStyle w:val="a5"/>
+        <w:numPr>
+          <w:ilvl w:val="0"/>
+          <w:numId w:val="2"/>
+        </w:numPr>
+      </w:pPr>
+      <w:r>
+        <w:t>Pike - Thunder Spear + Cloak</w:t>
+      </w:r>
+    </w:p>
+    <w:p>
+      <w:pPr>
+        <w:pStyle w:val="a5"/>
+        <w:rPr>
+          <w:lang w:val="en-US"/>
+        </w:rPr>
+      </w:pPr>
+      <w:r>
+        <w:t>Фокусируется на цели, исчезает и резко атакует. Опасный</w:t>
+      </w:r>
+      <w:r>
+        <w:rPr>
+          <w:lang w:val="en-US"/>
+        </w:rPr>
+        <w:t xml:space="preserve"> «</w:t>
+      </w:r>
+      <w:r>
+        <w:t>ассасин</w:t>
+      </w:r>
+      <w:r>
+        <w:rPr>
+          <w:lang w:val="en-US"/>
+        </w:rPr>
+        <w:t>».</w:t>
+      </w:r>
+    </w:p>
+    <w:p>
+      <w:pPr>
+        <w:rPr>
+          <w:lang w:val="en-US"/>
+        </w:rPr>
+      </w:pPr>
+    </w:p>
+    <w:p>
+      <w:pPr>
+        <w:rPr>
+          <w:i/>
+          <w:lang w:val="en-US"/>
+        </w:rPr>
+      </w:pPr>
+      <w:r>
+        <w:rPr>
+          <w:i/>
+          <w:lang w:val="en-US"/>
+        </w:rPr>
+        <w:t>Boss</w:t>
+      </w:r>
+    </w:p>
+    <w:p>
+      <w:pPr>
+        <w:pStyle w:val="a5"/>
+        <w:rPr>
+          <w:lang w:val="en-US"/>
+        </w:rPr>
+      </w:pPr>
+      <w:r>
+        <w:rPr>
+          <w:lang w:val="en-US"/>
+        </w:rPr>
+        <w:t>Tempest - Thunder Spear + Shock Field + Jammer</w:t>
+      </w:r>
+    </w:p>
+    <w:p>
+      <w:pPr>
+        <w:pStyle w:val="a5"/>
+        <w:numPr>
+          <w:ilvl w:val="0"/>
+          <w:numId w:val="2"/>
+        </w:numPr>
+      </w:pPr>
+      <w:r>
+        <w:t xml:space="preserve">Сочетает точечное давление, контроль зоны и сбивание наведения. Вынуждает постоянно </w:t>
+      </w:r>
+      <w:r>
+        <w:t>двигаться</w:t>
+      </w:r>
+      <w:r>
+        <w:t>.</w:t>
+      </w:r>
+    </w:p>
     <w:sectPr>
       <w:pgSz w:w="11906" w:h="16838"/>
       <w:pgMar w:top="1134" w:right="850" w:bottom="1134" w:left="1701" w:header="708" w:footer="708" w:gutter="0"/>
@@ -2355,6 +3893,216 @@
     </w:sectPr>
   </w:body>
 </w:document>
+</file>
+
+<file path=word/numbering.xml><?xml version="1.0" encoding="utf-8"?>
+<w:numbering xmlns:wpc="http://schemas.microsoft.com/office/word/2010/wordprocessingCanvas" xmlns:mc="http://schemas.openxmlformats.org/markup-compatibility/2006" xmlns:o="urn:schemas-microsoft-com:office:office" xmlns:r="http://schemas.openxmlformats.org/officeDocument/2006/relationships" xmlns:m="http://schemas.openxmlformats.org/officeDocument/2006/math" xmlns:v="urn:schemas-microsoft-com:vml" xmlns:wp14="http://schemas.microsoft.com/office/word/2010/wordprocessingDrawing" xmlns:wp="http://schemas.openxmlformats.org/drawingml/2006/wordprocessingDrawing" xmlns:w10="urn:schemas-microsoft-com:office:word" xmlns:w="http://schemas.openxmlformats.org/wordprocessingml/2006/main" xmlns:w14="http://schemas.microsoft.com/office/word/2010/wordml" xmlns:w15="http://schemas.microsoft.com/office/word/2012/wordml" xmlns:wpg="http://schemas.microsoft.com/office/word/2010/wordprocessingGroup" xmlns:wpi="http://schemas.microsoft.com/office/word/2010/wordprocessingInk" xmlns:wne="http://schemas.microsoft.com/office/word/2006/wordml" xmlns:wps="http://schemas.microsoft.com/office/word/2010/wordprocessingShape" mc:Ignorable="w14 w15 wp14">
+  <w:abstractNum w:abstractNumId="0" w15:restartNumberingAfterBreak="0">
+    <w:nsid w:val="03642FB3"/>
+    <w:multiLevelType w:val="hybridMultilevel"/>
+    <w:tmpl w:val="3970C5A6"/>
+    <w:lvl w:ilvl="0" w:tplc="0419000F">
+      <w:start w:val="1"/>
+      <w:numFmt w:val="decimal"/>
+      <w:lvlText w:val="%1."/>
+      <w:lvlJc w:val="left"/>
+      <w:pPr>
+        <w:ind w:left="720" w:hanging="360"/>
+      </w:pPr>
+    </w:lvl>
+    <w:lvl w:ilvl="1" w:tplc="04190019" w:tentative="1">
+      <w:start w:val="1"/>
+      <w:numFmt w:val="lowerLetter"/>
+      <w:lvlText w:val="%2."/>
+      <w:lvlJc w:val="left"/>
+      <w:pPr>
+        <w:ind w:left="1440" w:hanging="360"/>
+      </w:pPr>
+    </w:lvl>
+    <w:lvl w:ilvl="2" w:tplc="0419001B" w:tentative="1">
+      <w:start w:val="1"/>
+      <w:numFmt w:val="lowerRoman"/>
+      <w:lvlText w:val="%3."/>
+      <w:lvlJc w:val="right"/>
+      <w:pPr>
+        <w:ind w:left="2160" w:hanging="180"/>
+      </w:pPr>
+    </w:lvl>
+    <w:lvl w:ilvl="3" w:tplc="0419000F" w:tentative="1">
+      <w:start w:val="1"/>
+      <w:numFmt w:val="decimal"/>
+      <w:lvlText w:val="%4."/>
+      <w:lvlJc w:val="left"/>
+      <w:pPr>
+        <w:ind w:left="2880" w:hanging="360"/>
+      </w:pPr>
+    </w:lvl>
+    <w:lvl w:ilvl="4" w:tplc="04190019" w:tentative="1">
+      <w:start w:val="1"/>
+      <w:numFmt w:val="lowerLetter"/>
+      <w:lvlText w:val="%5."/>
+      <w:lvlJc w:val="left"/>
+      <w:pPr>
+        <w:ind w:left="3600" w:hanging="360"/>
+      </w:pPr>
+    </w:lvl>
+    <w:lvl w:ilvl="5" w:tplc="0419001B" w:tentative="1">
+      <w:start w:val="1"/>
+      <w:numFmt w:val="lowerRoman"/>
+      <w:lvlText w:val="%6."/>
+      <w:lvlJc w:val="right"/>
+      <w:pPr>
+        <w:ind w:left="4320" w:hanging="180"/>
+      </w:pPr>
+    </w:lvl>
+    <w:lvl w:ilvl="6" w:tplc="0419000F" w:tentative="1">
+      <w:start w:val="1"/>
+      <w:numFmt w:val="decimal"/>
+      <w:lvlText w:val="%7."/>
+      <w:lvlJc w:val="left"/>
+      <w:pPr>
+        <w:ind w:left="5040" w:hanging="360"/>
+      </w:pPr>
+    </w:lvl>
+    <w:lvl w:ilvl="7" w:tplc="04190019" w:tentative="1">
+      <w:start w:val="1"/>
+      <w:numFmt w:val="lowerLetter"/>
+      <w:lvlText w:val="%8."/>
+      <w:lvlJc w:val="left"/>
+      <w:pPr>
+        <w:ind w:left="5760" w:hanging="360"/>
+      </w:pPr>
+    </w:lvl>
+    <w:lvl w:ilvl="8" w:tplc="0419001B" w:tentative="1">
+      <w:start w:val="1"/>
+      <w:numFmt w:val="lowerRoman"/>
+      <w:lvlText w:val="%9."/>
+      <w:lvlJc w:val="right"/>
+      <w:pPr>
+        <w:ind w:left="6480" w:hanging="180"/>
+      </w:pPr>
+    </w:lvl>
+  </w:abstractNum>
+  <w:abstractNum w:abstractNumId="1" w15:restartNumberingAfterBreak="0">
+    <w:nsid w:val="3217572F"/>
+    <w:multiLevelType w:val="hybridMultilevel"/>
+    <w:tmpl w:val="2D907C2A"/>
+    <w:lvl w:ilvl="0" w:tplc="04190001">
+      <w:start w:val="1"/>
+      <w:numFmt w:val="bullet"/>
+      <w:lvlText w:val=""/>
+      <w:lvlJc w:val="left"/>
+      <w:pPr>
+        <w:ind w:left="720" w:hanging="360"/>
+      </w:pPr>
+      <w:rPr>
+        <w:rFonts w:ascii="Symbol" w:hAnsi="Symbol" w:hint="default"/>
+      </w:rPr>
+    </w:lvl>
+    <w:lvl w:ilvl="1" w:tplc="04190003" w:tentative="1">
+      <w:start w:val="1"/>
+      <w:numFmt w:val="bullet"/>
+      <w:lvlText w:val="o"/>
+      <w:lvlJc w:val="left"/>
+      <w:pPr>
+        <w:ind w:left="1440" w:hanging="360"/>
+      </w:pPr>
+      <w:rPr>
+        <w:rFonts w:ascii="Courier New" w:hAnsi="Courier New" w:cs="Courier New" w:hint="default"/>
+      </w:rPr>
+    </w:lvl>
+    <w:lvl w:ilvl="2" w:tplc="04190005" w:tentative="1">
+      <w:start w:val="1"/>
+      <w:numFmt w:val="bullet"/>
+      <w:lvlText w:val=""/>
+      <w:lvlJc w:val="left"/>
+      <w:pPr>
+        <w:ind w:left="2160" w:hanging="360"/>
+      </w:pPr>
+      <w:rPr>
+        <w:rFonts w:ascii="Wingdings" w:hAnsi="Wingdings" w:hint="default"/>
+      </w:rPr>
+    </w:lvl>
+    <w:lvl w:ilvl="3" w:tplc="04190001" w:tentative="1">
+      <w:start w:val="1"/>
+      <w:numFmt w:val="bullet"/>
+      <w:lvlText w:val=""/>
+      <w:lvlJc w:val="left"/>
+      <w:pPr>
+        <w:ind w:left="2880" w:hanging="360"/>
+      </w:pPr>
+      <w:rPr>
+        <w:rFonts w:ascii="Symbol" w:hAnsi="Symbol" w:hint="default"/>
+      </w:rPr>
+    </w:lvl>
+    <w:lvl w:ilvl="4" w:tplc="04190003" w:tentative="1">
+      <w:start w:val="1"/>
+      <w:numFmt w:val="bullet"/>
+      <w:lvlText w:val="o"/>
+      <w:lvlJc w:val="left"/>
+      <w:pPr>
+        <w:ind w:left="3600" w:hanging="360"/>
+      </w:pPr>
+      <w:rPr>
+        <w:rFonts w:ascii="Courier New" w:hAnsi="Courier New" w:cs="Courier New" w:hint="default"/>
+      </w:rPr>
+    </w:lvl>
+    <w:lvl w:ilvl="5" w:tplc="04190005" w:tentative="1">
+      <w:start w:val="1"/>
+      <w:numFmt w:val="bullet"/>
+      <w:lvlText w:val=""/>
+      <w:lvlJc w:val="left"/>
+      <w:pPr>
+        <w:ind w:left="4320" w:hanging="360"/>
+      </w:pPr>
+      <w:rPr>
+        <w:rFonts w:ascii="Wingdings" w:hAnsi="Wingdings" w:hint="default"/>
+      </w:rPr>
+    </w:lvl>
+    <w:lvl w:ilvl="6" w:tplc="04190001" w:tentative="1">
+      <w:start w:val="1"/>
+      <w:numFmt w:val="bullet"/>
+      <w:lvlText w:val=""/>
+      <w:lvlJc w:val="left"/>
+      <w:pPr>
+        <w:ind w:left="5040" w:hanging="360"/>
+      </w:pPr>
+      <w:rPr>
+        <w:rFonts w:ascii="Symbol" w:hAnsi="Symbol" w:hint="default"/>
+      </w:rPr>
+    </w:lvl>
+    <w:lvl w:ilvl="7" w:tplc="04190003" w:tentative="1">
+      <w:start w:val="1"/>
+      <w:numFmt w:val="bullet"/>
+      <w:lvlText w:val="o"/>
+      <w:lvlJc w:val="left"/>
+      <w:pPr>
+        <w:ind w:left="5760" w:hanging="360"/>
+      </w:pPr>
+      <w:rPr>
+        <w:rFonts w:ascii="Courier New" w:hAnsi="Courier New" w:cs="Courier New" w:hint="default"/>
+      </w:rPr>
+    </w:lvl>
+    <w:lvl w:ilvl="8" w:tplc="04190005" w:tentative="1">
+      <w:start w:val="1"/>
+      <w:numFmt w:val="bullet"/>
+      <w:lvlText w:val=""/>
+      <w:lvlJc w:val="left"/>
+      <w:pPr>
+        <w:ind w:left="6480" w:hanging="360"/>
+      </w:pPr>
+      <w:rPr>
+        <w:rFonts w:ascii="Wingdings" w:hAnsi="Wingdings" w:hint="default"/>
+      </w:rPr>
+    </w:lvl>
+  </w:abstractNum>
+  <w:num w:numId="1">
+    <w:abstractNumId w:val="0"/>
+  </w:num>
+  <w:num w:numId="2">
+    <w:abstractNumId w:val="1"/>
+  </w:num>
+</w:numbering>
 </file>
 
 <file path=word/styles.xml><?xml version="1.0" encoding="utf-8"?>
@@ -2898,6 +4646,17 @@
       <w:u w:val="single"/>
     </w:rPr>
   </w:style>
+  <w:style w:type="paragraph" w:styleId="a5">
+    <w:name w:val="List Paragraph"/>
+    <w:basedOn w:val="a"/>
+    <w:uiPriority w:val="34"/>
+    <w:qFormat/>
+    <w:rsid w:val="00454015"/>
+    <w:pPr>
+      <w:ind w:left="720"/>
+      <w:contextualSpacing/>
+    </w:pPr>
+  </w:style>
 </w:styles>
 </file>
 
@@ -3167,7 +4926,7 @@
 </file>
 
 <file path=customXml/itemProps1.xml><?xml version="1.0" encoding="utf-8"?>
-<ds:datastoreItem xmlns:ds="http://schemas.openxmlformats.org/officeDocument/2006/customXml" ds:itemID="{80840DE0-9DAB-43EA-BAB9-05F5A1AFE038}">
+<ds:datastoreItem xmlns:ds="http://schemas.openxmlformats.org/officeDocument/2006/customXml" ds:itemID="{CC24645D-E8A1-454A-B1DB-1D5955E7C66B}">
   <ds:schemaRefs>
     <ds:schemaRef ds:uri="http://schemas.openxmlformats.org/officeDocument/2006/bibliography"/>
   </ds:schemaRefs>

--- a/Assets/Docs.docx
+++ b/Assets/Docs.docx
@@ -6,6 +6,7 @@
       <w:pPr>
         <w:jc w:val="center"/>
         <w:rPr>
+          <w:rFonts w:asciiTheme="majorHAnsi" w:hAnsiTheme="majorHAnsi" w:cstheme="majorHAnsi"/>
           <w:b/>
           <w:sz w:val="48"/>
           <w:szCs w:val="48"/>
@@ -13,6 +14,7 @@
       </w:pPr>
       <w:r>
         <w:rPr>
+          <w:rFonts w:asciiTheme="majorHAnsi" w:hAnsiTheme="majorHAnsi" w:cstheme="majorHAnsi"/>
           <w:b/>
           <w:sz w:val="48"/>
           <w:szCs w:val="48"/>
@@ -21,6 +23,7 @@
       </w:r>
       <w:r>
         <w:rPr>
+          <w:rFonts w:asciiTheme="majorHAnsi" w:hAnsiTheme="majorHAnsi" w:cstheme="majorHAnsi"/>
           <w:b/>
           <w:sz w:val="48"/>
           <w:szCs w:val="48"/>
@@ -29,6 +32,7 @@
       </w:r>
       <w:r>
         <w:rPr>
+          <w:rFonts w:asciiTheme="majorHAnsi" w:hAnsiTheme="majorHAnsi" w:cstheme="majorHAnsi"/>
           <w:b/>
           <w:sz w:val="48"/>
           <w:szCs w:val="48"/>
@@ -39,7 +43,7 @@
     <w:sdt>
       <w:sdtPr>
         <w:rPr>
-          <w:rFonts w:asciiTheme="minorHAnsi" w:eastAsiaTheme="minorHAnsi" w:hAnsiTheme="minorHAnsi" w:cstheme="minorBidi"/>
+          <w:rFonts w:eastAsiaTheme="minorHAnsi" w:cstheme="majorHAnsi"/>
           <w:b w:val="0"/>
           <w:sz w:val="22"/>
           <w:szCs w:val="22"/>
@@ -60,8 +64,14 @@
         <w:p>
           <w:pPr>
             <w:pStyle w:val="a3"/>
+            <w:rPr>
+              <w:rFonts w:cstheme="majorHAnsi"/>
+            </w:rPr>
           </w:pPr>
           <w:r>
+            <w:rPr>
+              <w:rFonts w:cstheme="majorHAnsi"/>
+            </w:rPr>
             <w:t>Оглавление</w:t>
           </w:r>
         </w:p>
@@ -72,13 +82,14 @@
               <w:tab w:val="right" w:leader="dot" w:pos="9345"/>
             </w:tabs>
             <w:rPr>
-              <w:rFonts w:eastAsiaTheme="minorEastAsia"/>
+              <w:rFonts w:asciiTheme="majorHAnsi" w:eastAsiaTheme="minorEastAsia" w:hAnsiTheme="majorHAnsi" w:cstheme="majorHAnsi"/>
               <w:noProof/>
               <w:lang w:eastAsia="ru-RU"/>
             </w:rPr>
           </w:pPr>
           <w:r>
             <w:rPr>
+              <w:rFonts w:asciiTheme="majorHAnsi" w:hAnsiTheme="majorHAnsi" w:cstheme="majorHAnsi"/>
               <w:b/>
               <w:bCs/>
             </w:rPr>
@@ -86,6 +97,7 @@
           </w:r>
           <w:r>
             <w:rPr>
+              <w:rFonts w:asciiTheme="majorHAnsi" w:hAnsiTheme="majorHAnsi" w:cstheme="majorHAnsi"/>
               <w:b/>
               <w:bCs/>
             </w:rPr>
@@ -93,6 +105,7 @@
           </w:r>
           <w:r>
             <w:rPr>
+              <w:rFonts w:asciiTheme="majorHAnsi" w:hAnsiTheme="majorHAnsi" w:cstheme="majorHAnsi"/>
               <w:b/>
               <w:bCs/>
             </w:rPr>
@@ -102,12 +115,14 @@
             <w:r>
               <w:rPr>
                 <w:rStyle w:val="a4"/>
+                <w:rFonts w:asciiTheme="majorHAnsi" w:hAnsiTheme="majorHAnsi" w:cstheme="majorHAnsi"/>
                 <w:noProof/>
               </w:rPr>
               <w:t>Общие сведения</w:t>
             </w:r>
             <w:r>
               <w:rPr>
+                <w:rFonts w:asciiTheme="majorHAnsi" w:hAnsiTheme="majorHAnsi" w:cstheme="majorHAnsi"/>
                 <w:noProof/>
                 <w:webHidden/>
               </w:rPr>
@@ -115,6 +130,7 @@
             </w:r>
             <w:r>
               <w:rPr>
+                <w:rFonts w:asciiTheme="majorHAnsi" w:hAnsiTheme="majorHAnsi" w:cstheme="majorHAnsi"/>
                 <w:noProof/>
                 <w:webHidden/>
               </w:rPr>
@@ -122,6 +138,7 @@
             </w:r>
             <w:r>
               <w:rPr>
+                <w:rFonts w:asciiTheme="majorHAnsi" w:hAnsiTheme="majorHAnsi" w:cstheme="majorHAnsi"/>
                 <w:noProof/>
                 <w:webHidden/>
               </w:rPr>
@@ -129,12 +146,14 @@
             </w:r>
             <w:r>
               <w:rPr>
-                <w:noProof/>
-                <w:webHidden/>
-              </w:rPr>
-            </w:r>
-            <w:r>
-              <w:rPr>
+                <w:rFonts w:asciiTheme="majorHAnsi" w:hAnsiTheme="majorHAnsi" w:cstheme="majorHAnsi"/>
+                <w:noProof/>
+                <w:webHidden/>
+              </w:rPr>
+            </w:r>
+            <w:r>
+              <w:rPr>
+                <w:rFonts w:asciiTheme="majorHAnsi" w:hAnsiTheme="majorHAnsi" w:cstheme="majorHAnsi"/>
                 <w:noProof/>
                 <w:webHidden/>
               </w:rPr>
@@ -142,6 +161,7 @@
             </w:r>
             <w:r>
               <w:rPr>
+                <w:rFonts w:asciiTheme="majorHAnsi" w:hAnsiTheme="majorHAnsi" w:cstheme="majorHAnsi"/>
                 <w:noProof/>
                 <w:webHidden/>
               </w:rPr>
@@ -149,6 +169,7 @@
             </w:r>
             <w:r>
               <w:rPr>
+                <w:rFonts w:asciiTheme="majorHAnsi" w:hAnsiTheme="majorHAnsi" w:cstheme="majorHAnsi"/>
                 <w:noProof/>
                 <w:webHidden/>
               </w:rPr>
@@ -163,7 +184,7 @@
               <w:tab w:val="right" w:leader="dot" w:pos="9345"/>
             </w:tabs>
             <w:rPr>
-              <w:rFonts w:eastAsiaTheme="minorEastAsia"/>
+              <w:rFonts w:asciiTheme="majorHAnsi" w:eastAsiaTheme="minorEastAsia" w:hAnsiTheme="majorHAnsi" w:cstheme="majorHAnsi"/>
               <w:noProof/>
               <w:lang w:eastAsia="ru-RU"/>
             </w:rPr>
@@ -172,12 +193,14 @@
             <w:r>
               <w:rPr>
                 <w:rStyle w:val="a4"/>
+                <w:rFonts w:asciiTheme="majorHAnsi" w:hAnsiTheme="majorHAnsi" w:cstheme="majorHAnsi"/>
                 <w:noProof/>
               </w:rPr>
               <w:t>Жанр</w:t>
             </w:r>
             <w:r>
               <w:rPr>
+                <w:rFonts w:asciiTheme="majorHAnsi" w:hAnsiTheme="majorHAnsi" w:cstheme="majorHAnsi"/>
                 <w:noProof/>
                 <w:webHidden/>
               </w:rPr>
@@ -185,6 +208,7 @@
             </w:r>
             <w:r>
               <w:rPr>
+                <w:rFonts w:asciiTheme="majorHAnsi" w:hAnsiTheme="majorHAnsi" w:cstheme="majorHAnsi"/>
                 <w:noProof/>
                 <w:webHidden/>
               </w:rPr>
@@ -192,6 +216,7 @@
             </w:r>
             <w:r>
               <w:rPr>
+                <w:rFonts w:asciiTheme="majorHAnsi" w:hAnsiTheme="majorHAnsi" w:cstheme="majorHAnsi"/>
                 <w:noProof/>
                 <w:webHidden/>
               </w:rPr>
@@ -199,12 +224,14 @@
             </w:r>
             <w:r>
               <w:rPr>
-                <w:noProof/>
-                <w:webHidden/>
-              </w:rPr>
-            </w:r>
-            <w:r>
-              <w:rPr>
+                <w:rFonts w:asciiTheme="majorHAnsi" w:hAnsiTheme="majorHAnsi" w:cstheme="majorHAnsi"/>
+                <w:noProof/>
+                <w:webHidden/>
+              </w:rPr>
+            </w:r>
+            <w:r>
+              <w:rPr>
+                <w:rFonts w:asciiTheme="majorHAnsi" w:hAnsiTheme="majorHAnsi" w:cstheme="majorHAnsi"/>
                 <w:noProof/>
                 <w:webHidden/>
               </w:rPr>
@@ -212,6 +239,7 @@
             </w:r>
             <w:r>
               <w:rPr>
+                <w:rFonts w:asciiTheme="majorHAnsi" w:hAnsiTheme="majorHAnsi" w:cstheme="majorHAnsi"/>
                 <w:noProof/>
                 <w:webHidden/>
               </w:rPr>
@@ -219,6 +247,7 @@
             </w:r>
             <w:r>
               <w:rPr>
+                <w:rFonts w:asciiTheme="majorHAnsi" w:hAnsiTheme="majorHAnsi" w:cstheme="majorHAnsi"/>
                 <w:noProof/>
                 <w:webHidden/>
               </w:rPr>
@@ -233,7 +262,7 @@
               <w:tab w:val="right" w:leader="dot" w:pos="9345"/>
             </w:tabs>
             <w:rPr>
-              <w:rFonts w:eastAsiaTheme="minorEastAsia"/>
+              <w:rFonts w:asciiTheme="majorHAnsi" w:eastAsiaTheme="minorEastAsia" w:hAnsiTheme="majorHAnsi" w:cstheme="majorHAnsi"/>
               <w:noProof/>
               <w:lang w:eastAsia="ru-RU"/>
             </w:rPr>
@@ -242,12 +271,14 @@
             <w:r>
               <w:rPr>
                 <w:rStyle w:val="a4"/>
+                <w:rFonts w:asciiTheme="majorHAnsi" w:hAnsiTheme="majorHAnsi" w:cstheme="majorHAnsi"/>
                 <w:noProof/>
               </w:rPr>
               <w:t>Тематика</w:t>
             </w:r>
             <w:r>
               <w:rPr>
+                <w:rFonts w:asciiTheme="majorHAnsi" w:hAnsiTheme="majorHAnsi" w:cstheme="majorHAnsi"/>
                 <w:noProof/>
                 <w:webHidden/>
               </w:rPr>
@@ -255,6 +286,7 @@
             </w:r>
             <w:r>
               <w:rPr>
+                <w:rFonts w:asciiTheme="majorHAnsi" w:hAnsiTheme="majorHAnsi" w:cstheme="majorHAnsi"/>
                 <w:noProof/>
                 <w:webHidden/>
               </w:rPr>
@@ -262,6 +294,7 @@
             </w:r>
             <w:r>
               <w:rPr>
+                <w:rFonts w:asciiTheme="majorHAnsi" w:hAnsiTheme="majorHAnsi" w:cstheme="majorHAnsi"/>
                 <w:noProof/>
                 <w:webHidden/>
               </w:rPr>
@@ -269,12 +302,14 @@
             </w:r>
             <w:r>
               <w:rPr>
-                <w:noProof/>
-                <w:webHidden/>
-              </w:rPr>
-            </w:r>
-            <w:r>
-              <w:rPr>
+                <w:rFonts w:asciiTheme="majorHAnsi" w:hAnsiTheme="majorHAnsi" w:cstheme="majorHAnsi"/>
+                <w:noProof/>
+                <w:webHidden/>
+              </w:rPr>
+            </w:r>
+            <w:r>
+              <w:rPr>
+                <w:rFonts w:asciiTheme="majorHAnsi" w:hAnsiTheme="majorHAnsi" w:cstheme="majorHAnsi"/>
                 <w:noProof/>
                 <w:webHidden/>
               </w:rPr>
@@ -282,6 +317,7 @@
             </w:r>
             <w:r>
               <w:rPr>
+                <w:rFonts w:asciiTheme="majorHAnsi" w:hAnsiTheme="majorHAnsi" w:cstheme="majorHAnsi"/>
                 <w:noProof/>
                 <w:webHidden/>
               </w:rPr>
@@ -289,6 +325,7 @@
             </w:r>
             <w:r>
               <w:rPr>
+                <w:rFonts w:asciiTheme="majorHAnsi" w:hAnsiTheme="majorHAnsi" w:cstheme="majorHAnsi"/>
                 <w:noProof/>
                 <w:webHidden/>
               </w:rPr>
@@ -303,7 +340,7 @@
               <w:tab w:val="right" w:leader="dot" w:pos="9345"/>
             </w:tabs>
             <w:rPr>
-              <w:rFonts w:eastAsiaTheme="minorEastAsia"/>
+              <w:rFonts w:asciiTheme="majorHAnsi" w:eastAsiaTheme="minorEastAsia" w:hAnsiTheme="majorHAnsi" w:cstheme="majorHAnsi"/>
               <w:noProof/>
               <w:lang w:eastAsia="ru-RU"/>
             </w:rPr>
@@ -312,6 +349,7 @@
             <w:r>
               <w:rPr>
                 <w:rStyle w:val="a4"/>
+                <w:rFonts w:asciiTheme="majorHAnsi" w:hAnsiTheme="majorHAnsi" w:cstheme="majorHAnsi"/>
                 <w:noProof/>
               </w:rPr>
               <w:t>Название</w:t>
@@ -319,6 +357,7 @@
             <w:r>
               <w:rPr>
                 <w:rStyle w:val="a4"/>
+                <w:rFonts w:asciiTheme="majorHAnsi" w:hAnsiTheme="majorHAnsi" w:cstheme="majorHAnsi"/>
                 <w:noProof/>
                 <w:lang w:val="en-US"/>
               </w:rPr>
@@ -326,6 +365,7 @@
             </w:r>
             <w:r>
               <w:rPr>
+                <w:rFonts w:asciiTheme="majorHAnsi" w:hAnsiTheme="majorHAnsi" w:cstheme="majorHAnsi"/>
                 <w:noProof/>
                 <w:webHidden/>
               </w:rPr>
@@ -333,6 +373,7 @@
             </w:r>
             <w:r>
               <w:rPr>
+                <w:rFonts w:asciiTheme="majorHAnsi" w:hAnsiTheme="majorHAnsi" w:cstheme="majorHAnsi"/>
                 <w:noProof/>
                 <w:webHidden/>
               </w:rPr>
@@ -340,6 +381,7 @@
             </w:r>
             <w:r>
               <w:rPr>
+                <w:rFonts w:asciiTheme="majorHAnsi" w:hAnsiTheme="majorHAnsi" w:cstheme="majorHAnsi"/>
                 <w:noProof/>
                 <w:webHidden/>
               </w:rPr>
@@ -347,12 +389,14 @@
             </w:r>
             <w:r>
               <w:rPr>
-                <w:noProof/>
-                <w:webHidden/>
-              </w:rPr>
-            </w:r>
-            <w:r>
-              <w:rPr>
+                <w:rFonts w:asciiTheme="majorHAnsi" w:hAnsiTheme="majorHAnsi" w:cstheme="majorHAnsi"/>
+                <w:noProof/>
+                <w:webHidden/>
+              </w:rPr>
+            </w:r>
+            <w:r>
+              <w:rPr>
+                <w:rFonts w:asciiTheme="majorHAnsi" w:hAnsiTheme="majorHAnsi" w:cstheme="majorHAnsi"/>
                 <w:noProof/>
                 <w:webHidden/>
               </w:rPr>
@@ -360,6 +404,7 @@
             </w:r>
             <w:r>
               <w:rPr>
+                <w:rFonts w:asciiTheme="majorHAnsi" w:hAnsiTheme="majorHAnsi" w:cstheme="majorHAnsi"/>
                 <w:noProof/>
                 <w:webHidden/>
               </w:rPr>
@@ -367,6 +412,7 @@
             </w:r>
             <w:r>
               <w:rPr>
+                <w:rFonts w:asciiTheme="majorHAnsi" w:hAnsiTheme="majorHAnsi" w:cstheme="majorHAnsi"/>
                 <w:noProof/>
                 <w:webHidden/>
               </w:rPr>
@@ -381,7 +427,7 @@
               <w:tab w:val="right" w:leader="dot" w:pos="9345"/>
             </w:tabs>
             <w:rPr>
-              <w:rFonts w:eastAsiaTheme="minorEastAsia"/>
+              <w:rFonts w:asciiTheme="majorHAnsi" w:eastAsiaTheme="minorEastAsia" w:hAnsiTheme="majorHAnsi" w:cstheme="majorHAnsi"/>
               <w:noProof/>
               <w:lang w:eastAsia="ru-RU"/>
             </w:rPr>
@@ -390,12 +436,14 @@
             <w:r>
               <w:rPr>
                 <w:rStyle w:val="a4"/>
+                <w:rFonts w:asciiTheme="majorHAnsi" w:hAnsiTheme="majorHAnsi" w:cstheme="majorHAnsi"/>
                 <w:noProof/>
               </w:rPr>
               <w:t>Движок</w:t>
             </w:r>
             <w:r>
               <w:rPr>
+                <w:rFonts w:asciiTheme="majorHAnsi" w:hAnsiTheme="majorHAnsi" w:cstheme="majorHAnsi"/>
                 <w:noProof/>
                 <w:webHidden/>
               </w:rPr>
@@ -403,6 +451,7 @@
             </w:r>
             <w:r>
               <w:rPr>
+                <w:rFonts w:asciiTheme="majorHAnsi" w:hAnsiTheme="majorHAnsi" w:cstheme="majorHAnsi"/>
                 <w:noProof/>
                 <w:webHidden/>
               </w:rPr>
@@ -410,6 +459,7 @@
             </w:r>
             <w:r>
               <w:rPr>
+                <w:rFonts w:asciiTheme="majorHAnsi" w:hAnsiTheme="majorHAnsi" w:cstheme="majorHAnsi"/>
                 <w:noProof/>
                 <w:webHidden/>
               </w:rPr>
@@ -417,12 +467,14 @@
             </w:r>
             <w:r>
               <w:rPr>
-                <w:noProof/>
-                <w:webHidden/>
-              </w:rPr>
-            </w:r>
-            <w:r>
-              <w:rPr>
+                <w:rFonts w:asciiTheme="majorHAnsi" w:hAnsiTheme="majorHAnsi" w:cstheme="majorHAnsi"/>
+                <w:noProof/>
+                <w:webHidden/>
+              </w:rPr>
+            </w:r>
+            <w:r>
+              <w:rPr>
+                <w:rFonts w:asciiTheme="majorHAnsi" w:hAnsiTheme="majorHAnsi" w:cstheme="majorHAnsi"/>
                 <w:noProof/>
                 <w:webHidden/>
               </w:rPr>
@@ -430,6 +482,7 @@
             </w:r>
             <w:r>
               <w:rPr>
+                <w:rFonts w:asciiTheme="majorHAnsi" w:hAnsiTheme="majorHAnsi" w:cstheme="majorHAnsi"/>
                 <w:noProof/>
                 <w:webHidden/>
               </w:rPr>
@@ -437,6 +490,7 @@
             </w:r>
             <w:r>
               <w:rPr>
+                <w:rFonts w:asciiTheme="majorHAnsi" w:hAnsiTheme="majorHAnsi" w:cstheme="majorHAnsi"/>
                 <w:noProof/>
                 <w:webHidden/>
               </w:rPr>
@@ -451,7 +505,7 @@
               <w:tab w:val="right" w:leader="dot" w:pos="9345"/>
             </w:tabs>
             <w:rPr>
-              <w:rFonts w:eastAsiaTheme="minorEastAsia"/>
+              <w:rFonts w:asciiTheme="majorHAnsi" w:eastAsiaTheme="minorEastAsia" w:hAnsiTheme="majorHAnsi" w:cstheme="majorHAnsi"/>
               <w:noProof/>
               <w:lang w:eastAsia="ru-RU"/>
             </w:rPr>
@@ -460,12 +514,14 @@
             <w:r>
               <w:rPr>
                 <w:rStyle w:val="a4"/>
+                <w:rFonts w:asciiTheme="majorHAnsi" w:hAnsiTheme="majorHAnsi" w:cstheme="majorHAnsi"/>
                 <w:noProof/>
               </w:rPr>
               <w:t>Платформы</w:t>
             </w:r>
             <w:r>
               <w:rPr>
+                <w:rFonts w:asciiTheme="majorHAnsi" w:hAnsiTheme="majorHAnsi" w:cstheme="majorHAnsi"/>
                 <w:noProof/>
                 <w:webHidden/>
               </w:rPr>
@@ -473,6 +529,7 @@
             </w:r>
             <w:r>
               <w:rPr>
+                <w:rFonts w:asciiTheme="majorHAnsi" w:hAnsiTheme="majorHAnsi" w:cstheme="majorHAnsi"/>
                 <w:noProof/>
                 <w:webHidden/>
               </w:rPr>
@@ -480,6 +537,7 @@
             </w:r>
             <w:r>
               <w:rPr>
+                <w:rFonts w:asciiTheme="majorHAnsi" w:hAnsiTheme="majorHAnsi" w:cstheme="majorHAnsi"/>
                 <w:noProof/>
                 <w:webHidden/>
               </w:rPr>
@@ -487,12 +545,14 @@
             </w:r>
             <w:r>
               <w:rPr>
-                <w:noProof/>
-                <w:webHidden/>
-              </w:rPr>
-            </w:r>
-            <w:r>
-              <w:rPr>
+                <w:rFonts w:asciiTheme="majorHAnsi" w:hAnsiTheme="majorHAnsi" w:cstheme="majorHAnsi"/>
+                <w:noProof/>
+                <w:webHidden/>
+              </w:rPr>
+            </w:r>
+            <w:r>
+              <w:rPr>
+                <w:rFonts w:asciiTheme="majorHAnsi" w:hAnsiTheme="majorHAnsi" w:cstheme="majorHAnsi"/>
                 <w:noProof/>
                 <w:webHidden/>
               </w:rPr>
@@ -500,6 +560,7 @@
             </w:r>
             <w:r>
               <w:rPr>
+                <w:rFonts w:asciiTheme="majorHAnsi" w:hAnsiTheme="majorHAnsi" w:cstheme="majorHAnsi"/>
                 <w:noProof/>
                 <w:webHidden/>
               </w:rPr>
@@ -507,6 +568,7 @@
             </w:r>
             <w:r>
               <w:rPr>
+                <w:rFonts w:asciiTheme="majorHAnsi" w:hAnsiTheme="majorHAnsi" w:cstheme="majorHAnsi"/>
                 <w:noProof/>
                 <w:webHidden/>
               </w:rPr>
@@ -521,7 +583,7 @@
               <w:tab w:val="right" w:leader="dot" w:pos="9345"/>
             </w:tabs>
             <w:rPr>
-              <w:rFonts w:eastAsiaTheme="minorEastAsia"/>
+              <w:rFonts w:asciiTheme="majorHAnsi" w:eastAsiaTheme="minorEastAsia" w:hAnsiTheme="majorHAnsi" w:cstheme="majorHAnsi"/>
               <w:noProof/>
               <w:lang w:eastAsia="ru-RU"/>
             </w:rPr>
@@ -530,12 +592,14 @@
             <w:r>
               <w:rPr>
                 <w:rStyle w:val="a4"/>
+                <w:rFonts w:asciiTheme="majorHAnsi" w:hAnsiTheme="majorHAnsi" w:cstheme="majorHAnsi"/>
                 <w:noProof/>
               </w:rPr>
               <w:t>Общий сюжет</w:t>
             </w:r>
             <w:r>
               <w:rPr>
+                <w:rFonts w:asciiTheme="majorHAnsi" w:hAnsiTheme="majorHAnsi" w:cstheme="majorHAnsi"/>
                 <w:noProof/>
                 <w:webHidden/>
               </w:rPr>
@@ -543,6 +607,7 @@
             </w:r>
             <w:r>
               <w:rPr>
+                <w:rFonts w:asciiTheme="majorHAnsi" w:hAnsiTheme="majorHAnsi" w:cstheme="majorHAnsi"/>
                 <w:noProof/>
                 <w:webHidden/>
               </w:rPr>
@@ -550,6 +615,7 @@
             </w:r>
             <w:r>
               <w:rPr>
+                <w:rFonts w:asciiTheme="majorHAnsi" w:hAnsiTheme="majorHAnsi" w:cstheme="majorHAnsi"/>
                 <w:noProof/>
                 <w:webHidden/>
               </w:rPr>
@@ -557,12 +623,14 @@
             </w:r>
             <w:r>
               <w:rPr>
-                <w:noProof/>
-                <w:webHidden/>
-              </w:rPr>
-            </w:r>
-            <w:r>
-              <w:rPr>
+                <w:rFonts w:asciiTheme="majorHAnsi" w:hAnsiTheme="majorHAnsi" w:cstheme="majorHAnsi"/>
+                <w:noProof/>
+                <w:webHidden/>
+              </w:rPr>
+            </w:r>
+            <w:r>
+              <w:rPr>
+                <w:rFonts w:asciiTheme="majorHAnsi" w:hAnsiTheme="majorHAnsi" w:cstheme="majorHAnsi"/>
                 <w:noProof/>
                 <w:webHidden/>
               </w:rPr>
@@ -570,6 +638,7 @@
             </w:r>
             <w:r>
               <w:rPr>
+                <w:rFonts w:asciiTheme="majorHAnsi" w:hAnsiTheme="majorHAnsi" w:cstheme="majorHAnsi"/>
                 <w:noProof/>
                 <w:webHidden/>
               </w:rPr>
@@ -577,6 +646,7 @@
             </w:r>
             <w:r>
               <w:rPr>
+                <w:rFonts w:asciiTheme="majorHAnsi" w:hAnsiTheme="majorHAnsi" w:cstheme="majorHAnsi"/>
                 <w:noProof/>
                 <w:webHidden/>
               </w:rPr>
@@ -591,7 +661,7 @@
               <w:tab w:val="right" w:leader="dot" w:pos="9345"/>
             </w:tabs>
             <w:rPr>
-              <w:rFonts w:eastAsiaTheme="minorEastAsia"/>
+              <w:rFonts w:asciiTheme="majorHAnsi" w:eastAsiaTheme="minorEastAsia" w:hAnsiTheme="majorHAnsi" w:cstheme="majorHAnsi"/>
               <w:noProof/>
               <w:lang w:eastAsia="ru-RU"/>
             </w:rPr>
@@ -600,12 +670,14 @@
             <w:r>
               <w:rPr>
                 <w:rStyle w:val="a4"/>
+                <w:rFonts w:asciiTheme="majorHAnsi" w:hAnsiTheme="majorHAnsi" w:cstheme="majorHAnsi"/>
                 <w:noProof/>
               </w:rPr>
               <w:t>Геймплей</w:t>
             </w:r>
             <w:r>
               <w:rPr>
+                <w:rFonts w:asciiTheme="majorHAnsi" w:hAnsiTheme="majorHAnsi" w:cstheme="majorHAnsi"/>
                 <w:noProof/>
                 <w:webHidden/>
               </w:rPr>
@@ -613,6 +685,7 @@
             </w:r>
             <w:r>
               <w:rPr>
+                <w:rFonts w:asciiTheme="majorHAnsi" w:hAnsiTheme="majorHAnsi" w:cstheme="majorHAnsi"/>
                 <w:noProof/>
                 <w:webHidden/>
               </w:rPr>
@@ -620,6 +693,7 @@
             </w:r>
             <w:r>
               <w:rPr>
+                <w:rFonts w:asciiTheme="majorHAnsi" w:hAnsiTheme="majorHAnsi" w:cstheme="majorHAnsi"/>
                 <w:noProof/>
                 <w:webHidden/>
               </w:rPr>
@@ -627,12 +701,14 @@
             </w:r>
             <w:r>
               <w:rPr>
-                <w:noProof/>
-                <w:webHidden/>
-              </w:rPr>
-            </w:r>
-            <w:r>
-              <w:rPr>
+                <w:rFonts w:asciiTheme="majorHAnsi" w:hAnsiTheme="majorHAnsi" w:cstheme="majorHAnsi"/>
+                <w:noProof/>
+                <w:webHidden/>
+              </w:rPr>
+            </w:r>
+            <w:r>
+              <w:rPr>
+                <w:rFonts w:asciiTheme="majorHAnsi" w:hAnsiTheme="majorHAnsi" w:cstheme="majorHAnsi"/>
                 <w:noProof/>
                 <w:webHidden/>
               </w:rPr>
@@ -640,6 +716,7 @@
             </w:r>
             <w:r>
               <w:rPr>
+                <w:rFonts w:asciiTheme="majorHAnsi" w:hAnsiTheme="majorHAnsi" w:cstheme="majorHAnsi"/>
                 <w:noProof/>
                 <w:webHidden/>
               </w:rPr>
@@ -647,6 +724,7 @@
             </w:r>
             <w:r>
               <w:rPr>
+                <w:rFonts w:asciiTheme="majorHAnsi" w:hAnsiTheme="majorHAnsi" w:cstheme="majorHAnsi"/>
                 <w:noProof/>
                 <w:webHidden/>
               </w:rPr>
@@ -661,7 +739,7 @@
               <w:tab w:val="right" w:leader="dot" w:pos="9345"/>
             </w:tabs>
             <w:rPr>
-              <w:rFonts w:eastAsiaTheme="minorEastAsia"/>
+              <w:rFonts w:asciiTheme="majorHAnsi" w:eastAsiaTheme="minorEastAsia" w:hAnsiTheme="majorHAnsi" w:cstheme="majorHAnsi"/>
               <w:noProof/>
               <w:lang w:eastAsia="ru-RU"/>
             </w:rPr>
@@ -670,12 +748,14 @@
             <w:r>
               <w:rPr>
                 <w:rStyle w:val="a4"/>
+                <w:rFonts w:asciiTheme="majorHAnsi" w:hAnsiTheme="majorHAnsi" w:cstheme="majorHAnsi"/>
                 <w:noProof/>
               </w:rPr>
               <w:t>Функциональные требования:</w:t>
             </w:r>
             <w:r>
               <w:rPr>
+                <w:rFonts w:asciiTheme="majorHAnsi" w:hAnsiTheme="majorHAnsi" w:cstheme="majorHAnsi"/>
                 <w:noProof/>
                 <w:webHidden/>
               </w:rPr>
@@ -683,6 +763,7 @@
             </w:r>
             <w:r>
               <w:rPr>
+                <w:rFonts w:asciiTheme="majorHAnsi" w:hAnsiTheme="majorHAnsi" w:cstheme="majorHAnsi"/>
                 <w:noProof/>
                 <w:webHidden/>
               </w:rPr>
@@ -690,6 +771,7 @@
             </w:r>
             <w:r>
               <w:rPr>
+                <w:rFonts w:asciiTheme="majorHAnsi" w:hAnsiTheme="majorHAnsi" w:cstheme="majorHAnsi"/>
                 <w:noProof/>
                 <w:webHidden/>
               </w:rPr>
@@ -697,12 +779,14 @@
             </w:r>
             <w:r>
               <w:rPr>
-                <w:noProof/>
-                <w:webHidden/>
-              </w:rPr>
-            </w:r>
-            <w:r>
-              <w:rPr>
+                <w:rFonts w:asciiTheme="majorHAnsi" w:hAnsiTheme="majorHAnsi" w:cstheme="majorHAnsi"/>
+                <w:noProof/>
+                <w:webHidden/>
+              </w:rPr>
+            </w:r>
+            <w:r>
+              <w:rPr>
+                <w:rFonts w:asciiTheme="majorHAnsi" w:hAnsiTheme="majorHAnsi" w:cstheme="majorHAnsi"/>
                 <w:noProof/>
                 <w:webHidden/>
               </w:rPr>
@@ -710,6 +794,7 @@
             </w:r>
             <w:r>
               <w:rPr>
+                <w:rFonts w:asciiTheme="majorHAnsi" w:hAnsiTheme="majorHAnsi" w:cstheme="majorHAnsi"/>
                 <w:noProof/>
                 <w:webHidden/>
               </w:rPr>
@@ -717,6 +802,7 @@
             </w:r>
             <w:r>
               <w:rPr>
+                <w:rFonts w:asciiTheme="majorHAnsi" w:hAnsiTheme="majorHAnsi" w:cstheme="majorHAnsi"/>
                 <w:noProof/>
                 <w:webHidden/>
               </w:rPr>
@@ -731,7 +817,7 @@
               <w:tab w:val="right" w:leader="dot" w:pos="9345"/>
             </w:tabs>
             <w:rPr>
-              <w:rFonts w:eastAsiaTheme="minorEastAsia"/>
+              <w:rFonts w:asciiTheme="majorHAnsi" w:eastAsiaTheme="minorEastAsia" w:hAnsiTheme="majorHAnsi" w:cstheme="majorHAnsi"/>
               <w:noProof/>
               <w:lang w:eastAsia="ru-RU"/>
             </w:rPr>
@@ -740,12 +826,14 @@
             <w:r>
               <w:rPr>
                 <w:rStyle w:val="a4"/>
+                <w:rFonts w:asciiTheme="majorHAnsi" w:hAnsiTheme="majorHAnsi" w:cstheme="majorHAnsi"/>
                 <w:noProof/>
               </w:rPr>
               <w:t>Нефункциональные требования</w:t>
             </w:r>
             <w:r>
               <w:rPr>
+                <w:rFonts w:asciiTheme="majorHAnsi" w:hAnsiTheme="majorHAnsi" w:cstheme="majorHAnsi"/>
                 <w:noProof/>
                 <w:webHidden/>
               </w:rPr>
@@ -753,6 +841,7 @@
             </w:r>
             <w:r>
               <w:rPr>
+                <w:rFonts w:asciiTheme="majorHAnsi" w:hAnsiTheme="majorHAnsi" w:cstheme="majorHAnsi"/>
                 <w:noProof/>
                 <w:webHidden/>
               </w:rPr>
@@ -760,6 +849,7 @@
             </w:r>
             <w:r>
               <w:rPr>
+                <w:rFonts w:asciiTheme="majorHAnsi" w:hAnsiTheme="majorHAnsi" w:cstheme="majorHAnsi"/>
                 <w:noProof/>
                 <w:webHidden/>
               </w:rPr>
@@ -767,12 +857,14 @@
             </w:r>
             <w:r>
               <w:rPr>
-                <w:noProof/>
-                <w:webHidden/>
-              </w:rPr>
-            </w:r>
-            <w:r>
-              <w:rPr>
+                <w:rFonts w:asciiTheme="majorHAnsi" w:hAnsiTheme="majorHAnsi" w:cstheme="majorHAnsi"/>
+                <w:noProof/>
+                <w:webHidden/>
+              </w:rPr>
+            </w:r>
+            <w:r>
+              <w:rPr>
+                <w:rFonts w:asciiTheme="majorHAnsi" w:hAnsiTheme="majorHAnsi" w:cstheme="majorHAnsi"/>
                 <w:noProof/>
                 <w:webHidden/>
               </w:rPr>
@@ -780,6 +872,7 @@
             </w:r>
             <w:r>
               <w:rPr>
+                <w:rFonts w:asciiTheme="majorHAnsi" w:hAnsiTheme="majorHAnsi" w:cstheme="majorHAnsi"/>
                 <w:noProof/>
                 <w:webHidden/>
               </w:rPr>
@@ -787,6 +880,7 @@
             </w:r>
             <w:r>
               <w:rPr>
+                <w:rFonts w:asciiTheme="majorHAnsi" w:hAnsiTheme="majorHAnsi" w:cstheme="majorHAnsi"/>
                 <w:noProof/>
                 <w:webHidden/>
               </w:rPr>
@@ -801,7 +895,7 @@
               <w:tab w:val="right" w:leader="dot" w:pos="9345"/>
             </w:tabs>
             <w:rPr>
-              <w:rFonts w:eastAsiaTheme="minorEastAsia"/>
+              <w:rFonts w:asciiTheme="majorHAnsi" w:eastAsiaTheme="minorEastAsia" w:hAnsiTheme="majorHAnsi" w:cstheme="majorHAnsi"/>
               <w:noProof/>
               <w:lang w:eastAsia="ru-RU"/>
             </w:rPr>
@@ -810,12 +904,14 @@
             <w:r>
               <w:rPr>
                 <w:rStyle w:val="a4"/>
+                <w:rFonts w:asciiTheme="majorHAnsi" w:hAnsiTheme="majorHAnsi" w:cstheme="majorHAnsi"/>
                 <w:noProof/>
               </w:rPr>
               <w:t>Контент</w:t>
             </w:r>
             <w:r>
               <w:rPr>
+                <w:rFonts w:asciiTheme="majorHAnsi" w:hAnsiTheme="majorHAnsi" w:cstheme="majorHAnsi"/>
                 <w:noProof/>
                 <w:webHidden/>
               </w:rPr>
@@ -823,6 +919,7 @@
             </w:r>
             <w:r>
               <w:rPr>
+                <w:rFonts w:asciiTheme="majorHAnsi" w:hAnsiTheme="majorHAnsi" w:cstheme="majorHAnsi"/>
                 <w:noProof/>
                 <w:webHidden/>
               </w:rPr>
@@ -830,6 +927,7 @@
             </w:r>
             <w:r>
               <w:rPr>
+                <w:rFonts w:asciiTheme="majorHAnsi" w:hAnsiTheme="majorHAnsi" w:cstheme="majorHAnsi"/>
                 <w:noProof/>
                 <w:webHidden/>
               </w:rPr>
@@ -837,12 +935,14 @@
             </w:r>
             <w:r>
               <w:rPr>
-                <w:noProof/>
-                <w:webHidden/>
-              </w:rPr>
-            </w:r>
-            <w:r>
-              <w:rPr>
+                <w:rFonts w:asciiTheme="majorHAnsi" w:hAnsiTheme="majorHAnsi" w:cstheme="majorHAnsi"/>
+                <w:noProof/>
+                <w:webHidden/>
+              </w:rPr>
+            </w:r>
+            <w:r>
+              <w:rPr>
+                <w:rFonts w:asciiTheme="majorHAnsi" w:hAnsiTheme="majorHAnsi" w:cstheme="majorHAnsi"/>
                 <w:noProof/>
                 <w:webHidden/>
               </w:rPr>
@@ -850,6 +950,7 @@
             </w:r>
             <w:r>
               <w:rPr>
+                <w:rFonts w:asciiTheme="majorHAnsi" w:hAnsiTheme="majorHAnsi" w:cstheme="majorHAnsi"/>
                 <w:noProof/>
                 <w:webHidden/>
               </w:rPr>
@@ -857,6 +958,7 @@
             </w:r>
             <w:r>
               <w:rPr>
+                <w:rFonts w:asciiTheme="majorHAnsi" w:hAnsiTheme="majorHAnsi" w:cstheme="majorHAnsi"/>
                 <w:noProof/>
                 <w:webHidden/>
               </w:rPr>
@@ -871,7 +973,7 @@
               <w:tab w:val="right" w:leader="dot" w:pos="9345"/>
             </w:tabs>
             <w:rPr>
-              <w:rFonts w:eastAsiaTheme="minorEastAsia"/>
+              <w:rFonts w:asciiTheme="majorHAnsi" w:eastAsiaTheme="minorEastAsia" w:hAnsiTheme="majorHAnsi" w:cstheme="majorHAnsi"/>
               <w:noProof/>
               <w:lang w:eastAsia="ru-RU"/>
             </w:rPr>
@@ -880,12 +982,14 @@
             <w:r>
               <w:rPr>
                 <w:rStyle w:val="a4"/>
+                <w:rFonts w:asciiTheme="majorHAnsi" w:hAnsiTheme="majorHAnsi" w:cstheme="majorHAnsi"/>
                 <w:noProof/>
               </w:rPr>
               <w:t>Оружие</w:t>
             </w:r>
             <w:r>
               <w:rPr>
+                <w:rFonts w:asciiTheme="majorHAnsi" w:hAnsiTheme="majorHAnsi" w:cstheme="majorHAnsi"/>
                 <w:noProof/>
                 <w:webHidden/>
               </w:rPr>
@@ -893,6 +997,7 @@
             </w:r>
             <w:r>
               <w:rPr>
+                <w:rFonts w:asciiTheme="majorHAnsi" w:hAnsiTheme="majorHAnsi" w:cstheme="majorHAnsi"/>
                 <w:noProof/>
                 <w:webHidden/>
               </w:rPr>
@@ -900,6 +1005,7 @@
             </w:r>
             <w:r>
               <w:rPr>
+                <w:rFonts w:asciiTheme="majorHAnsi" w:hAnsiTheme="majorHAnsi" w:cstheme="majorHAnsi"/>
                 <w:noProof/>
                 <w:webHidden/>
               </w:rPr>
@@ -907,12 +1013,14 @@
             </w:r>
             <w:r>
               <w:rPr>
-                <w:noProof/>
-                <w:webHidden/>
-              </w:rPr>
-            </w:r>
-            <w:r>
-              <w:rPr>
+                <w:rFonts w:asciiTheme="majorHAnsi" w:hAnsiTheme="majorHAnsi" w:cstheme="majorHAnsi"/>
+                <w:noProof/>
+                <w:webHidden/>
+              </w:rPr>
+            </w:r>
+            <w:r>
+              <w:rPr>
+                <w:rFonts w:asciiTheme="majorHAnsi" w:hAnsiTheme="majorHAnsi" w:cstheme="majorHAnsi"/>
                 <w:noProof/>
                 <w:webHidden/>
               </w:rPr>
@@ -920,6 +1028,7 @@
             </w:r>
             <w:r>
               <w:rPr>
+                <w:rFonts w:asciiTheme="majorHAnsi" w:hAnsiTheme="majorHAnsi" w:cstheme="majorHAnsi"/>
                 <w:noProof/>
                 <w:webHidden/>
               </w:rPr>
@@ -927,6 +1036,7 @@
             </w:r>
             <w:r>
               <w:rPr>
+                <w:rFonts w:asciiTheme="majorHAnsi" w:hAnsiTheme="majorHAnsi" w:cstheme="majorHAnsi"/>
                 <w:noProof/>
                 <w:webHidden/>
               </w:rPr>
@@ -941,7 +1051,7 @@
               <w:tab w:val="right" w:leader="dot" w:pos="9345"/>
             </w:tabs>
             <w:rPr>
-              <w:rFonts w:eastAsiaTheme="minorEastAsia"/>
+              <w:rFonts w:asciiTheme="majorHAnsi" w:eastAsiaTheme="minorEastAsia" w:hAnsiTheme="majorHAnsi" w:cstheme="majorHAnsi"/>
               <w:noProof/>
               <w:lang w:eastAsia="ru-RU"/>
             </w:rPr>
@@ -950,12 +1060,14 @@
             <w:r>
               <w:rPr>
                 <w:rStyle w:val="a4"/>
+                <w:rFonts w:asciiTheme="majorHAnsi" w:hAnsiTheme="majorHAnsi" w:cstheme="majorHAnsi"/>
                 <w:noProof/>
               </w:rPr>
               <w:t>Модули</w:t>
             </w:r>
             <w:r>
               <w:rPr>
+                <w:rFonts w:asciiTheme="majorHAnsi" w:hAnsiTheme="majorHAnsi" w:cstheme="majorHAnsi"/>
                 <w:noProof/>
                 <w:webHidden/>
               </w:rPr>
@@ -963,6 +1075,7 @@
             </w:r>
             <w:r>
               <w:rPr>
+                <w:rFonts w:asciiTheme="majorHAnsi" w:hAnsiTheme="majorHAnsi" w:cstheme="majorHAnsi"/>
                 <w:noProof/>
                 <w:webHidden/>
               </w:rPr>
@@ -970,6 +1083,7 @@
             </w:r>
             <w:r>
               <w:rPr>
+                <w:rFonts w:asciiTheme="majorHAnsi" w:hAnsiTheme="majorHAnsi" w:cstheme="majorHAnsi"/>
                 <w:noProof/>
                 <w:webHidden/>
               </w:rPr>
@@ -977,12 +1091,14 @@
             </w:r>
             <w:r>
               <w:rPr>
-                <w:noProof/>
-                <w:webHidden/>
-              </w:rPr>
-            </w:r>
-            <w:r>
-              <w:rPr>
+                <w:rFonts w:asciiTheme="majorHAnsi" w:hAnsiTheme="majorHAnsi" w:cstheme="majorHAnsi"/>
+                <w:noProof/>
+                <w:webHidden/>
+              </w:rPr>
+            </w:r>
+            <w:r>
+              <w:rPr>
+                <w:rFonts w:asciiTheme="majorHAnsi" w:hAnsiTheme="majorHAnsi" w:cstheme="majorHAnsi"/>
                 <w:noProof/>
                 <w:webHidden/>
               </w:rPr>
@@ -990,6 +1106,7 @@
             </w:r>
             <w:r>
               <w:rPr>
+                <w:rFonts w:asciiTheme="majorHAnsi" w:hAnsiTheme="majorHAnsi" w:cstheme="majorHAnsi"/>
                 <w:noProof/>
                 <w:webHidden/>
               </w:rPr>
@@ -997,6 +1114,7 @@
             </w:r>
             <w:r>
               <w:rPr>
+                <w:rFonts w:asciiTheme="majorHAnsi" w:hAnsiTheme="majorHAnsi" w:cstheme="majorHAnsi"/>
                 <w:noProof/>
                 <w:webHidden/>
               </w:rPr>
@@ -1011,7 +1129,7 @@
               <w:tab w:val="right" w:leader="dot" w:pos="9345"/>
             </w:tabs>
             <w:rPr>
-              <w:rFonts w:eastAsiaTheme="minorEastAsia"/>
+              <w:rFonts w:asciiTheme="majorHAnsi" w:eastAsiaTheme="minorEastAsia" w:hAnsiTheme="majorHAnsi" w:cstheme="majorHAnsi"/>
               <w:noProof/>
               <w:lang w:eastAsia="ru-RU"/>
             </w:rPr>
@@ -1020,12 +1138,14 @@
             <w:r>
               <w:rPr>
                 <w:rStyle w:val="a4"/>
+                <w:rFonts w:asciiTheme="majorHAnsi" w:hAnsiTheme="majorHAnsi" w:cstheme="majorHAnsi"/>
                 <w:noProof/>
               </w:rPr>
               <w:t>Враги</w:t>
             </w:r>
             <w:r>
               <w:rPr>
+                <w:rFonts w:asciiTheme="majorHAnsi" w:hAnsiTheme="majorHAnsi" w:cstheme="majorHAnsi"/>
                 <w:noProof/>
                 <w:webHidden/>
               </w:rPr>
@@ -1033,6 +1153,7 @@
             </w:r>
             <w:r>
               <w:rPr>
+                <w:rFonts w:asciiTheme="majorHAnsi" w:hAnsiTheme="majorHAnsi" w:cstheme="majorHAnsi"/>
                 <w:noProof/>
                 <w:webHidden/>
               </w:rPr>
@@ -1040,6 +1161,7 @@
             </w:r>
             <w:r>
               <w:rPr>
+                <w:rFonts w:asciiTheme="majorHAnsi" w:hAnsiTheme="majorHAnsi" w:cstheme="majorHAnsi"/>
                 <w:noProof/>
                 <w:webHidden/>
               </w:rPr>
@@ -1047,12 +1169,14 @@
             </w:r>
             <w:r>
               <w:rPr>
-                <w:noProof/>
-                <w:webHidden/>
-              </w:rPr>
-            </w:r>
-            <w:r>
-              <w:rPr>
+                <w:rFonts w:asciiTheme="majorHAnsi" w:hAnsiTheme="majorHAnsi" w:cstheme="majorHAnsi"/>
+                <w:noProof/>
+                <w:webHidden/>
+              </w:rPr>
+            </w:r>
+            <w:r>
+              <w:rPr>
+                <w:rFonts w:asciiTheme="majorHAnsi" w:hAnsiTheme="majorHAnsi" w:cstheme="majorHAnsi"/>
                 <w:noProof/>
                 <w:webHidden/>
               </w:rPr>
@@ -1060,6 +1184,7 @@
             </w:r>
             <w:r>
               <w:rPr>
+                <w:rFonts w:asciiTheme="majorHAnsi" w:hAnsiTheme="majorHAnsi" w:cstheme="majorHAnsi"/>
                 <w:noProof/>
                 <w:webHidden/>
               </w:rPr>
@@ -1067,6 +1192,7 @@
             </w:r>
             <w:r>
               <w:rPr>
+                <w:rFonts w:asciiTheme="majorHAnsi" w:hAnsiTheme="majorHAnsi" w:cstheme="majorHAnsi"/>
                 <w:noProof/>
                 <w:webHidden/>
               </w:rPr>
@@ -1075,8 +1201,14 @@
           </w:hyperlink>
         </w:p>
         <w:p>
+          <w:pPr>
+            <w:rPr>
+              <w:rFonts w:asciiTheme="majorHAnsi" w:hAnsiTheme="majorHAnsi" w:cstheme="majorHAnsi"/>
+            </w:rPr>
+          </w:pPr>
           <w:r>
             <w:rPr>
+              <w:rFonts w:asciiTheme="majorHAnsi" w:hAnsiTheme="majorHAnsi" w:cstheme="majorHAnsi"/>
               <w:b/>
               <w:bCs/>
             </w:rPr>
@@ -1086,43 +1218,73 @@
       </w:sdtContent>
     </w:sdt>
     <w:p>
-      <w:r>
+      <w:pPr>
+        <w:rPr>
+          <w:rFonts w:asciiTheme="majorHAnsi" w:hAnsiTheme="majorHAnsi" w:cstheme="majorHAnsi"/>
+        </w:rPr>
+      </w:pPr>
+      <w:r>
+        <w:rPr>
+          <w:rFonts w:asciiTheme="majorHAnsi" w:hAnsiTheme="majorHAnsi" w:cstheme="majorHAnsi"/>
+        </w:rPr>
         <w:br w:type="page"/>
       </w:r>
     </w:p>
     <w:p>
       <w:pPr>
         <w:pStyle w:val="1"/>
+        <w:rPr>
+          <w:rFonts w:cstheme="majorHAnsi"/>
+        </w:rPr>
       </w:pPr>
       <w:bookmarkStart w:id="0" w:name="_Toc226478108"/>
       <w:r>
+        <w:rPr>
+          <w:rFonts w:cstheme="majorHAnsi"/>
+        </w:rPr>
         <w:lastRenderedPageBreak/>
         <w:t>Общие сведения</w:t>
       </w:r>
       <w:bookmarkEnd w:id="0"/>
     </w:p>
     <w:p>
+      <w:pPr>
+        <w:rPr>
+          <w:rFonts w:asciiTheme="majorHAnsi" w:hAnsiTheme="majorHAnsi" w:cstheme="majorHAnsi"/>
+        </w:rPr>
+      </w:pPr>
       <w:bookmarkStart w:id="1" w:name="_Toc226478109"/>
       <w:r>
         <w:rPr>
           <w:rStyle w:val="20"/>
+          <w:rFonts w:cstheme="majorHAnsi"/>
         </w:rPr>
         <w:t>Жанр</w:t>
       </w:r>
       <w:bookmarkEnd w:id="1"/>
     </w:p>
     <w:p>
-      <w:r>
-        <w:rPr>
+      <w:pPr>
+        <w:rPr>
+          <w:rFonts w:asciiTheme="majorHAnsi" w:hAnsiTheme="majorHAnsi" w:cstheme="majorHAnsi"/>
+        </w:rPr>
+      </w:pPr>
+      <w:r>
+        <w:rPr>
+          <w:rFonts w:asciiTheme="majorHAnsi" w:hAnsiTheme="majorHAnsi" w:cstheme="majorHAnsi"/>
           <w:lang w:val="pl-PL"/>
         </w:rPr>
         <w:t>Roguelike</w:t>
       </w:r>
       <w:r>
+        <w:rPr>
+          <w:rFonts w:asciiTheme="majorHAnsi" w:hAnsiTheme="majorHAnsi" w:cstheme="majorHAnsi"/>
+        </w:rPr>
         <w:t xml:space="preserve">, </w:t>
       </w:r>
       <w:r>
         <w:rPr>
+          <w:rFonts w:asciiTheme="majorHAnsi" w:hAnsiTheme="majorHAnsi" w:cstheme="majorHAnsi"/>
           <w:lang w:val="pl-PL"/>
         </w:rPr>
         <w:t>Runner</w:t>
@@ -1131,15 +1293,29 @@
     <w:p>
       <w:pPr>
         <w:pStyle w:val="2"/>
+        <w:rPr>
+          <w:rFonts w:cstheme="majorHAnsi"/>
+        </w:rPr>
       </w:pPr>
       <w:bookmarkStart w:id="2" w:name="_Toc226478110"/>
       <w:r>
+        <w:rPr>
+          <w:rFonts w:cstheme="majorHAnsi"/>
+        </w:rPr>
         <w:t>Тематика</w:t>
       </w:r>
       <w:bookmarkEnd w:id="2"/>
     </w:p>
     <w:p>
-      <w:r>
+      <w:pPr>
+        <w:rPr>
+          <w:rFonts w:asciiTheme="majorHAnsi" w:hAnsiTheme="majorHAnsi" w:cstheme="majorHAnsi"/>
+        </w:rPr>
+      </w:pPr>
+      <w:r>
+        <w:rPr>
+          <w:rFonts w:asciiTheme="majorHAnsi" w:hAnsiTheme="majorHAnsi" w:cstheme="majorHAnsi"/>
+        </w:rPr>
         <w:t>космос, тепловая смерть вселенной, битва за ресурсы и энергию</w:t>
       </w:r>
     </w:p>
@@ -1147,15 +1323,20 @@
       <w:pPr>
         <w:pStyle w:val="2"/>
         <w:rPr>
+          <w:rFonts w:cstheme="majorHAnsi"/>
           <w:lang w:val="en-US"/>
         </w:rPr>
       </w:pPr>
       <w:bookmarkStart w:id="3" w:name="_Toc226478111"/>
       <w:r>
+        <w:rPr>
+          <w:rFonts w:cstheme="majorHAnsi"/>
+        </w:rPr>
         <w:t>Название</w:t>
       </w:r>
       <w:r>
         <w:rPr>
+          <w:rFonts w:cstheme="majorHAnsi"/>
           <w:lang w:val="en-US"/>
         </w:rPr>
         <w:t>:</w:t>
@@ -1165,95 +1346,98 @@
     <w:p>
       <w:pPr>
         <w:rPr>
-          <w:lang w:val="en-US"/>
-        </w:rPr>
-      </w:pPr>
-      <w:r>
-        <w:rPr>
-          <w:lang w:val="en-US"/>
-        </w:rPr>
-        <w:t>Heat</w:t>
-      </w:r>
-      <w:r>
-        <w:rPr>
-          <w:lang w:val="en-US"/>
-        </w:rPr>
-        <w:t xml:space="preserve"> </w:t>
-      </w:r>
-      <w:r>
-        <w:rPr>
-          <w:lang w:val="en-US"/>
-        </w:rPr>
-        <w:t>death</w:t>
-      </w:r>
-      <w:r>
-        <w:rPr>
-          <w:lang w:val="en-US"/>
-        </w:rPr>
-        <w:t>?</w:t>
-      </w:r>
-      <w:r>
-        <w:rPr>
-          <w:lang w:val="en-US"/>
-        </w:rPr>
-        <w:t xml:space="preserve"> Big Void?</w:t>
-      </w:r>
-      <w:r>
-        <w:rPr>
-          <w:lang w:val="en-US"/>
-        </w:rPr>
-        <w:t xml:space="preserve"> </w:t>
-      </w:r>
-    </w:p>
-    <w:p>
+          <w:rFonts w:asciiTheme="majorHAnsi" w:hAnsiTheme="majorHAnsi" w:cstheme="majorHAnsi"/>
+          <w:lang w:val="en-US"/>
+        </w:rPr>
+      </w:pPr>
+      <w:r>
+        <w:rPr>
+          <w:rFonts w:asciiTheme="majorHAnsi" w:hAnsiTheme="majorHAnsi" w:cstheme="majorHAnsi"/>
+          <w:lang w:val="en-US"/>
+        </w:rPr>
+        <w:t xml:space="preserve">Heat death? Big Void? </w:t>
+      </w:r>
+    </w:p>
+    <w:p>
+      <w:pPr>
+        <w:rPr>
+          <w:rFonts w:asciiTheme="majorHAnsi" w:hAnsiTheme="majorHAnsi" w:cstheme="majorHAnsi"/>
+        </w:rPr>
+      </w:pPr>
       <w:bookmarkStart w:id="4" w:name="_Toc226478112"/>
       <w:r>
         <w:rPr>
           <w:rStyle w:val="20"/>
+          <w:rFonts w:cstheme="majorHAnsi"/>
         </w:rPr>
         <w:t>Движок</w:t>
       </w:r>
       <w:bookmarkEnd w:id="4"/>
     </w:p>
     <w:p>
-      <w:r>
-        <w:rPr>
+      <w:pPr>
+        <w:rPr>
+          <w:rFonts w:asciiTheme="majorHAnsi" w:hAnsiTheme="majorHAnsi" w:cstheme="majorHAnsi"/>
+        </w:rPr>
+      </w:pPr>
+      <w:r>
+        <w:rPr>
+          <w:rFonts w:asciiTheme="majorHAnsi" w:hAnsiTheme="majorHAnsi" w:cstheme="majorHAnsi"/>
           <w:lang w:val="pl-PL"/>
         </w:rPr>
         <w:t>Godot</w:t>
       </w:r>
       <w:r>
+        <w:rPr>
+          <w:rFonts w:asciiTheme="majorHAnsi" w:hAnsiTheme="majorHAnsi" w:cstheme="majorHAnsi"/>
+        </w:rPr>
         <w:t xml:space="preserve"> 4.6.1</w:t>
       </w:r>
     </w:p>
     <w:p>
+      <w:pPr>
+        <w:rPr>
+          <w:rFonts w:asciiTheme="majorHAnsi" w:hAnsiTheme="majorHAnsi" w:cstheme="majorHAnsi"/>
+        </w:rPr>
+      </w:pPr>
       <w:bookmarkStart w:id="5" w:name="_Toc226478113"/>
       <w:r>
         <w:rPr>
           <w:rStyle w:val="20"/>
+          <w:rFonts w:cstheme="majorHAnsi"/>
         </w:rPr>
         <w:t>Платформы</w:t>
       </w:r>
       <w:bookmarkEnd w:id="5"/>
     </w:p>
     <w:p>
-      <w:r>
-        <w:t>приоритет</w:t>
-      </w:r>
-      <w:r>
-        <w:t xml:space="preserve"> </w:t>
-      </w:r>
-      <w:r>
-        <w:rPr>
+      <w:pPr>
+        <w:rPr>
+          <w:rFonts w:asciiTheme="majorHAnsi" w:hAnsiTheme="majorHAnsi" w:cstheme="majorHAnsi"/>
+        </w:rPr>
+      </w:pPr>
+      <w:r>
+        <w:rPr>
+          <w:rFonts w:asciiTheme="majorHAnsi" w:hAnsiTheme="majorHAnsi" w:cstheme="majorHAnsi"/>
+        </w:rPr>
+        <w:t xml:space="preserve">приоритет </w:t>
+      </w:r>
+      <w:r>
+        <w:rPr>
+          <w:rFonts w:asciiTheme="majorHAnsi" w:hAnsiTheme="majorHAnsi" w:cstheme="majorHAnsi"/>
           <w:lang w:val="pl-PL"/>
         </w:rPr>
         <w:t>Windows</w:t>
       </w:r>
       <w:r>
+        <w:rPr>
+          <w:rFonts w:asciiTheme="majorHAnsi" w:hAnsiTheme="majorHAnsi" w:cstheme="majorHAnsi"/>
+        </w:rPr>
         <w:t xml:space="preserve">, обязательно </w:t>
       </w:r>
       <w:r>
         <w:rPr>
+          <w:rFonts w:asciiTheme="majorHAnsi" w:hAnsiTheme="majorHAnsi" w:cstheme="majorHAnsi"/>
           <w:lang w:val="pl-PL"/>
         </w:rPr>
         <w:t>Android</w:t>
@@ -1262,226 +1446,492 @@
     <w:p>
       <w:pPr>
         <w:pStyle w:val="2"/>
+        <w:rPr>
+          <w:rFonts w:cstheme="majorHAnsi"/>
+        </w:rPr>
       </w:pPr>
       <w:bookmarkStart w:id="6" w:name="_Toc226478114"/>
       <w:r>
+        <w:rPr>
+          <w:rFonts w:cstheme="majorHAnsi"/>
+        </w:rPr>
         <w:t>Общий сюжет</w:t>
       </w:r>
       <w:bookmarkEnd w:id="6"/>
     </w:p>
     <w:p>
-      <w:r>
+      <w:pPr>
+        <w:rPr>
+          <w:rFonts w:asciiTheme="majorHAnsi" w:hAnsiTheme="majorHAnsi" w:cstheme="majorHAnsi"/>
+        </w:rPr>
+      </w:pPr>
+      <w:r>
+        <w:rPr>
+          <w:rFonts w:asciiTheme="majorHAnsi" w:hAnsiTheme="majorHAnsi" w:cstheme="majorHAnsi"/>
+        </w:rPr>
         <w:t xml:space="preserve">Игрок управляет космическим кораблём в далёком будующем, когда большинство звёзд погибли или превратились в красных карликов, а планеты были поглощены или разрушены. Остались лишь одинокие корабли и </w:t>
       </w:r>
       <w:r>
+        <w:rPr>
+          <w:rFonts w:asciiTheme="majorHAnsi" w:hAnsiTheme="majorHAnsi" w:cstheme="majorHAnsi"/>
+        </w:rPr>
         <w:t>станции, летящие в космосе или на орбитах чёрных дыр/умирающих звёзд. Ресурсы и энергия во вселенной на исходе, и добывать их можно лишь уничтожая врагов. Враги – рой вышедшого из под контроля ИИ. Цель игрока – выжить как можно дольше, собирая ресурсы и прокачивая свой корабль.</w:t>
       </w:r>
     </w:p>
     <w:p>
       <w:pPr>
         <w:pStyle w:val="2"/>
+        <w:rPr>
+          <w:rFonts w:cstheme="majorHAnsi"/>
+        </w:rPr>
       </w:pPr>
       <w:bookmarkStart w:id="7" w:name="_Toc226478115"/>
       <w:r>
+        <w:rPr>
+          <w:rFonts w:cstheme="majorHAnsi"/>
+        </w:rPr>
         <w:t>Геймплей</w:t>
       </w:r>
       <w:bookmarkEnd w:id="7"/>
     </w:p>
     <w:p>
-      <w:r>
+      <w:pPr>
+        <w:rPr>
+          <w:rFonts w:asciiTheme="majorHAnsi" w:hAnsiTheme="majorHAnsi" w:cstheme="majorHAnsi"/>
+        </w:rPr>
+      </w:pPr>
+      <w:r>
+        <w:rPr>
+          <w:rFonts w:asciiTheme="majorHAnsi" w:hAnsiTheme="majorHAnsi" w:cstheme="majorHAnsi"/>
+        </w:rPr>
         <w:t xml:space="preserve">Корабль игрока управляется мышкой/пальцем. Враги появляются справа, из уничтоженных врагов можно собирать антиматерию – основную валюту игры. За антиматтерию автоматически увеличивается уровень корабля. За каждый уровень можно выбрать </w:t>
       </w:r>
       <w:r>
+        <w:rPr>
+          <w:rFonts w:asciiTheme="majorHAnsi" w:hAnsiTheme="majorHAnsi" w:cstheme="majorHAnsi"/>
+        </w:rPr>
         <w:t>одно</w:t>
       </w:r>
       <w:r>
+        <w:rPr>
+          <w:rFonts w:asciiTheme="majorHAnsi" w:hAnsiTheme="majorHAnsi" w:cstheme="majorHAnsi"/>
+        </w:rPr>
         <w:t xml:space="preserve"> из 4 улучшений</w:t>
       </w:r>
       <w:r>
+        <w:rPr>
+          <w:rFonts w:asciiTheme="majorHAnsi" w:hAnsiTheme="majorHAnsi" w:cstheme="majorHAnsi"/>
+        </w:rPr>
         <w:t>/предметов</w:t>
       </w:r>
       <w:r>
+        <w:rPr>
+          <w:rFonts w:asciiTheme="majorHAnsi" w:hAnsiTheme="majorHAnsi" w:cstheme="majorHAnsi"/>
+        </w:rPr>
         <w:t>. Корабль может иметь максимально 4 типа оружия. На 1, 5, 10 и 20 уровнях открываются 1 оружие на выбор из 3. Всего в игре должно быть как минимум 12-16 видов оружия</w:t>
       </w:r>
       <w:r>
+        <w:rPr>
+          <w:rFonts w:asciiTheme="majorHAnsi" w:hAnsiTheme="majorHAnsi" w:cstheme="majorHAnsi"/>
+        </w:rPr>
         <w:t xml:space="preserve">. </w:t>
       </w:r>
       <w:r>
+        <w:rPr>
+          <w:rFonts w:asciiTheme="majorHAnsi" w:hAnsiTheme="majorHAnsi" w:cstheme="majorHAnsi"/>
+        </w:rPr>
         <w:t xml:space="preserve">Похожая на оружие система модулей. </w:t>
       </w:r>
       <w:r>
+        <w:rPr>
+          <w:rFonts w:asciiTheme="majorHAnsi" w:hAnsiTheme="majorHAnsi" w:cstheme="majorHAnsi"/>
+        </w:rPr>
         <w:t>Цель игры- собрать ккак можно больше антиматерии  перед смертью. Информация и статистика о матчах сохраняется.</w:t>
       </w:r>
     </w:p>
     <w:p>
-      <w:r>
+      <w:pPr>
+        <w:rPr>
+          <w:rFonts w:asciiTheme="majorHAnsi" w:hAnsiTheme="majorHAnsi" w:cstheme="majorHAnsi"/>
+        </w:rPr>
+      </w:pPr>
+      <w:r>
+        <w:rPr>
+          <w:rFonts w:asciiTheme="majorHAnsi" w:hAnsiTheme="majorHAnsi" w:cstheme="majorHAnsi"/>
+        </w:rPr>
         <w:br w:type="page"/>
       </w:r>
     </w:p>
-    <w:p/>
+    <w:p>
+      <w:pPr>
+        <w:rPr>
+          <w:rFonts w:asciiTheme="majorHAnsi" w:hAnsiTheme="majorHAnsi" w:cstheme="majorHAnsi"/>
+        </w:rPr>
+      </w:pPr>
+    </w:p>
     <w:p>
       <w:pPr>
         <w:pStyle w:val="1"/>
+        <w:rPr>
+          <w:rFonts w:cstheme="majorHAnsi"/>
+        </w:rPr>
       </w:pPr>
       <w:bookmarkStart w:id="8" w:name="_Toc226478116"/>
       <w:r>
+        <w:rPr>
+          <w:rFonts w:cstheme="majorHAnsi"/>
+        </w:rPr>
         <w:t>Функциональные требования:</w:t>
       </w:r>
       <w:bookmarkEnd w:id="8"/>
     </w:p>
     <w:p>
-      <w:r>
+      <w:pPr>
+        <w:rPr>
+          <w:rFonts w:asciiTheme="majorHAnsi" w:hAnsiTheme="majorHAnsi" w:cstheme="majorHAnsi"/>
+        </w:rPr>
+      </w:pPr>
+      <w:r>
+        <w:rPr>
+          <w:rFonts w:asciiTheme="majorHAnsi" w:hAnsiTheme="majorHAnsi" w:cstheme="majorHAnsi"/>
+        </w:rPr>
         <w:t>Управление кораблём с использованием мыши</w:t>
       </w:r>
     </w:p>
     <w:p>
-      <w:r>
+      <w:pPr>
+        <w:rPr>
+          <w:rFonts w:asciiTheme="majorHAnsi" w:hAnsiTheme="majorHAnsi" w:cstheme="majorHAnsi"/>
+        </w:rPr>
+      </w:pPr>
+      <w:r>
+        <w:rPr>
+          <w:rFonts w:asciiTheme="majorHAnsi" w:hAnsiTheme="majorHAnsi" w:cstheme="majorHAnsi"/>
+        </w:rPr>
+        <w:t>Выбор из 3 видов стартовых кораблей для игрока</w:t>
+      </w:r>
+    </w:p>
+    <w:p>
+      <w:pPr>
+        <w:rPr>
+          <w:rFonts w:asciiTheme="majorHAnsi" w:hAnsiTheme="majorHAnsi" w:cstheme="majorHAnsi"/>
+        </w:rPr>
+      </w:pPr>
+      <w:r>
+        <w:rPr>
+          <w:rFonts w:asciiTheme="majorHAnsi" w:hAnsiTheme="majorHAnsi" w:cstheme="majorHAnsi"/>
+        </w:rPr>
         <w:t>Появление врагов</w:t>
       </w:r>
       <w:r>
+        <w:rPr>
+          <w:rFonts w:asciiTheme="majorHAnsi" w:hAnsiTheme="majorHAnsi" w:cstheme="majorHAnsi"/>
+        </w:rPr>
         <w:t xml:space="preserve"> с уникальным поведением</w:t>
       </w:r>
     </w:p>
     <w:p>
-      <w:r>
-        <w:t xml:space="preserve">Система ХП и Щитов – Щиты востанавливаются всё время, хп только от наборов починки, выпадающих из врагов </w:t>
-      </w:r>
-      <w:r>
-        <w:t>[</w:t>
-      </w:r>
-      <w:r>
-        <w:t>или особых улучшений</w:t>
-      </w:r>
-      <w:r>
-        <w:t>]</w:t>
-      </w:r>
-      <w:r>
-        <w:t>.</w:t>
-      </w:r>
-    </w:p>
-    <w:p>
-      <w:r>
+      <w:pPr>
+        <w:rPr>
+          <w:rFonts w:asciiTheme="majorHAnsi" w:hAnsiTheme="majorHAnsi" w:cstheme="majorHAnsi"/>
+        </w:rPr>
+      </w:pPr>
+      <w:r>
+        <w:rPr>
+          <w:rFonts w:asciiTheme="majorHAnsi" w:hAnsiTheme="majorHAnsi" w:cstheme="majorHAnsi"/>
+        </w:rPr>
+        <w:t>Система ХП и Щитов – Щиты востанавливаются всё время, хп только от наборов починки, выпадающих из врагов [или особых улучшений].</w:t>
+      </w:r>
+    </w:p>
+    <w:p>
+      <w:pPr>
+        <w:rPr>
+          <w:rFonts w:asciiTheme="majorHAnsi" w:hAnsiTheme="majorHAnsi" w:cstheme="majorHAnsi"/>
+        </w:rPr>
+      </w:pPr>
+      <w:r>
+        <w:rPr>
+          <w:rFonts w:asciiTheme="majorHAnsi" w:hAnsiTheme="majorHAnsi" w:cstheme="majorHAnsi"/>
+        </w:rPr>
         <w:t xml:space="preserve">Система </w:t>
       </w:r>
       <w:r>
+        <w:rPr>
+          <w:rFonts w:asciiTheme="majorHAnsi" w:hAnsiTheme="majorHAnsi" w:cstheme="majorHAnsi"/>
+        </w:rPr>
         <w:t>обломков</w:t>
       </w:r>
       <w:r>
+        <w:rPr>
+          <w:rFonts w:asciiTheme="majorHAnsi" w:hAnsiTheme="majorHAnsi" w:cstheme="majorHAnsi"/>
+        </w:rPr>
         <w:t xml:space="preserve"> и уровней</w:t>
       </w:r>
     </w:p>
     <w:p>
-      <w:r>
+      <w:pPr>
+        <w:rPr>
+          <w:rFonts w:asciiTheme="majorHAnsi" w:hAnsiTheme="majorHAnsi" w:cstheme="majorHAnsi"/>
+        </w:rPr>
+      </w:pPr>
+      <w:r>
+        <w:rPr>
+          <w:rFonts w:asciiTheme="majorHAnsi" w:hAnsiTheme="majorHAnsi" w:cstheme="majorHAnsi"/>
+        </w:rPr>
         <w:t>Выбор случайных оружий на 1, 5, 1</w:t>
       </w:r>
       <w:r>
+        <w:rPr>
+          <w:rFonts w:asciiTheme="majorHAnsi" w:hAnsiTheme="majorHAnsi" w:cstheme="majorHAnsi"/>
+        </w:rPr>
         <w:t>5</w:t>
       </w:r>
       <w:r>
+        <w:rPr>
+          <w:rFonts w:asciiTheme="majorHAnsi" w:hAnsiTheme="majorHAnsi" w:cstheme="majorHAnsi"/>
+        </w:rPr>
         <w:t xml:space="preserve"> и 2</w:t>
       </w:r>
       <w:r>
+        <w:rPr>
+          <w:rFonts w:asciiTheme="majorHAnsi" w:hAnsiTheme="majorHAnsi" w:cstheme="majorHAnsi"/>
+        </w:rPr>
         <w:t>5</w:t>
       </w:r>
       <w:r>
+        <w:rPr>
+          <w:rFonts w:asciiTheme="majorHAnsi" w:hAnsiTheme="majorHAnsi" w:cstheme="majorHAnsi"/>
+        </w:rPr>
         <w:t xml:space="preserve"> уровнях</w:t>
       </w:r>
     </w:p>
     <w:p>
-      <w:r>
+      <w:pPr>
+        <w:rPr>
+          <w:rFonts w:asciiTheme="majorHAnsi" w:hAnsiTheme="majorHAnsi" w:cstheme="majorHAnsi"/>
+        </w:rPr>
+      </w:pPr>
+      <w:r>
+        <w:rPr>
+          <w:rFonts w:asciiTheme="majorHAnsi" w:hAnsiTheme="majorHAnsi" w:cstheme="majorHAnsi"/>
+        </w:rPr>
         <w:t>Выбор случайных модулей на 5, 25, 40, 60 и 80 уровнях</w:t>
       </w:r>
     </w:p>
     <w:p>
-      <w:r>
+      <w:pPr>
+        <w:rPr>
+          <w:rFonts w:asciiTheme="majorHAnsi" w:hAnsiTheme="majorHAnsi" w:cstheme="majorHAnsi"/>
+        </w:rPr>
+      </w:pPr>
+      <w:r>
+        <w:rPr>
+          <w:rFonts w:asciiTheme="majorHAnsi" w:hAnsiTheme="majorHAnsi" w:cstheme="majorHAnsi"/>
+        </w:rPr>
         <w:t>Выбор случайных улучшений на каждом уровне</w:t>
       </w:r>
       <w:r>
+        <w:rPr>
+          <w:rFonts w:asciiTheme="majorHAnsi" w:hAnsiTheme="majorHAnsi" w:cstheme="majorHAnsi"/>
+        </w:rPr>
         <w:t>. Улучшения могут быть для корабля (общие), оружия и модулей. Улучшения могут быть уникальные или повторяющиеся. 3 Уровня редкости для улучшений.</w:t>
       </w:r>
     </w:p>
     <w:p>
-      <w:r>
+      <w:pPr>
+        <w:rPr>
+          <w:rFonts w:asciiTheme="majorHAnsi" w:hAnsiTheme="majorHAnsi" w:cstheme="majorHAnsi"/>
+        </w:rPr>
+      </w:pPr>
+      <w:r>
+        <w:rPr>
+          <w:rFonts w:asciiTheme="majorHAnsi" w:hAnsiTheme="majorHAnsi" w:cstheme="majorHAnsi"/>
+        </w:rPr>
         <w:t>Пауза игры во время выбора оружия/улучшения</w:t>
       </w:r>
     </w:p>
     <w:p>
-      <w:r>
+      <w:pPr>
+        <w:rPr>
+          <w:rFonts w:asciiTheme="majorHAnsi" w:hAnsiTheme="majorHAnsi" w:cstheme="majorHAnsi"/>
+        </w:rPr>
+      </w:pPr>
+      <w:r>
+        <w:rPr>
+          <w:rFonts w:asciiTheme="majorHAnsi" w:hAnsiTheme="majorHAnsi" w:cstheme="majorHAnsi"/>
+        </w:rPr>
         <w:t>Пауза игры в любом моменте, экран статистики: урон оружий, исцеление щитов и хп от оружия и предметов, урон от типов врагов</w:t>
       </w:r>
     </w:p>
     <w:p>
-      <w:r>
+      <w:pPr>
+        <w:rPr>
+          <w:rFonts w:asciiTheme="majorHAnsi" w:hAnsiTheme="majorHAnsi" w:cstheme="majorHAnsi"/>
+        </w:rPr>
+      </w:pPr>
+      <w:r>
+        <w:rPr>
+          <w:rFonts w:asciiTheme="majorHAnsi" w:hAnsiTheme="majorHAnsi" w:cstheme="majorHAnsi"/>
+        </w:rPr>
         <w:t xml:space="preserve">Список </w:t>
       </w:r>
       <w:r>
+        <w:rPr>
+          <w:rFonts w:asciiTheme="majorHAnsi" w:hAnsiTheme="majorHAnsi" w:cstheme="majorHAnsi"/>
+        </w:rPr>
         <w:t xml:space="preserve">из 3 </w:t>
       </w:r>
       <w:r>
+        <w:rPr>
+          <w:rFonts w:asciiTheme="majorHAnsi" w:hAnsiTheme="majorHAnsi" w:cstheme="majorHAnsi"/>
+        </w:rPr>
         <w:t>прошлых игр в главном меню, сохранённые статистики</w:t>
       </w:r>
     </w:p>
     <w:p>
-      <w:r>
+      <w:pPr>
+        <w:rPr>
+          <w:rFonts w:asciiTheme="majorHAnsi" w:hAnsiTheme="majorHAnsi" w:cstheme="majorHAnsi"/>
+        </w:rPr>
+      </w:pPr>
+      <w:r>
+        <w:rPr>
+          <w:rFonts w:asciiTheme="majorHAnsi" w:hAnsiTheme="majorHAnsi" w:cstheme="majorHAnsi"/>
+        </w:rPr>
         <w:t>Сохранение и продолжение текущей игры</w:t>
       </w:r>
     </w:p>
     <w:p>
-      <w:r>
+      <w:pPr>
+        <w:rPr>
+          <w:rFonts w:asciiTheme="majorHAnsi" w:hAnsiTheme="majorHAnsi" w:cstheme="majorHAnsi"/>
+        </w:rPr>
+      </w:pPr>
+      <w:r>
+        <w:rPr>
+          <w:rFonts w:asciiTheme="majorHAnsi" w:hAnsiTheme="majorHAnsi" w:cstheme="majorHAnsi"/>
+        </w:rPr>
         <w:t xml:space="preserve">Босс </w:t>
       </w:r>
       <w:r>
+        <w:rPr>
+          <w:rFonts w:asciiTheme="majorHAnsi" w:hAnsiTheme="majorHAnsi" w:cstheme="majorHAnsi"/>
+        </w:rPr>
         <w:t>файты -</w:t>
       </w:r>
       <w:r>
+        <w:rPr>
+          <w:rFonts w:asciiTheme="majorHAnsi" w:hAnsiTheme="majorHAnsi" w:cstheme="majorHAnsi"/>
+        </w:rPr>
         <w:t xml:space="preserve"> нельзя сохранятся во время</w:t>
       </w:r>
       <w:r>
+        <w:rPr>
+          <w:rFonts w:asciiTheme="majorHAnsi" w:hAnsiTheme="majorHAnsi" w:cstheme="majorHAnsi"/>
+        </w:rPr>
         <w:t>, особые механики, большие награды</w:t>
       </w:r>
     </w:p>
     <w:p>
       <w:pPr>
         <w:pStyle w:val="1"/>
+        <w:rPr>
+          <w:rFonts w:cstheme="majorHAnsi"/>
+        </w:rPr>
       </w:pPr>
       <w:bookmarkStart w:id="9" w:name="_Toc226478117"/>
       <w:r>
+        <w:rPr>
+          <w:rFonts w:cstheme="majorHAnsi"/>
+        </w:rPr>
         <w:t>Нефункциональные требования</w:t>
       </w:r>
       <w:bookmarkEnd w:id="9"/>
     </w:p>
     <w:p>
-      <w:r>
+      <w:pPr>
+        <w:rPr>
+          <w:rFonts w:asciiTheme="majorHAnsi" w:hAnsiTheme="majorHAnsi" w:cstheme="majorHAnsi"/>
+        </w:rPr>
+      </w:pPr>
+      <w:r>
+        <w:rPr>
+          <w:rFonts w:asciiTheme="majorHAnsi" w:hAnsiTheme="majorHAnsi" w:cstheme="majorHAnsi"/>
+        </w:rPr>
         <w:t>Удобный и приятный интерфейс</w:t>
       </w:r>
     </w:p>
     <w:p>
-      <w:r>
+      <w:pPr>
+        <w:rPr>
+          <w:rFonts w:asciiTheme="majorHAnsi" w:hAnsiTheme="majorHAnsi" w:cstheme="majorHAnsi"/>
+        </w:rPr>
+      </w:pPr>
+      <w:r>
+        <w:rPr>
+          <w:rFonts w:asciiTheme="majorHAnsi" w:hAnsiTheme="majorHAnsi" w:cstheme="majorHAnsi"/>
+        </w:rPr>
         <w:t>Производительность – слабый комп должен тянуть даже в нагруженные моменты</w:t>
       </w:r>
     </w:p>
     <w:p>
-      <w:r>
+      <w:pPr>
+        <w:rPr>
+          <w:rFonts w:asciiTheme="majorHAnsi" w:hAnsiTheme="majorHAnsi" w:cstheme="majorHAnsi"/>
+        </w:rPr>
+      </w:pPr>
+      <w:r>
+        <w:rPr>
+          <w:rFonts w:asciiTheme="majorHAnsi" w:hAnsiTheme="majorHAnsi" w:cstheme="majorHAnsi"/>
+        </w:rPr>
         <w:t>Сложность – прогрессия сложности должна ощущатся плавно, не вырыватся вперёд и не отставать от развития игрока</w:t>
       </w:r>
     </w:p>
     <w:p>
-      <w:r>
+      <w:pPr>
+        <w:rPr>
+          <w:rFonts w:asciiTheme="majorHAnsi" w:hAnsiTheme="majorHAnsi" w:cstheme="majorHAnsi"/>
+        </w:rPr>
+      </w:pPr>
+      <w:r>
+        <w:rPr>
+          <w:rFonts w:asciiTheme="majorHAnsi" w:hAnsiTheme="majorHAnsi" w:cstheme="majorHAnsi"/>
+        </w:rPr>
         <w:t>Баланс и реиграбельность – разные стратегии должны быть сбалансированны, что бы игроку хотелось играть снова и пробовать разные билды и комбинации</w:t>
       </w:r>
     </w:p>
     <w:p>
-      <w:r>
+      <w:pPr>
+        <w:rPr>
+          <w:rFonts w:asciiTheme="majorHAnsi" w:hAnsiTheme="majorHAnsi" w:cstheme="majorHAnsi"/>
+        </w:rPr>
+      </w:pPr>
+      <w:r>
+        <w:rPr>
+          <w:rFonts w:asciiTheme="majorHAnsi" w:hAnsiTheme="majorHAnsi" w:cstheme="majorHAnsi"/>
+        </w:rPr>
         <w:br w:type="page"/>
       </w:r>
     </w:p>
-    <w:p/>
+    <w:p>
+      <w:pPr>
+        <w:rPr>
+          <w:rFonts w:asciiTheme="majorHAnsi" w:hAnsiTheme="majorHAnsi" w:cstheme="majorHAnsi"/>
+        </w:rPr>
+      </w:pPr>
+    </w:p>
     <w:p>
       <w:pPr>
         <w:pStyle w:val="1"/>
+        <w:rPr>
+          <w:rFonts w:cstheme="majorHAnsi"/>
+        </w:rPr>
       </w:pPr>
       <w:bookmarkStart w:id="10" w:name="_Toc226478118"/>
       <w:r>
+        <w:rPr>
+          <w:rFonts w:cstheme="majorHAnsi"/>
+        </w:rPr>
         <w:t>Контент</w:t>
       </w:r>
       <w:bookmarkEnd w:id="10"/>
@@ -1489,16 +1939,194 @@
     <w:p>
       <w:pPr>
         <w:pStyle w:val="2"/>
-      </w:pPr>
-      <w:bookmarkStart w:id="11" w:name="_Toc226478119"/>
-      <w:r>
+        <w:rPr>
+          <w:rFonts w:cstheme="majorHAnsi"/>
+        </w:rPr>
+      </w:pPr>
+      <w:r>
+        <w:rPr>
+          <w:rFonts w:cstheme="majorHAnsi"/>
+        </w:rPr>
+        <w:t>Корабли игрока</w:t>
+      </w:r>
+    </w:p>
+    <w:p>
+      <w:pPr>
+        <w:rPr>
+          <w:rFonts w:asciiTheme="majorHAnsi" w:hAnsiTheme="majorHAnsi" w:cstheme="majorHAnsi"/>
+        </w:rPr>
+      </w:pPr>
+      <w:r>
+        <w:rPr>
+          <w:rFonts w:asciiTheme="majorHAnsi" w:hAnsiTheme="majorHAnsi" w:cstheme="majorHAnsi"/>
+        </w:rPr>
+        <w:t xml:space="preserve">1. </w:t>
+      </w:r>
+      <w:r>
+        <w:rPr>
+          <w:rStyle w:val="a6"/>
+          <w:rFonts w:asciiTheme="majorHAnsi" w:hAnsiTheme="majorHAnsi" w:cstheme="majorHAnsi"/>
+          <w:b w:val="0"/>
+          <w:bCs w:val="0"/>
+        </w:rPr>
+        <w:t>Vanguard</w:t>
+      </w:r>
+    </w:p>
+    <w:p>
+      <w:pPr>
+        <w:rPr>
+          <w:rFonts w:asciiTheme="majorHAnsi" w:hAnsiTheme="majorHAnsi" w:cstheme="majorHAnsi"/>
+        </w:rPr>
+      </w:pPr>
+      <w:r>
+        <w:rPr>
+          <w:rStyle w:val="a6"/>
+          <w:rFonts w:asciiTheme="majorHAnsi" w:hAnsiTheme="majorHAnsi" w:cstheme="majorHAnsi"/>
+          <w:b w:val="0"/>
+        </w:rPr>
+        <w:t>У</w:t>
+      </w:r>
+      <w:r>
+        <w:rPr>
+          <w:rFonts w:asciiTheme="majorHAnsi" w:hAnsiTheme="majorHAnsi" w:cstheme="majorHAnsi"/>
+        </w:rPr>
+        <w:t>ниверсальный штурмовик.</w:t>
+      </w:r>
+      <w:r>
+        <w:rPr>
+          <w:rFonts w:asciiTheme="majorHAnsi" w:hAnsiTheme="majorHAnsi" w:cstheme="majorHAnsi"/>
+        </w:rPr>
+        <w:t xml:space="preserve"> С</w:t>
+      </w:r>
+      <w:r>
+        <w:rPr>
+          <w:rFonts w:asciiTheme="majorHAnsi" w:hAnsiTheme="majorHAnsi" w:cstheme="majorHAnsi"/>
+        </w:rPr>
+        <w:t>амый стабильный стартовый корабль, без сильных перекосов.</w:t>
+      </w:r>
+    </w:p>
+    <w:p>
+      <w:pPr>
+        <w:rPr>
+          <w:rFonts w:asciiTheme="majorHAnsi" w:hAnsiTheme="majorHAnsi" w:cstheme="majorHAnsi"/>
+        </w:rPr>
+      </w:pPr>
+      <w:r>
+        <w:rPr>
+          <w:rFonts w:asciiTheme="majorHAnsi" w:hAnsiTheme="majorHAnsi" w:cstheme="majorHAnsi"/>
+        </w:rPr>
+        <w:t xml:space="preserve">2. </w:t>
+      </w:r>
+      <w:r>
+        <w:rPr>
+          <w:rStyle w:val="a6"/>
+          <w:rFonts w:asciiTheme="majorHAnsi" w:hAnsiTheme="majorHAnsi" w:cstheme="majorHAnsi"/>
+          <w:b w:val="0"/>
+          <w:bCs w:val="0"/>
+        </w:rPr>
+        <w:t>Shade</w:t>
+      </w:r>
+    </w:p>
+    <w:p>
+      <w:pPr>
+        <w:rPr>
+          <w:rFonts w:asciiTheme="majorHAnsi" w:hAnsiTheme="majorHAnsi" w:cstheme="majorHAnsi"/>
+        </w:rPr>
+      </w:pPr>
+      <w:r>
+        <w:rPr>
+          <w:rStyle w:val="a6"/>
+          <w:rFonts w:asciiTheme="majorHAnsi" w:hAnsiTheme="majorHAnsi" w:cstheme="majorHAnsi"/>
+          <w:b w:val="0"/>
+        </w:rPr>
+        <w:t>М</w:t>
+      </w:r>
+      <w:r>
+        <w:rPr>
+          <w:rFonts w:asciiTheme="majorHAnsi" w:hAnsiTheme="majorHAnsi" w:cstheme="majorHAnsi"/>
+        </w:rPr>
+        <w:t>обильный уклоняющийся корабль.</w:t>
+      </w:r>
+      <w:r>
+        <w:rPr>
+          <w:rFonts w:asciiTheme="majorHAnsi" w:hAnsiTheme="majorHAnsi" w:cstheme="majorHAnsi"/>
+        </w:rPr>
+        <w:t xml:space="preserve"> Х</w:t>
+      </w:r>
+      <w:r>
+        <w:rPr>
+          <w:rFonts w:asciiTheme="majorHAnsi" w:hAnsiTheme="majorHAnsi" w:cstheme="majorHAnsi"/>
+        </w:rPr>
+        <w:t>рупкий, но очень резкий и удобный для агрессивного манёвра.</w:t>
+      </w:r>
+    </w:p>
+    <w:p>
+      <w:r>
+        <w:t xml:space="preserve">3. </w:t>
+      </w:r>
+      <w:r>
+        <w:rPr>
+          <w:rStyle w:val="a6"/>
+          <w:rFonts w:asciiTheme="majorHAnsi" w:hAnsiTheme="majorHAnsi" w:cstheme="majorHAnsi"/>
+          <w:b w:val="0"/>
+          <w:bCs w:val="0"/>
+        </w:rPr>
+        <w:t>Bulwark</w:t>
+      </w:r>
+    </w:p>
+    <w:p>
+      <w:r>
+        <w:rPr>
+          <w:rStyle w:val="a6"/>
+          <w:rFonts w:asciiTheme="majorHAnsi" w:hAnsiTheme="majorHAnsi" w:cstheme="majorHAnsi"/>
+          <w:b w:val="0"/>
+        </w:rPr>
+        <w:t>Т</w:t>
+      </w:r>
+      <w:r>
+        <w:t>яжёлый броневик.</w:t>
+      </w:r>
+      <w:r>
+        <w:t xml:space="preserve"> М</w:t>
+      </w:r>
+      <w:r>
+        <w:t>едленнее, зато очень устойчивый и хорошо держит долгий бой.</w:t>
+      </w:r>
+      <w:bookmarkStart w:id="11" w:name="_GoBack"/>
+      <w:bookmarkEnd w:id="11"/>
+    </w:p>
+    <w:p>
+      <w:pPr>
+        <w:rPr>
+          <w:rFonts w:asciiTheme="majorHAnsi" w:hAnsiTheme="majorHAnsi" w:cstheme="majorHAnsi"/>
+        </w:rPr>
+      </w:pPr>
+    </w:p>
+    <w:p>
+      <w:pPr>
+        <w:pStyle w:val="2"/>
+        <w:rPr>
+          <w:rFonts w:cstheme="majorHAnsi"/>
+        </w:rPr>
+      </w:pPr>
+      <w:bookmarkStart w:id="12" w:name="_Toc226478119"/>
+      <w:r>
+        <w:rPr>
+          <w:rFonts w:cstheme="majorHAnsi"/>
+        </w:rPr>
         <w:t>Оружие</w:t>
       </w:r>
-      <w:bookmarkEnd w:id="11"/>
-    </w:p>
-    <w:p>
-      <w:r>
-        <w:rPr>
+      <w:bookmarkEnd w:id="12"/>
+    </w:p>
+    <w:p>
+      <w:pPr>
+        <w:rPr>
+          <w:rFonts w:asciiTheme="majorHAnsi" w:hAnsiTheme="majorHAnsi" w:cstheme="majorHAnsi"/>
+        </w:rPr>
+      </w:pPr>
+      <w:r>
+        <w:rPr>
+          <w:rFonts w:asciiTheme="majorHAnsi" w:hAnsiTheme="majorHAnsi" w:cstheme="majorHAnsi"/>
           <w:highlight w:val="yellow"/>
           <w:lang w:val="pl-PL"/>
         </w:rPr>
@@ -1506,96 +2134,113 @@
       </w:r>
       <w:r>
         <w:rPr>
+          <w:rFonts w:asciiTheme="majorHAnsi" w:hAnsiTheme="majorHAnsi" w:cstheme="majorHAnsi"/>
           <w:highlight w:val="yellow"/>
         </w:rPr>
         <w:t xml:space="preserve"> – простая пушка, стреляет в ближайшего врага</w:t>
       </w:r>
     </w:p>
     <w:p>
-      <w:r>
-        <w:rPr>
+      <w:pPr>
+        <w:rPr>
+          <w:rFonts w:asciiTheme="majorHAnsi" w:hAnsiTheme="majorHAnsi" w:cstheme="majorHAnsi"/>
+        </w:rPr>
+      </w:pPr>
+      <w:r>
+        <w:rPr>
+          <w:rFonts w:asciiTheme="majorHAnsi" w:hAnsiTheme="majorHAnsi" w:cstheme="majorHAnsi"/>
           <w:lang w:val="pl-PL"/>
         </w:rPr>
         <w:t>Minigun</w:t>
       </w:r>
       <w:r>
-        <w:t xml:space="preserve"> - </w:t>
-      </w:r>
-      <w:r>
-        <w:t>апгрейд из фулл прокачанного</w:t>
-      </w:r>
-      <w:r>
+        <w:rPr>
+          <w:rFonts w:asciiTheme="majorHAnsi" w:hAnsiTheme="majorHAnsi" w:cstheme="majorHAnsi"/>
+        </w:rPr>
+        <w:t xml:space="preserve"> - апгрейд из фулл прокачанного </w:t>
+      </w:r>
+      <w:r>
+        <w:rPr>
+          <w:rFonts w:asciiTheme="majorHAnsi" w:hAnsiTheme="majorHAnsi" w:cstheme="majorHAnsi"/>
+          <w:lang w:val="pl-PL"/>
+        </w:rPr>
+        <w:t>Cannon</w:t>
+      </w:r>
+      <w:r>
+        <w:rPr>
+          <w:rFonts w:asciiTheme="majorHAnsi" w:hAnsiTheme="majorHAnsi" w:cstheme="majorHAnsi"/>
+        </w:rPr>
+        <w:t xml:space="preserve"> – стреляет быстро в ближайшего врага, меньший радус обнаружения, быстрые пули</w:t>
+      </w:r>
+    </w:p>
+    <w:p>
+      <w:pPr>
+        <w:rPr>
+          <w:rFonts w:asciiTheme="majorHAnsi" w:hAnsiTheme="majorHAnsi" w:cstheme="majorHAnsi"/>
+        </w:rPr>
+      </w:pPr>
+      <w:r>
+        <w:rPr>
+          <w:rFonts w:asciiTheme="majorHAnsi" w:hAnsiTheme="majorHAnsi" w:cstheme="majorHAnsi"/>
+          <w:lang w:val="pl-PL"/>
+        </w:rPr>
+        <w:t>Vacuum</w:t>
+      </w:r>
+      <w:r>
+        <w:rPr>
+          <w:rFonts w:asciiTheme="majorHAnsi" w:hAnsiTheme="majorHAnsi" w:cstheme="majorHAnsi"/>
+        </w:rPr>
         <w:t xml:space="preserve"> </w:t>
       </w:r>
       <w:r>
         <w:rPr>
+          <w:rFonts w:asciiTheme="majorHAnsi" w:hAnsiTheme="majorHAnsi" w:cstheme="majorHAnsi"/>
           <w:lang w:val="pl-PL"/>
         </w:rPr>
         <w:t>Cannon</w:t>
       </w:r>
       <w:r>
-        <w:t xml:space="preserve"> </w:t>
-      </w:r>
-      <w:r>
-        <w:t>–</w:t>
-      </w:r>
-      <w:r>
-        <w:t xml:space="preserve"> </w:t>
-      </w:r>
-      <w:r>
-        <w:t>стреляет быстро в ближайшего врага, меньший радус обнаружения, быстрые пули</w:t>
-      </w:r>
-    </w:p>
-    <w:p>
-      <w:r>
-        <w:rPr>
+        <w:rPr>
+          <w:rFonts w:asciiTheme="majorHAnsi" w:hAnsiTheme="majorHAnsi" w:cstheme="majorHAnsi"/>
+        </w:rPr>
+        <w:t xml:space="preserve"> - апгрейд из фулл прокачанного </w:t>
+      </w:r>
+      <w:r>
+        <w:rPr>
+          <w:rFonts w:asciiTheme="majorHAnsi" w:hAnsiTheme="majorHAnsi" w:cstheme="majorHAnsi"/>
           <w:lang w:val="pl-PL"/>
         </w:rPr>
-        <w:t>Vacuum</w:t>
-      </w:r>
-      <w:r>
-        <w:t xml:space="preserve"> </w:t>
-      </w:r>
-      <w:r>
-        <w:rPr>
+        <w:t>Cannon</w:t>
+      </w:r>
+      <w:r>
+        <w:rPr>
+          <w:rFonts w:asciiTheme="majorHAnsi" w:hAnsiTheme="majorHAnsi" w:cstheme="majorHAnsi"/>
+        </w:rPr>
+        <w:t xml:space="preserve"> – </w:t>
+      </w:r>
+      <w:r>
+        <w:rPr>
+          <w:rFonts w:asciiTheme="majorHAnsi" w:hAnsiTheme="majorHAnsi" w:cstheme="majorHAnsi"/>
           <w:lang w:val="pl-PL"/>
         </w:rPr>
-        <w:t>Cannon</w:t>
-      </w:r>
-      <w:r>
-        <w:t xml:space="preserve"> - </w:t>
-      </w:r>
-      <w:r>
-        <w:t>апгрейд из фулл прокачанного</w:t>
-      </w:r>
-      <w:r>
-        <w:t xml:space="preserve"> </w:t>
-      </w:r>
-      <w:r>
-        <w:rPr>
-          <w:lang w:val="pl-PL"/>
-        </w:rPr>
-        <w:t>Cannon</w:t>
-      </w:r>
-      <w:r>
-        <w:t xml:space="preserve"> </w:t>
-      </w:r>
-      <w:r>
-        <w:t xml:space="preserve">– </w:t>
-      </w:r>
-      <w:r>
-        <w:rPr>
-          <w:lang w:val="pl-PL"/>
-        </w:rPr>
         <w:t>AoE</w:t>
       </w:r>
       <w:r>
+        <w:rPr>
+          <w:rFonts w:asciiTheme="majorHAnsi" w:hAnsiTheme="majorHAnsi" w:cstheme="majorHAnsi"/>
+        </w:rPr>
         <w:t xml:space="preserve"> отталкивание противников </w:t>
       </w:r>
     </w:p>
     <w:p>
-      <w:r>
-        <w:rPr>
+      <w:pPr>
+        <w:rPr>
+          <w:rFonts w:asciiTheme="majorHAnsi" w:hAnsiTheme="majorHAnsi" w:cstheme="majorHAnsi"/>
+        </w:rPr>
+      </w:pPr>
+      <w:r>
+        <w:rPr>
+          <w:rFonts w:asciiTheme="majorHAnsi" w:hAnsiTheme="majorHAnsi" w:cstheme="majorHAnsi"/>
           <w:highlight w:val="yellow"/>
           <w:lang w:val="pl-PL"/>
         </w:rPr>
@@ -1603,132 +2248,119 @@
       </w:r>
       <w:r>
         <w:rPr>
+          <w:rFonts w:asciiTheme="majorHAnsi" w:hAnsiTheme="majorHAnsi" w:cstheme="majorHAnsi"/>
           <w:highlight w:val="yellow"/>
         </w:rPr>
         <w:t xml:space="preserve"> – дробовик, стреляет дробью в ближайшего врага</w:t>
       </w:r>
     </w:p>
     <w:p>
-      <w:r>
-        <w:rPr>
+      <w:pPr>
+        <w:rPr>
+          <w:rFonts w:asciiTheme="majorHAnsi" w:hAnsiTheme="majorHAnsi" w:cstheme="majorHAnsi"/>
+        </w:rPr>
+      </w:pPr>
+      <w:r>
+        <w:rPr>
+          <w:rFonts w:asciiTheme="majorHAnsi" w:hAnsiTheme="majorHAnsi" w:cstheme="majorHAnsi"/>
           <w:lang w:val="pl-PL"/>
         </w:rPr>
         <w:t>Eradicator</w:t>
       </w:r>
       <w:r>
+        <w:rPr>
+          <w:rFonts w:asciiTheme="majorHAnsi" w:hAnsiTheme="majorHAnsi" w:cstheme="majorHAnsi"/>
+        </w:rPr>
+        <w:t xml:space="preserve"> – апгрейд из фулл прокачанного </w:t>
+      </w:r>
+      <w:r>
+        <w:rPr>
+          <w:rFonts w:asciiTheme="majorHAnsi" w:hAnsiTheme="majorHAnsi" w:cstheme="majorHAnsi"/>
+          <w:lang w:val="pl-PL"/>
+        </w:rPr>
+        <w:t>Shotgun</w:t>
+      </w:r>
+      <w:r>
+        <w:rPr>
+          <w:rFonts w:asciiTheme="majorHAnsi" w:hAnsiTheme="majorHAnsi" w:cstheme="majorHAnsi"/>
+        </w:rPr>
         <w:t xml:space="preserve"> – </w:t>
       </w:r>
       <w:r>
-        <w:t>апгрейд из фулл прокачанного</w:t>
-      </w:r>
-      <w:r>
+        <w:rPr>
+          <w:rFonts w:asciiTheme="majorHAnsi" w:hAnsiTheme="majorHAnsi" w:cstheme="majorHAnsi"/>
+        </w:rPr>
+        <w:t xml:space="preserve">скорострельный дробовик - </w:t>
+      </w:r>
+      <w:r>
+        <w:rPr>
+          <w:rFonts w:asciiTheme="majorHAnsi" w:hAnsiTheme="majorHAnsi" w:cstheme="majorHAnsi"/>
+        </w:rPr>
+        <w:t xml:space="preserve">то же по сути что и </w:t>
+      </w:r>
+      <w:r>
+        <w:rPr>
+          <w:rFonts w:asciiTheme="majorHAnsi" w:hAnsiTheme="majorHAnsi" w:cstheme="majorHAnsi"/>
+          <w:lang w:val="pl-PL"/>
+        </w:rPr>
+        <w:t>Minigun</w:t>
+      </w:r>
+    </w:p>
+    <w:p>
+      <w:pPr>
+        <w:rPr>
+          <w:rFonts w:asciiTheme="majorHAnsi" w:hAnsiTheme="majorHAnsi" w:cstheme="majorHAnsi"/>
+        </w:rPr>
+      </w:pPr>
+      <w:r>
+        <w:rPr>
+          <w:rFonts w:asciiTheme="majorHAnsi" w:hAnsiTheme="majorHAnsi" w:cstheme="majorHAnsi"/>
+          <w:lang w:val="pl-PL"/>
+        </w:rPr>
+        <w:t>Octuple</w:t>
+      </w:r>
+      <w:r>
+        <w:rPr>
+          <w:rFonts w:asciiTheme="majorHAnsi" w:hAnsiTheme="majorHAnsi" w:cstheme="majorHAnsi"/>
+        </w:rPr>
         <w:t xml:space="preserve"> </w:t>
       </w:r>
       <w:r>
         <w:rPr>
+          <w:rFonts w:asciiTheme="majorHAnsi" w:hAnsiTheme="majorHAnsi" w:cstheme="majorHAnsi"/>
           <w:lang w:val="pl-PL"/>
         </w:rPr>
         <w:t>Shotgun</w:t>
       </w:r>
       <w:r>
-        <w:t xml:space="preserve"> – </w:t>
-      </w:r>
-      <w:r>
-        <w:t xml:space="preserve">скорострельный дробовик - </w:t>
-      </w:r>
-      <w:r>
-        <w:t xml:space="preserve">то же по сути что и </w:t>
-      </w:r>
-      <w:r>
-        <w:rPr>
+        <w:rPr>
+          <w:rFonts w:asciiTheme="majorHAnsi" w:hAnsiTheme="majorHAnsi" w:cstheme="majorHAnsi"/>
+        </w:rPr>
+        <w:t xml:space="preserve"> – апгрейд из фулл прокачанного </w:t>
+      </w:r>
+      <w:r>
+        <w:rPr>
+          <w:rFonts w:asciiTheme="majorHAnsi" w:hAnsiTheme="majorHAnsi" w:cstheme="majorHAnsi"/>
           <w:lang w:val="pl-PL"/>
         </w:rPr>
-        <w:t>Minigun</w:t>
-      </w:r>
-    </w:p>
-    <w:p>
-      <w:r>
-        <w:rPr>
-          <w:lang w:val="pl-PL"/>
-        </w:rPr>
-        <w:t>Octuple</w:t>
-      </w:r>
-      <w:r>
-        <w:t xml:space="preserve"> </w:t>
-      </w:r>
-      <w:r>
-        <w:rPr>
-          <w:lang w:val="pl-PL"/>
-        </w:rPr>
         <w:t>Shotgun</w:t>
       </w:r>
       <w:r>
-        <w:t xml:space="preserve"> – </w:t>
-      </w:r>
-      <w:r>
-        <w:t>апгрейд</w:t>
-      </w:r>
-      <w:r>
-        <w:t xml:space="preserve"> </w:t>
-      </w:r>
-      <w:r>
-        <w:t>из</w:t>
-      </w:r>
-      <w:r>
-        <w:t xml:space="preserve"> </w:t>
-      </w:r>
-      <w:r>
-        <w:t>фулл</w:t>
-      </w:r>
-      <w:r>
-        <w:t xml:space="preserve"> </w:t>
-      </w:r>
-      <w:r>
-        <w:t>прокачанного</w:t>
-      </w:r>
-      <w:r>
-        <w:t xml:space="preserve"> </w:t>
-      </w:r>
-      <w:r>
-        <w:rPr>
-          <w:lang w:val="pl-PL"/>
-        </w:rPr>
-        <w:t>Shotgun</w:t>
-      </w:r>
-      <w:r>
-        <w:t xml:space="preserve"> – </w:t>
-      </w:r>
-      <w:r>
-        <w:t>восемь</w:t>
-      </w:r>
-      <w:r>
-        <w:t xml:space="preserve"> </w:t>
-      </w:r>
-      <w:r>
-        <w:t>более</w:t>
-      </w:r>
-      <w:r>
-        <w:t xml:space="preserve"> </w:t>
-      </w:r>
-      <w:r>
-        <w:t>слабых</w:t>
-      </w:r>
-      <w:r>
-        <w:t xml:space="preserve"> </w:t>
-      </w:r>
-      <w:r>
-        <w:t>дробовиков</w:t>
-      </w:r>
-      <w:r>
-        <w:t>,</w:t>
-      </w:r>
-      <w:r>
-        <w:t xml:space="preserve"> направленных во все стороны</w:t>
-      </w:r>
-    </w:p>
-    <w:p>
-      <w:r>
-        <w:rPr>
+        <w:rPr>
+          <w:rFonts w:asciiTheme="majorHAnsi" w:hAnsiTheme="majorHAnsi" w:cstheme="majorHAnsi"/>
+        </w:rPr>
+        <w:t xml:space="preserve"> – восемь более слабых дробовиков, направленных во все стороны</w:t>
+      </w:r>
+    </w:p>
+    <w:p>
+      <w:pPr>
+        <w:rPr>
+          <w:rFonts w:asciiTheme="majorHAnsi" w:hAnsiTheme="majorHAnsi" w:cstheme="majorHAnsi"/>
+        </w:rPr>
+      </w:pPr>
+      <w:r>
+        <w:rPr>
+          <w:rFonts w:asciiTheme="majorHAnsi" w:hAnsiTheme="majorHAnsi" w:cstheme="majorHAnsi"/>
           <w:highlight w:val="yellow"/>
           <w:lang w:val="pl-PL"/>
         </w:rPr>
@@ -1736,111 +2368,107 @@
       </w:r>
       <w:r>
         <w:rPr>
+          <w:rFonts w:asciiTheme="majorHAnsi" w:hAnsiTheme="majorHAnsi" w:cstheme="majorHAnsi"/>
           <w:highlight w:val="yellow"/>
         </w:rPr>
-        <w:t xml:space="preserve"> – </w:t>
-      </w:r>
-      <w:r>
-        <w:rPr>
+        <w:t xml:space="preserve"> – стреляет ракетой прямо</w:t>
+      </w:r>
+      <w:r>
+        <w:rPr>
+          <w:rFonts w:asciiTheme="majorHAnsi" w:hAnsiTheme="majorHAnsi" w:cstheme="majorHAnsi"/>
           <w:highlight w:val="yellow"/>
         </w:rPr>
-        <w:t>стреляет</w:t>
-      </w:r>
-      <w:r>
-        <w:rPr>
-          <w:highlight w:val="yellow"/>
+        <w:t>. Ракеты можно уничтожить пулей. Ракеты взрываются при попадании или спустя время. Апгрейд добавляет самонаводку.</w:t>
+      </w:r>
+    </w:p>
+    <w:p>
+      <w:pPr>
+        <w:rPr>
+          <w:rFonts w:asciiTheme="majorHAnsi" w:hAnsiTheme="majorHAnsi" w:cstheme="majorHAnsi"/>
+        </w:rPr>
+      </w:pPr>
+      <w:r>
+        <w:rPr>
+          <w:rFonts w:asciiTheme="majorHAnsi" w:hAnsiTheme="majorHAnsi" w:cstheme="majorHAnsi"/>
+          <w:lang w:val="pl-PL"/>
+        </w:rPr>
+        <w:t>Rocket</w:t>
+      </w:r>
+      <w:r>
+        <w:rPr>
+          <w:rFonts w:asciiTheme="majorHAnsi" w:hAnsiTheme="majorHAnsi" w:cstheme="majorHAnsi"/>
         </w:rPr>
         <w:t xml:space="preserve"> </w:t>
       </w:r>
       <w:r>
         <w:rPr>
-          <w:highlight w:val="yellow"/>
-        </w:rPr>
-        <w:t>ракетой</w:t>
-      </w:r>
-      <w:r>
-        <w:rPr>
-          <w:highlight w:val="yellow"/>
-        </w:rPr>
-        <w:t xml:space="preserve"> </w:t>
-      </w:r>
-      <w:r>
-        <w:rPr>
-          <w:highlight w:val="yellow"/>
-        </w:rPr>
-        <w:t>прямо</w:t>
-      </w:r>
-      <w:r>
-        <w:rPr>
-          <w:highlight w:val="yellow"/>
-        </w:rPr>
-        <w:t xml:space="preserve">. </w:t>
-      </w:r>
-      <w:r>
-        <w:rPr>
-          <w:highlight w:val="yellow"/>
-        </w:rPr>
-        <w:t>Ракеты можно уничтожить пулей. Ракеты взрываются при попадании или спустя время. Апгрейд добавляет самонаводку.</w:t>
-      </w:r>
-    </w:p>
-    <w:p>
-      <w:r>
-        <w:rPr>
+          <w:rFonts w:asciiTheme="majorHAnsi" w:hAnsiTheme="majorHAnsi" w:cstheme="majorHAnsi"/>
           <w:lang w:val="pl-PL"/>
         </w:rPr>
-        <w:t>Rocket</w:t>
-      </w:r>
-      <w:r>
-        <w:t xml:space="preserve"> </w:t>
-      </w:r>
-      <w:r>
-        <w:rPr>
+        <w:t>Swarm</w:t>
+      </w:r>
+      <w:r>
+        <w:rPr>
+          <w:rFonts w:asciiTheme="majorHAnsi" w:hAnsiTheme="majorHAnsi" w:cstheme="majorHAnsi"/>
+        </w:rPr>
+        <w:t xml:space="preserve"> – апгрейд из фулл прокачанного </w:t>
+      </w:r>
+      <w:r>
+        <w:rPr>
+          <w:rFonts w:asciiTheme="majorHAnsi" w:hAnsiTheme="majorHAnsi" w:cstheme="majorHAnsi"/>
           <w:lang w:val="pl-PL"/>
         </w:rPr>
-        <w:t>Swarm</w:t>
-      </w:r>
-      <w:r>
-        <w:t xml:space="preserve"> – </w:t>
-      </w:r>
-      <w:r>
-        <w:t xml:space="preserve">апгрейд из фулл прокачанного </w:t>
-      </w:r>
-      <w:r>
-        <w:rPr>
+        <w:t>Missile</w:t>
+      </w:r>
+      <w:r>
+        <w:rPr>
+          <w:rFonts w:asciiTheme="majorHAnsi" w:hAnsiTheme="majorHAnsi" w:cstheme="majorHAnsi"/>
+        </w:rPr>
+        <w:t xml:space="preserve"> – стреляет множеством маленьких и быстрых ракет</w:t>
+      </w:r>
+    </w:p>
+    <w:p>
+      <w:pPr>
+        <w:rPr>
+          <w:rFonts w:asciiTheme="majorHAnsi" w:hAnsiTheme="majorHAnsi" w:cstheme="majorHAnsi"/>
+        </w:rPr>
+      </w:pPr>
+      <w:r>
+        <w:rPr>
+          <w:rFonts w:asciiTheme="majorHAnsi" w:hAnsiTheme="majorHAnsi" w:cstheme="majorHAnsi"/>
           <w:lang w:val="pl-PL"/>
         </w:rPr>
+        <w:t>Nuke</w:t>
+      </w:r>
+      <w:r>
+        <w:rPr>
+          <w:rFonts w:asciiTheme="majorHAnsi" w:hAnsiTheme="majorHAnsi" w:cstheme="majorHAnsi"/>
+        </w:rPr>
+        <w:t xml:space="preserve"> - апгрейд из фулл прокачанного </w:t>
+      </w:r>
+      <w:r>
+        <w:rPr>
+          <w:rFonts w:asciiTheme="majorHAnsi" w:hAnsiTheme="majorHAnsi" w:cstheme="majorHAnsi"/>
+          <w:lang w:val="pl-PL"/>
+        </w:rPr>
         <w:t>Missile</w:t>
       </w:r>
       <w:r>
-        <w:t xml:space="preserve"> – стреляет множеством маленьких и быстрых ракет</w:t>
-      </w:r>
-    </w:p>
-    <w:p>
-      <w:r>
-        <w:rPr>
-          <w:lang w:val="pl-PL"/>
-        </w:rPr>
-        <w:t>Nuke</w:t>
-      </w:r>
-      <w:r>
-        <w:t xml:space="preserve"> - </w:t>
-      </w:r>
-      <w:r>
-        <w:t xml:space="preserve">апгрейд из фулл прокачанного </w:t>
-      </w:r>
-      <w:r>
-        <w:rPr>
-          <w:lang w:val="pl-PL"/>
-        </w:rPr>
-        <w:t>Missile</w:t>
-      </w:r>
-      <w:r>
+        <w:rPr>
+          <w:rFonts w:asciiTheme="majorHAnsi" w:hAnsiTheme="majorHAnsi" w:cstheme="majorHAnsi"/>
+        </w:rPr>
         <w:t xml:space="preserve"> – редко стреляет одной бомбой с огромным уроном, и оставляющей за собой ядовитую для всех зону</w:t>
       </w:r>
     </w:p>
     <w:p>
-      <w:r>
-        <w:rPr>
+      <w:pPr>
+        <w:rPr>
+          <w:rFonts w:asciiTheme="majorHAnsi" w:hAnsiTheme="majorHAnsi" w:cstheme="majorHAnsi"/>
+        </w:rPr>
+      </w:pPr>
+      <w:r>
+        <w:rPr>
+          <w:rFonts w:asciiTheme="majorHAnsi" w:hAnsiTheme="majorHAnsi" w:cstheme="majorHAnsi"/>
           <w:highlight w:val="yellow"/>
           <w:lang w:val="pl-PL"/>
         </w:rPr>
@@ -1848,105 +2476,120 @@
       </w:r>
       <w:r>
         <w:rPr>
+          <w:rFonts w:asciiTheme="majorHAnsi" w:hAnsiTheme="majorHAnsi" w:cstheme="majorHAnsi"/>
           <w:highlight w:val="yellow"/>
         </w:rPr>
         <w:t xml:space="preserve"> – редко стреляет очень быстрым снарядом. Наводится в 15-45 градусах напротив себя.</w:t>
       </w:r>
       <w:r>
         <w:rPr>
+          <w:rFonts w:asciiTheme="majorHAnsi" w:hAnsiTheme="majorHAnsi" w:cstheme="majorHAnsi"/>
           <w:highlight w:val="yellow"/>
         </w:rPr>
         <w:t xml:space="preserve"> Апгрейды добавляют пробивание нескольких целей.</w:t>
       </w:r>
     </w:p>
     <w:p>
-      <w:r>
-        <w:rPr>
+      <w:pPr>
+        <w:rPr>
+          <w:rFonts w:asciiTheme="majorHAnsi" w:hAnsiTheme="majorHAnsi" w:cstheme="majorHAnsi"/>
+        </w:rPr>
+      </w:pPr>
+      <w:r>
+        <w:rPr>
+          <w:rFonts w:asciiTheme="majorHAnsi" w:hAnsiTheme="majorHAnsi" w:cstheme="majorHAnsi"/>
           <w:lang w:val="pl-PL"/>
         </w:rPr>
         <w:t>Particle</w:t>
       </w:r>
       <w:r>
+        <w:rPr>
+          <w:rFonts w:asciiTheme="majorHAnsi" w:hAnsiTheme="majorHAnsi" w:cstheme="majorHAnsi"/>
+        </w:rPr>
         <w:t xml:space="preserve"> </w:t>
       </w:r>
       <w:r>
         <w:rPr>
+          <w:rFonts w:asciiTheme="majorHAnsi" w:hAnsiTheme="majorHAnsi" w:cstheme="majorHAnsi"/>
           <w:lang w:val="pl-PL"/>
         </w:rPr>
         <w:t>Accelerator</w:t>
       </w:r>
       <w:r>
-        <w:t xml:space="preserve"> - </w:t>
-      </w:r>
-      <w:r>
-        <w:t xml:space="preserve">апгрейд из фулл прокачанного </w:t>
-      </w:r>
-      <w:r>
-        <w:rPr>
+        <w:rPr>
+          <w:rFonts w:asciiTheme="majorHAnsi" w:hAnsiTheme="majorHAnsi" w:cstheme="majorHAnsi"/>
+        </w:rPr>
+        <w:t xml:space="preserve"> - апгрейд из фулл прокачанного </w:t>
+      </w:r>
+      <w:r>
+        <w:rPr>
+          <w:rFonts w:asciiTheme="majorHAnsi" w:hAnsiTheme="majorHAnsi" w:cstheme="majorHAnsi"/>
           <w:lang w:val="pl-PL"/>
         </w:rPr>
         <w:t>Railgun</w:t>
       </w:r>
       <w:r>
+        <w:rPr>
+          <w:rFonts w:asciiTheme="majorHAnsi" w:hAnsiTheme="majorHAnsi" w:cstheme="majorHAnsi"/>
+        </w:rPr>
+        <w:t xml:space="preserve"> – бесконечное пробивание</w:t>
+      </w:r>
+    </w:p>
+    <w:p>
+      <w:pPr>
+        <w:rPr>
+          <w:rFonts w:asciiTheme="majorHAnsi" w:hAnsiTheme="majorHAnsi" w:cstheme="majorHAnsi"/>
+        </w:rPr>
+      </w:pPr>
+      <w:r>
+        <w:rPr>
+          <w:rFonts w:asciiTheme="majorHAnsi" w:hAnsiTheme="majorHAnsi" w:cstheme="majorHAnsi"/>
+          <w:lang w:val="pl-PL"/>
+        </w:rPr>
+        <w:t>Behemoth</w:t>
+      </w:r>
+      <w:r>
+        <w:rPr>
+          <w:rFonts w:asciiTheme="majorHAnsi" w:hAnsiTheme="majorHAnsi" w:cstheme="majorHAnsi"/>
+        </w:rPr>
         <w:t xml:space="preserve"> </w:t>
       </w:r>
       <w:r>
-        <w:t>–</w:t>
-      </w:r>
-      <w:r>
-        <w:t xml:space="preserve"> </w:t>
-      </w:r>
-      <w:r>
-        <w:t>бесконечное пробивание</w:t>
-      </w:r>
-    </w:p>
-    <w:p>
-      <w:r>
-        <w:rPr>
+        <w:rPr>
+          <w:rFonts w:asciiTheme="majorHAnsi" w:hAnsiTheme="majorHAnsi" w:cstheme="majorHAnsi"/>
           <w:lang w:val="pl-PL"/>
         </w:rPr>
-        <w:t>Behemoth</w:t>
-      </w:r>
-      <w:r>
-        <w:t xml:space="preserve"> </w:t>
-      </w:r>
-      <w:r>
-        <w:rPr>
+        <w:t>Rifle</w:t>
+      </w:r>
+      <w:r>
+        <w:rPr>
+          <w:rFonts w:asciiTheme="majorHAnsi" w:hAnsiTheme="majorHAnsi" w:cstheme="majorHAnsi"/>
+        </w:rPr>
+        <w:t xml:space="preserve"> - апгрейд из фулл прокачанного </w:t>
+      </w:r>
+      <w:r>
+        <w:rPr>
+          <w:rFonts w:asciiTheme="majorHAnsi" w:hAnsiTheme="majorHAnsi" w:cstheme="majorHAnsi"/>
           <w:lang w:val="pl-PL"/>
         </w:rPr>
-        <w:t>Rifle</w:t>
-      </w:r>
-      <w:r>
-        <w:t xml:space="preserve"> </w:t>
-      </w:r>
-      <w:r>
-        <w:t xml:space="preserve">- </w:t>
-      </w:r>
-      <w:r>
-        <w:t xml:space="preserve">апгрейд из фулл прокачанного </w:t>
-      </w:r>
-      <w:r>
-        <w:rPr>
-          <w:lang w:val="pl-PL"/>
-        </w:rPr>
         <w:t>Railgun</w:t>
       </w:r>
       <w:r>
-        <w:t xml:space="preserve"> </w:t>
-      </w:r>
-      <w:r>
-        <w:t>–</w:t>
-      </w:r>
-      <w:r>
-        <w:t xml:space="preserve"> </w:t>
-      </w:r>
-      <w:r>
-        <w:t>стреляет только перед собой, дополнительный урон на основании ХП цели</w:t>
-      </w:r>
-    </w:p>
-    <w:p>
-      <w:r>
-        <w:rPr>
+        <w:rPr>
+          <w:rFonts w:asciiTheme="majorHAnsi" w:hAnsiTheme="majorHAnsi" w:cstheme="majorHAnsi"/>
+        </w:rPr>
+        <w:t xml:space="preserve"> – стреляет только перед собой, дополнительный урон на основании ХП цели</w:t>
+      </w:r>
+    </w:p>
+    <w:p>
+      <w:pPr>
+        <w:rPr>
+          <w:rFonts w:asciiTheme="majorHAnsi" w:hAnsiTheme="majorHAnsi" w:cstheme="majorHAnsi"/>
+        </w:rPr>
+      </w:pPr>
+      <w:r>
+        <w:rPr>
+          <w:rFonts w:asciiTheme="majorHAnsi" w:hAnsiTheme="majorHAnsi" w:cstheme="majorHAnsi"/>
           <w:highlight w:val="yellow"/>
           <w:lang w:val="pl-PL"/>
         </w:rPr>
@@ -1954,81 +2597,107 @@
       </w:r>
       <w:r>
         <w:rPr>
+          <w:rFonts w:asciiTheme="majorHAnsi" w:hAnsiTheme="majorHAnsi" w:cstheme="majorHAnsi"/>
           <w:highlight w:val="yellow"/>
         </w:rPr>
         <w:t xml:space="preserve"> – редко стреляет лучём вперёд, луч остаётся некоторое время и наносит дополнительный урон целям внутри него.</w:t>
       </w:r>
     </w:p>
     <w:p>
-      <w:r>
-        <w:rPr>
+      <w:pPr>
+        <w:rPr>
+          <w:rFonts w:asciiTheme="majorHAnsi" w:hAnsiTheme="majorHAnsi" w:cstheme="majorHAnsi"/>
+        </w:rPr>
+      </w:pPr>
+      <w:r>
+        <w:rPr>
+          <w:rFonts w:asciiTheme="majorHAnsi" w:hAnsiTheme="majorHAnsi" w:cstheme="majorHAnsi"/>
           <w:lang w:val="pl-PL"/>
         </w:rPr>
+        <w:lastRenderedPageBreak/>
         <w:t>Prism</w:t>
       </w:r>
       <w:r>
+        <w:rPr>
+          <w:rFonts w:asciiTheme="majorHAnsi" w:hAnsiTheme="majorHAnsi" w:cstheme="majorHAnsi"/>
+        </w:rPr>
+        <w:t xml:space="preserve"> - апгрейд из фулл прокачанного </w:t>
+      </w:r>
+      <w:r>
+        <w:rPr>
+          <w:rFonts w:asciiTheme="majorHAnsi" w:hAnsiTheme="majorHAnsi" w:cstheme="majorHAnsi"/>
+          <w:lang w:val="pl-PL"/>
+        </w:rPr>
+        <w:t>Laser</w:t>
+      </w:r>
+      <w:r>
+        <w:rPr>
+          <w:rFonts w:asciiTheme="majorHAnsi" w:hAnsiTheme="majorHAnsi" w:cstheme="majorHAnsi"/>
+        </w:rPr>
+        <w:t>, стреляет 3 раза, быстрее перезарядка и целится в 45 градусов перед собой</w:t>
+      </w:r>
+    </w:p>
+    <w:p>
+      <w:pPr>
+        <w:rPr>
+          <w:rFonts w:asciiTheme="majorHAnsi" w:hAnsiTheme="majorHAnsi" w:cstheme="majorHAnsi"/>
+        </w:rPr>
+      </w:pPr>
+      <w:r>
+        <w:rPr>
+          <w:rFonts w:asciiTheme="majorHAnsi" w:hAnsiTheme="majorHAnsi" w:cstheme="majorHAnsi"/>
+          <w:lang w:val="pl-PL"/>
+        </w:rPr>
+        <w:t>Blue</w:t>
+      </w:r>
+      <w:r>
+        <w:rPr>
+          <w:rFonts w:asciiTheme="majorHAnsi" w:hAnsiTheme="majorHAnsi" w:cstheme="majorHAnsi"/>
+        </w:rPr>
         <w:t xml:space="preserve"> </w:t>
       </w:r>
       <w:r>
-        <w:t xml:space="preserve">- </w:t>
-      </w:r>
-      <w:r>
-        <w:t xml:space="preserve">апгрейд из фулл прокачанного </w:t>
-      </w:r>
-      <w:r>
-        <w:rPr>
+        <w:rPr>
+          <w:rFonts w:asciiTheme="majorHAnsi" w:hAnsiTheme="majorHAnsi" w:cstheme="majorHAnsi"/>
           <w:lang w:val="pl-PL"/>
         </w:rPr>
         <w:t>Laser</w:t>
       </w:r>
       <w:r>
-        <w:t xml:space="preserve">, </w:t>
-      </w:r>
-      <w:r>
-        <w:t>стреляет 3 раза, быстрее перезарядка и целится в 45 градусов перед собой</w:t>
-      </w:r>
-    </w:p>
-    <w:p>
-      <w:r>
-        <w:rPr>
+        <w:rPr>
+          <w:rFonts w:asciiTheme="majorHAnsi" w:hAnsiTheme="majorHAnsi" w:cstheme="majorHAnsi"/>
+        </w:rPr>
+        <w:t xml:space="preserve"> - апгрейд из фулл прокачанного </w:t>
+      </w:r>
+      <w:r>
+        <w:rPr>
+          <w:rFonts w:asciiTheme="majorHAnsi" w:hAnsiTheme="majorHAnsi" w:cstheme="majorHAnsi"/>
           <w:lang w:val="pl-PL"/>
         </w:rPr>
-        <w:t>Blue</w:t>
-      </w:r>
-      <w:r>
-        <w:t xml:space="preserve"> </w:t>
-      </w:r>
-      <w:r>
-        <w:rPr>
-          <w:lang w:val="pl-PL"/>
-        </w:rPr>
         <w:t>Laser</w:t>
       </w:r>
       <w:r>
-        <w:t xml:space="preserve"> - </w:t>
-      </w:r>
-      <w:r>
-        <w:t xml:space="preserve">апгрейд из фулл прокачанного </w:t>
-      </w:r>
-      <w:r>
-        <w:rPr>
-          <w:lang w:val="pl-PL"/>
-        </w:rPr>
-        <w:t>Laser</w:t>
-      </w:r>
-      <w:r>
-        <w:t xml:space="preserve">, </w:t>
-      </w:r>
-      <w:r>
-        <w:t>игнорирует щиты, дополнительный урон на основании текущего уровня щитов</w:t>
-      </w:r>
-      <w:r>
+        <w:rPr>
+          <w:rFonts w:asciiTheme="majorHAnsi" w:hAnsiTheme="majorHAnsi" w:cstheme="majorHAnsi"/>
+        </w:rPr>
+        <w:t>, игнорирует щиты, дополнительный урон на основании текущего уровня щитов</w:t>
+      </w:r>
+      <w:r>
+        <w:rPr>
+          <w:rFonts w:asciiTheme="majorHAnsi" w:hAnsiTheme="majorHAnsi" w:cstheme="majorHAnsi"/>
+        </w:rPr>
         <w:t xml:space="preserve"> врага</w:t>
       </w:r>
     </w:p>
     <w:p>
-      <w:r>
-        <w:rPr>
+      <w:pPr>
+        <w:rPr>
+          <w:rFonts w:asciiTheme="majorHAnsi" w:hAnsiTheme="majorHAnsi" w:cstheme="majorHAnsi"/>
+        </w:rPr>
+      </w:pPr>
+      <w:r>
+        <w:rPr>
+          <w:rFonts w:asciiTheme="majorHAnsi" w:hAnsiTheme="majorHAnsi" w:cstheme="majorHAnsi"/>
           <w:highlight w:val="yellow"/>
           <w:lang w:val="pl-PL"/>
         </w:rPr>
@@ -2036,93 +2705,119 @@
       </w:r>
       <w:r>
         <w:rPr>
+          <w:rFonts w:asciiTheme="majorHAnsi" w:hAnsiTheme="majorHAnsi" w:cstheme="majorHAnsi"/>
           <w:highlight w:val="yellow"/>
         </w:rPr>
         <w:t xml:space="preserve"> – Средняя скорострельность, молния перескакивает между 3/4/5 врагами, увеличенный урон щитам</w:t>
       </w:r>
     </w:p>
     <w:p>
-      <w:r>
-        <w:rPr>
+      <w:pPr>
+        <w:rPr>
+          <w:rFonts w:asciiTheme="majorHAnsi" w:hAnsiTheme="majorHAnsi" w:cstheme="majorHAnsi"/>
+        </w:rPr>
+      </w:pPr>
+      <w:r>
+        <w:rPr>
+          <w:rFonts w:asciiTheme="majorHAnsi" w:hAnsiTheme="majorHAnsi" w:cstheme="majorHAnsi"/>
           <w:lang w:val="pl-PL"/>
         </w:rPr>
         <w:t>Shock</w:t>
       </w:r>
       <w:r>
+        <w:rPr>
+          <w:rFonts w:asciiTheme="majorHAnsi" w:hAnsiTheme="majorHAnsi" w:cstheme="majorHAnsi"/>
+        </w:rPr>
         <w:t xml:space="preserve"> </w:t>
       </w:r>
       <w:r>
         <w:rPr>
+          <w:rFonts w:asciiTheme="majorHAnsi" w:hAnsiTheme="majorHAnsi" w:cstheme="majorHAnsi"/>
           <w:lang w:val="pl-PL"/>
         </w:rPr>
         <w:t>Field</w:t>
       </w:r>
       <w:r>
-        <w:t xml:space="preserve"> - </w:t>
-      </w:r>
-      <w:r>
-        <w:t xml:space="preserve">апгрейд из фулл прокачанного </w:t>
-      </w:r>
-      <w:r>
-        <w:rPr>
+        <w:rPr>
+          <w:rFonts w:asciiTheme="majorHAnsi" w:hAnsiTheme="majorHAnsi" w:cstheme="majorHAnsi"/>
+        </w:rPr>
+        <w:t xml:space="preserve"> - апгрейд из фулл прокачанного </w:t>
+      </w:r>
+      <w:r>
+        <w:rPr>
+          <w:rFonts w:asciiTheme="majorHAnsi" w:hAnsiTheme="majorHAnsi" w:cstheme="majorHAnsi"/>
           <w:lang w:val="pl-PL"/>
         </w:rPr>
         <w:t>Tesla</w:t>
       </w:r>
       <w:r>
-        <w:t>,</w:t>
-      </w:r>
-      <w:r>
-        <w:t xml:space="preserve"> редко</w:t>
-      </w:r>
-      <w:r>
+        <w:rPr>
+          <w:rFonts w:asciiTheme="majorHAnsi" w:hAnsiTheme="majorHAnsi" w:cstheme="majorHAnsi"/>
+        </w:rPr>
+        <w:t xml:space="preserve">, редко бьёт и оглушает всё вокруг себя </w:t>
+      </w:r>
+    </w:p>
+    <w:p>
+      <w:pPr>
+        <w:rPr>
+          <w:rFonts w:asciiTheme="majorHAnsi" w:hAnsiTheme="majorHAnsi" w:cstheme="majorHAnsi"/>
+        </w:rPr>
+      </w:pPr>
+      <w:r>
+        <w:rPr>
+          <w:rFonts w:asciiTheme="majorHAnsi" w:hAnsiTheme="majorHAnsi" w:cstheme="majorHAnsi"/>
+          <w:lang w:val="pl-PL"/>
+        </w:rPr>
+        <w:t>Thunder</w:t>
+      </w:r>
+      <w:r>
+        <w:rPr>
+          <w:rFonts w:asciiTheme="majorHAnsi" w:hAnsiTheme="majorHAnsi" w:cstheme="majorHAnsi"/>
+        </w:rPr>
         <w:t xml:space="preserve"> </w:t>
       </w:r>
       <w:r>
-        <w:t xml:space="preserve">бьёт и оглушает всё вокруг себя </w:t>
-      </w:r>
-    </w:p>
-    <w:p>
-      <w:r>
-        <w:rPr>
+        <w:rPr>
+          <w:rFonts w:asciiTheme="majorHAnsi" w:hAnsiTheme="majorHAnsi" w:cstheme="majorHAnsi"/>
           <w:lang w:val="pl-PL"/>
         </w:rPr>
-        <w:t>Thunder</w:t>
-      </w:r>
-      <w:r>
-        <w:t xml:space="preserve"> </w:t>
-      </w:r>
-      <w:r>
-        <w:rPr>
+        <w:t>spear</w:t>
+      </w:r>
+      <w:r>
+        <w:rPr>
+          <w:rFonts w:asciiTheme="majorHAnsi" w:hAnsiTheme="majorHAnsi" w:cstheme="majorHAnsi"/>
+        </w:rPr>
+        <w:t xml:space="preserve"> - апгрейд из фулл прокачанного </w:t>
+      </w:r>
+      <w:r>
+        <w:rPr>
+          <w:rFonts w:asciiTheme="majorHAnsi" w:hAnsiTheme="majorHAnsi" w:cstheme="majorHAnsi"/>
           <w:lang w:val="pl-PL"/>
         </w:rPr>
-        <w:t>spear</w:t>
-      </w:r>
-      <w:r>
-        <w:t xml:space="preserve"> - </w:t>
-      </w:r>
-      <w:r>
-        <w:t xml:space="preserve">апгрейд из фулл прокачанного </w:t>
-      </w:r>
-      <w:r>
-        <w:rPr>
-          <w:lang w:val="pl-PL"/>
-        </w:rPr>
         <w:t>Tesla</w:t>
       </w:r>
       <w:r>
-        <w:t xml:space="preserve">, </w:t>
-      </w:r>
-      <w:r>
-        <w:t>выбирает цель с самым большим максимальным уровнем щитов, продолжает бить п</w:t>
-      </w:r>
-      <w:r>
+        <w:rPr>
+          <w:rFonts w:asciiTheme="majorHAnsi" w:hAnsiTheme="majorHAnsi" w:cstheme="majorHAnsi"/>
+        </w:rPr>
+        <w:t>, выбирает цель с самым большим максимальным уровнем щитов, продолжает бить п</w:t>
+      </w:r>
+      <w:r>
+        <w:rPr>
+          <w:rFonts w:asciiTheme="majorHAnsi" w:hAnsiTheme="majorHAnsi" w:cstheme="majorHAnsi"/>
+        </w:rPr>
         <w:t>ока не убьёт, постоянно оглушая</w:t>
       </w:r>
     </w:p>
     <w:p>
-      <w:r>
-        <w:rPr>
+      <w:pPr>
+        <w:rPr>
+          <w:rFonts w:asciiTheme="majorHAnsi" w:hAnsiTheme="majorHAnsi" w:cstheme="majorHAnsi"/>
+        </w:rPr>
+      </w:pPr>
+      <w:r>
+        <w:rPr>
+          <w:rFonts w:asciiTheme="majorHAnsi" w:hAnsiTheme="majorHAnsi" w:cstheme="majorHAnsi"/>
           <w:highlight w:val="yellow"/>
           <w:lang w:val="pl-PL"/>
         </w:rPr>
@@ -2130,12 +2825,14 @@
       </w:r>
       <w:r>
         <w:rPr>
+          <w:rFonts w:asciiTheme="majorHAnsi" w:hAnsiTheme="majorHAnsi" w:cstheme="majorHAnsi"/>
           <w:highlight w:val="yellow"/>
         </w:rPr>
         <w:t xml:space="preserve"> – создаёт мину под собой, ограниченное макс число, урон </w:t>
       </w:r>
       <w:r>
         <w:rPr>
+          <w:rFonts w:asciiTheme="majorHAnsi" w:hAnsiTheme="majorHAnsi" w:cstheme="majorHAnsi"/>
           <w:highlight w:val="yellow"/>
           <w:lang w:val="pl-PL"/>
         </w:rPr>
@@ -2143,449 +2840,495 @@
       </w:r>
     </w:p>
     <w:p>
-      <w:r>
-        <w:rPr>
+      <w:pPr>
+        <w:rPr>
+          <w:rFonts w:asciiTheme="majorHAnsi" w:hAnsiTheme="majorHAnsi" w:cstheme="majorHAnsi"/>
+        </w:rPr>
+      </w:pPr>
+      <w:r>
+        <w:rPr>
+          <w:rFonts w:asciiTheme="majorHAnsi" w:hAnsiTheme="majorHAnsi" w:cstheme="majorHAnsi"/>
+          <w:lang w:val="en-US"/>
+        </w:rPr>
+        <w:t>Multicharge</w:t>
+      </w:r>
+      <w:r>
+        <w:rPr>
+          <w:rFonts w:asciiTheme="majorHAnsi" w:hAnsiTheme="majorHAnsi" w:cstheme="majorHAnsi"/>
+        </w:rPr>
+        <w:t xml:space="preserve"> </w:t>
+      </w:r>
+      <w:r>
+        <w:rPr>
+          <w:rFonts w:asciiTheme="majorHAnsi" w:hAnsiTheme="majorHAnsi" w:cstheme="majorHAnsi"/>
+          <w:lang w:val="en-US"/>
+        </w:rPr>
+        <w:t>Mines</w:t>
+      </w:r>
+      <w:r>
+        <w:rPr>
+          <w:rFonts w:asciiTheme="majorHAnsi" w:hAnsiTheme="majorHAnsi" w:cstheme="majorHAnsi"/>
+        </w:rPr>
+        <w:t xml:space="preserve"> - апгрейд из фулл прокачанного </w:t>
+      </w:r>
+      <w:r>
+        <w:rPr>
+          <w:rFonts w:asciiTheme="majorHAnsi" w:hAnsiTheme="majorHAnsi" w:cstheme="majorHAnsi"/>
+          <w:lang w:val="en-US"/>
+        </w:rPr>
+        <w:t>Mines</w:t>
+      </w:r>
+      <w:r>
+        <w:rPr>
+          <w:rFonts w:asciiTheme="majorHAnsi" w:hAnsiTheme="majorHAnsi" w:cstheme="majorHAnsi"/>
+        </w:rPr>
+        <w:t>, каждая мина может взрыватся неограниченное колво раз, пока не заменится новой</w:t>
+      </w:r>
+    </w:p>
+    <w:p>
+      <w:pPr>
+        <w:rPr>
+          <w:rFonts w:asciiTheme="majorHAnsi" w:hAnsiTheme="majorHAnsi" w:cstheme="majorHAnsi"/>
+        </w:rPr>
+      </w:pPr>
+      <w:r>
+        <w:rPr>
+          <w:rFonts w:asciiTheme="majorHAnsi" w:hAnsiTheme="majorHAnsi" w:cstheme="majorHAnsi"/>
+          <w:lang w:val="pl-PL"/>
+        </w:rPr>
+        <w:t>Nanite</w:t>
+      </w:r>
+      <w:r>
+        <w:rPr>
+          <w:rFonts w:asciiTheme="majorHAnsi" w:hAnsiTheme="majorHAnsi" w:cstheme="majorHAnsi"/>
+        </w:rPr>
+        <w:t xml:space="preserve"> </w:t>
+      </w:r>
+      <w:r>
+        <w:rPr>
+          <w:rFonts w:asciiTheme="majorHAnsi" w:hAnsiTheme="majorHAnsi" w:cstheme="majorHAnsi"/>
+          <w:lang w:val="pl-PL"/>
+        </w:rPr>
+        <w:t>Bombs</w:t>
+      </w:r>
+      <w:r>
+        <w:rPr>
+          <w:rFonts w:asciiTheme="majorHAnsi" w:hAnsiTheme="majorHAnsi" w:cstheme="majorHAnsi"/>
+        </w:rPr>
+        <w:t xml:space="preserve"> - апгрейд из фулл прокачанного </w:t>
+      </w:r>
+      <w:r>
+        <w:rPr>
+          <w:rFonts w:asciiTheme="majorHAnsi" w:hAnsiTheme="majorHAnsi" w:cstheme="majorHAnsi"/>
+          <w:lang w:val="en-US"/>
+        </w:rPr>
+        <w:t>Mines</w:t>
+      </w:r>
+      <w:r>
+        <w:rPr>
+          <w:rFonts w:asciiTheme="majorHAnsi" w:hAnsiTheme="majorHAnsi" w:cstheme="majorHAnsi"/>
+        </w:rPr>
+        <w:t>, мины оглушают на короткое время, а также накладывают эффект наносящий урон со временем</w:t>
+      </w:r>
+    </w:p>
+    <w:p>
+      <w:pPr>
+        <w:pStyle w:val="2"/>
+        <w:rPr>
+          <w:rFonts w:cstheme="majorHAnsi"/>
+        </w:rPr>
+      </w:pPr>
+      <w:bookmarkStart w:id="13" w:name="_Toc226478120"/>
+      <w:r>
+        <w:rPr>
+          <w:rFonts w:cstheme="majorHAnsi"/>
+        </w:rPr>
+        <w:t>Модули</w:t>
+      </w:r>
+      <w:bookmarkEnd w:id="13"/>
+    </w:p>
+    <w:p>
+      <w:pPr>
+        <w:rPr>
+          <w:rFonts w:asciiTheme="majorHAnsi" w:hAnsiTheme="majorHAnsi" w:cstheme="majorHAnsi"/>
+        </w:rPr>
+      </w:pPr>
+      <w:r>
+        <w:rPr>
+          <w:rFonts w:asciiTheme="majorHAnsi" w:hAnsiTheme="majorHAnsi" w:cstheme="majorHAnsi"/>
+          <w:lang w:val="pl-PL"/>
+        </w:rPr>
+        <w:t>Warp</w:t>
+      </w:r>
+      <w:r>
+        <w:rPr>
+          <w:rFonts w:asciiTheme="majorHAnsi" w:hAnsiTheme="majorHAnsi" w:cstheme="majorHAnsi"/>
+        </w:rPr>
+        <w:t xml:space="preserve"> </w:t>
+      </w:r>
+      <w:r>
+        <w:rPr>
+          <w:rFonts w:asciiTheme="majorHAnsi" w:hAnsiTheme="majorHAnsi" w:cstheme="majorHAnsi"/>
+          <w:lang w:val="pl-PL"/>
+        </w:rPr>
+        <w:t>Drive</w:t>
+      </w:r>
+      <w:r>
+        <w:rPr>
+          <w:rFonts w:asciiTheme="majorHAnsi" w:hAnsiTheme="majorHAnsi" w:cstheme="majorHAnsi"/>
+        </w:rPr>
+        <w:t xml:space="preserve"> – позволяет телепортироватся на некоторое расстояние. Апгрейды добавляют время неуязвимости и восстановление щитов после ТП</w:t>
+      </w:r>
+    </w:p>
+    <w:p>
+      <w:pPr>
+        <w:rPr>
+          <w:rFonts w:asciiTheme="majorHAnsi" w:hAnsiTheme="majorHAnsi" w:cstheme="majorHAnsi"/>
+        </w:rPr>
+      </w:pPr>
+      <w:r>
+        <w:rPr>
+          <w:rFonts w:asciiTheme="majorHAnsi" w:hAnsiTheme="majorHAnsi" w:cstheme="majorHAnsi"/>
+          <w:lang w:val="en-US"/>
+        </w:rPr>
+        <w:t>Burst</w:t>
+      </w:r>
+      <w:r>
+        <w:rPr>
+          <w:rFonts w:asciiTheme="majorHAnsi" w:hAnsiTheme="majorHAnsi" w:cstheme="majorHAnsi"/>
+        </w:rPr>
+        <w:t xml:space="preserve"> </w:t>
+      </w:r>
+      <w:r>
+        <w:rPr>
+          <w:rFonts w:asciiTheme="majorHAnsi" w:hAnsiTheme="majorHAnsi" w:cstheme="majorHAnsi"/>
+          <w:lang w:val="en-US"/>
+        </w:rPr>
+        <w:t>Thruster</w:t>
+      </w:r>
+    </w:p>
+    <w:p>
+      <w:pPr>
+        <w:rPr>
+          <w:rFonts w:asciiTheme="majorHAnsi" w:hAnsiTheme="majorHAnsi" w:cstheme="majorHAnsi"/>
+          <w:lang w:val="en-US"/>
+        </w:rPr>
+      </w:pPr>
+      <w:r>
+        <w:rPr>
+          <w:rFonts w:asciiTheme="majorHAnsi" w:hAnsiTheme="majorHAnsi" w:cstheme="majorHAnsi"/>
+          <w:lang w:val="en-US"/>
+        </w:rPr>
+        <w:t>A fast directional dash. Less “instant” than Blink, but better for active dodging and repositioning while still keeping momentum.</w:t>
+      </w:r>
+    </w:p>
+    <w:p>
+      <w:pPr>
+        <w:rPr>
+          <w:rFonts w:asciiTheme="majorHAnsi" w:hAnsiTheme="majorHAnsi" w:cstheme="majorHAnsi"/>
+          <w:lang w:val="en-US"/>
+        </w:rPr>
+      </w:pPr>
+    </w:p>
+    <w:p>
+      <w:pPr>
+        <w:rPr>
+          <w:rFonts w:asciiTheme="majorHAnsi" w:hAnsiTheme="majorHAnsi" w:cstheme="majorHAnsi"/>
+          <w:lang w:val="en-US"/>
+        </w:rPr>
+      </w:pPr>
+      <w:r>
+        <w:rPr>
+          <w:rFonts w:asciiTheme="majorHAnsi" w:hAnsiTheme="majorHAnsi" w:cstheme="majorHAnsi"/>
+          <w:lang w:val="en-US"/>
+        </w:rPr>
+        <w:t>Phase Shunt</w:t>
+      </w:r>
+    </w:p>
+    <w:p>
+      <w:pPr>
+        <w:rPr>
+          <w:rFonts w:asciiTheme="majorHAnsi" w:hAnsiTheme="majorHAnsi" w:cstheme="majorHAnsi"/>
+          <w:lang w:val="en-US"/>
+        </w:rPr>
+      </w:pPr>
+      <w:r>
+        <w:rPr>
+          <w:rFonts w:asciiTheme="majorHAnsi" w:hAnsiTheme="majorHAnsi" w:cstheme="majorHAnsi"/>
+          <w:lang w:val="en-US"/>
+        </w:rPr>
+        <w:t>Brief intangibility. The ship can pass through enemies and projectiles for a moment. Strong emergency tool, long cooldown.</w:t>
+      </w:r>
+    </w:p>
+    <w:p>
+      <w:pPr>
+        <w:rPr>
+          <w:rFonts w:asciiTheme="majorHAnsi" w:hAnsiTheme="majorHAnsi" w:cstheme="majorHAnsi"/>
+          <w:lang w:val="en-US"/>
+        </w:rPr>
+      </w:pPr>
+    </w:p>
+    <w:p>
+      <w:pPr>
+        <w:rPr>
+          <w:rFonts w:asciiTheme="majorHAnsi" w:hAnsiTheme="majorHAnsi" w:cstheme="majorHAnsi"/>
+          <w:lang w:val="en-US"/>
+        </w:rPr>
+      </w:pPr>
+      <w:r>
+        <w:rPr>
+          <w:rFonts w:asciiTheme="majorHAnsi" w:hAnsiTheme="majorHAnsi" w:cstheme="majorHAnsi"/>
+          <w:lang w:val="en-US"/>
+        </w:rPr>
+        <w:t>Cloak</w:t>
+      </w:r>
+    </w:p>
+    <w:p>
+      <w:pPr>
+        <w:rPr>
+          <w:rFonts w:asciiTheme="majorHAnsi" w:hAnsiTheme="majorHAnsi" w:cstheme="majorHAnsi"/>
+          <w:lang w:val="en-US"/>
+        </w:rPr>
+      </w:pPr>
+      <w:r>
+        <w:rPr>
+          <w:rFonts w:asciiTheme="majorHAnsi" w:hAnsiTheme="majorHAnsi" w:cstheme="majorHAnsi"/>
+          <w:lang w:val="en-US"/>
+        </w:rPr>
+        <w:t>Temporary invisibility / loss of target lock. Breaks enemy focus and gives the player time to reset positioning.</w:t>
+      </w:r>
+    </w:p>
+    <w:p>
+      <w:pPr>
+        <w:rPr>
+          <w:rFonts w:asciiTheme="majorHAnsi" w:hAnsiTheme="majorHAnsi" w:cstheme="majorHAnsi"/>
+          <w:lang w:val="en-US"/>
+        </w:rPr>
+      </w:pPr>
+    </w:p>
+    <w:p>
+      <w:pPr>
+        <w:rPr>
+          <w:rFonts w:asciiTheme="majorHAnsi" w:hAnsiTheme="majorHAnsi" w:cstheme="majorHAnsi"/>
+          <w:lang w:val="en-US"/>
+        </w:rPr>
+      </w:pPr>
+      <w:r>
+        <w:rPr>
+          <w:rFonts w:asciiTheme="majorHAnsi" w:hAnsiTheme="majorHAnsi" w:cstheme="majorHAnsi"/>
+          <w:lang w:val="en-US"/>
+        </w:rPr>
+        <w:t>Decoy</w:t>
+      </w:r>
+    </w:p>
+    <w:p>
+      <w:pPr>
+        <w:rPr>
+          <w:rFonts w:asciiTheme="majorHAnsi" w:hAnsiTheme="majorHAnsi" w:cstheme="majorHAnsi"/>
+          <w:lang w:val="en-US"/>
+        </w:rPr>
+      </w:pPr>
+      <w:r>
+        <w:rPr>
+          <w:rFonts w:asciiTheme="majorHAnsi" w:hAnsiTheme="majorHAnsi" w:cstheme="majorHAnsi"/>
+          <w:lang w:val="en-US"/>
+        </w:rPr>
+        <w:t>Drops a fake ship or signature. Great for splitting enemy fire, especially against missile and sniper enemies.</w:t>
+      </w:r>
+    </w:p>
+    <w:p>
+      <w:pPr>
+        <w:rPr>
+          <w:rFonts w:asciiTheme="majorHAnsi" w:hAnsiTheme="majorHAnsi" w:cstheme="majorHAnsi"/>
+          <w:lang w:val="en-US"/>
+        </w:rPr>
+      </w:pPr>
+    </w:p>
+    <w:p>
+      <w:pPr>
+        <w:rPr>
+          <w:rFonts w:asciiTheme="majorHAnsi" w:hAnsiTheme="majorHAnsi" w:cstheme="majorHAnsi"/>
+          <w:lang w:val="en-US"/>
+        </w:rPr>
+      </w:pPr>
+      <w:r>
+        <w:rPr>
+          <w:rFonts w:asciiTheme="majorHAnsi" w:hAnsiTheme="majorHAnsi" w:cstheme="majorHAnsi"/>
+          <w:lang w:val="en-US"/>
+        </w:rPr>
+        <w:t>Jammer</w:t>
+      </w:r>
+    </w:p>
+    <w:p>
+      <w:pPr>
+        <w:rPr>
+          <w:rFonts w:asciiTheme="majorHAnsi" w:hAnsiTheme="majorHAnsi" w:cstheme="majorHAnsi"/>
+          <w:lang w:val="en-US"/>
+        </w:rPr>
+      </w:pPr>
+      <w:r>
+        <w:rPr>
+          <w:rFonts w:asciiTheme="majorHAnsi" w:hAnsiTheme="majorHAnsi" w:cstheme="majorHAnsi"/>
+          <w:lang w:val="en-US"/>
+        </w:rPr>
+        <w:t>Disrupts enemy targeting and homing in a radius. Very useful against lock-on weapons and coordinated elites.</w:t>
+      </w:r>
+    </w:p>
+    <w:p>
+      <w:pPr>
+        <w:rPr>
+          <w:rFonts w:asciiTheme="majorHAnsi" w:hAnsiTheme="majorHAnsi" w:cstheme="majorHAnsi"/>
+          <w:lang w:val="en-US"/>
+        </w:rPr>
+      </w:pPr>
+    </w:p>
+    <w:p>
+      <w:pPr>
+        <w:rPr>
+          <w:rFonts w:asciiTheme="majorHAnsi" w:hAnsiTheme="majorHAnsi" w:cstheme="majorHAnsi"/>
+          <w:lang w:val="en-US"/>
+        </w:rPr>
+      </w:pPr>
+      <w:r>
+        <w:rPr>
+          <w:rFonts w:asciiTheme="majorHAnsi" w:hAnsiTheme="majorHAnsi" w:cstheme="majorHAnsi"/>
           <w:lang w:val="en-US"/>
         </w:rPr>
         <w:lastRenderedPageBreak/>
-        <w:t>Multicharge</w:t>
-      </w:r>
-      <w:r>
-        <w:t xml:space="preserve"> </w:t>
-      </w:r>
-      <w:r>
-        <w:rPr>
-          <w:lang w:val="en-US"/>
-        </w:rPr>
-        <w:t>Mines</w:t>
-      </w:r>
-      <w:r>
-        <w:t xml:space="preserve"> - </w:t>
-      </w:r>
-      <w:r>
-        <w:t>апгрейд</w:t>
-      </w:r>
-      <w:r>
-        <w:t xml:space="preserve"> </w:t>
-      </w:r>
-      <w:r>
-        <w:t>из</w:t>
-      </w:r>
-      <w:r>
-        <w:t xml:space="preserve"> </w:t>
-      </w:r>
-      <w:r>
-        <w:t>фулл</w:t>
-      </w:r>
-      <w:r>
-        <w:t xml:space="preserve"> </w:t>
-      </w:r>
-      <w:r>
-        <w:t>прокачанного</w:t>
-      </w:r>
-      <w:r>
-        <w:t xml:space="preserve"> </w:t>
-      </w:r>
-      <w:r>
-        <w:rPr>
-          <w:lang w:val="en-US"/>
-        </w:rPr>
-        <w:t>Mines</w:t>
-      </w:r>
-      <w:r>
+        <w:t>Countermeasure</w:t>
+      </w:r>
+    </w:p>
+    <w:p>
+      <w:pPr>
+        <w:rPr>
+          <w:rFonts w:asciiTheme="majorHAnsi" w:hAnsiTheme="majorHAnsi" w:cstheme="majorHAnsi"/>
+          <w:lang w:val="en-US"/>
+        </w:rPr>
+      </w:pPr>
+      <w:r>
+        <w:rPr>
+          <w:rFonts w:asciiTheme="majorHAnsi" w:hAnsiTheme="majorHAnsi" w:cstheme="majorHAnsi"/>
+          <w:lang w:val="en-US"/>
+        </w:rPr>
+        <w:t>A short defensive pulse that deletes or weakens incoming projectiles. Good against missiles and dense bullet patterns.</w:t>
+      </w:r>
+    </w:p>
+    <w:p>
+      <w:pPr>
+        <w:rPr>
+          <w:rFonts w:asciiTheme="majorHAnsi" w:hAnsiTheme="majorHAnsi" w:cstheme="majorHAnsi"/>
+          <w:lang w:val="en-US"/>
+        </w:rPr>
+      </w:pPr>
+    </w:p>
+    <w:p>
+      <w:pPr>
+        <w:rPr>
+          <w:rFonts w:asciiTheme="majorHAnsi" w:hAnsiTheme="majorHAnsi" w:cstheme="majorHAnsi"/>
+          <w:lang w:val="en-US"/>
+        </w:rPr>
+      </w:pPr>
+      <w:r>
+        <w:rPr>
+          <w:rFonts w:asciiTheme="majorHAnsi" w:hAnsiTheme="majorHAnsi" w:cstheme="majorHAnsi"/>
+          <w:lang w:val="en-US"/>
+        </w:rPr>
+        <w:t>Overdrive</w:t>
+      </w:r>
+    </w:p>
+    <w:p>
+      <w:pPr>
+        <w:rPr>
+          <w:rFonts w:asciiTheme="majorHAnsi" w:hAnsiTheme="majorHAnsi" w:cstheme="majorHAnsi"/>
+          <w:lang w:val="en-US"/>
+        </w:rPr>
+      </w:pPr>
+      <w:r>
+        <w:rPr>
+          <w:rFonts w:asciiTheme="majorHAnsi" w:hAnsiTheme="majorHAnsi" w:cstheme="majorHAnsi"/>
+          <w:lang w:val="en-US"/>
+        </w:rPr>
+        <w:t>Temporary boost to movement and firing speed. Simple, readable, and useful on almost any build.</w:t>
+      </w:r>
+    </w:p>
+    <w:p>
+      <w:pPr>
+        <w:rPr>
+          <w:rFonts w:asciiTheme="majorHAnsi" w:hAnsiTheme="majorHAnsi" w:cstheme="majorHAnsi"/>
+          <w:lang w:val="en-US"/>
+        </w:rPr>
+      </w:pPr>
+    </w:p>
+    <w:p>
+      <w:pPr>
+        <w:rPr>
+          <w:rFonts w:asciiTheme="majorHAnsi" w:hAnsiTheme="majorHAnsi" w:cstheme="majorHAnsi"/>
+          <w:lang w:val="en-US"/>
+        </w:rPr>
+      </w:pPr>
+      <w:r>
+        <w:rPr>
+          <w:rFonts w:asciiTheme="majorHAnsi" w:hAnsiTheme="majorHAnsi" w:cstheme="majorHAnsi"/>
+          <w:lang w:val="en-US"/>
+        </w:rPr>
+        <w:t>Drift Brake</w:t>
+      </w:r>
+    </w:p>
+    <w:p>
+      <w:pPr>
+        <w:rPr>
+          <w:rFonts w:asciiTheme="majorHAnsi" w:hAnsiTheme="majorHAnsi" w:cstheme="majorHAnsi"/>
+          <w:lang w:val="en-US"/>
+        </w:rPr>
+      </w:pPr>
+      <w:r>
+        <w:rPr>
+          <w:rFonts w:asciiTheme="majorHAnsi" w:hAnsiTheme="majorHAnsi" w:cstheme="majorHAnsi"/>
+          <w:lang w:val="en-US"/>
+        </w:rPr>
+        <w:t>Instantly kills momentum and tightens ship control. Very strong for precision builds and for surviving in crowded fights.</w:t>
+      </w:r>
+    </w:p>
+    <w:p>
+      <w:pPr>
+        <w:rPr>
+          <w:rFonts w:asciiTheme="majorHAnsi" w:hAnsiTheme="majorHAnsi" w:cstheme="majorHAnsi"/>
+          <w:lang w:val="en-US"/>
+        </w:rPr>
+      </w:pPr>
+    </w:p>
+    <w:p>
+      <w:pPr>
+        <w:pStyle w:val="2"/>
+        <w:rPr>
+          <w:rFonts w:cstheme="majorHAnsi"/>
+          <w:lang w:val="en-US"/>
+        </w:rPr>
+      </w:pPr>
+      <w:bookmarkStart w:id="14" w:name="_Toc226478121"/>
+      <w:r>
+        <w:rPr>
+          <w:rFonts w:cstheme="majorHAnsi"/>
+        </w:rPr>
+        <w:t>Враги</w:t>
+      </w:r>
+      <w:bookmarkEnd w:id="14"/>
+      <w:r>
+        <w:rPr>
+          <w:rFonts w:cstheme="majorHAnsi"/>
+          <w:lang w:val="en-US"/>
+        </w:rPr>
         <w:t xml:space="preserve">, </w:t>
       </w:r>
       <w:r>
-        <w:t>каждая мина может взрыватся неограниченное колво раз, пока не заменится новой</w:t>
-      </w:r>
-    </w:p>
-    <w:p>
-      <w:r>
-        <w:rPr>
-          <w:lang w:val="pl-PL"/>
-        </w:rPr>
-        <w:t>Nanite</w:t>
-      </w:r>
-      <w:r>
-        <w:t xml:space="preserve"> </w:t>
-      </w:r>
-      <w:r>
-        <w:rPr>
-          <w:lang w:val="pl-PL"/>
-        </w:rPr>
-        <w:t>Bombs</w:t>
-      </w:r>
-      <w:r>
-        <w:t xml:space="preserve"> - </w:t>
-      </w:r>
-      <w:r>
-        <w:t>апгрейд</w:t>
-      </w:r>
-      <w:r>
-        <w:t xml:space="preserve"> </w:t>
-      </w:r>
-      <w:r>
-        <w:t>из</w:t>
-      </w:r>
-      <w:r>
-        <w:t xml:space="preserve"> </w:t>
-      </w:r>
-      <w:r>
-        <w:t>фулл</w:t>
-      </w:r>
-      <w:r>
-        <w:t xml:space="preserve"> </w:t>
-      </w:r>
-      <w:r>
-        <w:t>прокачанного</w:t>
-      </w:r>
-      <w:r>
-        <w:t xml:space="preserve"> </w:t>
-      </w:r>
-      <w:r>
-        <w:rPr>
-          <w:lang w:val="en-US"/>
-        </w:rPr>
-        <w:t>Mines</w:t>
-      </w:r>
-      <w:r>
-        <w:t>,</w:t>
-      </w:r>
-      <w:r>
-        <w:t xml:space="preserve"> </w:t>
-      </w:r>
-      <w:r>
-        <w:t>мины оглушают на короткое время, а также накладывают эффект наносящий урон со временем</w:t>
-      </w:r>
-    </w:p>
-    <w:p>
-      <w:pPr>
-        <w:pStyle w:val="2"/>
-      </w:pPr>
-      <w:bookmarkStart w:id="12" w:name="_Toc226478120"/>
-      <w:r>
-        <w:t>Модули</w:t>
-      </w:r>
-      <w:bookmarkEnd w:id="12"/>
-    </w:p>
-    <w:p>
-      <w:pPr>
-        <w:rPr>
-          <w:lang w:val="pl-PL"/>
-        </w:rPr>
-      </w:pPr>
-      <w:r>
-        <w:rPr>
-          <w:lang w:val="pl-PL"/>
-        </w:rPr>
-        <w:t>Warp</w:t>
-      </w:r>
-      <w:r>
-        <w:t xml:space="preserve"> </w:t>
-      </w:r>
-      <w:r>
-        <w:rPr>
-          <w:lang w:val="pl-PL"/>
-        </w:rPr>
-        <w:t>Drive</w:t>
-      </w:r>
-      <w:r>
-        <w:t xml:space="preserve"> – </w:t>
-      </w:r>
-      <w:r>
-        <w:t>позволяет телепортироватся на некоторое расстояние. Апгрейды добавляют время неуязвимости и восстановление щитов после ТП</w:t>
-      </w:r>
-      <w:bookmarkStart w:id="13" w:name="_GoBack"/>
-      <w:bookmarkEnd w:id="13"/>
-    </w:p>
-    <w:p>
-      <w:pPr>
-        <w:rPr>
-          <w:lang w:val="en-US"/>
-        </w:rPr>
-      </w:pPr>
-      <w:r>
-        <w:rPr>
-          <w:lang w:val="en-US"/>
-        </w:rPr>
-        <w:t>Burst Thruster</w:t>
-      </w:r>
-    </w:p>
-    <w:p>
-      <w:pPr>
-        <w:rPr>
-          <w:lang w:val="en-US"/>
-        </w:rPr>
-      </w:pPr>
-      <w:r>
-        <w:rPr>
-          <w:lang w:val="en-US"/>
-        </w:rPr>
-        <w:t>A fast directional dash. Less “instant” than Blink, but better for active dodging and repositioning while still keeping momentum.</w:t>
-      </w:r>
-    </w:p>
-    <w:p>
-      <w:pPr>
-        <w:rPr>
-          <w:lang w:val="en-US"/>
-        </w:rPr>
-      </w:pPr>
-    </w:p>
-    <w:p>
-      <w:pPr>
-        <w:rPr>
-          <w:lang w:val="en-US"/>
-        </w:rPr>
-      </w:pPr>
-      <w:r>
-        <w:rPr>
-          <w:lang w:val="en-US"/>
-        </w:rPr>
-        <w:t>Phase Shunt</w:t>
-      </w:r>
-    </w:p>
-    <w:p>
-      <w:pPr>
-        <w:rPr>
-          <w:lang w:val="en-US"/>
-        </w:rPr>
-      </w:pPr>
-      <w:r>
-        <w:rPr>
-          <w:lang w:val="en-US"/>
-        </w:rPr>
-        <w:t>Brief intangibility. The ship can pass through enemies and projectiles for a moment. Strong emergency tool, long cooldown.</w:t>
-      </w:r>
-    </w:p>
-    <w:p>
-      <w:pPr>
-        <w:rPr>
-          <w:lang w:val="en-US"/>
-        </w:rPr>
-      </w:pPr>
-    </w:p>
-    <w:p>
-      <w:pPr>
-        <w:rPr>
-          <w:lang w:val="en-US"/>
-        </w:rPr>
-      </w:pPr>
-      <w:r>
-        <w:rPr>
-          <w:lang w:val="en-US"/>
-        </w:rPr>
-        <w:t>Cloak</w:t>
-      </w:r>
-    </w:p>
-    <w:p>
-      <w:pPr>
-        <w:rPr>
-          <w:lang w:val="en-US"/>
-        </w:rPr>
-      </w:pPr>
-      <w:r>
-        <w:rPr>
-          <w:lang w:val="en-US"/>
-        </w:rPr>
-        <w:t>Temporary invisibility / loss of target lock. Breaks enemy focus and gives the player time to reset positioning.</w:t>
-      </w:r>
-    </w:p>
-    <w:p>
-      <w:pPr>
-        <w:rPr>
-          <w:lang w:val="en-US"/>
-        </w:rPr>
-      </w:pPr>
-    </w:p>
-    <w:p>
-      <w:pPr>
-        <w:rPr>
-          <w:lang w:val="en-US"/>
-        </w:rPr>
-      </w:pPr>
-      <w:r>
-        <w:rPr>
-          <w:lang w:val="en-US"/>
-        </w:rPr>
-        <w:t>Decoy</w:t>
-      </w:r>
-    </w:p>
-    <w:p>
-      <w:pPr>
-        <w:rPr>
-          <w:lang w:val="en-US"/>
-        </w:rPr>
-      </w:pPr>
-      <w:r>
-        <w:rPr>
-          <w:lang w:val="en-US"/>
-        </w:rPr>
-        <w:t>Drops a fake ship or signature. Great for splitting enemy fire, especially against missile and sniper enemies.</w:t>
-      </w:r>
-    </w:p>
-    <w:p>
-      <w:pPr>
-        <w:rPr>
-          <w:lang w:val="en-US"/>
-        </w:rPr>
-      </w:pPr>
-    </w:p>
-    <w:p>
-      <w:pPr>
-        <w:rPr>
-          <w:lang w:val="en-US"/>
-        </w:rPr>
-      </w:pPr>
-      <w:r>
-        <w:rPr>
-          <w:lang w:val="en-US"/>
-        </w:rPr>
-        <w:t>Jammer</w:t>
-      </w:r>
-    </w:p>
-    <w:p>
-      <w:pPr>
-        <w:rPr>
-          <w:lang w:val="en-US"/>
-        </w:rPr>
-      </w:pPr>
-      <w:r>
-        <w:rPr>
-          <w:lang w:val="en-US"/>
-        </w:rPr>
-        <w:t>Disrupts enemy targeting and homing in a radius. Very useful against lock-on weapons and coordinated elites.</w:t>
-      </w:r>
-    </w:p>
-    <w:p>
-      <w:pPr>
-        <w:rPr>
-          <w:lang w:val="en-US"/>
-        </w:rPr>
-      </w:pPr>
-    </w:p>
-    <w:p>
-      <w:pPr>
-        <w:rPr>
-          <w:lang w:val="en-US"/>
-        </w:rPr>
-      </w:pPr>
-      <w:r>
-        <w:rPr>
-          <w:lang w:val="en-US"/>
-        </w:rPr>
-        <w:t>Countermeasure</w:t>
-      </w:r>
-    </w:p>
-    <w:p>
-      <w:pPr>
-        <w:rPr>
-          <w:lang w:val="en-US"/>
-        </w:rPr>
-      </w:pPr>
-      <w:r>
-        <w:rPr>
-          <w:lang w:val="en-US"/>
-        </w:rPr>
-        <w:t>A short defensive pulse that deletes or weakens incoming projectiles. Good against missiles and dense bullet patterns.</w:t>
-      </w:r>
-    </w:p>
-    <w:p>
-      <w:pPr>
-        <w:rPr>
-          <w:lang w:val="en-US"/>
-        </w:rPr>
-      </w:pPr>
-    </w:p>
-    <w:p>
-      <w:pPr>
-        <w:rPr>
-          <w:lang w:val="en-US"/>
-        </w:rPr>
-      </w:pPr>
-      <w:r>
-        <w:rPr>
-          <w:lang w:val="en-US"/>
-        </w:rPr>
-        <w:t>Overdrive</w:t>
-      </w:r>
-    </w:p>
-    <w:p>
-      <w:pPr>
-        <w:rPr>
-          <w:lang w:val="en-US"/>
-        </w:rPr>
-      </w:pPr>
-      <w:r>
-        <w:rPr>
-          <w:lang w:val="en-US"/>
-        </w:rPr>
-        <w:t>Temporary boost to movement and firing speed. Simple, readable, and useful on almost any build.</w:t>
-      </w:r>
-    </w:p>
-    <w:p>
-      <w:pPr>
-        <w:rPr>
-          <w:lang w:val="en-US"/>
-        </w:rPr>
-      </w:pPr>
-    </w:p>
-    <w:p>
-      <w:pPr>
-        <w:rPr>
-          <w:lang w:val="en-US"/>
-        </w:rPr>
-      </w:pPr>
-      <w:r>
-        <w:rPr>
-          <w:lang w:val="en-US"/>
-        </w:rPr>
-        <w:t>Drift Brake</w:t>
-      </w:r>
-    </w:p>
-    <w:p>
-      <w:pPr>
-        <w:rPr>
-          <w:lang w:val="en-US"/>
-        </w:rPr>
-      </w:pPr>
-      <w:r>
-        <w:rPr>
-          <w:lang w:val="en-US"/>
-        </w:rPr>
-        <w:lastRenderedPageBreak/>
-        <w:t>Instantly kills momentum and tightens ship control. Very strong for precision builds and for surviving in crowded fights.</w:t>
-      </w:r>
-    </w:p>
-    <w:p>
-      <w:pPr>
-        <w:rPr>
-          <w:lang w:val="en-US"/>
-        </w:rPr>
-      </w:pPr>
-    </w:p>
-    <w:p>
-      <w:pPr>
-        <w:pStyle w:val="2"/>
-        <w:rPr>
-          <w:lang w:val="en-US"/>
-        </w:rPr>
-      </w:pPr>
-      <w:bookmarkStart w:id="14" w:name="_Toc226478121"/>
-      <w:r>
-        <w:t>Враги</w:t>
-      </w:r>
-      <w:bookmarkEnd w:id="14"/>
-      <w:r>
-        <w:rPr>
-          <w:lang w:val="en-US"/>
-        </w:rPr>
-        <w:t xml:space="preserve">, </w:t>
-      </w:r>
-      <w:r>
+        <w:rPr>
+          <w:rFonts w:cstheme="majorHAnsi"/>
+        </w:rPr>
         <w:t>локации</w:t>
       </w:r>
       <w:r>
         <w:rPr>
+          <w:rFonts w:cstheme="majorHAnsi"/>
           <w:lang w:val="en-US"/>
         </w:rPr>
         <w:br/>
@@ -2594,14 +3337,18 @@
     <w:p>
       <w:pPr>
         <w:rPr>
+          <w:rFonts w:asciiTheme="majorHAnsi" w:hAnsiTheme="majorHAnsi" w:cstheme="majorHAnsi"/>
           <w:b/>
           <w:i/>
-        </w:rPr>
-      </w:pPr>
-      <w:r>
-        <w:rPr>
+          <w:lang w:val="en-US"/>
+        </w:rPr>
+      </w:pPr>
+      <w:r>
+        <w:rPr>
+          <w:rFonts w:asciiTheme="majorHAnsi" w:hAnsiTheme="majorHAnsi" w:cstheme="majorHAnsi"/>
           <w:b/>
           <w:i/>
+          <w:lang w:val="en-US"/>
         </w:rPr>
         <w:t>Outer Belt</w:t>
       </w:r>
@@ -2609,12 +3356,14 @@
     <w:p>
       <w:pPr>
         <w:rPr>
+          <w:rFonts w:asciiTheme="majorHAnsi" w:hAnsiTheme="majorHAnsi" w:cstheme="majorHAnsi"/>
           <w:i/>
           <w:lang w:val="en-US"/>
         </w:rPr>
       </w:pPr>
       <w:r>
         <w:rPr>
+          <w:rFonts w:asciiTheme="majorHAnsi" w:hAnsiTheme="majorHAnsi" w:cstheme="majorHAnsi"/>
           <w:i/>
           <w:lang w:val="en-US"/>
         </w:rPr>
@@ -2629,11 +3378,13 @@
           <w:numId w:val="2"/>
         </w:numPr>
         <w:rPr>
-          <w:lang w:val="en-US"/>
-        </w:rPr>
-      </w:pPr>
-      <w:r>
-        <w:rPr>
+          <w:rFonts w:asciiTheme="majorHAnsi" w:hAnsiTheme="majorHAnsi" w:cstheme="majorHAnsi"/>
+          <w:lang w:val="en-US"/>
+        </w:rPr>
+      </w:pPr>
+      <w:r>
+        <w:rPr>
+          <w:rFonts w:asciiTheme="majorHAnsi" w:hAnsiTheme="majorHAnsi" w:cstheme="majorHAnsi"/>
           <w:lang w:val="en-US"/>
         </w:rPr>
         <w:t>Scout - Cannon</w:t>
@@ -2642,11 +3393,20 @@
     <w:p>
       <w:pPr>
         <w:pStyle w:val="a5"/>
-      </w:pPr>
-      <w:r>
+        <w:rPr>
+          <w:rFonts w:asciiTheme="majorHAnsi" w:hAnsiTheme="majorHAnsi" w:cstheme="majorHAnsi"/>
+        </w:rPr>
+      </w:pPr>
+      <w:r>
+        <w:rPr>
+          <w:rFonts w:asciiTheme="majorHAnsi" w:hAnsiTheme="majorHAnsi" w:cstheme="majorHAnsi"/>
+        </w:rPr>
         <w:t>Базовый про</w:t>
       </w:r>
       <w:r>
+        <w:rPr>
+          <w:rFonts w:asciiTheme="majorHAnsi" w:hAnsiTheme="majorHAnsi" w:cstheme="majorHAnsi"/>
+        </w:rPr>
         <w:t>тивник. Держит среднюю дистанцию.</w:t>
       </w:r>
     </w:p>
@@ -2657,22 +3417,40 @@
           <w:ilvl w:val="0"/>
           <w:numId w:val="2"/>
         </w:numPr>
-      </w:pPr>
-      <w:r>
+        <w:rPr>
+          <w:rFonts w:asciiTheme="majorHAnsi" w:hAnsiTheme="majorHAnsi" w:cstheme="majorHAnsi"/>
+        </w:rPr>
+      </w:pPr>
+      <w:r>
+        <w:rPr>
+          <w:rFonts w:asciiTheme="majorHAnsi" w:hAnsiTheme="majorHAnsi" w:cstheme="majorHAnsi"/>
+        </w:rPr>
         <w:t>Dart - Cannon</w:t>
       </w:r>
     </w:p>
     <w:p>
       <w:pPr>
         <w:pStyle w:val="a5"/>
-      </w:pPr>
-      <w:r>
+        <w:rPr>
+          <w:rFonts w:asciiTheme="majorHAnsi" w:hAnsiTheme="majorHAnsi" w:cstheme="majorHAnsi"/>
+        </w:rPr>
+      </w:pPr>
+      <w:r>
+        <w:rPr>
+          <w:rFonts w:asciiTheme="majorHAnsi" w:hAnsiTheme="majorHAnsi" w:cstheme="majorHAnsi"/>
+        </w:rPr>
         <w:t xml:space="preserve">Быстрый </w:t>
       </w:r>
       <w:r>
+        <w:rPr>
+          <w:rFonts w:asciiTheme="majorHAnsi" w:hAnsiTheme="majorHAnsi" w:cstheme="majorHAnsi"/>
+        </w:rPr>
         <w:t>корабль</w:t>
       </w:r>
       <w:r>
+        <w:rPr>
+          <w:rFonts w:asciiTheme="majorHAnsi" w:hAnsiTheme="majorHAnsi" w:cstheme="majorHAnsi"/>
+        </w:rPr>
         <w:t>. Мало ХП, высокая скорость.</w:t>
       </w:r>
     </w:p>
@@ -2683,20 +3461,29 @@
           <w:ilvl w:val="0"/>
           <w:numId w:val="2"/>
         </w:numPr>
-      </w:pPr>
-      <w:r>
+        <w:rPr>
+          <w:rFonts w:asciiTheme="majorHAnsi" w:hAnsiTheme="majorHAnsi" w:cstheme="majorHAnsi"/>
+        </w:rPr>
+      </w:pPr>
+      <w:r>
+        <w:rPr>
+          <w:rFonts w:asciiTheme="majorHAnsi" w:hAnsiTheme="majorHAnsi" w:cstheme="majorHAnsi"/>
+        </w:rPr>
         <w:t>Skiff - Shotgun</w:t>
       </w:r>
     </w:p>
     <w:p>
       <w:pPr>
         <w:pStyle w:val="a5"/>
-      </w:pPr>
-      <w:r>
-        <w:t>Контролирует дистанцию. Держится на границе опасной зоны и наказывает, если</w:t>
-      </w:r>
-      <w:r>
-        <w:t xml:space="preserve"> игрок подходит слишком близко.</w:t>
+        <w:rPr>
+          <w:rFonts w:asciiTheme="majorHAnsi" w:hAnsiTheme="majorHAnsi" w:cstheme="majorHAnsi"/>
+        </w:rPr>
+      </w:pPr>
+      <w:r>
+        <w:rPr>
+          <w:rFonts w:asciiTheme="majorHAnsi" w:hAnsiTheme="majorHAnsi" w:cstheme="majorHAnsi"/>
+        </w:rPr>
+        <w:t>Контролирует дистанцию. Держится на границе опасной зоны и наказывает, если игрок подходит слишком близко.</w:t>
       </w:r>
     </w:p>
     <w:p>
@@ -2706,45 +3493,71 @@
           <w:ilvl w:val="0"/>
           <w:numId w:val="2"/>
         </w:numPr>
-      </w:pPr>
-      <w:r>
+        <w:rPr>
+          <w:rFonts w:asciiTheme="majorHAnsi" w:hAnsiTheme="majorHAnsi" w:cstheme="majorHAnsi"/>
+        </w:rPr>
+      </w:pPr>
+      <w:r>
+        <w:rPr>
+          <w:rFonts w:asciiTheme="majorHAnsi" w:hAnsiTheme="majorHAnsi" w:cstheme="majorHAnsi"/>
+        </w:rPr>
         <w:t>Mite</w:t>
       </w:r>
       <w:r>
+        <w:rPr>
+          <w:rFonts w:asciiTheme="majorHAnsi" w:hAnsiTheme="majorHAnsi" w:cstheme="majorHAnsi"/>
+        </w:rPr>
         <w:t xml:space="preserve"> -</w:t>
       </w:r>
       <w:r>
+        <w:rPr>
+          <w:rFonts w:asciiTheme="majorHAnsi" w:hAnsiTheme="majorHAnsi" w:cstheme="majorHAnsi"/>
+        </w:rPr>
         <w:t xml:space="preserve"> Missile</w:t>
       </w:r>
       <w:r>
+        <w:rPr>
+          <w:rFonts w:asciiTheme="majorHAnsi" w:hAnsiTheme="majorHAnsi" w:cstheme="majorHAnsi"/>
+        </w:rPr>
         <w:t xml:space="preserve">  </w:t>
       </w:r>
     </w:p>
     <w:p>
       <w:pPr>
         <w:pStyle w:val="a5"/>
-      </w:pPr>
-      <w:r>
-        <w:t>Фоновое давление.</w:t>
-      </w:r>
-      <w:r>
-        <w:t xml:space="preserve"> </w:t>
-      </w:r>
-      <w:r>
+        <w:rPr>
+          <w:rFonts w:asciiTheme="majorHAnsi" w:hAnsiTheme="majorHAnsi" w:cstheme="majorHAnsi"/>
+        </w:rPr>
+      </w:pPr>
+      <w:r>
+        <w:rPr>
+          <w:rFonts w:asciiTheme="majorHAnsi" w:hAnsiTheme="majorHAnsi" w:cstheme="majorHAnsi"/>
+        </w:rPr>
+        <w:t xml:space="preserve">Фоновое давление. </w:t>
+      </w:r>
+      <w:r>
+        <w:rPr>
+          <w:rFonts w:asciiTheme="majorHAnsi" w:hAnsiTheme="majorHAnsi" w:cstheme="majorHAnsi"/>
+        </w:rPr>
         <w:t>Н</w:t>
       </w:r>
       <w:r>
+        <w:rPr>
+          <w:rFonts w:asciiTheme="majorHAnsi" w:hAnsiTheme="majorHAnsi" w:cstheme="majorHAnsi"/>
+        </w:rPr>
         <w:t>е стремится сближаться.</w:t>
       </w:r>
     </w:p>
     <w:p>
       <w:pPr>
         <w:rPr>
+          <w:rFonts w:asciiTheme="majorHAnsi" w:hAnsiTheme="majorHAnsi" w:cstheme="majorHAnsi"/>
           <w:i/>
         </w:rPr>
       </w:pPr>
       <w:r>
         <w:rPr>
+          <w:rFonts w:asciiTheme="majorHAnsi" w:hAnsiTheme="majorHAnsi" w:cstheme="majorHAnsi"/>
           <w:i/>
         </w:rPr>
         <w:t>Mini-bosses</w:t>
@@ -2757,19 +3570,34 @@
           <w:ilvl w:val="0"/>
           <w:numId w:val="2"/>
         </w:numPr>
-      </w:pPr>
-      <w:r>
+        <w:rPr>
+          <w:rFonts w:asciiTheme="majorHAnsi" w:hAnsiTheme="majorHAnsi" w:cstheme="majorHAnsi"/>
+        </w:rPr>
+      </w:pPr>
+      <w:r>
+        <w:rPr>
+          <w:rFonts w:asciiTheme="majorHAnsi" w:hAnsiTheme="majorHAnsi" w:cstheme="majorHAnsi"/>
+        </w:rPr>
         <w:t>Striker - Minigun + Burst Thruster</w:t>
       </w:r>
     </w:p>
     <w:p>
       <w:pPr>
         <w:pStyle w:val="a5"/>
-      </w:pPr>
-      <w:r>
+        <w:rPr>
+          <w:rFonts w:asciiTheme="majorHAnsi" w:hAnsiTheme="majorHAnsi" w:cstheme="majorHAnsi"/>
+        </w:rPr>
+      </w:pPr>
+      <w:r>
+        <w:rPr>
+          <w:rFonts w:asciiTheme="majorHAnsi" w:hAnsiTheme="majorHAnsi" w:cstheme="majorHAnsi"/>
+        </w:rPr>
         <w:t xml:space="preserve">Агрессивный преследователь. Использует рывок, чтобы держаться рядом с игроком </w:t>
       </w:r>
       <w:r>
+        <w:rPr>
+          <w:rFonts w:asciiTheme="majorHAnsi" w:hAnsiTheme="majorHAnsi" w:cstheme="majorHAnsi"/>
+        </w:rPr>
         <w:t>и поддерживать постоянный урон.</w:t>
       </w:r>
     </w:p>
@@ -2780,45 +3608,72 @@
           <w:ilvl w:val="0"/>
           <w:numId w:val="2"/>
         </w:numPr>
-      </w:pPr>
-      <w:r>
+        <w:rPr>
+          <w:rFonts w:asciiTheme="majorHAnsi" w:hAnsiTheme="majorHAnsi" w:cstheme="majorHAnsi"/>
+        </w:rPr>
+      </w:pPr>
+      <w:r>
+        <w:rPr>
+          <w:rFonts w:asciiTheme="majorHAnsi" w:hAnsiTheme="majorHAnsi" w:cstheme="majorHAnsi"/>
+        </w:rPr>
         <w:t xml:space="preserve">Breaker </w:t>
       </w:r>
       <w:r>
+        <w:rPr>
+          <w:rFonts w:asciiTheme="majorHAnsi" w:hAnsiTheme="majorHAnsi" w:cstheme="majorHAnsi"/>
+        </w:rPr>
         <w:t>–</w:t>
       </w:r>
       <w:r>
+        <w:rPr>
+          <w:rFonts w:asciiTheme="majorHAnsi" w:hAnsiTheme="majorHAnsi" w:cstheme="majorHAnsi"/>
+        </w:rPr>
         <w:t xml:space="preserve"> Shotgun</w:t>
       </w:r>
       <w:r>
+        <w:rPr>
+          <w:rFonts w:asciiTheme="majorHAnsi" w:hAnsiTheme="majorHAnsi" w:cstheme="majorHAnsi"/>
+        </w:rPr>
         <w:t xml:space="preserve"> + </w:t>
       </w:r>
       <w:r>
         <w:rPr>
+          <w:rFonts w:asciiTheme="majorHAnsi" w:hAnsiTheme="majorHAnsi" w:cstheme="majorHAnsi"/>
           <w:lang w:val="pl-PL"/>
         </w:rPr>
         <w:t>Cannon</w:t>
       </w:r>
       <w:r>
+        <w:rPr>
+          <w:rFonts w:asciiTheme="majorHAnsi" w:hAnsiTheme="majorHAnsi" w:cstheme="majorHAnsi"/>
+        </w:rPr>
         <w:t xml:space="preserve"> </w:t>
       </w:r>
     </w:p>
     <w:p>
       <w:pPr>
         <w:pStyle w:val="a5"/>
-      </w:pPr>
-      <w:r>
+        <w:rPr>
+          <w:rFonts w:asciiTheme="majorHAnsi" w:hAnsiTheme="majorHAnsi" w:cstheme="majorHAnsi"/>
+        </w:rPr>
+      </w:pPr>
+      <w:r>
+        <w:rPr>
+          <w:rFonts w:asciiTheme="majorHAnsi" w:hAnsiTheme="majorHAnsi" w:cstheme="majorHAnsi"/>
+        </w:rPr>
         <w:t>Мощный корабль, много ХП.</w:t>
       </w:r>
     </w:p>
     <w:p>
       <w:pPr>
         <w:rPr>
+          <w:rFonts w:asciiTheme="majorHAnsi" w:hAnsiTheme="majorHAnsi" w:cstheme="majorHAnsi"/>
           <w:i/>
         </w:rPr>
       </w:pPr>
       <w:r>
         <w:rPr>
+          <w:rFonts w:asciiTheme="majorHAnsi" w:hAnsiTheme="majorHAnsi" w:cstheme="majorHAnsi"/>
           <w:i/>
         </w:rPr>
         <w:t>Boss</w:t>
@@ -2831,22 +3686,35 @@
           <w:ilvl w:val="0"/>
           <w:numId w:val="2"/>
         </w:numPr>
-      </w:pPr>
-      <w:r>
+        <w:rPr>
+          <w:rFonts w:asciiTheme="majorHAnsi" w:hAnsiTheme="majorHAnsi" w:cstheme="majorHAnsi"/>
+        </w:rPr>
+      </w:pPr>
+      <w:r>
+        <w:rPr>
+          <w:rFonts w:asciiTheme="majorHAnsi" w:hAnsiTheme="majorHAnsi" w:cstheme="majorHAnsi"/>
+        </w:rPr>
         <w:t>Harbinger - Cannon + Missile + Overdrive</w:t>
       </w:r>
     </w:p>
     <w:p>
       <w:pPr>
         <w:pStyle w:val="a5"/>
-      </w:pPr>
-      <w:r>
+        <w:rPr>
+          <w:rFonts w:asciiTheme="majorHAnsi" w:hAnsiTheme="majorHAnsi" w:cstheme="majorHAnsi"/>
+        </w:rPr>
+      </w:pPr>
+      <w:r>
+        <w:rPr>
+          <w:rFonts w:asciiTheme="majorHAnsi" w:hAnsiTheme="majorHAnsi" w:cstheme="majorHAnsi"/>
+        </w:rPr>
         <w:t>Чередует стабильное давление с фазами усиления. Во время Overdrive становится значительно опаснее.</w:t>
       </w:r>
     </w:p>
     <w:p>
       <w:pPr>
         <w:rPr>
+          <w:rFonts w:asciiTheme="majorHAnsi" w:hAnsiTheme="majorHAnsi" w:cstheme="majorHAnsi"/>
           <w:b/>
           <w:i/>
           <w:lang w:val="en-US"/>
@@ -2854,6 +3722,7 @@
       </w:pPr>
       <w:r>
         <w:rPr>
+          <w:rFonts w:asciiTheme="majorHAnsi" w:hAnsiTheme="majorHAnsi" w:cstheme="majorHAnsi"/>
           <w:b/>
           <w:i/>
           <w:lang w:val="en-US"/>
@@ -2864,11 +3733,13 @@
     <w:p>
       <w:pPr>
         <w:rPr>
-          <w:lang w:val="en-US"/>
-        </w:rPr>
-      </w:pPr>
-      <w:r>
-        <w:rPr>
+          <w:rFonts w:asciiTheme="majorHAnsi" w:hAnsiTheme="majorHAnsi" w:cstheme="majorHAnsi"/>
+          <w:lang w:val="en-US"/>
+        </w:rPr>
+      </w:pPr>
+      <w:r>
+        <w:rPr>
+          <w:rFonts w:asciiTheme="majorHAnsi" w:hAnsiTheme="majorHAnsi" w:cstheme="majorHAnsi"/>
           <w:lang w:val="en-US"/>
         </w:rPr>
         <w:t>Basic enemies</w:t>
@@ -2882,11 +3753,13 @@
           <w:numId w:val="2"/>
         </w:numPr>
         <w:rPr>
-          <w:lang w:val="en-US"/>
-        </w:rPr>
-      </w:pPr>
-      <w:r>
-        <w:rPr>
+          <w:rFonts w:asciiTheme="majorHAnsi" w:hAnsiTheme="majorHAnsi" w:cstheme="majorHAnsi"/>
+          <w:lang w:val="en-US"/>
+        </w:rPr>
+      </w:pPr>
+      <w:r>
+        <w:rPr>
+          <w:rFonts w:asciiTheme="majorHAnsi" w:hAnsiTheme="majorHAnsi" w:cstheme="majorHAnsi"/>
           <w:lang w:val="en-US"/>
         </w:rPr>
         <w:t>Aegis - Tesla</w:t>
@@ -2895,11 +3768,20 @@
     <w:p>
       <w:pPr>
         <w:pStyle w:val="a5"/>
-      </w:pPr>
-      <w:r>
+        <w:rPr>
+          <w:rFonts w:asciiTheme="majorHAnsi" w:hAnsiTheme="majorHAnsi" w:cstheme="majorHAnsi"/>
+        </w:rPr>
+      </w:pPr>
+      <w:r>
+        <w:rPr>
+          <w:rFonts w:asciiTheme="majorHAnsi" w:hAnsiTheme="majorHAnsi" w:cstheme="majorHAnsi"/>
+        </w:rPr>
         <w:t>Сильные щиты, низкая угроза в одиночку. З</w:t>
       </w:r>
       <w:r>
+        <w:rPr>
+          <w:rFonts w:asciiTheme="majorHAnsi" w:hAnsiTheme="majorHAnsi" w:cstheme="majorHAnsi"/>
+        </w:rPr>
         <w:t>адача — тратить ресурсы игрока.</w:t>
       </w:r>
     </w:p>
@@ -2910,12 +3792,19 @@
           <w:ilvl w:val="0"/>
           <w:numId w:val="2"/>
         </w:numPr>
-      </w:pPr>
-      <w:r>
+        <w:rPr>
+          <w:rFonts w:asciiTheme="majorHAnsi" w:hAnsiTheme="majorHAnsi" w:cstheme="majorHAnsi"/>
+        </w:rPr>
+      </w:pPr>
+      <w:r>
+        <w:rPr>
+          <w:rFonts w:asciiTheme="majorHAnsi" w:hAnsiTheme="majorHAnsi" w:cstheme="majorHAnsi"/>
+        </w:rPr>
         <w:t xml:space="preserve">Ward - </w:t>
       </w:r>
       <w:r>
         <w:rPr>
+          <w:rFonts w:asciiTheme="majorHAnsi" w:hAnsiTheme="majorHAnsi" w:cstheme="majorHAnsi"/>
           <w:lang w:val="pl-PL"/>
         </w:rPr>
         <w:t>None</w:t>
@@ -2924,11 +3813,21 @@
     <w:p>
       <w:pPr>
         <w:pStyle w:val="a5"/>
-      </w:pPr>
-      <w:r>
+        <w:rPr>
+          <w:rFonts w:asciiTheme="majorHAnsi" w:hAnsiTheme="majorHAnsi" w:cstheme="majorHAnsi"/>
+        </w:rPr>
+      </w:pPr>
+      <w:r>
+        <w:rPr>
+          <w:rFonts w:asciiTheme="majorHAnsi" w:hAnsiTheme="majorHAnsi" w:cstheme="majorHAnsi"/>
+        </w:rPr>
+        <w:lastRenderedPageBreak/>
         <w:t>Медленный щитовой блокер. Занимает пр</w:t>
       </w:r>
       <w:r>
+        <w:rPr>
+          <w:rFonts w:asciiTheme="majorHAnsi" w:hAnsiTheme="majorHAnsi" w:cstheme="majorHAnsi"/>
+        </w:rPr>
         <w:t>остранство и прикрывает других.</w:t>
       </w:r>
     </w:p>
@@ -2939,25 +3838,46 @@
           <w:ilvl w:val="0"/>
           <w:numId w:val="2"/>
         </w:numPr>
-      </w:pPr>
-      <w:r>
+        <w:rPr>
+          <w:rFonts w:asciiTheme="majorHAnsi" w:hAnsiTheme="majorHAnsi" w:cstheme="majorHAnsi"/>
+        </w:rPr>
+      </w:pPr>
+      <w:r>
+        <w:rPr>
+          <w:rFonts w:asciiTheme="majorHAnsi" w:hAnsiTheme="majorHAnsi" w:cstheme="majorHAnsi"/>
+        </w:rPr>
         <w:t xml:space="preserve">Spark </w:t>
       </w:r>
       <w:r>
+        <w:rPr>
+          <w:rFonts w:asciiTheme="majorHAnsi" w:hAnsiTheme="majorHAnsi" w:cstheme="majorHAnsi"/>
+        </w:rPr>
         <w:t>–</w:t>
       </w:r>
       <w:r>
+        <w:rPr>
+          <w:rFonts w:asciiTheme="majorHAnsi" w:hAnsiTheme="majorHAnsi" w:cstheme="majorHAnsi"/>
+        </w:rPr>
         <w:t xml:space="preserve"> Tesla</w:t>
       </w:r>
     </w:p>
     <w:p>
       <w:pPr>
         <w:pStyle w:val="a5"/>
-      </w:pPr>
-      <w:r>
+        <w:rPr>
+          <w:rFonts w:asciiTheme="majorHAnsi" w:hAnsiTheme="majorHAnsi" w:cstheme="majorHAnsi"/>
+        </w:rPr>
+      </w:pPr>
+      <w:r>
+        <w:rPr>
+          <w:rFonts w:asciiTheme="majorHAnsi" w:hAnsiTheme="majorHAnsi" w:cstheme="majorHAnsi"/>
+        </w:rPr>
         <w:t>Быстрый разрушитель щитов. Раздражающий</w:t>
       </w:r>
       <w:r>
+        <w:rPr>
+          <w:rFonts w:asciiTheme="majorHAnsi" w:hAnsiTheme="majorHAnsi" w:cstheme="majorHAnsi"/>
+        </w:rPr>
         <w:t>, подвижный, сложно добивается.</w:t>
       </w:r>
     </w:p>
@@ -2968,33 +3888,53 @@
           <w:ilvl w:val="0"/>
           <w:numId w:val="2"/>
         </w:numPr>
-      </w:pPr>
-      <w:r>
+        <w:rPr>
+          <w:rFonts w:asciiTheme="majorHAnsi" w:hAnsiTheme="majorHAnsi" w:cstheme="majorHAnsi"/>
+        </w:rPr>
+      </w:pPr>
+      <w:r>
+        <w:rPr>
+          <w:rFonts w:asciiTheme="majorHAnsi" w:hAnsiTheme="majorHAnsi" w:cstheme="majorHAnsi"/>
+        </w:rPr>
         <w:t xml:space="preserve">Shell </w:t>
       </w:r>
       <w:r>
+        <w:rPr>
+          <w:rFonts w:asciiTheme="majorHAnsi" w:hAnsiTheme="majorHAnsi" w:cstheme="majorHAnsi"/>
+        </w:rPr>
         <w:t>–</w:t>
       </w:r>
       <w:r>
+        <w:rPr>
+          <w:rFonts w:asciiTheme="majorHAnsi" w:hAnsiTheme="majorHAnsi" w:cstheme="majorHAnsi"/>
+        </w:rPr>
         <w:t xml:space="preserve"> Cannon</w:t>
       </w:r>
     </w:p>
     <w:p>
       <w:pPr>
         <w:pStyle w:val="a5"/>
-      </w:pPr>
-      <w:r>
+        <w:rPr>
+          <w:rFonts w:asciiTheme="majorHAnsi" w:hAnsiTheme="majorHAnsi" w:cstheme="majorHAnsi"/>
+        </w:rPr>
+      </w:pPr>
+      <w:r>
+        <w:rPr>
+          <w:rFonts w:asciiTheme="majorHAnsi" w:hAnsiTheme="majorHAnsi" w:cstheme="majorHAnsi"/>
+        </w:rPr>
         <w:t>Сильные щиты, мало ХП</w:t>
       </w:r>
     </w:p>
     <w:p>
       <w:pPr>
         <w:rPr>
+          <w:rFonts w:asciiTheme="majorHAnsi" w:hAnsiTheme="majorHAnsi" w:cstheme="majorHAnsi"/>
           <w:i/>
         </w:rPr>
       </w:pPr>
       <w:r>
         <w:rPr>
+          <w:rFonts w:asciiTheme="majorHAnsi" w:hAnsiTheme="majorHAnsi" w:cstheme="majorHAnsi"/>
           <w:i/>
         </w:rPr>
         <w:t>Mini-bosses</w:t>
@@ -3007,19 +3947,34 @@
           <w:ilvl w:val="0"/>
           <w:numId w:val="2"/>
         </w:numPr>
-      </w:pPr>
-      <w:r>
+        <w:rPr>
+          <w:rFonts w:asciiTheme="majorHAnsi" w:hAnsiTheme="majorHAnsi" w:cstheme="majorHAnsi"/>
+        </w:rPr>
+      </w:pPr>
+      <w:r>
+        <w:rPr>
+          <w:rFonts w:asciiTheme="majorHAnsi" w:hAnsiTheme="majorHAnsi" w:cstheme="majorHAnsi"/>
+        </w:rPr>
         <w:t>Sentinel - Tesla + Jammer</w:t>
       </w:r>
     </w:p>
     <w:p>
       <w:pPr>
         <w:pStyle w:val="a5"/>
-      </w:pPr>
-      <w:r>
+        <w:rPr>
+          <w:rFonts w:asciiTheme="majorHAnsi" w:hAnsiTheme="majorHAnsi" w:cstheme="majorHAnsi"/>
+        </w:rPr>
+      </w:pPr>
+      <w:r>
+        <w:rPr>
+          <w:rFonts w:asciiTheme="majorHAnsi" w:hAnsiTheme="majorHAnsi" w:cstheme="majorHAnsi"/>
+        </w:rPr>
         <w:t>Нарушает наведение и усложняет использование автоматическ</w:t>
       </w:r>
       <w:r>
+        <w:rPr>
+          <w:rFonts w:asciiTheme="majorHAnsi" w:hAnsiTheme="majorHAnsi" w:cstheme="majorHAnsi"/>
+        </w:rPr>
         <w:t>их или самонаводящихся механик.</w:t>
       </w:r>
     </w:p>
@@ -3030,35 +3985,51 @@
           <w:ilvl w:val="0"/>
           <w:numId w:val="2"/>
         </w:numPr>
-      </w:pPr>
-      <w:r>
+        <w:rPr>
+          <w:rFonts w:asciiTheme="majorHAnsi" w:hAnsiTheme="majorHAnsi" w:cstheme="majorHAnsi"/>
+        </w:rPr>
+      </w:pPr>
+      <w:r>
+        <w:rPr>
+          <w:rFonts w:asciiTheme="majorHAnsi" w:hAnsiTheme="majorHAnsi" w:cstheme="majorHAnsi"/>
+        </w:rPr>
         <w:t>Vanguard - Blue Laser + Cloak</w:t>
       </w:r>
     </w:p>
     <w:p>
       <w:pPr>
         <w:pStyle w:val="a5"/>
-      </w:pPr>
-      <w:r>
+        <w:rPr>
+          <w:rFonts w:asciiTheme="majorHAnsi" w:hAnsiTheme="majorHAnsi" w:cstheme="majorHAnsi"/>
+        </w:rPr>
+      </w:pPr>
+      <w:r>
+        <w:rPr>
+          <w:rFonts w:asciiTheme="majorHAnsi" w:hAnsiTheme="majorHAnsi" w:cstheme="majorHAnsi"/>
+        </w:rPr>
         <w:t>Кратковременно исчезает,</w:t>
       </w:r>
       <w:r>
+        <w:rPr>
+          <w:rFonts w:asciiTheme="majorHAnsi" w:hAnsiTheme="majorHAnsi" w:cstheme="majorHAnsi"/>
+        </w:rPr>
         <w:t xml:space="preserve"> затем атакует, игнорируя щиты.</w:t>
       </w:r>
     </w:p>
     <w:p>
       <w:pPr>
         <w:rPr>
+          <w:rFonts w:asciiTheme="majorHAnsi" w:hAnsiTheme="majorHAnsi" w:cstheme="majorHAnsi"/>
           <w:i/>
           <w:lang w:val="en-US"/>
         </w:rPr>
       </w:pPr>
       <w:r>
         <w:rPr>
+          <w:rFonts w:asciiTheme="majorHAnsi" w:hAnsiTheme="majorHAnsi" w:cstheme="majorHAnsi"/>
           <w:i/>
           <w:lang w:val="en-US"/>
         </w:rPr>
-        <w:lastRenderedPageBreak/>
         <w:t>Boss</w:t>
       </w:r>
     </w:p>
@@ -3070,11 +4041,13 @@
           <w:numId w:val="2"/>
         </w:numPr>
         <w:rPr>
-          <w:lang w:val="en-US"/>
-        </w:rPr>
-      </w:pPr>
-      <w:r>
-        <w:rPr>
+          <w:rFonts w:asciiTheme="majorHAnsi" w:hAnsiTheme="majorHAnsi" w:cstheme="majorHAnsi"/>
+          <w:lang w:val="en-US"/>
+        </w:rPr>
+      </w:pPr>
+      <w:r>
+        <w:rPr>
+          <w:rFonts w:asciiTheme="majorHAnsi" w:hAnsiTheme="majorHAnsi" w:cstheme="majorHAnsi"/>
           <w:lang w:val="en-US"/>
         </w:rPr>
         <w:t>Bastion - Blue Laser + Tesla + Countermeasure</w:t>
@@ -3084,16 +4057,20 @@
       <w:pPr>
         <w:pStyle w:val="a5"/>
         <w:rPr>
-          <w:lang w:val="en-US"/>
-        </w:rPr>
-      </w:pPr>
-      <w:r>
+          <w:rFonts w:asciiTheme="majorHAnsi" w:hAnsiTheme="majorHAnsi" w:cstheme="majorHAnsi"/>
+        </w:rPr>
+      </w:pPr>
+      <w:r>
+        <w:rPr>
+          <w:rFonts w:asciiTheme="majorHAnsi" w:hAnsiTheme="majorHAnsi" w:cstheme="majorHAnsi"/>
+        </w:rPr>
         <w:t>Оборонительный босс. Уничтожает снаряды в ключевые моменты и наказывает за чрезмерную зависимость от ракет или медленных выстрелов.</w:t>
       </w:r>
     </w:p>
     <w:p>
       <w:pPr>
         <w:rPr>
+          <w:rFonts w:asciiTheme="majorHAnsi" w:hAnsiTheme="majorHAnsi" w:cstheme="majorHAnsi"/>
           <w:b/>
           <w:i/>
           <w:lang w:val="en-US"/>
@@ -3101,6 +4078,7 @@
       </w:pPr>
       <w:r>
         <w:rPr>
+          <w:rFonts w:asciiTheme="majorHAnsi" w:hAnsiTheme="majorHAnsi" w:cstheme="majorHAnsi"/>
           <w:b/>
           <w:i/>
           <w:lang w:val="en-US"/>
@@ -3111,12 +4089,14 @@
     <w:p>
       <w:pPr>
         <w:rPr>
+          <w:rFonts w:asciiTheme="majorHAnsi" w:hAnsiTheme="majorHAnsi" w:cstheme="majorHAnsi"/>
           <w:i/>
           <w:lang w:val="en-US"/>
         </w:rPr>
       </w:pPr>
       <w:r>
         <w:rPr>
+          <w:rFonts w:asciiTheme="majorHAnsi" w:hAnsiTheme="majorHAnsi" w:cstheme="majorHAnsi"/>
           <w:i/>
           <w:lang w:val="en-US"/>
         </w:rPr>
@@ -3131,11 +4111,13 @@
           <w:numId w:val="2"/>
         </w:numPr>
         <w:rPr>
-          <w:lang w:val="en-US"/>
-        </w:rPr>
-      </w:pPr>
-      <w:r>
-        <w:rPr>
+          <w:rFonts w:asciiTheme="majorHAnsi" w:hAnsiTheme="majorHAnsi" w:cstheme="majorHAnsi"/>
+          <w:lang w:val="en-US"/>
+        </w:rPr>
+      </w:pPr>
+      <w:r>
+        <w:rPr>
+          <w:rFonts w:asciiTheme="majorHAnsi" w:hAnsiTheme="majorHAnsi" w:cstheme="majorHAnsi"/>
           <w:lang w:val="en-US"/>
         </w:rPr>
         <w:t>Gnaw - Shotgun</w:t>
@@ -3144,11 +4126,20 @@
     <w:p>
       <w:pPr>
         <w:pStyle w:val="a5"/>
-      </w:pPr>
-      <w:r>
+        <w:rPr>
+          <w:rFonts w:asciiTheme="majorHAnsi" w:hAnsiTheme="majorHAnsi" w:cstheme="majorHAnsi"/>
+        </w:rPr>
+      </w:pPr>
+      <w:r>
+        <w:rPr>
+          <w:rFonts w:asciiTheme="majorHAnsi" w:hAnsiTheme="majorHAnsi" w:cstheme="majorHAnsi"/>
+        </w:rPr>
         <w:t>Агрессивный преследователь. Стремится сблизить</w:t>
       </w:r>
       <w:r>
+        <w:rPr>
+          <w:rFonts w:asciiTheme="majorHAnsi" w:hAnsiTheme="majorHAnsi" w:cstheme="majorHAnsi"/>
+        </w:rPr>
         <w:t>ся и становится опасным в упор.</w:t>
       </w:r>
     </w:p>
@@ -3159,19 +4150,34 @@
           <w:ilvl w:val="0"/>
           <w:numId w:val="2"/>
         </w:numPr>
-      </w:pPr>
-      <w:r>
+        <w:rPr>
+          <w:rFonts w:asciiTheme="majorHAnsi" w:hAnsiTheme="majorHAnsi" w:cstheme="majorHAnsi"/>
+        </w:rPr>
+      </w:pPr>
+      <w:r>
+        <w:rPr>
+          <w:rFonts w:asciiTheme="majorHAnsi" w:hAnsiTheme="majorHAnsi" w:cstheme="majorHAnsi"/>
+        </w:rPr>
         <w:t>Flicker - Cannon</w:t>
       </w:r>
     </w:p>
     <w:p>
       <w:pPr>
         <w:pStyle w:val="a5"/>
-      </w:pPr>
-      <w:r>
+        <w:rPr>
+          <w:rFonts w:asciiTheme="majorHAnsi" w:hAnsiTheme="majorHAnsi" w:cstheme="majorHAnsi"/>
+        </w:rPr>
+      </w:pPr>
+      <w:r>
+        <w:rPr>
+          <w:rFonts w:asciiTheme="majorHAnsi" w:hAnsiTheme="majorHAnsi" w:cstheme="majorHAnsi"/>
+        </w:rPr>
         <w:t>Двигается хаотично. Сложно попа</w:t>
       </w:r>
       <w:r>
+        <w:rPr>
+          <w:rFonts w:asciiTheme="majorHAnsi" w:hAnsiTheme="majorHAnsi" w:cstheme="majorHAnsi"/>
+        </w:rPr>
         <w:t>сть, мало ХП, постоянно мешает.</w:t>
       </w:r>
     </w:p>
@@ -3182,19 +4188,34 @@
           <w:ilvl w:val="0"/>
           <w:numId w:val="2"/>
         </w:numPr>
-      </w:pPr>
-      <w:r>
+        <w:rPr>
+          <w:rFonts w:asciiTheme="majorHAnsi" w:hAnsiTheme="majorHAnsi" w:cstheme="majorHAnsi"/>
+        </w:rPr>
+      </w:pPr>
+      <w:r>
+        <w:rPr>
+          <w:rFonts w:asciiTheme="majorHAnsi" w:hAnsiTheme="majorHAnsi" w:cstheme="majorHAnsi"/>
+        </w:rPr>
         <w:t>Wisp - Missile</w:t>
       </w:r>
     </w:p>
     <w:p>
       <w:pPr>
         <w:pStyle w:val="a5"/>
-      </w:pPr>
-      <w:r>
+        <w:rPr>
+          <w:rFonts w:asciiTheme="majorHAnsi" w:hAnsiTheme="majorHAnsi" w:cstheme="majorHAnsi"/>
+        </w:rPr>
+      </w:pPr>
+      <w:r>
+        <w:rPr>
+          <w:rFonts w:asciiTheme="majorHAnsi" w:hAnsiTheme="majorHAnsi" w:cstheme="majorHAnsi"/>
+        </w:rPr>
         <w:t>Лёгкое давление. Заставляет двигаться</w:t>
       </w:r>
       <w:r>
+        <w:rPr>
+          <w:rFonts w:asciiTheme="majorHAnsi" w:hAnsiTheme="majorHAnsi" w:cstheme="majorHAnsi"/>
+        </w:rPr>
         <w:t>, пока другие враги сближаются.</w:t>
       </w:r>
     </w:p>
@@ -3205,27 +4226,41 @@
           <w:ilvl w:val="0"/>
           <w:numId w:val="2"/>
         </w:numPr>
-      </w:pPr>
-      <w:r>
+        <w:rPr>
+          <w:rFonts w:asciiTheme="majorHAnsi" w:hAnsiTheme="majorHAnsi" w:cstheme="majorHAnsi"/>
+        </w:rPr>
+      </w:pPr>
+      <w:r>
+        <w:rPr>
+          <w:rFonts w:asciiTheme="majorHAnsi" w:hAnsiTheme="majorHAnsi" w:cstheme="majorHAnsi"/>
+        </w:rPr>
         <w:t>Mite - Mines</w:t>
       </w:r>
     </w:p>
     <w:p>
       <w:pPr>
         <w:pStyle w:val="a5"/>
-      </w:pPr>
-      <w:r>
+        <w:rPr>
+          <w:rFonts w:asciiTheme="majorHAnsi" w:hAnsiTheme="majorHAnsi" w:cstheme="majorHAnsi"/>
+        </w:rPr>
+      </w:pPr>
+      <w:r>
+        <w:rPr>
+          <w:rFonts w:asciiTheme="majorHAnsi" w:hAnsiTheme="majorHAnsi" w:cstheme="majorHAnsi"/>
+        </w:rPr>
         <w:t>Создаёт мины вокруг игрока</w:t>
       </w:r>
     </w:p>
     <w:p>
       <w:pPr>
         <w:rPr>
+          <w:rFonts w:asciiTheme="majorHAnsi" w:hAnsiTheme="majorHAnsi" w:cstheme="majorHAnsi"/>
           <w:i/>
         </w:rPr>
       </w:pPr>
       <w:r>
         <w:rPr>
+          <w:rFonts w:asciiTheme="majorHAnsi" w:hAnsiTheme="majorHAnsi" w:cstheme="majorHAnsi"/>
           <w:i/>
           <w:lang w:val="en-US"/>
         </w:rPr>
@@ -3233,12 +4268,14 @@
       </w:r>
       <w:r>
         <w:rPr>
+          <w:rFonts w:asciiTheme="majorHAnsi" w:hAnsiTheme="majorHAnsi" w:cstheme="majorHAnsi"/>
           <w:i/>
         </w:rPr>
         <w:t>-</w:t>
       </w:r>
       <w:r>
         <w:rPr>
+          <w:rFonts w:asciiTheme="majorHAnsi" w:hAnsiTheme="majorHAnsi" w:cstheme="majorHAnsi"/>
           <w:i/>
           <w:lang w:val="en-US"/>
         </w:rPr>
@@ -3253,11 +4290,13 @@
           <w:numId w:val="2"/>
         </w:numPr>
         <w:rPr>
-          <w:lang w:val="en-US"/>
-        </w:rPr>
-      </w:pPr>
-      <w:r>
-        <w:rPr>
+          <w:rFonts w:asciiTheme="majorHAnsi" w:hAnsiTheme="majorHAnsi" w:cstheme="majorHAnsi"/>
+          <w:lang w:val="en-US"/>
+        </w:rPr>
+      </w:pPr>
+      <w:r>
+        <w:rPr>
+          <w:rFonts w:asciiTheme="majorHAnsi" w:hAnsiTheme="majorHAnsi" w:cstheme="majorHAnsi"/>
           <w:lang w:val="en-US"/>
         </w:rPr>
         <w:t>Brood - Rocket Swarm</w:t>
@@ -3266,8 +4305,14 @@
     <w:p>
       <w:pPr>
         <w:pStyle w:val="a5"/>
-      </w:pPr>
-      <w:r>
+        <w:rPr>
+          <w:rFonts w:asciiTheme="majorHAnsi" w:hAnsiTheme="majorHAnsi" w:cstheme="majorHAnsi"/>
+        </w:rPr>
+      </w:pPr>
+      <w:r>
+        <w:rPr>
+          <w:rFonts w:asciiTheme="majorHAnsi" w:hAnsiTheme="majorHAnsi" w:cstheme="majorHAnsi"/>
+        </w:rPr>
         <w:t>Заполняет экран ракетамиб держится на расстоянии</w:t>
       </w:r>
     </w:p>
@@ -3278,28 +4323,42 @@
           <w:ilvl w:val="0"/>
           <w:numId w:val="2"/>
         </w:numPr>
-      </w:pPr>
-      <w:r>
+        <w:rPr>
+          <w:rFonts w:asciiTheme="majorHAnsi" w:hAnsiTheme="majorHAnsi" w:cstheme="majorHAnsi"/>
+        </w:rPr>
+      </w:pPr>
+      <w:r>
+        <w:rPr>
+          <w:rFonts w:asciiTheme="majorHAnsi" w:hAnsiTheme="majorHAnsi" w:cstheme="majorHAnsi"/>
+        </w:rPr>
         <w:t>Seeder - Multicharge Mines + Burst Thruster</w:t>
       </w:r>
     </w:p>
     <w:p>
       <w:pPr>
         <w:pStyle w:val="a5"/>
-      </w:pPr>
-      <w:r>
+        <w:rPr>
+          <w:rFonts w:asciiTheme="majorHAnsi" w:hAnsiTheme="majorHAnsi" w:cstheme="majorHAnsi"/>
+        </w:rPr>
+      </w:pPr>
+      <w:r>
+        <w:rPr>
+          <w:rFonts w:asciiTheme="majorHAnsi" w:hAnsiTheme="majorHAnsi" w:cstheme="majorHAnsi"/>
+        </w:rPr>
         <w:t>Мобильный минёр. Быстро перемещается и заполняет опасные зоны ловушками.</w:t>
       </w:r>
     </w:p>
     <w:p>
       <w:pPr>
         <w:rPr>
+          <w:rFonts w:asciiTheme="majorHAnsi" w:hAnsiTheme="majorHAnsi" w:cstheme="majorHAnsi"/>
           <w:i/>
           <w:lang w:val="en-US"/>
         </w:rPr>
       </w:pPr>
       <w:r>
         <w:rPr>
+          <w:rFonts w:asciiTheme="majorHAnsi" w:hAnsiTheme="majorHAnsi" w:cstheme="majorHAnsi"/>
           <w:i/>
           <w:lang w:val="en-US"/>
         </w:rPr>
@@ -3314,26 +4373,33 @@
           <w:numId w:val="2"/>
         </w:numPr>
         <w:rPr>
-          <w:lang w:val="en-US"/>
-        </w:rPr>
-      </w:pPr>
-      <w:r>
-        <w:rPr>
+          <w:rFonts w:asciiTheme="majorHAnsi" w:hAnsiTheme="majorHAnsi" w:cstheme="majorHAnsi"/>
+          <w:lang w:val="en-US"/>
+        </w:rPr>
+      </w:pPr>
+      <w:r>
+        <w:rPr>
+          <w:rFonts w:asciiTheme="majorHAnsi" w:hAnsiTheme="majorHAnsi" w:cstheme="majorHAnsi"/>
           <w:lang w:val="en-US"/>
         </w:rPr>
         <w:t xml:space="preserve">Nest - Rocket Swarm + </w:t>
       </w:r>
       <w:r>
         <w:rPr>
+          <w:rFonts w:asciiTheme="majorHAnsi" w:hAnsiTheme="majorHAnsi" w:cstheme="majorHAnsi"/>
           <w:lang w:val="pl-PL"/>
         </w:rPr>
         <w:t>Nuke</w:t>
       </w:r>
       <w:r>
+        <w:rPr>
+          <w:rFonts w:asciiTheme="majorHAnsi" w:hAnsiTheme="majorHAnsi" w:cstheme="majorHAnsi"/>
+        </w:rPr>
         <w:t xml:space="preserve"> </w:t>
       </w:r>
       <w:r>
         <w:rPr>
+          <w:rFonts w:asciiTheme="majorHAnsi" w:hAnsiTheme="majorHAnsi" w:cstheme="majorHAnsi"/>
           <w:lang w:val="en-US"/>
         </w:rPr>
         <w:t>+ Cloak</w:t>
@@ -3342,17 +4408,27 @@
     <w:p>
       <w:pPr>
         <w:pStyle w:val="a5"/>
-      </w:pPr>
-      <w:r>
+        <w:rPr>
+          <w:rFonts w:asciiTheme="majorHAnsi" w:hAnsiTheme="majorHAnsi" w:cstheme="majorHAnsi"/>
+        </w:rPr>
+      </w:pPr>
+      <w:r>
+        <w:rPr>
+          <w:rFonts w:asciiTheme="majorHAnsi" w:hAnsiTheme="majorHAnsi" w:cstheme="majorHAnsi"/>
+        </w:rPr>
         <w:t>Контролирует простр</w:t>
       </w:r>
       <w:r>
+        <w:rPr>
+          <w:rFonts w:asciiTheme="majorHAnsi" w:hAnsiTheme="majorHAnsi" w:cstheme="majorHAnsi"/>
+        </w:rPr>
         <w:t>анство и периодически исчезает</w:t>
       </w:r>
     </w:p>
     <w:p>
       <w:pPr>
         <w:rPr>
+          <w:rFonts w:asciiTheme="majorHAnsi" w:hAnsiTheme="majorHAnsi" w:cstheme="majorHAnsi"/>
           <w:b/>
           <w:i/>
           <w:lang w:val="en-US"/>
@@ -3360,6 +4436,7 @@
       </w:pPr>
       <w:r>
         <w:rPr>
+          <w:rFonts w:asciiTheme="majorHAnsi" w:hAnsiTheme="majorHAnsi" w:cstheme="majorHAnsi"/>
           <w:b/>
           <w:i/>
           <w:lang w:val="en-US"/>
@@ -3370,12 +4447,14 @@
     <w:p>
       <w:pPr>
         <w:rPr>
+          <w:rFonts w:asciiTheme="majorHAnsi" w:hAnsiTheme="majorHAnsi" w:cstheme="majorHAnsi"/>
           <w:i/>
           <w:lang w:val="en-US"/>
         </w:rPr>
       </w:pPr>
       <w:r>
         <w:rPr>
+          <w:rFonts w:asciiTheme="majorHAnsi" w:hAnsiTheme="majorHAnsi" w:cstheme="majorHAnsi"/>
           <w:i/>
           <w:lang w:val="en-US"/>
         </w:rPr>
@@ -3390,11 +4469,13 @@
           <w:numId w:val="2"/>
         </w:numPr>
         <w:rPr>
-          <w:lang w:val="en-US"/>
-        </w:rPr>
-      </w:pPr>
-      <w:r>
-        <w:rPr>
+          <w:rFonts w:asciiTheme="majorHAnsi" w:hAnsiTheme="majorHAnsi" w:cstheme="majorHAnsi"/>
+          <w:lang w:val="en-US"/>
+        </w:rPr>
+      </w:pPr>
+      <w:r>
+        <w:rPr>
+          <w:rFonts w:asciiTheme="majorHAnsi" w:hAnsiTheme="majorHAnsi" w:cstheme="majorHAnsi"/>
           <w:lang w:val="en-US"/>
         </w:rPr>
         <w:t>Hull - Cannon</w:t>
@@ -3403,11 +4484,20 @@
     <w:p>
       <w:pPr>
         <w:pStyle w:val="a5"/>
-      </w:pPr>
-      <w:r>
+        <w:rPr>
+          <w:rFonts w:asciiTheme="majorHAnsi" w:hAnsiTheme="majorHAnsi" w:cstheme="majorHAnsi"/>
+        </w:rPr>
+      </w:pPr>
+      <w:r>
+        <w:rPr>
+          <w:rFonts w:asciiTheme="majorHAnsi" w:hAnsiTheme="majorHAnsi" w:cstheme="majorHAnsi"/>
+        </w:rPr>
         <w:t>Мед</w:t>
       </w:r>
       <w:r>
+        <w:rPr>
+          <w:rFonts w:asciiTheme="majorHAnsi" w:hAnsiTheme="majorHAnsi" w:cstheme="majorHAnsi"/>
+        </w:rPr>
         <w:t xml:space="preserve">ленный, с большим запасом ХП. </w:t>
       </w:r>
     </w:p>
@@ -3418,24 +4508,38 @@
           <w:ilvl w:val="0"/>
           <w:numId w:val="2"/>
         </w:numPr>
-      </w:pPr>
-      <w:r>
-        <w:rPr>
+        <w:rPr>
+          <w:rFonts w:asciiTheme="majorHAnsi" w:hAnsiTheme="majorHAnsi" w:cstheme="majorHAnsi"/>
+        </w:rPr>
+      </w:pPr>
+      <w:r>
+        <w:rPr>
+          <w:rFonts w:asciiTheme="majorHAnsi" w:hAnsiTheme="majorHAnsi" w:cstheme="majorHAnsi"/>
           <w:lang w:val="pl-PL"/>
         </w:rPr>
         <w:t>Hammer</w:t>
       </w:r>
       <w:r>
+        <w:rPr>
+          <w:rFonts w:asciiTheme="majorHAnsi" w:hAnsiTheme="majorHAnsi" w:cstheme="majorHAnsi"/>
+        </w:rPr>
         <w:t xml:space="preserve"> </w:t>
       </w:r>
       <w:r>
+        <w:rPr>
+          <w:rFonts w:asciiTheme="majorHAnsi" w:hAnsiTheme="majorHAnsi" w:cstheme="majorHAnsi"/>
+        </w:rPr>
         <w:t>–</w:t>
       </w:r>
       <w:r>
+        <w:rPr>
+          <w:rFonts w:asciiTheme="majorHAnsi" w:hAnsiTheme="majorHAnsi" w:cstheme="majorHAnsi"/>
+        </w:rPr>
         <w:t xml:space="preserve"> </w:t>
       </w:r>
       <w:r>
         <w:rPr>
+          <w:rFonts w:asciiTheme="majorHAnsi" w:hAnsiTheme="majorHAnsi" w:cstheme="majorHAnsi"/>
           <w:lang w:val="pl-PL"/>
         </w:rPr>
         <w:t>Ramming only</w:t>
@@ -3444,8 +4548,14 @@
     <w:p>
       <w:pPr>
         <w:pStyle w:val="a5"/>
-      </w:pPr>
-      <w:r>
+        <w:rPr>
+          <w:rFonts w:asciiTheme="majorHAnsi" w:hAnsiTheme="majorHAnsi" w:cstheme="majorHAnsi"/>
+        </w:rPr>
+      </w:pPr>
+      <w:r>
+        <w:rPr>
+          <w:rFonts w:asciiTheme="majorHAnsi" w:hAnsiTheme="majorHAnsi" w:cstheme="majorHAnsi"/>
+        </w:rPr>
         <w:t>Большой запас ХП, средняя скорость, идёт на таран</w:t>
       </w:r>
     </w:p>
@@ -3456,22 +4566,40 @@
           <w:ilvl w:val="0"/>
           <w:numId w:val="2"/>
         </w:numPr>
-      </w:pPr>
-      <w:r>
+        <w:rPr>
+          <w:rFonts w:asciiTheme="majorHAnsi" w:hAnsiTheme="majorHAnsi" w:cstheme="majorHAnsi"/>
+        </w:rPr>
+      </w:pPr>
+      <w:r>
+        <w:rPr>
+          <w:rFonts w:asciiTheme="majorHAnsi" w:hAnsiTheme="majorHAnsi" w:cstheme="majorHAnsi"/>
+        </w:rPr>
         <w:t xml:space="preserve">Coil </w:t>
       </w:r>
       <w:r>
+        <w:rPr>
+          <w:rFonts w:asciiTheme="majorHAnsi" w:hAnsiTheme="majorHAnsi" w:cstheme="majorHAnsi"/>
+        </w:rPr>
         <w:t>–</w:t>
       </w:r>
       <w:r>
+        <w:rPr>
+          <w:rFonts w:asciiTheme="majorHAnsi" w:hAnsiTheme="majorHAnsi" w:cstheme="majorHAnsi"/>
+        </w:rPr>
         <w:t xml:space="preserve"> Tesla</w:t>
       </w:r>
     </w:p>
     <w:p>
       <w:pPr>
         <w:pStyle w:val="a5"/>
-      </w:pPr>
-      <w:r>
+        <w:rPr>
+          <w:rFonts w:asciiTheme="majorHAnsi" w:hAnsiTheme="majorHAnsi" w:cstheme="majorHAnsi"/>
+        </w:rPr>
+      </w:pPr>
+      <w:r>
+        <w:rPr>
+          <w:rFonts w:asciiTheme="majorHAnsi" w:hAnsiTheme="majorHAnsi" w:cstheme="majorHAnsi"/>
+        </w:rPr>
         <w:t>Средняя дистанция, фокус на пробивание щитов</w:t>
       </w:r>
     </w:p>
@@ -3482,12 +4610,20 @@
           <w:ilvl w:val="0"/>
           <w:numId w:val="2"/>
         </w:numPr>
-      </w:pPr>
-      <w:r>
+        <w:rPr>
+          <w:rFonts w:asciiTheme="majorHAnsi" w:hAnsiTheme="majorHAnsi" w:cstheme="majorHAnsi"/>
+        </w:rPr>
+      </w:pPr>
+      <w:r>
+        <w:rPr>
+          <w:rFonts w:asciiTheme="majorHAnsi" w:hAnsiTheme="majorHAnsi" w:cstheme="majorHAnsi"/>
+        </w:rPr>
+        <w:lastRenderedPageBreak/>
         <w:t xml:space="preserve">Spear - </w:t>
       </w:r>
       <w:r>
         <w:rPr>
+          <w:rFonts w:asciiTheme="majorHAnsi" w:hAnsiTheme="majorHAnsi" w:cstheme="majorHAnsi"/>
           <w:lang w:val="pl-PL"/>
         </w:rPr>
         <w:t>Railgun</w:t>
@@ -3496,20 +4632,28 @@
     <w:p>
       <w:pPr>
         <w:pStyle w:val="a5"/>
-      </w:pPr>
-      <w:r>
+        <w:rPr>
+          <w:rFonts w:asciiTheme="majorHAnsi" w:hAnsiTheme="majorHAnsi" w:cstheme="majorHAnsi"/>
+        </w:rPr>
+      </w:pPr>
+      <w:r>
+        <w:rPr>
+          <w:rFonts w:asciiTheme="majorHAnsi" w:hAnsiTheme="majorHAnsi" w:cstheme="majorHAnsi"/>
+        </w:rPr>
         <w:t xml:space="preserve">Опасный дальнобойный противник. </w:t>
       </w:r>
     </w:p>
     <w:p>
       <w:pPr>
         <w:rPr>
+          <w:rFonts w:asciiTheme="majorHAnsi" w:hAnsiTheme="majorHAnsi" w:cstheme="majorHAnsi"/>
           <w:i/>
           <w:lang w:val="de-DE"/>
         </w:rPr>
       </w:pPr>
       <w:r>
         <w:rPr>
+          <w:rFonts w:asciiTheme="majorHAnsi" w:hAnsiTheme="majorHAnsi" w:cstheme="majorHAnsi"/>
           <w:i/>
           <w:lang w:val="de-DE"/>
         </w:rPr>
@@ -3524,11 +4668,13 @@
           <w:numId w:val="2"/>
         </w:numPr>
         <w:rPr>
+          <w:rFonts w:asciiTheme="majorHAnsi" w:hAnsiTheme="majorHAnsi" w:cstheme="majorHAnsi"/>
           <w:lang w:val="de-DE"/>
         </w:rPr>
       </w:pPr>
       <w:r>
         <w:rPr>
+          <w:rFonts w:asciiTheme="majorHAnsi" w:hAnsiTheme="majorHAnsi" w:cstheme="majorHAnsi"/>
           <w:lang w:val="de-DE"/>
         </w:rPr>
         <w:t>Warden - Railgun + Drift Brake</w:t>
@@ -3537,17 +4683,32 @@
     <w:p>
       <w:pPr>
         <w:pStyle w:val="a5"/>
-      </w:pPr>
-      <w:r>
+        <w:rPr>
+          <w:rFonts w:asciiTheme="majorHAnsi" w:hAnsiTheme="majorHAnsi" w:cstheme="majorHAnsi"/>
+        </w:rPr>
+      </w:pPr>
+      <w:r>
+        <w:rPr>
+          <w:rFonts w:asciiTheme="majorHAnsi" w:hAnsiTheme="majorHAnsi" w:cstheme="majorHAnsi"/>
+        </w:rPr>
         <w:t>Замедляется</w:t>
       </w:r>
       <w:r>
+        <w:rPr>
+          <w:rFonts w:asciiTheme="majorHAnsi" w:hAnsiTheme="majorHAnsi" w:cstheme="majorHAnsi"/>
+        </w:rPr>
         <w:t xml:space="preserve"> для точного выстрела, затем наносит очень </w:t>
       </w:r>
       <w:r>
+        <w:rPr>
+          <w:rFonts w:asciiTheme="majorHAnsi" w:hAnsiTheme="majorHAnsi" w:cstheme="majorHAnsi"/>
+        </w:rPr>
         <w:t>сильный</w:t>
       </w:r>
       <w:r>
+        <w:rPr>
+          <w:rFonts w:asciiTheme="majorHAnsi" w:hAnsiTheme="majorHAnsi" w:cstheme="majorHAnsi"/>
+        </w:rPr>
         <w:t xml:space="preserve"> удар. </w:t>
       </w:r>
     </w:p>
@@ -3558,28 +4719,42 @@
           <w:ilvl w:val="0"/>
           <w:numId w:val="2"/>
         </w:numPr>
-      </w:pPr>
-      <w:r>
+        <w:rPr>
+          <w:rFonts w:asciiTheme="majorHAnsi" w:hAnsiTheme="majorHAnsi" w:cstheme="majorHAnsi"/>
+        </w:rPr>
+      </w:pPr>
+      <w:r>
+        <w:rPr>
+          <w:rFonts w:asciiTheme="majorHAnsi" w:hAnsiTheme="majorHAnsi" w:cstheme="majorHAnsi"/>
+        </w:rPr>
         <w:t>Cinder - Behemoth Rifle + Phase Shunt</w:t>
       </w:r>
     </w:p>
     <w:p>
       <w:pPr>
         <w:pStyle w:val="a5"/>
-      </w:pPr>
-      <w:r>
+        <w:rPr>
+          <w:rFonts w:asciiTheme="majorHAnsi" w:hAnsiTheme="majorHAnsi" w:cstheme="majorHAnsi"/>
+        </w:rPr>
+      </w:pPr>
+      <w:r>
+        <w:rPr>
+          <w:rFonts w:asciiTheme="majorHAnsi" w:hAnsiTheme="majorHAnsi" w:cstheme="majorHAnsi"/>
+        </w:rPr>
         <w:t>Проходит сквозь угрозы, затем наносит мощный урон. Очень опасен, если его игнорировать.</w:t>
       </w:r>
     </w:p>
     <w:p>
       <w:pPr>
         <w:rPr>
+          <w:rFonts w:asciiTheme="majorHAnsi" w:hAnsiTheme="majorHAnsi" w:cstheme="majorHAnsi"/>
           <w:i/>
           <w:lang w:val="en-US"/>
         </w:rPr>
       </w:pPr>
       <w:r>
         <w:rPr>
+          <w:rFonts w:asciiTheme="majorHAnsi" w:hAnsiTheme="majorHAnsi" w:cstheme="majorHAnsi"/>
           <w:i/>
           <w:lang w:val="en-US"/>
         </w:rPr>
@@ -3594,23 +4769,27 @@
           <w:numId w:val="2"/>
         </w:numPr>
         <w:rPr>
-          <w:lang w:val="en-US"/>
-        </w:rPr>
-      </w:pPr>
-      <w:r>
-        <w:rPr>
+          <w:rFonts w:asciiTheme="majorHAnsi" w:hAnsiTheme="majorHAnsi" w:cstheme="majorHAnsi"/>
+          <w:lang w:val="en-US"/>
+        </w:rPr>
+      </w:pPr>
+      <w:r>
+        <w:rPr>
+          <w:rFonts w:asciiTheme="majorHAnsi" w:hAnsiTheme="majorHAnsi" w:cstheme="majorHAnsi"/>
           <w:lang w:val="en-US"/>
         </w:rPr>
         <w:t>Dreadnought</w:t>
       </w:r>
       <w:r>
         <w:rPr>
+          <w:rFonts w:asciiTheme="majorHAnsi" w:hAnsiTheme="majorHAnsi" w:cstheme="majorHAnsi"/>
           <w:lang w:val="en-US"/>
         </w:rPr>
         <w:t xml:space="preserve"> - Particle Accelerator + 2</w:t>
       </w:r>
       <w:r>
         <w:rPr>
+          <w:rFonts w:asciiTheme="majorHAnsi" w:hAnsiTheme="majorHAnsi" w:cstheme="majorHAnsi"/>
           <w:lang w:val="pl-PL"/>
         </w:rPr>
         <w:t>x Cannon</w:t>
@@ -3619,14 +4798,21 @@
     <w:p>
       <w:pPr>
         <w:pStyle w:val="a5"/>
-      </w:pPr>
-      <w:r>
+        <w:rPr>
+          <w:rFonts w:asciiTheme="majorHAnsi" w:hAnsiTheme="majorHAnsi" w:cstheme="majorHAnsi"/>
+        </w:rPr>
+      </w:pPr>
+      <w:r>
+        <w:rPr>
+          <w:rFonts w:asciiTheme="majorHAnsi" w:hAnsiTheme="majorHAnsi" w:cstheme="majorHAnsi"/>
+        </w:rPr>
         <w:t>Чистая боевая мощь</w:t>
       </w:r>
     </w:p>
     <w:p>
       <w:pPr>
         <w:rPr>
+          <w:rFonts w:asciiTheme="majorHAnsi" w:hAnsiTheme="majorHAnsi" w:cstheme="majorHAnsi"/>
           <w:b/>
           <w:i/>
           <w:lang w:val="en-US"/>
@@ -3634,23 +4820,25 @@
       </w:pPr>
       <w:r>
         <w:rPr>
+          <w:rFonts w:asciiTheme="majorHAnsi" w:hAnsiTheme="majorHAnsi" w:cstheme="majorHAnsi"/>
           <w:b/>
           <w:i/>
           <w:lang w:val="en-US"/>
         </w:rPr>
-        <w:lastRenderedPageBreak/>
         <w:t>Storm Verge</w:t>
       </w:r>
     </w:p>
     <w:p>
       <w:pPr>
         <w:rPr>
+          <w:rFonts w:asciiTheme="majorHAnsi" w:hAnsiTheme="majorHAnsi" w:cstheme="majorHAnsi"/>
           <w:i/>
           <w:lang w:val="en-US"/>
         </w:rPr>
       </w:pPr>
       <w:r>
         <w:rPr>
+          <w:rFonts w:asciiTheme="majorHAnsi" w:hAnsiTheme="majorHAnsi" w:cstheme="majorHAnsi"/>
           <w:i/>
           <w:lang w:val="en-US"/>
         </w:rPr>
@@ -3665,11 +4853,13 @@
           <w:numId w:val="2"/>
         </w:numPr>
         <w:rPr>
-          <w:lang w:val="en-US"/>
-        </w:rPr>
-      </w:pPr>
-      <w:r>
-        <w:rPr>
+          <w:rFonts w:asciiTheme="majorHAnsi" w:hAnsiTheme="majorHAnsi" w:cstheme="majorHAnsi"/>
+          <w:lang w:val="en-US"/>
+        </w:rPr>
+      </w:pPr>
+      <w:r>
+        <w:rPr>
+          <w:rFonts w:asciiTheme="majorHAnsi" w:hAnsiTheme="majorHAnsi" w:cstheme="majorHAnsi"/>
           <w:lang w:val="en-US"/>
         </w:rPr>
         <w:t>Zap - Tesla</w:t>
@@ -3678,11 +4868,20 @@
     <w:p>
       <w:pPr>
         <w:pStyle w:val="a5"/>
-      </w:pPr>
-      <w:r>
+        <w:rPr>
+          <w:rFonts w:asciiTheme="majorHAnsi" w:hAnsiTheme="majorHAnsi" w:cstheme="majorHAnsi"/>
+        </w:rPr>
+      </w:pPr>
+      <w:r>
+        <w:rPr>
+          <w:rFonts w:asciiTheme="majorHAnsi" w:hAnsiTheme="majorHAnsi" w:cstheme="majorHAnsi"/>
+        </w:rPr>
         <w:t>Противник с эффектом прерывания. Низк</w:t>
       </w:r>
       <w:r>
+        <w:rPr>
+          <w:rFonts w:asciiTheme="majorHAnsi" w:hAnsiTheme="majorHAnsi" w:cstheme="majorHAnsi"/>
+        </w:rPr>
         <w:t>ий урон, но сбивает ритм.</w:t>
       </w:r>
     </w:p>
@@ -3693,19 +4892,34 @@
           <w:ilvl w:val="0"/>
           <w:numId w:val="2"/>
         </w:numPr>
-      </w:pPr>
-      <w:r>
+        <w:rPr>
+          <w:rFonts w:asciiTheme="majorHAnsi" w:hAnsiTheme="majorHAnsi" w:cstheme="majorHAnsi"/>
+        </w:rPr>
+      </w:pPr>
+      <w:r>
+        <w:rPr>
+          <w:rFonts w:asciiTheme="majorHAnsi" w:hAnsiTheme="majorHAnsi" w:cstheme="majorHAnsi"/>
+        </w:rPr>
         <w:t>Tick - Cannon</w:t>
       </w:r>
     </w:p>
     <w:p>
       <w:pPr>
         <w:pStyle w:val="a5"/>
-      </w:pPr>
-      <w:r>
+        <w:rPr>
+          <w:rFonts w:asciiTheme="majorHAnsi" w:hAnsiTheme="majorHAnsi" w:cstheme="majorHAnsi"/>
+        </w:rPr>
+      </w:pPr>
+      <w:r>
+        <w:rPr>
+          <w:rFonts w:asciiTheme="majorHAnsi" w:hAnsiTheme="majorHAnsi" w:cstheme="majorHAnsi"/>
+        </w:rPr>
         <w:t>Постоянный слабый уро</w:t>
       </w:r>
       <w:r>
+        <w:rPr>
+          <w:rFonts w:asciiTheme="majorHAnsi" w:hAnsiTheme="majorHAnsi" w:cstheme="majorHAnsi"/>
+        </w:rPr>
         <w:t>н. Поддерживает общее давление.</w:t>
       </w:r>
     </w:p>
@@ -3716,16 +4930,28 @@
           <w:ilvl w:val="0"/>
           <w:numId w:val="2"/>
         </w:numPr>
-      </w:pPr>
-      <w:r>
+        <w:rPr>
+          <w:rFonts w:asciiTheme="majorHAnsi" w:hAnsiTheme="majorHAnsi" w:cstheme="majorHAnsi"/>
+        </w:rPr>
+      </w:pPr>
+      <w:r>
+        <w:rPr>
+          <w:rFonts w:asciiTheme="majorHAnsi" w:hAnsiTheme="majorHAnsi" w:cstheme="majorHAnsi"/>
+        </w:rPr>
         <w:t>Shade - Shotgun</w:t>
       </w:r>
     </w:p>
     <w:p>
       <w:pPr>
         <w:pStyle w:val="a5"/>
-      </w:pPr>
-      <w:r>
+        <w:rPr>
+          <w:rFonts w:asciiTheme="majorHAnsi" w:hAnsiTheme="majorHAnsi" w:cstheme="majorHAnsi"/>
+        </w:rPr>
+      </w:pPr>
+      <w:r>
+        <w:rPr>
+          <w:rFonts w:asciiTheme="majorHAnsi" w:hAnsiTheme="majorHAnsi" w:cstheme="majorHAnsi"/>
+        </w:rPr>
         <w:t>Средняя дистанция, фокус на добивание</w:t>
       </w:r>
     </w:p>
@@ -3736,31 +4962,48 @@
           <w:ilvl w:val="0"/>
           <w:numId w:val="2"/>
         </w:numPr>
-      </w:pPr>
-      <w:r>
+        <w:rPr>
+          <w:rFonts w:asciiTheme="majorHAnsi" w:hAnsiTheme="majorHAnsi" w:cstheme="majorHAnsi"/>
+        </w:rPr>
+      </w:pPr>
+      <w:r>
+        <w:rPr>
+          <w:rFonts w:asciiTheme="majorHAnsi" w:hAnsiTheme="majorHAnsi" w:cstheme="majorHAnsi"/>
+        </w:rPr>
         <w:t>Bolt - Missile</w:t>
       </w:r>
     </w:p>
     <w:p>
       <w:pPr>
         <w:pStyle w:val="a5"/>
-      </w:pPr>
-      <w:r>
+        <w:rPr>
+          <w:rFonts w:asciiTheme="majorHAnsi" w:hAnsiTheme="majorHAnsi" w:cstheme="majorHAnsi"/>
+        </w:rPr>
+      </w:pPr>
+      <w:r>
+        <w:rPr>
+          <w:rFonts w:asciiTheme="majorHAnsi" w:hAnsiTheme="majorHAnsi" w:cstheme="majorHAnsi"/>
+        </w:rPr>
         <w:t>Постоянное давление</w:t>
       </w:r>
       <w:r>
+        <w:rPr>
+          <w:rFonts w:asciiTheme="majorHAnsi" w:hAnsiTheme="majorHAnsi" w:cstheme="majorHAnsi"/>
+        </w:rPr>
         <w:t>.</w:t>
       </w:r>
     </w:p>
     <w:p>
       <w:pPr>
         <w:rPr>
+          <w:rFonts w:asciiTheme="majorHAnsi" w:hAnsiTheme="majorHAnsi" w:cstheme="majorHAnsi"/>
           <w:i/>
           <w:lang w:val="en-US"/>
         </w:rPr>
       </w:pPr>
       <w:r>
         <w:rPr>
+          <w:rFonts w:asciiTheme="majorHAnsi" w:hAnsiTheme="majorHAnsi" w:cstheme="majorHAnsi"/>
           <w:i/>
           <w:lang w:val="en-US"/>
         </w:rPr>
@@ -3775,11 +5018,13 @@
           <w:numId w:val="2"/>
         </w:numPr>
         <w:rPr>
-          <w:lang w:val="en-US"/>
-        </w:rPr>
-      </w:pPr>
-      <w:r>
-        <w:rPr>
+          <w:rFonts w:asciiTheme="majorHAnsi" w:hAnsiTheme="majorHAnsi" w:cstheme="majorHAnsi"/>
+          <w:lang w:val="en-US"/>
+        </w:rPr>
+      </w:pPr>
+      <w:r>
+        <w:rPr>
+          <w:rFonts w:asciiTheme="majorHAnsi" w:hAnsiTheme="majorHAnsi" w:cstheme="majorHAnsi"/>
           <w:lang w:val="en-US"/>
         </w:rPr>
         <w:t>Storm - Tesla + Shock Field</w:t>
@@ -3788,8 +5033,14 @@
     <w:p>
       <w:pPr>
         <w:pStyle w:val="a5"/>
-      </w:pPr>
-      <w:r>
+        <w:rPr>
+          <w:rFonts w:asciiTheme="majorHAnsi" w:hAnsiTheme="majorHAnsi" w:cstheme="majorHAnsi"/>
+        </w:rPr>
+      </w:pPr>
+      <w:r>
+        <w:rPr>
+          <w:rFonts w:asciiTheme="majorHAnsi" w:hAnsiTheme="majorHAnsi" w:cstheme="majorHAnsi"/>
+        </w:rPr>
         <w:t xml:space="preserve">Контроль зоны. </w:t>
       </w:r>
     </w:p>
@@ -3800,8 +5051,14 @@
           <w:ilvl w:val="0"/>
           <w:numId w:val="2"/>
         </w:numPr>
-      </w:pPr>
-      <w:r>
+        <w:rPr>
+          <w:rFonts w:asciiTheme="majorHAnsi" w:hAnsiTheme="majorHAnsi" w:cstheme="majorHAnsi"/>
+        </w:rPr>
+      </w:pPr>
+      <w:r>
+        <w:rPr>
+          <w:rFonts w:asciiTheme="majorHAnsi" w:hAnsiTheme="majorHAnsi" w:cstheme="majorHAnsi"/>
+        </w:rPr>
         <w:t>Pike - Thunder Spear + Cloak</w:t>
       </w:r>
     </w:p>
@@ -3809,23 +5066,32 @@
       <w:pPr>
         <w:pStyle w:val="a5"/>
         <w:rPr>
-          <w:lang w:val="en-US"/>
-        </w:rPr>
-      </w:pPr>
-      <w:r>
+          <w:rFonts w:asciiTheme="majorHAnsi" w:hAnsiTheme="majorHAnsi" w:cstheme="majorHAnsi"/>
+          <w:lang w:val="en-US"/>
+        </w:rPr>
+      </w:pPr>
+      <w:r>
+        <w:rPr>
+          <w:rFonts w:asciiTheme="majorHAnsi" w:hAnsiTheme="majorHAnsi" w:cstheme="majorHAnsi"/>
+        </w:rPr>
         <w:t>Фокусируется на цели, исчезает и резко атакует. Опасный</w:t>
       </w:r>
       <w:r>
         <w:rPr>
+          <w:rFonts w:asciiTheme="majorHAnsi" w:hAnsiTheme="majorHAnsi" w:cstheme="majorHAnsi"/>
           <w:lang w:val="en-US"/>
         </w:rPr>
         <w:t xml:space="preserve"> «</w:t>
       </w:r>
       <w:r>
+        <w:rPr>
+          <w:rFonts w:asciiTheme="majorHAnsi" w:hAnsiTheme="majorHAnsi" w:cstheme="majorHAnsi"/>
+        </w:rPr>
         <w:t>ассасин</w:t>
       </w:r>
       <w:r>
         <w:rPr>
+          <w:rFonts w:asciiTheme="majorHAnsi" w:hAnsiTheme="majorHAnsi" w:cstheme="majorHAnsi"/>
           <w:lang w:val="en-US"/>
         </w:rPr>
         <w:t>».</w:t>
@@ -3834,19 +5100,22 @@
     <w:p>
       <w:pPr>
         <w:rPr>
-          <w:lang w:val="en-US"/>
-        </w:rPr>
-      </w:pPr>
-    </w:p>
-    <w:p>
-      <w:pPr>
-        <w:rPr>
+          <w:rFonts w:asciiTheme="majorHAnsi" w:hAnsiTheme="majorHAnsi" w:cstheme="majorHAnsi"/>
+          <w:lang w:val="en-US"/>
+        </w:rPr>
+      </w:pPr>
+    </w:p>
+    <w:p>
+      <w:pPr>
+        <w:rPr>
+          <w:rFonts w:asciiTheme="majorHAnsi" w:hAnsiTheme="majorHAnsi" w:cstheme="majorHAnsi"/>
           <w:i/>
           <w:lang w:val="en-US"/>
         </w:rPr>
       </w:pPr>
       <w:r>
         <w:rPr>
+          <w:rFonts w:asciiTheme="majorHAnsi" w:hAnsiTheme="majorHAnsi" w:cstheme="majorHAnsi"/>
           <w:i/>
           <w:lang w:val="en-US"/>
         </w:rPr>
@@ -3857,11 +5126,13 @@
       <w:pPr>
         <w:pStyle w:val="a5"/>
         <w:rPr>
-          <w:lang w:val="en-US"/>
-        </w:rPr>
-      </w:pPr>
-      <w:r>
-        <w:rPr>
+          <w:rFonts w:asciiTheme="majorHAnsi" w:hAnsiTheme="majorHAnsi" w:cstheme="majorHAnsi"/>
+          <w:lang w:val="en-US"/>
+        </w:rPr>
+      </w:pPr>
+      <w:r>
+        <w:rPr>
+          <w:rFonts w:asciiTheme="majorHAnsi" w:hAnsiTheme="majorHAnsi" w:cstheme="majorHAnsi"/>
           <w:lang w:val="en-US"/>
         </w:rPr>
         <w:t>Tempest - Thunder Spear + Shock Field + Jammer</w:t>
@@ -3874,14 +5145,26 @@
           <w:ilvl w:val="0"/>
           <w:numId w:val="2"/>
         </w:numPr>
-      </w:pPr>
-      <w:r>
+        <w:rPr>
+          <w:rFonts w:asciiTheme="majorHAnsi" w:hAnsiTheme="majorHAnsi" w:cstheme="majorHAnsi"/>
+        </w:rPr>
+      </w:pPr>
+      <w:r>
+        <w:rPr>
+          <w:rFonts w:asciiTheme="majorHAnsi" w:hAnsiTheme="majorHAnsi" w:cstheme="majorHAnsi"/>
+        </w:rPr>
         <w:t xml:space="preserve">Сочетает точечное давление, контроль зоны и сбивание наведения. Вынуждает постоянно </w:t>
       </w:r>
       <w:r>
+        <w:rPr>
+          <w:rFonts w:asciiTheme="majorHAnsi" w:hAnsiTheme="majorHAnsi" w:cstheme="majorHAnsi"/>
+        </w:rPr>
         <w:t>двигаться</w:t>
       </w:r>
       <w:r>
+        <w:rPr>
+          <w:rFonts w:asciiTheme="majorHAnsi" w:hAnsiTheme="majorHAnsi" w:cstheme="majorHAnsi"/>
+        </w:rPr>
         <w:t>.</w:t>
       </w:r>
     </w:p>
@@ -4657,6 +5940,34 @@
       <w:contextualSpacing/>
     </w:pPr>
   </w:style>
+  <w:style w:type="character" w:styleId="a6">
+    <w:name w:val="Strong"/>
+    <w:basedOn w:val="a0"/>
+    <w:uiPriority w:val="22"/>
+    <w:qFormat/>
+    <w:rsid w:val="0042348E"/>
+    <w:rPr>
+      <w:b/>
+      <w:bCs/>
+    </w:rPr>
+  </w:style>
+  <w:style w:type="paragraph" w:styleId="a7">
+    <w:name w:val="Normal (Web)"/>
+    <w:basedOn w:val="a"/>
+    <w:uiPriority w:val="99"/>
+    <w:semiHidden/>
+    <w:unhideWhenUsed/>
+    <w:rsid w:val="0042348E"/>
+    <w:pPr>
+      <w:spacing w:before="100" w:beforeAutospacing="1" w:after="100" w:afterAutospacing="1" w:line="240" w:lineRule="auto"/>
+    </w:pPr>
+    <w:rPr>
+      <w:rFonts w:ascii="Times New Roman" w:eastAsia="Times New Roman" w:hAnsi="Times New Roman" w:cs="Times New Roman"/>
+      <w:sz w:val="24"/>
+      <w:szCs w:val="24"/>
+      <w:lang w:eastAsia="ru-RU"/>
+    </w:rPr>
+  </w:style>
 </w:styles>
 </file>
 
@@ -4926,7 +6237,7 @@
 </file>
 
 <file path=customXml/itemProps1.xml><?xml version="1.0" encoding="utf-8"?>
-<ds:datastoreItem xmlns:ds="http://schemas.openxmlformats.org/officeDocument/2006/customXml" ds:itemID="{CC24645D-E8A1-454A-B1DB-1D5955E7C66B}">
+<ds:datastoreItem xmlns:ds="http://schemas.openxmlformats.org/officeDocument/2006/customXml" ds:itemID="{F30999AC-45BB-4690-BB6C-43BD56ABBCFE}">
   <ds:schemaRefs>
     <ds:schemaRef ds:uri="http://schemas.openxmlformats.org/officeDocument/2006/bibliography"/>
   </ds:schemaRefs>

--- a/Assets/Docs.docx
+++ b/Assets/Docs.docx
@@ -43,7 +43,7 @@
     <w:sdt>
       <w:sdtPr>
         <w:rPr>
-          <w:rFonts w:eastAsiaTheme="minorHAnsi" w:cstheme="majorHAnsi"/>
+          <w:rFonts w:asciiTheme="minorHAnsi" w:eastAsiaTheme="minorHAnsi" w:hAnsiTheme="minorHAnsi" w:cstheme="majorHAnsi"/>
           <w:b w:val="0"/>
           <w:sz w:val="22"/>
           <w:szCs w:val="22"/>
@@ -82,7 +82,7 @@
               <w:tab w:val="right" w:leader="dot" w:pos="9345"/>
             </w:tabs>
             <w:rPr>
-              <w:rFonts w:asciiTheme="majorHAnsi" w:eastAsiaTheme="minorEastAsia" w:hAnsiTheme="majorHAnsi" w:cstheme="majorHAnsi"/>
+              <w:rFonts w:eastAsiaTheme="minorEastAsia"/>
               <w:noProof/>
               <w:lang w:eastAsia="ru-RU"/>
             </w:rPr>
@@ -111,18 +111,17 @@
             </w:rPr>
             <w:fldChar w:fldCharType="separate"/>
           </w:r>
-          <w:hyperlink w:anchor="_Toc226478108" w:history="1">
+          <w:hyperlink w:anchor="_Toc232347197" w:history="1">
             <w:r>
               <w:rPr>
                 <w:rStyle w:val="a4"/>
-                <w:rFonts w:asciiTheme="majorHAnsi" w:hAnsiTheme="majorHAnsi" w:cstheme="majorHAnsi"/>
+                <w:rFonts w:cstheme="majorHAnsi"/>
                 <w:noProof/>
               </w:rPr>
               <w:t>Общие сведения</w:t>
             </w:r>
             <w:r>
               <w:rPr>
-                <w:rFonts w:asciiTheme="majorHAnsi" w:hAnsiTheme="majorHAnsi" w:cstheme="majorHAnsi"/>
                 <w:noProof/>
                 <w:webHidden/>
               </w:rPr>
@@ -130,7 +129,6 @@
             </w:r>
             <w:r>
               <w:rPr>
-                <w:rFonts w:asciiTheme="majorHAnsi" w:hAnsiTheme="majorHAnsi" w:cstheme="majorHAnsi"/>
                 <w:noProof/>
                 <w:webHidden/>
               </w:rPr>
@@ -138,22 +136,19 @@
             </w:r>
             <w:r>
               <w:rPr>
-                <w:rFonts w:asciiTheme="majorHAnsi" w:hAnsiTheme="majorHAnsi" w:cstheme="majorHAnsi"/>
-                <w:noProof/>
-                <w:webHidden/>
-              </w:rPr>
-              <w:instrText xml:space="preserve"> PAGEREF _Toc226478108 \h </w:instrText>
-            </w:r>
-            <w:r>
-              <w:rPr>
-                <w:rFonts w:asciiTheme="majorHAnsi" w:hAnsiTheme="majorHAnsi" w:cstheme="majorHAnsi"/>
-                <w:noProof/>
-                <w:webHidden/>
-              </w:rPr>
-            </w:r>
-            <w:r>
-              <w:rPr>
-                <w:rFonts w:asciiTheme="majorHAnsi" w:hAnsiTheme="majorHAnsi" w:cstheme="majorHAnsi"/>
+                <w:noProof/>
+                <w:webHidden/>
+              </w:rPr>
+              <w:instrText xml:space="preserve"> PAGEREF _Toc232347197 \h </w:instrText>
+            </w:r>
+            <w:r>
+              <w:rPr>
+                <w:noProof/>
+                <w:webHidden/>
+              </w:rPr>
+            </w:r>
+            <w:r>
+              <w:rPr>
                 <w:noProof/>
                 <w:webHidden/>
               </w:rPr>
@@ -161,7 +156,6 @@
             </w:r>
             <w:r>
               <w:rPr>
-                <w:rFonts w:asciiTheme="majorHAnsi" w:hAnsiTheme="majorHAnsi" w:cstheme="majorHAnsi"/>
                 <w:noProof/>
                 <w:webHidden/>
               </w:rPr>
@@ -169,7 +163,6 @@
             </w:r>
             <w:r>
               <w:rPr>
-                <w:rFonts w:asciiTheme="majorHAnsi" w:hAnsiTheme="majorHAnsi" w:cstheme="majorHAnsi"/>
                 <w:noProof/>
                 <w:webHidden/>
               </w:rPr>
@@ -184,23 +177,22 @@
               <w:tab w:val="right" w:leader="dot" w:pos="9345"/>
             </w:tabs>
             <w:rPr>
-              <w:rFonts w:asciiTheme="majorHAnsi" w:eastAsiaTheme="minorEastAsia" w:hAnsiTheme="majorHAnsi" w:cstheme="majorHAnsi"/>
+              <w:rFonts w:eastAsiaTheme="minorEastAsia"/>
               <w:noProof/>
               <w:lang w:eastAsia="ru-RU"/>
             </w:rPr>
           </w:pPr>
-          <w:hyperlink w:anchor="_Toc226478109" w:history="1">
+          <w:hyperlink w:anchor="_Toc232347198" w:history="1">
             <w:r>
               <w:rPr>
                 <w:rStyle w:val="a4"/>
-                <w:rFonts w:asciiTheme="majorHAnsi" w:hAnsiTheme="majorHAnsi" w:cstheme="majorHAnsi"/>
+                <w:rFonts w:cstheme="majorHAnsi"/>
                 <w:noProof/>
               </w:rPr>
               <w:t>Жанр</w:t>
             </w:r>
             <w:r>
               <w:rPr>
-                <w:rFonts w:asciiTheme="majorHAnsi" w:hAnsiTheme="majorHAnsi" w:cstheme="majorHAnsi"/>
                 <w:noProof/>
                 <w:webHidden/>
               </w:rPr>
@@ -208,7 +200,6 @@
             </w:r>
             <w:r>
               <w:rPr>
-                <w:rFonts w:asciiTheme="majorHAnsi" w:hAnsiTheme="majorHAnsi" w:cstheme="majorHAnsi"/>
                 <w:noProof/>
                 <w:webHidden/>
               </w:rPr>
@@ -216,22 +207,19 @@
             </w:r>
             <w:r>
               <w:rPr>
-                <w:rFonts w:asciiTheme="majorHAnsi" w:hAnsiTheme="majorHAnsi" w:cstheme="majorHAnsi"/>
-                <w:noProof/>
-                <w:webHidden/>
-              </w:rPr>
-              <w:instrText xml:space="preserve"> PAGEREF _Toc226478109 \h </w:instrText>
-            </w:r>
-            <w:r>
-              <w:rPr>
-                <w:rFonts w:asciiTheme="majorHAnsi" w:hAnsiTheme="majorHAnsi" w:cstheme="majorHAnsi"/>
-                <w:noProof/>
-                <w:webHidden/>
-              </w:rPr>
-            </w:r>
-            <w:r>
-              <w:rPr>
-                <w:rFonts w:asciiTheme="majorHAnsi" w:hAnsiTheme="majorHAnsi" w:cstheme="majorHAnsi"/>
+                <w:noProof/>
+                <w:webHidden/>
+              </w:rPr>
+              <w:instrText xml:space="preserve"> PAGEREF _Toc232347198 \h </w:instrText>
+            </w:r>
+            <w:r>
+              <w:rPr>
+                <w:noProof/>
+                <w:webHidden/>
+              </w:rPr>
+            </w:r>
+            <w:r>
+              <w:rPr>
                 <w:noProof/>
                 <w:webHidden/>
               </w:rPr>
@@ -239,7 +227,6 @@
             </w:r>
             <w:r>
               <w:rPr>
-                <w:rFonts w:asciiTheme="majorHAnsi" w:hAnsiTheme="majorHAnsi" w:cstheme="majorHAnsi"/>
                 <w:noProof/>
                 <w:webHidden/>
               </w:rPr>
@@ -247,7 +234,6 @@
             </w:r>
             <w:r>
               <w:rPr>
-                <w:rFonts w:asciiTheme="majorHAnsi" w:hAnsiTheme="majorHAnsi" w:cstheme="majorHAnsi"/>
                 <w:noProof/>
                 <w:webHidden/>
               </w:rPr>
@@ -262,23 +248,22 @@
               <w:tab w:val="right" w:leader="dot" w:pos="9345"/>
             </w:tabs>
             <w:rPr>
-              <w:rFonts w:asciiTheme="majorHAnsi" w:eastAsiaTheme="minorEastAsia" w:hAnsiTheme="majorHAnsi" w:cstheme="majorHAnsi"/>
+              <w:rFonts w:eastAsiaTheme="minorEastAsia"/>
               <w:noProof/>
               <w:lang w:eastAsia="ru-RU"/>
             </w:rPr>
           </w:pPr>
-          <w:hyperlink w:anchor="_Toc226478110" w:history="1">
+          <w:hyperlink w:anchor="_Toc232347199" w:history="1">
             <w:r>
               <w:rPr>
                 <w:rStyle w:val="a4"/>
-                <w:rFonts w:asciiTheme="majorHAnsi" w:hAnsiTheme="majorHAnsi" w:cstheme="majorHAnsi"/>
+                <w:rFonts w:cstheme="majorHAnsi"/>
                 <w:noProof/>
               </w:rPr>
               <w:t>Тематика</w:t>
             </w:r>
             <w:r>
               <w:rPr>
-                <w:rFonts w:asciiTheme="majorHAnsi" w:hAnsiTheme="majorHAnsi" w:cstheme="majorHAnsi"/>
                 <w:noProof/>
                 <w:webHidden/>
               </w:rPr>
@@ -286,7 +271,6 @@
             </w:r>
             <w:r>
               <w:rPr>
-                <w:rFonts w:asciiTheme="majorHAnsi" w:hAnsiTheme="majorHAnsi" w:cstheme="majorHAnsi"/>
                 <w:noProof/>
                 <w:webHidden/>
               </w:rPr>
@@ -294,22 +278,19 @@
             </w:r>
             <w:r>
               <w:rPr>
-                <w:rFonts w:asciiTheme="majorHAnsi" w:hAnsiTheme="majorHAnsi" w:cstheme="majorHAnsi"/>
-                <w:noProof/>
-                <w:webHidden/>
-              </w:rPr>
-              <w:instrText xml:space="preserve"> PAGEREF _Toc226478110 \h </w:instrText>
-            </w:r>
-            <w:r>
-              <w:rPr>
-                <w:rFonts w:asciiTheme="majorHAnsi" w:hAnsiTheme="majorHAnsi" w:cstheme="majorHAnsi"/>
-                <w:noProof/>
-                <w:webHidden/>
-              </w:rPr>
-            </w:r>
-            <w:r>
-              <w:rPr>
-                <w:rFonts w:asciiTheme="majorHAnsi" w:hAnsiTheme="majorHAnsi" w:cstheme="majorHAnsi"/>
+                <w:noProof/>
+                <w:webHidden/>
+              </w:rPr>
+              <w:instrText xml:space="preserve"> PAGEREF _Toc232347199 \h </w:instrText>
+            </w:r>
+            <w:r>
+              <w:rPr>
+                <w:noProof/>
+                <w:webHidden/>
+              </w:rPr>
+            </w:r>
+            <w:r>
+              <w:rPr>
                 <w:noProof/>
                 <w:webHidden/>
               </w:rPr>
@@ -317,7 +298,6 @@
             </w:r>
             <w:r>
               <w:rPr>
-                <w:rFonts w:asciiTheme="majorHAnsi" w:hAnsiTheme="majorHAnsi" w:cstheme="majorHAnsi"/>
                 <w:noProof/>
                 <w:webHidden/>
               </w:rPr>
@@ -325,7 +305,6 @@
             </w:r>
             <w:r>
               <w:rPr>
-                <w:rFonts w:asciiTheme="majorHAnsi" w:hAnsiTheme="majorHAnsi" w:cstheme="majorHAnsi"/>
                 <w:noProof/>
                 <w:webHidden/>
               </w:rPr>
@@ -340,16 +319,16 @@
               <w:tab w:val="right" w:leader="dot" w:pos="9345"/>
             </w:tabs>
             <w:rPr>
-              <w:rFonts w:asciiTheme="majorHAnsi" w:eastAsiaTheme="minorEastAsia" w:hAnsiTheme="majorHAnsi" w:cstheme="majorHAnsi"/>
+              <w:rFonts w:eastAsiaTheme="minorEastAsia"/>
               <w:noProof/>
               <w:lang w:eastAsia="ru-RU"/>
             </w:rPr>
           </w:pPr>
-          <w:hyperlink w:anchor="_Toc226478111" w:history="1">
+          <w:hyperlink w:anchor="_Toc232347200" w:history="1">
             <w:r>
               <w:rPr>
                 <w:rStyle w:val="a4"/>
-                <w:rFonts w:asciiTheme="majorHAnsi" w:hAnsiTheme="majorHAnsi" w:cstheme="majorHAnsi"/>
+                <w:rFonts w:cstheme="majorHAnsi"/>
                 <w:noProof/>
               </w:rPr>
               <w:t>Название</w:t>
@@ -357,7 +336,7 @@
             <w:r>
               <w:rPr>
                 <w:rStyle w:val="a4"/>
-                <w:rFonts w:asciiTheme="majorHAnsi" w:hAnsiTheme="majorHAnsi" w:cstheme="majorHAnsi"/>
+                <w:rFonts w:cstheme="majorHAnsi"/>
                 <w:noProof/>
                 <w:lang w:val="en-US"/>
               </w:rPr>
@@ -365,7 +344,6 @@
             </w:r>
             <w:r>
               <w:rPr>
-                <w:rFonts w:asciiTheme="majorHAnsi" w:hAnsiTheme="majorHAnsi" w:cstheme="majorHAnsi"/>
                 <w:noProof/>
                 <w:webHidden/>
               </w:rPr>
@@ -373,7 +351,6 @@
             </w:r>
             <w:r>
               <w:rPr>
-                <w:rFonts w:asciiTheme="majorHAnsi" w:hAnsiTheme="majorHAnsi" w:cstheme="majorHAnsi"/>
                 <w:noProof/>
                 <w:webHidden/>
               </w:rPr>
@@ -381,22 +358,19 @@
             </w:r>
             <w:r>
               <w:rPr>
-                <w:rFonts w:asciiTheme="majorHAnsi" w:hAnsiTheme="majorHAnsi" w:cstheme="majorHAnsi"/>
-                <w:noProof/>
-                <w:webHidden/>
-              </w:rPr>
-              <w:instrText xml:space="preserve"> PAGEREF _Toc226478111 \h </w:instrText>
-            </w:r>
-            <w:r>
-              <w:rPr>
-                <w:rFonts w:asciiTheme="majorHAnsi" w:hAnsiTheme="majorHAnsi" w:cstheme="majorHAnsi"/>
-                <w:noProof/>
-                <w:webHidden/>
-              </w:rPr>
-            </w:r>
-            <w:r>
-              <w:rPr>
-                <w:rFonts w:asciiTheme="majorHAnsi" w:hAnsiTheme="majorHAnsi" w:cstheme="majorHAnsi"/>
+                <w:noProof/>
+                <w:webHidden/>
+              </w:rPr>
+              <w:instrText xml:space="preserve"> PAGEREF _Toc232347200 \h </w:instrText>
+            </w:r>
+            <w:r>
+              <w:rPr>
+                <w:noProof/>
+                <w:webHidden/>
+              </w:rPr>
+            </w:r>
+            <w:r>
+              <w:rPr>
                 <w:noProof/>
                 <w:webHidden/>
               </w:rPr>
@@ -404,7 +378,6 @@
             </w:r>
             <w:r>
               <w:rPr>
-                <w:rFonts w:asciiTheme="majorHAnsi" w:hAnsiTheme="majorHAnsi" w:cstheme="majorHAnsi"/>
                 <w:noProof/>
                 <w:webHidden/>
               </w:rPr>
@@ -412,7 +385,6 @@
             </w:r>
             <w:r>
               <w:rPr>
-                <w:rFonts w:asciiTheme="majorHAnsi" w:hAnsiTheme="majorHAnsi" w:cstheme="majorHAnsi"/>
                 <w:noProof/>
                 <w:webHidden/>
               </w:rPr>
@@ -427,23 +399,22 @@
               <w:tab w:val="right" w:leader="dot" w:pos="9345"/>
             </w:tabs>
             <w:rPr>
-              <w:rFonts w:asciiTheme="majorHAnsi" w:eastAsiaTheme="minorEastAsia" w:hAnsiTheme="majorHAnsi" w:cstheme="majorHAnsi"/>
+              <w:rFonts w:eastAsiaTheme="minorEastAsia"/>
               <w:noProof/>
               <w:lang w:eastAsia="ru-RU"/>
             </w:rPr>
           </w:pPr>
-          <w:hyperlink w:anchor="_Toc226478112" w:history="1">
+          <w:hyperlink w:anchor="_Toc232347201" w:history="1">
             <w:r>
               <w:rPr>
                 <w:rStyle w:val="a4"/>
-                <w:rFonts w:asciiTheme="majorHAnsi" w:hAnsiTheme="majorHAnsi" w:cstheme="majorHAnsi"/>
+                <w:rFonts w:cstheme="majorHAnsi"/>
                 <w:noProof/>
               </w:rPr>
               <w:t>Движок</w:t>
             </w:r>
             <w:r>
               <w:rPr>
-                <w:rFonts w:asciiTheme="majorHAnsi" w:hAnsiTheme="majorHAnsi" w:cstheme="majorHAnsi"/>
                 <w:noProof/>
                 <w:webHidden/>
               </w:rPr>
@@ -451,7 +422,6 @@
             </w:r>
             <w:r>
               <w:rPr>
-                <w:rFonts w:asciiTheme="majorHAnsi" w:hAnsiTheme="majorHAnsi" w:cstheme="majorHAnsi"/>
                 <w:noProof/>
                 <w:webHidden/>
               </w:rPr>
@@ -459,22 +429,19 @@
             </w:r>
             <w:r>
               <w:rPr>
-                <w:rFonts w:asciiTheme="majorHAnsi" w:hAnsiTheme="majorHAnsi" w:cstheme="majorHAnsi"/>
-                <w:noProof/>
-                <w:webHidden/>
-              </w:rPr>
-              <w:instrText xml:space="preserve"> PAGEREF _Toc226478112 \h </w:instrText>
-            </w:r>
-            <w:r>
-              <w:rPr>
-                <w:rFonts w:asciiTheme="majorHAnsi" w:hAnsiTheme="majorHAnsi" w:cstheme="majorHAnsi"/>
-                <w:noProof/>
-                <w:webHidden/>
-              </w:rPr>
-            </w:r>
-            <w:r>
-              <w:rPr>
-                <w:rFonts w:asciiTheme="majorHAnsi" w:hAnsiTheme="majorHAnsi" w:cstheme="majorHAnsi"/>
+                <w:noProof/>
+                <w:webHidden/>
+              </w:rPr>
+              <w:instrText xml:space="preserve"> PAGEREF _Toc232347201 \h </w:instrText>
+            </w:r>
+            <w:r>
+              <w:rPr>
+                <w:noProof/>
+                <w:webHidden/>
+              </w:rPr>
+            </w:r>
+            <w:r>
+              <w:rPr>
                 <w:noProof/>
                 <w:webHidden/>
               </w:rPr>
@@ -482,7 +449,6 @@
             </w:r>
             <w:r>
               <w:rPr>
-                <w:rFonts w:asciiTheme="majorHAnsi" w:hAnsiTheme="majorHAnsi" w:cstheme="majorHAnsi"/>
                 <w:noProof/>
                 <w:webHidden/>
               </w:rPr>
@@ -490,7 +456,6 @@
             </w:r>
             <w:r>
               <w:rPr>
-                <w:rFonts w:asciiTheme="majorHAnsi" w:hAnsiTheme="majorHAnsi" w:cstheme="majorHAnsi"/>
                 <w:noProof/>
                 <w:webHidden/>
               </w:rPr>
@@ -505,23 +470,22 @@
               <w:tab w:val="right" w:leader="dot" w:pos="9345"/>
             </w:tabs>
             <w:rPr>
-              <w:rFonts w:asciiTheme="majorHAnsi" w:eastAsiaTheme="minorEastAsia" w:hAnsiTheme="majorHAnsi" w:cstheme="majorHAnsi"/>
+              <w:rFonts w:eastAsiaTheme="minorEastAsia"/>
               <w:noProof/>
               <w:lang w:eastAsia="ru-RU"/>
             </w:rPr>
           </w:pPr>
-          <w:hyperlink w:anchor="_Toc226478113" w:history="1">
+          <w:hyperlink w:anchor="_Toc232347202" w:history="1">
             <w:r>
               <w:rPr>
                 <w:rStyle w:val="a4"/>
-                <w:rFonts w:asciiTheme="majorHAnsi" w:hAnsiTheme="majorHAnsi" w:cstheme="majorHAnsi"/>
+                <w:rFonts w:cstheme="majorHAnsi"/>
                 <w:noProof/>
               </w:rPr>
               <w:t>Платформы</w:t>
             </w:r>
             <w:r>
               <w:rPr>
-                <w:rFonts w:asciiTheme="majorHAnsi" w:hAnsiTheme="majorHAnsi" w:cstheme="majorHAnsi"/>
                 <w:noProof/>
                 <w:webHidden/>
               </w:rPr>
@@ -529,7 +493,6 @@
             </w:r>
             <w:r>
               <w:rPr>
-                <w:rFonts w:asciiTheme="majorHAnsi" w:hAnsiTheme="majorHAnsi" w:cstheme="majorHAnsi"/>
                 <w:noProof/>
                 <w:webHidden/>
               </w:rPr>
@@ -537,22 +500,19 @@
             </w:r>
             <w:r>
               <w:rPr>
-                <w:rFonts w:asciiTheme="majorHAnsi" w:hAnsiTheme="majorHAnsi" w:cstheme="majorHAnsi"/>
-                <w:noProof/>
-                <w:webHidden/>
-              </w:rPr>
-              <w:instrText xml:space="preserve"> PAGEREF _Toc226478113 \h </w:instrText>
-            </w:r>
-            <w:r>
-              <w:rPr>
-                <w:rFonts w:asciiTheme="majorHAnsi" w:hAnsiTheme="majorHAnsi" w:cstheme="majorHAnsi"/>
-                <w:noProof/>
-                <w:webHidden/>
-              </w:rPr>
-            </w:r>
-            <w:r>
-              <w:rPr>
-                <w:rFonts w:asciiTheme="majorHAnsi" w:hAnsiTheme="majorHAnsi" w:cstheme="majorHAnsi"/>
+                <w:noProof/>
+                <w:webHidden/>
+              </w:rPr>
+              <w:instrText xml:space="preserve"> PAGEREF _Toc232347202 \h </w:instrText>
+            </w:r>
+            <w:r>
+              <w:rPr>
+                <w:noProof/>
+                <w:webHidden/>
+              </w:rPr>
+            </w:r>
+            <w:r>
+              <w:rPr>
                 <w:noProof/>
                 <w:webHidden/>
               </w:rPr>
@@ -560,7 +520,6 @@
             </w:r>
             <w:r>
               <w:rPr>
-                <w:rFonts w:asciiTheme="majorHAnsi" w:hAnsiTheme="majorHAnsi" w:cstheme="majorHAnsi"/>
                 <w:noProof/>
                 <w:webHidden/>
               </w:rPr>
@@ -568,7 +527,6 @@
             </w:r>
             <w:r>
               <w:rPr>
-                <w:rFonts w:asciiTheme="majorHAnsi" w:hAnsiTheme="majorHAnsi" w:cstheme="majorHAnsi"/>
                 <w:noProof/>
                 <w:webHidden/>
               </w:rPr>
@@ -583,23 +541,22 @@
               <w:tab w:val="right" w:leader="dot" w:pos="9345"/>
             </w:tabs>
             <w:rPr>
-              <w:rFonts w:asciiTheme="majorHAnsi" w:eastAsiaTheme="minorEastAsia" w:hAnsiTheme="majorHAnsi" w:cstheme="majorHAnsi"/>
+              <w:rFonts w:eastAsiaTheme="minorEastAsia"/>
               <w:noProof/>
               <w:lang w:eastAsia="ru-RU"/>
             </w:rPr>
           </w:pPr>
-          <w:hyperlink w:anchor="_Toc226478114" w:history="1">
+          <w:hyperlink w:anchor="_Toc232347203" w:history="1">
             <w:r>
               <w:rPr>
                 <w:rStyle w:val="a4"/>
-                <w:rFonts w:asciiTheme="majorHAnsi" w:hAnsiTheme="majorHAnsi" w:cstheme="majorHAnsi"/>
+                <w:rFonts w:cstheme="majorHAnsi"/>
                 <w:noProof/>
               </w:rPr>
               <w:t>Общий сюжет</w:t>
             </w:r>
             <w:r>
               <w:rPr>
-                <w:rFonts w:asciiTheme="majorHAnsi" w:hAnsiTheme="majorHAnsi" w:cstheme="majorHAnsi"/>
                 <w:noProof/>
                 <w:webHidden/>
               </w:rPr>
@@ -607,7 +564,6 @@
             </w:r>
             <w:r>
               <w:rPr>
-                <w:rFonts w:asciiTheme="majorHAnsi" w:hAnsiTheme="majorHAnsi" w:cstheme="majorHAnsi"/>
                 <w:noProof/>
                 <w:webHidden/>
               </w:rPr>
@@ -615,22 +571,19 @@
             </w:r>
             <w:r>
               <w:rPr>
-                <w:rFonts w:asciiTheme="majorHAnsi" w:hAnsiTheme="majorHAnsi" w:cstheme="majorHAnsi"/>
-                <w:noProof/>
-                <w:webHidden/>
-              </w:rPr>
-              <w:instrText xml:space="preserve"> PAGEREF _Toc226478114 \h </w:instrText>
-            </w:r>
-            <w:r>
-              <w:rPr>
-                <w:rFonts w:asciiTheme="majorHAnsi" w:hAnsiTheme="majorHAnsi" w:cstheme="majorHAnsi"/>
-                <w:noProof/>
-                <w:webHidden/>
-              </w:rPr>
-            </w:r>
-            <w:r>
-              <w:rPr>
-                <w:rFonts w:asciiTheme="majorHAnsi" w:hAnsiTheme="majorHAnsi" w:cstheme="majorHAnsi"/>
+                <w:noProof/>
+                <w:webHidden/>
+              </w:rPr>
+              <w:instrText xml:space="preserve"> PAGEREF _Toc232347203 \h </w:instrText>
+            </w:r>
+            <w:r>
+              <w:rPr>
+                <w:noProof/>
+                <w:webHidden/>
+              </w:rPr>
+            </w:r>
+            <w:r>
+              <w:rPr>
                 <w:noProof/>
                 <w:webHidden/>
               </w:rPr>
@@ -638,7 +591,6 @@
             </w:r>
             <w:r>
               <w:rPr>
-                <w:rFonts w:asciiTheme="majorHAnsi" w:hAnsiTheme="majorHAnsi" w:cstheme="majorHAnsi"/>
                 <w:noProof/>
                 <w:webHidden/>
               </w:rPr>
@@ -646,7 +598,6 @@
             </w:r>
             <w:r>
               <w:rPr>
-                <w:rFonts w:asciiTheme="majorHAnsi" w:hAnsiTheme="majorHAnsi" w:cstheme="majorHAnsi"/>
                 <w:noProof/>
                 <w:webHidden/>
               </w:rPr>
@@ -661,23 +612,22 @@
               <w:tab w:val="right" w:leader="dot" w:pos="9345"/>
             </w:tabs>
             <w:rPr>
-              <w:rFonts w:asciiTheme="majorHAnsi" w:eastAsiaTheme="minorEastAsia" w:hAnsiTheme="majorHAnsi" w:cstheme="majorHAnsi"/>
+              <w:rFonts w:eastAsiaTheme="minorEastAsia"/>
               <w:noProof/>
               <w:lang w:eastAsia="ru-RU"/>
             </w:rPr>
           </w:pPr>
-          <w:hyperlink w:anchor="_Toc226478115" w:history="1">
+          <w:hyperlink w:anchor="_Toc232347204" w:history="1">
             <w:r>
               <w:rPr>
                 <w:rStyle w:val="a4"/>
-                <w:rFonts w:asciiTheme="majorHAnsi" w:hAnsiTheme="majorHAnsi" w:cstheme="majorHAnsi"/>
+                <w:rFonts w:cstheme="majorHAnsi"/>
                 <w:noProof/>
               </w:rPr>
               <w:t>Геймплей</w:t>
             </w:r>
             <w:r>
               <w:rPr>
-                <w:rFonts w:asciiTheme="majorHAnsi" w:hAnsiTheme="majorHAnsi" w:cstheme="majorHAnsi"/>
                 <w:noProof/>
                 <w:webHidden/>
               </w:rPr>
@@ -685,7 +635,6 @@
             </w:r>
             <w:r>
               <w:rPr>
-                <w:rFonts w:asciiTheme="majorHAnsi" w:hAnsiTheme="majorHAnsi" w:cstheme="majorHAnsi"/>
                 <w:noProof/>
                 <w:webHidden/>
               </w:rPr>
@@ -693,22 +642,19 @@
             </w:r>
             <w:r>
               <w:rPr>
-                <w:rFonts w:asciiTheme="majorHAnsi" w:hAnsiTheme="majorHAnsi" w:cstheme="majorHAnsi"/>
-                <w:noProof/>
-                <w:webHidden/>
-              </w:rPr>
-              <w:instrText xml:space="preserve"> PAGEREF _Toc226478115 \h </w:instrText>
-            </w:r>
-            <w:r>
-              <w:rPr>
-                <w:rFonts w:asciiTheme="majorHAnsi" w:hAnsiTheme="majorHAnsi" w:cstheme="majorHAnsi"/>
-                <w:noProof/>
-                <w:webHidden/>
-              </w:rPr>
-            </w:r>
-            <w:r>
-              <w:rPr>
-                <w:rFonts w:asciiTheme="majorHAnsi" w:hAnsiTheme="majorHAnsi" w:cstheme="majorHAnsi"/>
+                <w:noProof/>
+                <w:webHidden/>
+              </w:rPr>
+              <w:instrText xml:space="preserve"> PAGEREF _Toc232347204 \h </w:instrText>
+            </w:r>
+            <w:r>
+              <w:rPr>
+                <w:noProof/>
+                <w:webHidden/>
+              </w:rPr>
+            </w:r>
+            <w:r>
+              <w:rPr>
                 <w:noProof/>
                 <w:webHidden/>
               </w:rPr>
@@ -716,7 +662,6 @@
             </w:r>
             <w:r>
               <w:rPr>
-                <w:rFonts w:asciiTheme="majorHAnsi" w:hAnsiTheme="majorHAnsi" w:cstheme="majorHAnsi"/>
                 <w:noProof/>
                 <w:webHidden/>
               </w:rPr>
@@ -724,7 +669,6 @@
             </w:r>
             <w:r>
               <w:rPr>
-                <w:rFonts w:asciiTheme="majorHAnsi" w:hAnsiTheme="majorHAnsi" w:cstheme="majorHAnsi"/>
                 <w:noProof/>
                 <w:webHidden/>
               </w:rPr>
@@ -739,23 +683,22 @@
               <w:tab w:val="right" w:leader="dot" w:pos="9345"/>
             </w:tabs>
             <w:rPr>
-              <w:rFonts w:asciiTheme="majorHAnsi" w:eastAsiaTheme="minorEastAsia" w:hAnsiTheme="majorHAnsi" w:cstheme="majorHAnsi"/>
+              <w:rFonts w:eastAsiaTheme="minorEastAsia"/>
               <w:noProof/>
               <w:lang w:eastAsia="ru-RU"/>
             </w:rPr>
           </w:pPr>
-          <w:hyperlink w:anchor="_Toc226478116" w:history="1">
+          <w:hyperlink w:anchor="_Toc232347205" w:history="1">
             <w:r>
               <w:rPr>
                 <w:rStyle w:val="a4"/>
-                <w:rFonts w:asciiTheme="majorHAnsi" w:hAnsiTheme="majorHAnsi" w:cstheme="majorHAnsi"/>
+                <w:rFonts w:cstheme="majorHAnsi"/>
                 <w:noProof/>
               </w:rPr>
               <w:t>Функциональные требования:</w:t>
             </w:r>
             <w:r>
               <w:rPr>
-                <w:rFonts w:asciiTheme="majorHAnsi" w:hAnsiTheme="majorHAnsi" w:cstheme="majorHAnsi"/>
                 <w:noProof/>
                 <w:webHidden/>
               </w:rPr>
@@ -763,7 +706,6 @@
             </w:r>
             <w:r>
               <w:rPr>
-                <w:rFonts w:asciiTheme="majorHAnsi" w:hAnsiTheme="majorHAnsi" w:cstheme="majorHAnsi"/>
                 <w:noProof/>
                 <w:webHidden/>
               </w:rPr>
@@ -771,22 +713,19 @@
             </w:r>
             <w:r>
               <w:rPr>
-                <w:rFonts w:asciiTheme="majorHAnsi" w:hAnsiTheme="majorHAnsi" w:cstheme="majorHAnsi"/>
-                <w:noProof/>
-                <w:webHidden/>
-              </w:rPr>
-              <w:instrText xml:space="preserve"> PAGEREF _Toc226478116 \h </w:instrText>
-            </w:r>
-            <w:r>
-              <w:rPr>
-                <w:rFonts w:asciiTheme="majorHAnsi" w:hAnsiTheme="majorHAnsi" w:cstheme="majorHAnsi"/>
-                <w:noProof/>
-                <w:webHidden/>
-              </w:rPr>
-            </w:r>
-            <w:r>
-              <w:rPr>
-                <w:rFonts w:asciiTheme="majorHAnsi" w:hAnsiTheme="majorHAnsi" w:cstheme="majorHAnsi"/>
+                <w:noProof/>
+                <w:webHidden/>
+              </w:rPr>
+              <w:instrText xml:space="preserve"> PAGEREF _Toc232347205 \h </w:instrText>
+            </w:r>
+            <w:r>
+              <w:rPr>
+                <w:noProof/>
+                <w:webHidden/>
+              </w:rPr>
+            </w:r>
+            <w:r>
+              <w:rPr>
                 <w:noProof/>
                 <w:webHidden/>
               </w:rPr>
@@ -794,7 +733,6 @@
             </w:r>
             <w:r>
               <w:rPr>
-                <w:rFonts w:asciiTheme="majorHAnsi" w:hAnsiTheme="majorHAnsi" w:cstheme="majorHAnsi"/>
                 <w:noProof/>
                 <w:webHidden/>
               </w:rPr>
@@ -802,7 +740,6 @@
             </w:r>
             <w:r>
               <w:rPr>
-                <w:rFonts w:asciiTheme="majorHAnsi" w:hAnsiTheme="majorHAnsi" w:cstheme="majorHAnsi"/>
                 <w:noProof/>
                 <w:webHidden/>
               </w:rPr>
@@ -817,23 +754,22 @@
               <w:tab w:val="right" w:leader="dot" w:pos="9345"/>
             </w:tabs>
             <w:rPr>
-              <w:rFonts w:asciiTheme="majorHAnsi" w:eastAsiaTheme="minorEastAsia" w:hAnsiTheme="majorHAnsi" w:cstheme="majorHAnsi"/>
+              <w:rFonts w:eastAsiaTheme="minorEastAsia"/>
               <w:noProof/>
               <w:lang w:eastAsia="ru-RU"/>
             </w:rPr>
           </w:pPr>
-          <w:hyperlink w:anchor="_Toc226478117" w:history="1">
+          <w:hyperlink w:anchor="_Toc232347206" w:history="1">
             <w:r>
               <w:rPr>
                 <w:rStyle w:val="a4"/>
-                <w:rFonts w:asciiTheme="majorHAnsi" w:hAnsiTheme="majorHAnsi" w:cstheme="majorHAnsi"/>
+                <w:rFonts w:cstheme="majorHAnsi"/>
                 <w:noProof/>
               </w:rPr>
               <w:t>Нефункциональные требования</w:t>
             </w:r>
             <w:r>
               <w:rPr>
-                <w:rFonts w:asciiTheme="majorHAnsi" w:hAnsiTheme="majorHAnsi" w:cstheme="majorHAnsi"/>
                 <w:noProof/>
                 <w:webHidden/>
               </w:rPr>
@@ -841,7 +777,6 @@
             </w:r>
             <w:r>
               <w:rPr>
-                <w:rFonts w:asciiTheme="majorHAnsi" w:hAnsiTheme="majorHAnsi" w:cstheme="majorHAnsi"/>
                 <w:noProof/>
                 <w:webHidden/>
               </w:rPr>
@@ -849,22 +784,19 @@
             </w:r>
             <w:r>
               <w:rPr>
-                <w:rFonts w:asciiTheme="majorHAnsi" w:hAnsiTheme="majorHAnsi" w:cstheme="majorHAnsi"/>
-                <w:noProof/>
-                <w:webHidden/>
-              </w:rPr>
-              <w:instrText xml:space="preserve"> PAGEREF _Toc226478117 \h </w:instrText>
-            </w:r>
-            <w:r>
-              <w:rPr>
-                <w:rFonts w:asciiTheme="majorHAnsi" w:hAnsiTheme="majorHAnsi" w:cstheme="majorHAnsi"/>
-                <w:noProof/>
-                <w:webHidden/>
-              </w:rPr>
-            </w:r>
-            <w:r>
-              <w:rPr>
-                <w:rFonts w:asciiTheme="majorHAnsi" w:hAnsiTheme="majorHAnsi" w:cstheme="majorHAnsi"/>
+                <w:noProof/>
+                <w:webHidden/>
+              </w:rPr>
+              <w:instrText xml:space="preserve"> PAGEREF _Toc232347206 \h </w:instrText>
+            </w:r>
+            <w:r>
+              <w:rPr>
+                <w:noProof/>
+                <w:webHidden/>
+              </w:rPr>
+            </w:r>
+            <w:r>
+              <w:rPr>
                 <w:noProof/>
                 <w:webHidden/>
               </w:rPr>
@@ -872,7 +804,6 @@
             </w:r>
             <w:r>
               <w:rPr>
-                <w:rFonts w:asciiTheme="majorHAnsi" w:hAnsiTheme="majorHAnsi" w:cstheme="majorHAnsi"/>
                 <w:noProof/>
                 <w:webHidden/>
               </w:rPr>
@@ -880,7 +811,6 @@
             </w:r>
             <w:r>
               <w:rPr>
-                <w:rFonts w:asciiTheme="majorHAnsi" w:hAnsiTheme="majorHAnsi" w:cstheme="majorHAnsi"/>
                 <w:noProof/>
                 <w:webHidden/>
               </w:rPr>
@@ -895,23 +825,22 @@
               <w:tab w:val="right" w:leader="dot" w:pos="9345"/>
             </w:tabs>
             <w:rPr>
-              <w:rFonts w:asciiTheme="majorHAnsi" w:eastAsiaTheme="minorEastAsia" w:hAnsiTheme="majorHAnsi" w:cstheme="majorHAnsi"/>
+              <w:rFonts w:eastAsiaTheme="minorEastAsia"/>
               <w:noProof/>
               <w:lang w:eastAsia="ru-RU"/>
             </w:rPr>
           </w:pPr>
-          <w:hyperlink w:anchor="_Toc226478118" w:history="1">
+          <w:hyperlink w:anchor="_Toc232347207" w:history="1">
             <w:r>
               <w:rPr>
                 <w:rStyle w:val="a4"/>
-                <w:rFonts w:asciiTheme="majorHAnsi" w:hAnsiTheme="majorHAnsi" w:cstheme="majorHAnsi"/>
+                <w:rFonts w:cstheme="majorHAnsi"/>
                 <w:noProof/>
               </w:rPr>
               <w:t>Контент</w:t>
             </w:r>
             <w:r>
               <w:rPr>
-                <w:rFonts w:asciiTheme="majorHAnsi" w:hAnsiTheme="majorHAnsi" w:cstheme="majorHAnsi"/>
                 <w:noProof/>
                 <w:webHidden/>
               </w:rPr>
@@ -919,7 +848,6 @@
             </w:r>
             <w:r>
               <w:rPr>
-                <w:rFonts w:asciiTheme="majorHAnsi" w:hAnsiTheme="majorHAnsi" w:cstheme="majorHAnsi"/>
                 <w:noProof/>
                 <w:webHidden/>
               </w:rPr>
@@ -927,22 +855,19 @@
             </w:r>
             <w:r>
               <w:rPr>
-                <w:rFonts w:asciiTheme="majorHAnsi" w:hAnsiTheme="majorHAnsi" w:cstheme="majorHAnsi"/>
-                <w:noProof/>
-                <w:webHidden/>
-              </w:rPr>
-              <w:instrText xml:space="preserve"> PAGEREF _Toc226478118 \h </w:instrText>
-            </w:r>
-            <w:r>
-              <w:rPr>
-                <w:rFonts w:asciiTheme="majorHAnsi" w:hAnsiTheme="majorHAnsi" w:cstheme="majorHAnsi"/>
-                <w:noProof/>
-                <w:webHidden/>
-              </w:rPr>
-            </w:r>
-            <w:r>
-              <w:rPr>
-                <w:rFonts w:asciiTheme="majorHAnsi" w:hAnsiTheme="majorHAnsi" w:cstheme="majorHAnsi"/>
+                <w:noProof/>
+                <w:webHidden/>
+              </w:rPr>
+              <w:instrText xml:space="preserve"> PAGEREF _Toc232347207 \h </w:instrText>
+            </w:r>
+            <w:r>
+              <w:rPr>
+                <w:noProof/>
+                <w:webHidden/>
+              </w:rPr>
+            </w:r>
+            <w:r>
+              <w:rPr>
                 <w:noProof/>
                 <w:webHidden/>
               </w:rPr>
@@ -950,7 +875,6 @@
             </w:r>
             <w:r>
               <w:rPr>
-                <w:rFonts w:asciiTheme="majorHAnsi" w:hAnsiTheme="majorHAnsi" w:cstheme="majorHAnsi"/>
                 <w:noProof/>
                 <w:webHidden/>
               </w:rPr>
@@ -958,7 +882,6 @@
             </w:r>
             <w:r>
               <w:rPr>
-                <w:rFonts w:asciiTheme="majorHAnsi" w:hAnsiTheme="majorHAnsi" w:cstheme="majorHAnsi"/>
                 <w:noProof/>
                 <w:webHidden/>
               </w:rPr>
@@ -973,23 +896,38 @@
               <w:tab w:val="right" w:leader="dot" w:pos="9345"/>
             </w:tabs>
             <w:rPr>
-              <w:rFonts w:asciiTheme="majorHAnsi" w:eastAsiaTheme="minorEastAsia" w:hAnsiTheme="majorHAnsi" w:cstheme="majorHAnsi"/>
+              <w:rFonts w:eastAsiaTheme="minorEastAsia"/>
               <w:noProof/>
               <w:lang w:eastAsia="ru-RU"/>
             </w:rPr>
           </w:pPr>
-          <w:hyperlink w:anchor="_Toc226478119" w:history="1">
+          <w:hyperlink w:anchor="_Toc232347208" w:history="1">
             <w:r>
               <w:rPr>
                 <w:rStyle w:val="a4"/>
-                <w:rFonts w:asciiTheme="majorHAnsi" w:hAnsiTheme="majorHAnsi" w:cstheme="majorHAnsi"/>
-                <w:noProof/>
-              </w:rPr>
-              <w:t>Оружие</w:t>
-            </w:r>
-            <w:r>
-              <w:rPr>
-                <w:rFonts w:asciiTheme="majorHAnsi" w:hAnsiTheme="majorHAnsi" w:cstheme="majorHAnsi"/>
+                <w:rFonts w:cstheme="majorHAnsi"/>
+                <w:noProof/>
+              </w:rPr>
+              <w:t>Корабл</w:t>
+            </w:r>
+            <w:r>
+              <w:rPr>
+                <w:rStyle w:val="a4"/>
+                <w:rFonts w:cstheme="majorHAnsi"/>
+                <w:noProof/>
+              </w:rPr>
+              <w:t>и</w:t>
+            </w:r>
+            <w:r>
+              <w:rPr>
+                <w:rStyle w:val="a4"/>
+                <w:rFonts w:cstheme="majorHAnsi"/>
+                <w:noProof/>
+              </w:rPr>
+              <w:t xml:space="preserve"> игрока</w:t>
+            </w:r>
+            <w:r>
+              <w:rPr>
                 <w:noProof/>
                 <w:webHidden/>
               </w:rPr>
@@ -997,7 +935,6 @@
             </w:r>
             <w:r>
               <w:rPr>
-                <w:rFonts w:asciiTheme="majorHAnsi" w:hAnsiTheme="majorHAnsi" w:cstheme="majorHAnsi"/>
                 <w:noProof/>
                 <w:webHidden/>
               </w:rPr>
@@ -1005,22 +942,19 @@
             </w:r>
             <w:r>
               <w:rPr>
-                <w:rFonts w:asciiTheme="majorHAnsi" w:hAnsiTheme="majorHAnsi" w:cstheme="majorHAnsi"/>
-                <w:noProof/>
-                <w:webHidden/>
-              </w:rPr>
-              <w:instrText xml:space="preserve"> PAGEREF _Toc226478119 \h </w:instrText>
-            </w:r>
-            <w:r>
-              <w:rPr>
-                <w:rFonts w:asciiTheme="majorHAnsi" w:hAnsiTheme="majorHAnsi" w:cstheme="majorHAnsi"/>
-                <w:noProof/>
-                <w:webHidden/>
-              </w:rPr>
-            </w:r>
-            <w:r>
-              <w:rPr>
-                <w:rFonts w:asciiTheme="majorHAnsi" w:hAnsiTheme="majorHAnsi" w:cstheme="majorHAnsi"/>
+                <w:noProof/>
+                <w:webHidden/>
+              </w:rPr>
+              <w:instrText xml:space="preserve"> PAGEREF _Toc232347208 \h </w:instrText>
+            </w:r>
+            <w:r>
+              <w:rPr>
+                <w:noProof/>
+                <w:webHidden/>
+              </w:rPr>
+            </w:r>
+            <w:r>
+              <w:rPr>
                 <w:noProof/>
                 <w:webHidden/>
               </w:rPr>
@@ -1028,7 +962,6 @@
             </w:r>
             <w:r>
               <w:rPr>
-                <w:rFonts w:asciiTheme="majorHAnsi" w:hAnsiTheme="majorHAnsi" w:cstheme="majorHAnsi"/>
                 <w:noProof/>
                 <w:webHidden/>
               </w:rPr>
@@ -1036,7 +969,6 @@
             </w:r>
             <w:r>
               <w:rPr>
-                <w:rFonts w:asciiTheme="majorHAnsi" w:hAnsiTheme="majorHAnsi" w:cstheme="majorHAnsi"/>
                 <w:noProof/>
                 <w:webHidden/>
               </w:rPr>
@@ -1051,23 +983,22 @@
               <w:tab w:val="right" w:leader="dot" w:pos="9345"/>
             </w:tabs>
             <w:rPr>
-              <w:rFonts w:asciiTheme="majorHAnsi" w:eastAsiaTheme="minorEastAsia" w:hAnsiTheme="majorHAnsi" w:cstheme="majorHAnsi"/>
+              <w:rFonts w:eastAsiaTheme="minorEastAsia"/>
               <w:noProof/>
               <w:lang w:eastAsia="ru-RU"/>
             </w:rPr>
           </w:pPr>
-          <w:hyperlink w:anchor="_Toc226478120" w:history="1">
+          <w:hyperlink w:anchor="_Toc232347209" w:history="1">
             <w:r>
               <w:rPr>
                 <w:rStyle w:val="a4"/>
-                <w:rFonts w:asciiTheme="majorHAnsi" w:hAnsiTheme="majorHAnsi" w:cstheme="majorHAnsi"/>
-                <w:noProof/>
-              </w:rPr>
-              <w:t>Модули</w:t>
-            </w:r>
-            <w:r>
-              <w:rPr>
-                <w:rFonts w:asciiTheme="majorHAnsi" w:hAnsiTheme="majorHAnsi" w:cstheme="majorHAnsi"/>
+                <w:rFonts w:cstheme="majorHAnsi"/>
+                <w:noProof/>
+              </w:rPr>
+              <w:t>Оружие</w:t>
+            </w:r>
+            <w:r>
+              <w:rPr>
                 <w:noProof/>
                 <w:webHidden/>
               </w:rPr>
@@ -1075,7 +1006,6 @@
             </w:r>
             <w:r>
               <w:rPr>
-                <w:rFonts w:asciiTheme="majorHAnsi" w:hAnsiTheme="majorHAnsi" w:cstheme="majorHAnsi"/>
                 <w:noProof/>
                 <w:webHidden/>
               </w:rPr>
@@ -1083,22 +1013,19 @@
             </w:r>
             <w:r>
               <w:rPr>
-                <w:rFonts w:asciiTheme="majorHAnsi" w:hAnsiTheme="majorHAnsi" w:cstheme="majorHAnsi"/>
-                <w:noProof/>
-                <w:webHidden/>
-              </w:rPr>
-              <w:instrText xml:space="preserve"> PAGEREF _Toc226478120 \h </w:instrText>
-            </w:r>
-            <w:r>
-              <w:rPr>
-                <w:rFonts w:asciiTheme="majorHAnsi" w:hAnsiTheme="majorHAnsi" w:cstheme="majorHAnsi"/>
-                <w:noProof/>
-                <w:webHidden/>
-              </w:rPr>
-            </w:r>
-            <w:r>
-              <w:rPr>
-                <w:rFonts w:asciiTheme="majorHAnsi" w:hAnsiTheme="majorHAnsi" w:cstheme="majorHAnsi"/>
+                <w:noProof/>
+                <w:webHidden/>
+              </w:rPr>
+              <w:instrText xml:space="preserve"> PAGEREF _Toc232347209 \h </w:instrText>
+            </w:r>
+            <w:r>
+              <w:rPr>
+                <w:noProof/>
+                <w:webHidden/>
+              </w:rPr>
+            </w:r>
+            <w:r>
+              <w:rPr>
                 <w:noProof/>
                 <w:webHidden/>
               </w:rPr>
@@ -1106,15 +1033,13 @@
             </w:r>
             <w:r>
               <w:rPr>
-                <w:rFonts w:asciiTheme="majorHAnsi" w:hAnsiTheme="majorHAnsi" w:cstheme="majorHAnsi"/>
-                <w:noProof/>
-                <w:webHidden/>
-              </w:rPr>
-              <w:t>6</w:t>
-            </w:r>
-            <w:r>
-              <w:rPr>
-                <w:rFonts w:asciiTheme="majorHAnsi" w:hAnsiTheme="majorHAnsi" w:cstheme="majorHAnsi"/>
+                <w:noProof/>
+                <w:webHidden/>
+              </w:rPr>
+              <w:t>5</w:t>
+            </w:r>
+            <w:r>
+              <w:rPr>
                 <w:noProof/>
                 <w:webHidden/>
               </w:rPr>
@@ -1129,23 +1054,110 @@
               <w:tab w:val="right" w:leader="dot" w:pos="9345"/>
             </w:tabs>
             <w:rPr>
-              <w:rFonts w:asciiTheme="majorHAnsi" w:eastAsiaTheme="minorEastAsia" w:hAnsiTheme="majorHAnsi" w:cstheme="majorHAnsi"/>
+              <w:rFonts w:eastAsiaTheme="minorEastAsia"/>
               <w:noProof/>
               <w:lang w:eastAsia="ru-RU"/>
             </w:rPr>
           </w:pPr>
-          <w:hyperlink w:anchor="_Toc226478121" w:history="1">
+          <w:hyperlink w:anchor="_Toc232347210" w:history="1">
             <w:r>
               <w:rPr>
                 <w:rStyle w:val="a4"/>
-                <w:rFonts w:asciiTheme="majorHAnsi" w:hAnsiTheme="majorHAnsi" w:cstheme="majorHAnsi"/>
+                <w:rFonts w:cstheme="majorHAnsi"/>
+                <w:noProof/>
+              </w:rPr>
+              <w:t>Модули</w:t>
+            </w:r>
+            <w:r>
+              <w:rPr>
+                <w:noProof/>
+                <w:webHidden/>
+              </w:rPr>
+              <w:tab/>
+            </w:r>
+            <w:r>
+              <w:rPr>
+                <w:noProof/>
+                <w:webHidden/>
+              </w:rPr>
+              <w:fldChar w:fldCharType="begin"/>
+            </w:r>
+            <w:r>
+              <w:rPr>
+                <w:noProof/>
+                <w:webHidden/>
+              </w:rPr>
+              <w:instrText xml:space="preserve"> PAGEREF _Toc232347210 \h </w:instrText>
+            </w:r>
+            <w:r>
+              <w:rPr>
+                <w:noProof/>
+                <w:webHidden/>
+              </w:rPr>
+            </w:r>
+            <w:r>
+              <w:rPr>
+                <w:noProof/>
+                <w:webHidden/>
+              </w:rPr>
+              <w:fldChar w:fldCharType="separate"/>
+            </w:r>
+            <w:r>
+              <w:rPr>
+                <w:noProof/>
+                <w:webHidden/>
+              </w:rPr>
+              <w:t>6</w:t>
+            </w:r>
+            <w:r>
+              <w:rPr>
+                <w:noProof/>
+                <w:webHidden/>
+              </w:rPr>
+              <w:fldChar w:fldCharType="end"/>
+            </w:r>
+          </w:hyperlink>
+        </w:p>
+        <w:p>
+          <w:pPr>
+            <w:pStyle w:val="21"/>
+            <w:tabs>
+              <w:tab w:val="right" w:leader="dot" w:pos="9345"/>
+            </w:tabs>
+            <w:rPr>
+              <w:rFonts w:eastAsiaTheme="minorEastAsia"/>
+              <w:noProof/>
+              <w:lang w:eastAsia="ru-RU"/>
+            </w:rPr>
+          </w:pPr>
+          <w:hyperlink w:anchor="_Toc232347211" w:history="1">
+            <w:r>
+              <w:rPr>
+                <w:rStyle w:val="a4"/>
+                <w:rFonts w:cstheme="majorHAnsi"/>
                 <w:noProof/>
               </w:rPr>
               <w:t>Враги</w:t>
             </w:r>
             <w:r>
               <w:rPr>
-                <w:rFonts w:asciiTheme="majorHAnsi" w:hAnsiTheme="majorHAnsi" w:cstheme="majorHAnsi"/>
+                <w:rStyle w:val="a4"/>
+                <w:rFonts w:cstheme="majorHAnsi"/>
+                <w:noProof/>
+                <w:lang w:val="en-US"/>
+              </w:rPr>
+              <w:t xml:space="preserve">, </w:t>
+            </w:r>
+            <w:r>
+              <w:rPr>
+                <w:rStyle w:val="a4"/>
+                <w:rFonts w:cstheme="majorHAnsi"/>
+                <w:noProof/>
+              </w:rPr>
+              <w:t>локации</w:t>
+            </w:r>
+            <w:r>
+              <w:rPr>
                 <w:noProof/>
                 <w:webHidden/>
               </w:rPr>
@@ -1153,7 +1165,6 @@
             </w:r>
             <w:r>
               <w:rPr>
-                <w:rFonts w:asciiTheme="majorHAnsi" w:hAnsiTheme="majorHAnsi" w:cstheme="majorHAnsi"/>
                 <w:noProof/>
                 <w:webHidden/>
               </w:rPr>
@@ -1161,22 +1172,19 @@
             </w:r>
             <w:r>
               <w:rPr>
-                <w:rFonts w:asciiTheme="majorHAnsi" w:hAnsiTheme="majorHAnsi" w:cstheme="majorHAnsi"/>
-                <w:noProof/>
-                <w:webHidden/>
-              </w:rPr>
-              <w:instrText xml:space="preserve"> PAGEREF _Toc226478121 \h </w:instrText>
-            </w:r>
-            <w:r>
-              <w:rPr>
-                <w:rFonts w:asciiTheme="majorHAnsi" w:hAnsiTheme="majorHAnsi" w:cstheme="majorHAnsi"/>
-                <w:noProof/>
-                <w:webHidden/>
-              </w:rPr>
-            </w:r>
-            <w:r>
-              <w:rPr>
-                <w:rFonts w:asciiTheme="majorHAnsi" w:hAnsiTheme="majorHAnsi" w:cstheme="majorHAnsi"/>
+                <w:noProof/>
+                <w:webHidden/>
+              </w:rPr>
+              <w:instrText xml:space="preserve"> PAGEREF _Toc232347211 \h </w:instrText>
+            </w:r>
+            <w:r>
+              <w:rPr>
+                <w:noProof/>
+                <w:webHidden/>
+              </w:rPr>
+            </w:r>
+            <w:r>
+              <w:rPr>
                 <w:noProof/>
                 <w:webHidden/>
               </w:rPr>
@@ -1184,15 +1192,13 @@
             </w:r>
             <w:r>
               <w:rPr>
-                <w:rFonts w:asciiTheme="majorHAnsi" w:hAnsiTheme="majorHAnsi" w:cstheme="majorHAnsi"/>
-                <w:noProof/>
-                <w:webHidden/>
-              </w:rPr>
-              <w:t>6</w:t>
-            </w:r>
-            <w:r>
-              <w:rPr>
-                <w:rFonts w:asciiTheme="majorHAnsi" w:hAnsiTheme="majorHAnsi" w:cstheme="majorHAnsi"/>
+                <w:noProof/>
+                <w:webHidden/>
+              </w:rPr>
+              <w:t>7</w:t>
+            </w:r>
+            <w:r>
+              <w:rPr>
                 <w:noProof/>
                 <w:webHidden/>
               </w:rPr>
@@ -1237,7 +1243,7 @@
           <w:rFonts w:cstheme="majorHAnsi"/>
         </w:rPr>
       </w:pPr>
-      <w:bookmarkStart w:id="0" w:name="_Toc226478108"/>
+      <w:bookmarkStart w:id="0" w:name="_Toc232347197"/>
       <w:r>
         <w:rPr>
           <w:rFonts w:cstheme="majorHAnsi"/>
@@ -1253,7 +1259,7 @@
           <w:rFonts w:asciiTheme="majorHAnsi" w:hAnsiTheme="majorHAnsi" w:cstheme="majorHAnsi"/>
         </w:rPr>
       </w:pPr>
-      <w:bookmarkStart w:id="1" w:name="_Toc226478109"/>
+      <w:bookmarkStart w:id="1" w:name="_Toc232347198"/>
       <w:r>
         <w:rPr>
           <w:rStyle w:val="20"/>
@@ -1297,7 +1303,7 @@
           <w:rFonts w:cstheme="majorHAnsi"/>
         </w:rPr>
       </w:pPr>
-      <w:bookmarkStart w:id="2" w:name="_Toc226478110"/>
+      <w:bookmarkStart w:id="2" w:name="_Toc232347199"/>
       <w:r>
         <w:rPr>
           <w:rFonts w:cstheme="majorHAnsi"/>
@@ -1327,7 +1333,7 @@
           <w:lang w:val="en-US"/>
         </w:rPr>
       </w:pPr>
-      <w:bookmarkStart w:id="3" w:name="_Toc226478111"/>
+      <w:bookmarkStart w:id="3" w:name="_Toc232347200"/>
       <w:r>
         <w:rPr>
           <w:rFonts w:cstheme="majorHAnsi"/>
@@ -1364,7 +1370,7 @@
           <w:rFonts w:asciiTheme="majorHAnsi" w:hAnsiTheme="majorHAnsi" w:cstheme="majorHAnsi"/>
         </w:rPr>
       </w:pPr>
-      <w:bookmarkStart w:id="4" w:name="_Toc226478112"/>
+      <w:bookmarkStart w:id="4" w:name="_Toc232347201"/>
       <w:r>
         <w:rPr>
           <w:rStyle w:val="20"/>
@@ -1400,7 +1406,7 @@
           <w:rFonts w:asciiTheme="majorHAnsi" w:hAnsiTheme="majorHAnsi" w:cstheme="majorHAnsi"/>
         </w:rPr>
       </w:pPr>
-      <w:bookmarkStart w:id="5" w:name="_Toc226478113"/>
+      <w:bookmarkStart w:id="5" w:name="_Toc232347202"/>
       <w:r>
         <w:rPr>
           <w:rStyle w:val="20"/>
@@ -1450,7 +1456,7 @@
           <w:rFonts w:cstheme="majorHAnsi"/>
         </w:rPr>
       </w:pPr>
-      <w:bookmarkStart w:id="6" w:name="_Toc226478114"/>
+      <w:bookmarkStart w:id="6" w:name="_Toc232347203"/>
       <w:r>
         <w:rPr>
           <w:rFonts w:cstheme="majorHAnsi"/>
@@ -1485,7 +1491,7 @@
           <w:rFonts w:cstheme="majorHAnsi"/>
         </w:rPr>
       </w:pPr>
-      <w:bookmarkStart w:id="7" w:name="_Toc226478115"/>
+      <w:bookmarkStart w:id="7" w:name="_Toc232347204"/>
       <w:r>
         <w:rPr>
           <w:rFonts w:cstheme="majorHAnsi"/>
@@ -1576,7 +1582,7 @@
           <w:rFonts w:cstheme="majorHAnsi"/>
         </w:rPr>
       </w:pPr>
-      <w:bookmarkStart w:id="8" w:name="_Toc226478116"/>
+      <w:bookmarkStart w:id="8" w:name="_Toc232347205"/>
       <w:r>
         <w:rPr>
           <w:rFonts w:cstheme="majorHAnsi"/>
@@ -1839,7 +1845,7 @@
           <w:rFonts w:cstheme="majorHAnsi"/>
         </w:rPr>
       </w:pPr>
-      <w:bookmarkStart w:id="9" w:name="_Toc226478117"/>
+      <w:bookmarkStart w:id="9" w:name="_Toc232347206"/>
       <w:r>
         <w:rPr>
           <w:rFonts w:cstheme="majorHAnsi"/>
@@ -1927,7 +1933,7 @@
           <w:rFonts w:cstheme="majorHAnsi"/>
         </w:rPr>
       </w:pPr>
-      <w:bookmarkStart w:id="10" w:name="_Toc226478118"/>
+      <w:bookmarkStart w:id="10" w:name="_Toc232347207"/>
       <w:r>
         <w:rPr>
           <w:rFonts w:cstheme="majorHAnsi"/>
@@ -1943,24 +1949,33 @@
           <w:rFonts w:cstheme="majorHAnsi"/>
         </w:rPr>
       </w:pPr>
+      <w:bookmarkStart w:id="11" w:name="_Toc232347208"/>
       <w:r>
         <w:rPr>
           <w:rFonts w:cstheme="majorHAnsi"/>
         </w:rPr>
         <w:t>Корабли игрока</w:t>
       </w:r>
-    </w:p>
-    <w:p>
-      <w:pPr>
-        <w:rPr>
-          <w:rFonts w:asciiTheme="majorHAnsi" w:hAnsiTheme="majorHAnsi" w:cstheme="majorHAnsi"/>
-        </w:rPr>
-      </w:pPr>
-      <w:r>
-        <w:rPr>
-          <w:rFonts w:asciiTheme="majorHAnsi" w:hAnsiTheme="majorHAnsi" w:cstheme="majorHAnsi"/>
-        </w:rPr>
-        <w:t xml:space="preserve">1. </w:t>
+      <w:bookmarkEnd w:id="11"/>
+    </w:p>
+    <w:p>
+      <w:pPr>
+        <w:rPr>
+          <w:rFonts w:asciiTheme="majorHAnsi" w:hAnsiTheme="majorHAnsi" w:cstheme="majorHAnsi"/>
+          <w:lang w:val="pl-PL"/>
+        </w:rPr>
+      </w:pPr>
+      <w:r>
+        <w:rPr>
+          <w:rFonts w:asciiTheme="majorHAnsi" w:hAnsiTheme="majorHAnsi" w:cstheme="majorHAnsi"/>
+        </w:rPr>
+        <w:t>1</w:t>
+      </w:r>
+      <w:r>
+        <w:rPr>
+          <w:rFonts w:asciiTheme="majorHAnsi" w:hAnsiTheme="majorHAnsi" w:cstheme="majorHAnsi"/>
+        </w:rPr>
+        <w:t xml:space="preserve">. </w:t>
       </w:r>
       <w:r>
         <w:rPr>
@@ -1968,8 +1983,9 @@
           <w:rFonts w:asciiTheme="majorHAnsi" w:hAnsiTheme="majorHAnsi" w:cstheme="majorHAnsi"/>
           <w:b w:val="0"/>
           <w:bCs w:val="0"/>
-        </w:rPr>
-        <w:t>Vanguard</w:t>
+          <w:lang w:val="pl-PL"/>
+        </w:rPr>
+        <w:t>Flash</w:t>
       </w:r>
     </w:p>
     <w:p>
@@ -1984,38 +2000,59 @@
           <w:rFonts w:asciiTheme="majorHAnsi" w:hAnsiTheme="majorHAnsi" w:cstheme="majorHAnsi"/>
           <w:b w:val="0"/>
         </w:rPr>
-        <w:t>У</w:t>
-      </w:r>
-      <w:r>
-        <w:rPr>
-          <w:rFonts w:asciiTheme="majorHAnsi" w:hAnsiTheme="majorHAnsi" w:cstheme="majorHAnsi"/>
-        </w:rPr>
-        <w:t>ниверсальный штурмовик.</w:t>
-      </w:r>
-      <w:r>
-        <w:rPr>
-          <w:rFonts w:asciiTheme="majorHAnsi" w:hAnsiTheme="majorHAnsi" w:cstheme="majorHAnsi"/>
-        </w:rPr>
-        <w:t xml:space="preserve"> С</w:t>
-      </w:r>
-      <w:r>
-        <w:rPr>
-          <w:rFonts w:asciiTheme="majorHAnsi" w:hAnsiTheme="majorHAnsi" w:cstheme="majorHAnsi"/>
-        </w:rPr>
-        <w:t>амый стабильный стартовый корабль, без сильных перекосов.</w:t>
-      </w:r>
-    </w:p>
-    <w:p>
-      <w:pPr>
-        <w:rPr>
-          <w:rFonts w:asciiTheme="majorHAnsi" w:hAnsiTheme="majorHAnsi" w:cstheme="majorHAnsi"/>
-        </w:rPr>
-      </w:pPr>
-      <w:r>
-        <w:rPr>
-          <w:rFonts w:asciiTheme="majorHAnsi" w:hAnsiTheme="majorHAnsi" w:cstheme="majorHAnsi"/>
-        </w:rPr>
-        <w:t xml:space="preserve">2. </w:t>
+        <w:t>М</w:t>
+      </w:r>
+      <w:r>
+        <w:rPr>
+          <w:rFonts w:asciiTheme="majorHAnsi" w:hAnsiTheme="majorHAnsi" w:cstheme="majorHAnsi"/>
+        </w:rPr>
+        <w:t xml:space="preserve">обильный уклоняющийся корабль. Хрупкий, но очень </w:t>
+      </w:r>
+      <w:r>
+        <w:rPr>
+          <w:rFonts w:asciiTheme="majorHAnsi" w:hAnsiTheme="majorHAnsi" w:cstheme="majorHAnsi"/>
+        </w:rPr>
+        <w:t>быстрый</w:t>
+      </w:r>
+      <w:r>
+        <w:rPr>
+          <w:rFonts w:asciiTheme="majorHAnsi" w:hAnsiTheme="majorHAnsi" w:cstheme="majorHAnsi"/>
+        </w:rPr>
+        <w:t xml:space="preserve"> и удобный для агрессивного манёвра.</w:t>
+      </w:r>
+      <w:r>
+        <w:rPr>
+          <w:rFonts w:asciiTheme="majorHAnsi" w:hAnsiTheme="majorHAnsi" w:cstheme="majorHAnsi"/>
+        </w:rPr>
+        <w:br/>
+        <w:t xml:space="preserve">Активная способность: </w:t>
+      </w:r>
+      <w:r>
+        <w:rPr>
+          <w:rFonts w:asciiTheme="majorHAnsi" w:hAnsiTheme="majorHAnsi" w:cstheme="majorHAnsi"/>
+          <w:lang w:val="pl-PL"/>
+        </w:rPr>
+        <w:t>Overdrive</w:t>
+      </w:r>
+      <w:r>
+        <w:rPr>
+          <w:rFonts w:asciiTheme="majorHAnsi" w:hAnsiTheme="majorHAnsi" w:cstheme="majorHAnsi"/>
+        </w:rPr>
+        <w:t xml:space="preserve"> – </w:t>
+      </w:r>
+      <w:r>
+        <w:rPr>
+          <w:rFonts w:asciiTheme="majorHAnsi" w:hAnsiTheme="majorHAnsi" w:cstheme="majorHAnsi"/>
+        </w:rPr>
+        <w:t>повышенная скорость, скорострельность и восстановление щитов на некоторое время</w:t>
+      </w:r>
+    </w:p>
+    <w:p>
+      <w:r>
+        <w:t>2</w:t>
+      </w:r>
+      <w:r>
+        <w:t xml:space="preserve">. </w:t>
       </w:r>
       <w:r>
         <w:rPr>
@@ -2024,76 +2061,173 @@
           <w:b w:val="0"/>
           <w:bCs w:val="0"/>
         </w:rPr>
-        <w:t>Shade</w:t>
-      </w:r>
-    </w:p>
-    <w:p>
-      <w:pPr>
-        <w:rPr>
-          <w:rFonts w:asciiTheme="majorHAnsi" w:hAnsiTheme="majorHAnsi" w:cstheme="majorHAnsi"/>
-        </w:rPr>
-      </w:pPr>
+        <w:t>Bulwark</w:t>
+      </w:r>
+    </w:p>
+    <w:p>
       <w:r>
         <w:rPr>
           <w:rStyle w:val="a6"/>
           <w:rFonts w:asciiTheme="majorHAnsi" w:hAnsiTheme="majorHAnsi" w:cstheme="majorHAnsi"/>
           <w:b w:val="0"/>
         </w:rPr>
-        <w:t>М</w:t>
-      </w:r>
-      <w:r>
-        <w:rPr>
-          <w:rFonts w:asciiTheme="majorHAnsi" w:hAnsiTheme="majorHAnsi" w:cstheme="majorHAnsi"/>
-        </w:rPr>
-        <w:t>обильный уклоняющийся корабль.</w:t>
-      </w:r>
-      <w:r>
-        <w:rPr>
-          <w:rFonts w:asciiTheme="majorHAnsi" w:hAnsiTheme="majorHAnsi" w:cstheme="majorHAnsi"/>
-        </w:rPr>
-        <w:t xml:space="preserve"> Х</w:t>
-      </w:r>
-      <w:r>
-        <w:rPr>
-          <w:rFonts w:asciiTheme="majorHAnsi" w:hAnsiTheme="majorHAnsi" w:cstheme="majorHAnsi"/>
-        </w:rPr>
-        <w:t>рупкий, но очень резкий и удобный для агрессивного манёвра.</w:t>
-      </w:r>
-    </w:p>
-    <w:p>
-      <w:r>
-        <w:t xml:space="preserve">3. </w:t>
-      </w:r>
-      <w:r>
-        <w:rPr>
-          <w:rStyle w:val="a6"/>
-          <w:rFonts w:asciiTheme="majorHAnsi" w:hAnsiTheme="majorHAnsi" w:cstheme="majorHAnsi"/>
-          <w:b w:val="0"/>
-          <w:bCs w:val="0"/>
-        </w:rPr>
-        <w:t>Bulwark</w:t>
-      </w:r>
-    </w:p>
-    <w:p>
-      <w:r>
-        <w:rPr>
-          <w:rStyle w:val="a6"/>
-          <w:rFonts w:asciiTheme="majorHAnsi" w:hAnsiTheme="majorHAnsi" w:cstheme="majorHAnsi"/>
-          <w:b w:val="0"/>
-        </w:rPr>
         <w:t>Т</w:t>
       </w:r>
       <w:r>
         <w:t>яжёлый броневик.</w:t>
       </w:r>
       <w:r>
-        <w:t xml:space="preserve"> М</w:t>
-      </w:r>
-      <w:r>
-        <w:t>едленнее, зато очень устойчивый и хорошо держит долгий бой.</w:t>
-      </w:r>
-      <w:bookmarkStart w:id="11" w:name="_GoBack"/>
-      <w:bookmarkEnd w:id="11"/>
+        <w:t xml:space="preserve"> </w:t>
+      </w:r>
+      <w:r>
+        <w:rPr>
+          <w:lang w:val="pl-PL"/>
+        </w:rPr>
+        <w:t>Burst</w:t>
+      </w:r>
+      <w:r>
+        <w:t xml:space="preserve"> </w:t>
+      </w:r>
+      <w:r>
+        <w:rPr>
+          <w:lang w:val="pl-PL"/>
+        </w:rPr>
+        <w:t>Truster</w:t>
+      </w:r>
+      <w:r>
+        <w:rPr>
+          <w:lang w:val="uk-UA"/>
+        </w:rPr>
+        <w:t xml:space="preserve"> вместо обычного</w:t>
+      </w:r>
+      <w:r>
+        <w:t xml:space="preserve">, </w:t>
+      </w:r>
+      <w:r>
+        <w:t xml:space="preserve">повышенное хп, щиты и урон от тарана. </w:t>
+      </w:r>
+    </w:p>
+    <w:p>
+      <w:r>
+        <w:t xml:space="preserve">Активная способность: </w:t>
+      </w:r>
+      <w:r>
+        <w:rPr>
+          <w:lang w:val="pl-PL"/>
+        </w:rPr>
+        <w:t>Flawless</w:t>
+      </w:r>
+      <w:r>
+        <w:t xml:space="preserve"> </w:t>
+      </w:r>
+      <w:r>
+        <w:rPr>
+          <w:lang w:val="pl-PL"/>
+        </w:rPr>
+        <w:t>defence</w:t>
+      </w:r>
+      <w:r>
+        <w:t xml:space="preserve"> – </w:t>
+      </w:r>
+      <w:r>
+        <w:t>временная неуязвимость</w:t>
+      </w:r>
+    </w:p>
+    <w:p>
+      <w:pPr>
+        <w:rPr>
+          <w:lang w:val="pl-PL"/>
+        </w:rPr>
+      </w:pPr>
+      <w:r>
+        <w:t>3</w:t>
+      </w:r>
+      <w:r>
+        <w:t xml:space="preserve">. </w:t>
+      </w:r>
+      <w:r>
+        <w:rPr>
+          <w:lang w:val="pl-PL"/>
+        </w:rPr>
+        <w:t>Yamato</w:t>
+      </w:r>
+      <w:bookmarkStart w:id="12" w:name="_GoBack"/>
+      <w:bookmarkEnd w:id="12"/>
+    </w:p>
+    <w:p>
+      <w:pPr>
+        <w:rPr>
+          <w:lang w:val="uk-UA"/>
+        </w:rPr>
+      </w:pPr>
+      <w:r>
+        <w:rPr>
+          <w:lang w:val="uk-UA"/>
+        </w:rPr>
+        <w:t>Подавляющая огневая мощь. Средняя скорость, большой запас ХП, дополнительная турель.</w:t>
+      </w:r>
+    </w:p>
+    <w:p>
+      <w:r>
+        <w:t xml:space="preserve">Пассивная способность: </w:t>
+      </w:r>
+      <w:r>
+        <w:rPr>
+          <w:lang w:val="pl-PL"/>
+        </w:rPr>
+        <w:t xml:space="preserve">Flagship turrets – </w:t>
+      </w:r>
+      <w:r>
+        <w:t>первое оружие на корабле дублируеться.</w:t>
+      </w:r>
+    </w:p>
+    <w:p>
+      <w:r>
+        <w:t>4</w:t>
+      </w:r>
+      <w:r>
+        <w:t xml:space="preserve">. </w:t>
+      </w:r>
+      <w:r>
+        <w:rPr>
+          <w:lang w:val="pl-PL"/>
+        </w:rPr>
+        <w:t>Thunder</w:t>
+      </w:r>
+    </w:p>
+    <w:p>
+      <w:r>
+        <w:rPr>
+          <w:lang w:val="uk-UA"/>
+        </w:rPr>
+        <w:t>Лёгкий, в</w:t>
+      </w:r>
+      <w:r>
+        <w:t>ысокотехнологичный корабль. Повышенная скорость</w:t>
+      </w:r>
+      <w:r>
+        <w:t>, повышенный урон электро-оружий, усиленные щиты</w:t>
+      </w:r>
+    </w:p>
+    <w:p>
+      <w:r>
+        <w:t>Активная способность</w:t>
+      </w:r>
+      <w:r>
+        <w:t xml:space="preserve">: </w:t>
+      </w:r>
+      <w:r>
+        <w:rPr>
+          <w:lang w:val="pl-PL"/>
+        </w:rPr>
+        <w:t>EMP</w:t>
+      </w:r>
+      <w:r>
+        <w:t xml:space="preserve"> – </w:t>
+      </w:r>
+      <w:r>
+        <w:t>временно оглушает врагов в радиусе вокруг себя</w:t>
+      </w:r>
     </w:p>
     <w:p>
       <w:pPr>
@@ -2109,14 +2243,14 @@
           <w:rFonts w:cstheme="majorHAnsi"/>
         </w:rPr>
       </w:pPr>
-      <w:bookmarkStart w:id="12" w:name="_Toc226478119"/>
+      <w:bookmarkStart w:id="13" w:name="_Toc232347209"/>
       <w:r>
         <w:rPr>
           <w:rFonts w:cstheme="majorHAnsi"/>
         </w:rPr>
         <w:t>Оружие</w:t>
       </w:r>
-      <w:bookmarkEnd w:id="12"/>
+      <w:bookmarkEnd w:id="13"/>
     </w:p>
     <w:p>
       <w:pPr>
@@ -2472,6 +2606,7 @@
           <w:highlight w:val="yellow"/>
           <w:lang w:val="pl-PL"/>
         </w:rPr>
+        <w:lastRenderedPageBreak/>
         <w:t>Railgun</w:t>
       </w:r>
       <w:r>
@@ -2614,718 +2749,717 @@
           <w:rFonts w:asciiTheme="majorHAnsi" w:hAnsiTheme="majorHAnsi" w:cstheme="majorHAnsi"/>
           <w:lang w:val="pl-PL"/>
         </w:rPr>
+        <w:t>Prism</w:t>
+      </w:r>
+      <w:r>
+        <w:rPr>
+          <w:rFonts w:asciiTheme="majorHAnsi" w:hAnsiTheme="majorHAnsi" w:cstheme="majorHAnsi"/>
+        </w:rPr>
+        <w:t xml:space="preserve"> - апгрейд из фулл прокачанного </w:t>
+      </w:r>
+      <w:r>
+        <w:rPr>
+          <w:rFonts w:asciiTheme="majorHAnsi" w:hAnsiTheme="majorHAnsi" w:cstheme="majorHAnsi"/>
+          <w:lang w:val="pl-PL"/>
+        </w:rPr>
+        <w:t>Laser</w:t>
+      </w:r>
+      <w:r>
+        <w:rPr>
+          <w:rFonts w:asciiTheme="majorHAnsi" w:hAnsiTheme="majorHAnsi" w:cstheme="majorHAnsi"/>
+        </w:rPr>
+        <w:t>, стреляет 3 раза, быстрее перезарядка и целится в 45 градусов перед собой</w:t>
+      </w:r>
+    </w:p>
+    <w:p>
+      <w:pPr>
+        <w:rPr>
+          <w:rFonts w:asciiTheme="majorHAnsi" w:hAnsiTheme="majorHAnsi" w:cstheme="majorHAnsi"/>
+        </w:rPr>
+      </w:pPr>
+      <w:r>
+        <w:rPr>
+          <w:rFonts w:asciiTheme="majorHAnsi" w:hAnsiTheme="majorHAnsi" w:cstheme="majorHAnsi"/>
+          <w:lang w:val="pl-PL"/>
+        </w:rPr>
+        <w:t>Blue</w:t>
+      </w:r>
+      <w:r>
+        <w:rPr>
+          <w:rFonts w:asciiTheme="majorHAnsi" w:hAnsiTheme="majorHAnsi" w:cstheme="majorHAnsi"/>
+        </w:rPr>
+        <w:t xml:space="preserve"> </w:t>
+      </w:r>
+      <w:r>
+        <w:rPr>
+          <w:rFonts w:asciiTheme="majorHAnsi" w:hAnsiTheme="majorHAnsi" w:cstheme="majorHAnsi"/>
+          <w:lang w:val="pl-PL"/>
+        </w:rPr>
+        <w:t>Laser</w:t>
+      </w:r>
+      <w:r>
+        <w:rPr>
+          <w:rFonts w:asciiTheme="majorHAnsi" w:hAnsiTheme="majorHAnsi" w:cstheme="majorHAnsi"/>
+        </w:rPr>
+        <w:t xml:space="preserve"> - апгрейд из фулл прокачанного </w:t>
+      </w:r>
+      <w:r>
+        <w:rPr>
+          <w:rFonts w:asciiTheme="majorHAnsi" w:hAnsiTheme="majorHAnsi" w:cstheme="majorHAnsi"/>
+          <w:lang w:val="pl-PL"/>
+        </w:rPr>
+        <w:t>Laser</w:t>
+      </w:r>
+      <w:r>
+        <w:rPr>
+          <w:rFonts w:asciiTheme="majorHAnsi" w:hAnsiTheme="majorHAnsi" w:cstheme="majorHAnsi"/>
+        </w:rPr>
+        <w:t>, игнорирует щиты, дополнительный урон на основании текущего уровня щитов</w:t>
+      </w:r>
+      <w:r>
+        <w:rPr>
+          <w:rFonts w:asciiTheme="majorHAnsi" w:hAnsiTheme="majorHAnsi" w:cstheme="majorHAnsi"/>
+        </w:rPr>
+        <w:t xml:space="preserve"> врага</w:t>
+      </w:r>
+    </w:p>
+    <w:p>
+      <w:pPr>
+        <w:rPr>
+          <w:rFonts w:asciiTheme="majorHAnsi" w:hAnsiTheme="majorHAnsi" w:cstheme="majorHAnsi"/>
+        </w:rPr>
+      </w:pPr>
+      <w:r>
+        <w:rPr>
+          <w:rFonts w:asciiTheme="majorHAnsi" w:hAnsiTheme="majorHAnsi" w:cstheme="majorHAnsi"/>
+          <w:highlight w:val="yellow"/>
+          <w:lang w:val="pl-PL"/>
+        </w:rPr>
+        <w:t>Tesla</w:t>
+      </w:r>
+      <w:r>
+        <w:rPr>
+          <w:rFonts w:asciiTheme="majorHAnsi" w:hAnsiTheme="majorHAnsi" w:cstheme="majorHAnsi"/>
+          <w:highlight w:val="yellow"/>
+        </w:rPr>
+        <w:t xml:space="preserve"> – Средняя скорострельность, молния перескакивает между 3/4/5 врагами, увеличенный урон щитам</w:t>
+      </w:r>
+    </w:p>
+    <w:p>
+      <w:pPr>
+        <w:rPr>
+          <w:rFonts w:asciiTheme="majorHAnsi" w:hAnsiTheme="majorHAnsi" w:cstheme="majorHAnsi"/>
+        </w:rPr>
+      </w:pPr>
+      <w:r>
+        <w:rPr>
+          <w:rFonts w:asciiTheme="majorHAnsi" w:hAnsiTheme="majorHAnsi" w:cstheme="majorHAnsi"/>
+          <w:lang w:val="pl-PL"/>
+        </w:rPr>
+        <w:t>Shock</w:t>
+      </w:r>
+      <w:r>
+        <w:rPr>
+          <w:rFonts w:asciiTheme="majorHAnsi" w:hAnsiTheme="majorHAnsi" w:cstheme="majorHAnsi"/>
+        </w:rPr>
+        <w:t xml:space="preserve"> </w:t>
+      </w:r>
+      <w:r>
+        <w:rPr>
+          <w:rFonts w:asciiTheme="majorHAnsi" w:hAnsiTheme="majorHAnsi" w:cstheme="majorHAnsi"/>
+          <w:lang w:val="pl-PL"/>
+        </w:rPr>
+        <w:t>Field</w:t>
+      </w:r>
+      <w:r>
+        <w:rPr>
+          <w:rFonts w:asciiTheme="majorHAnsi" w:hAnsiTheme="majorHAnsi" w:cstheme="majorHAnsi"/>
+        </w:rPr>
+        <w:t xml:space="preserve"> - апгрейд из фулл прокачанного </w:t>
+      </w:r>
+      <w:r>
+        <w:rPr>
+          <w:rFonts w:asciiTheme="majorHAnsi" w:hAnsiTheme="majorHAnsi" w:cstheme="majorHAnsi"/>
+          <w:lang w:val="pl-PL"/>
+        </w:rPr>
+        <w:t>Tesla</w:t>
+      </w:r>
+      <w:r>
+        <w:rPr>
+          <w:rFonts w:asciiTheme="majorHAnsi" w:hAnsiTheme="majorHAnsi" w:cstheme="majorHAnsi"/>
+        </w:rPr>
+        <w:t xml:space="preserve">, редко бьёт и оглушает всё вокруг себя </w:t>
+      </w:r>
+    </w:p>
+    <w:p>
+      <w:pPr>
+        <w:rPr>
+          <w:rFonts w:asciiTheme="majorHAnsi" w:hAnsiTheme="majorHAnsi" w:cstheme="majorHAnsi"/>
+        </w:rPr>
+      </w:pPr>
+      <w:r>
+        <w:rPr>
+          <w:rFonts w:asciiTheme="majorHAnsi" w:hAnsiTheme="majorHAnsi" w:cstheme="majorHAnsi"/>
+          <w:lang w:val="pl-PL"/>
+        </w:rPr>
+        <w:t>Thunder</w:t>
+      </w:r>
+      <w:r>
+        <w:rPr>
+          <w:rFonts w:asciiTheme="majorHAnsi" w:hAnsiTheme="majorHAnsi" w:cstheme="majorHAnsi"/>
+        </w:rPr>
+        <w:t xml:space="preserve"> </w:t>
+      </w:r>
+      <w:r>
+        <w:rPr>
+          <w:rFonts w:asciiTheme="majorHAnsi" w:hAnsiTheme="majorHAnsi" w:cstheme="majorHAnsi"/>
+          <w:lang w:val="pl-PL"/>
+        </w:rPr>
+        <w:t>spear</w:t>
+      </w:r>
+      <w:r>
+        <w:rPr>
+          <w:rFonts w:asciiTheme="majorHAnsi" w:hAnsiTheme="majorHAnsi" w:cstheme="majorHAnsi"/>
+        </w:rPr>
+        <w:t xml:space="preserve"> - апгрейд из фулл прокачанного </w:t>
+      </w:r>
+      <w:r>
+        <w:rPr>
+          <w:rFonts w:asciiTheme="majorHAnsi" w:hAnsiTheme="majorHAnsi" w:cstheme="majorHAnsi"/>
+          <w:lang w:val="pl-PL"/>
+        </w:rPr>
+        <w:t>Tesla</w:t>
+      </w:r>
+      <w:r>
+        <w:rPr>
+          <w:rFonts w:asciiTheme="majorHAnsi" w:hAnsiTheme="majorHAnsi" w:cstheme="majorHAnsi"/>
+        </w:rPr>
+        <w:t>, выбирает цель с самым большим максимальным уровнем щитов, продолжает бить п</w:t>
+      </w:r>
+      <w:r>
+        <w:rPr>
+          <w:rFonts w:asciiTheme="majorHAnsi" w:hAnsiTheme="majorHAnsi" w:cstheme="majorHAnsi"/>
+        </w:rPr>
+        <w:t>ока не убьёт, постоянно оглушая</w:t>
+      </w:r>
+    </w:p>
+    <w:p>
+      <w:pPr>
+        <w:rPr>
+          <w:rFonts w:asciiTheme="majorHAnsi" w:hAnsiTheme="majorHAnsi" w:cstheme="majorHAnsi"/>
+        </w:rPr>
+      </w:pPr>
+      <w:r>
+        <w:rPr>
+          <w:rFonts w:asciiTheme="majorHAnsi" w:hAnsiTheme="majorHAnsi" w:cstheme="majorHAnsi"/>
+          <w:highlight w:val="yellow"/>
+          <w:lang w:val="pl-PL"/>
+        </w:rPr>
+        <w:t>Mines</w:t>
+      </w:r>
+      <w:r>
+        <w:rPr>
+          <w:rFonts w:asciiTheme="majorHAnsi" w:hAnsiTheme="majorHAnsi" w:cstheme="majorHAnsi"/>
+          <w:highlight w:val="yellow"/>
+        </w:rPr>
+        <w:t xml:space="preserve"> – создаёт мину под собой, ограниченное макс число, урон </w:t>
+      </w:r>
+      <w:r>
+        <w:rPr>
+          <w:rFonts w:asciiTheme="majorHAnsi" w:hAnsiTheme="majorHAnsi" w:cstheme="majorHAnsi"/>
+          <w:highlight w:val="yellow"/>
+          <w:lang w:val="pl-PL"/>
+        </w:rPr>
+        <w:t>AoE</w:t>
+      </w:r>
+    </w:p>
+    <w:p>
+      <w:pPr>
+        <w:rPr>
+          <w:rFonts w:asciiTheme="majorHAnsi" w:hAnsiTheme="majorHAnsi" w:cstheme="majorHAnsi"/>
+        </w:rPr>
+      </w:pPr>
+      <w:r>
+        <w:rPr>
+          <w:rFonts w:asciiTheme="majorHAnsi" w:hAnsiTheme="majorHAnsi" w:cstheme="majorHAnsi"/>
+          <w:lang w:val="en-US"/>
+        </w:rPr>
+        <w:t>Multicharge</w:t>
+      </w:r>
+      <w:r>
+        <w:rPr>
+          <w:rFonts w:asciiTheme="majorHAnsi" w:hAnsiTheme="majorHAnsi" w:cstheme="majorHAnsi"/>
+        </w:rPr>
+        <w:t xml:space="preserve"> </w:t>
+      </w:r>
+      <w:r>
+        <w:rPr>
+          <w:rFonts w:asciiTheme="majorHAnsi" w:hAnsiTheme="majorHAnsi" w:cstheme="majorHAnsi"/>
+          <w:lang w:val="en-US"/>
+        </w:rPr>
+        <w:t>Mines</w:t>
+      </w:r>
+      <w:r>
+        <w:rPr>
+          <w:rFonts w:asciiTheme="majorHAnsi" w:hAnsiTheme="majorHAnsi" w:cstheme="majorHAnsi"/>
+        </w:rPr>
+        <w:t xml:space="preserve"> - апгрейд из фулл прокачанного </w:t>
+      </w:r>
+      <w:r>
+        <w:rPr>
+          <w:rFonts w:asciiTheme="majorHAnsi" w:hAnsiTheme="majorHAnsi" w:cstheme="majorHAnsi"/>
+          <w:lang w:val="en-US"/>
+        </w:rPr>
+        <w:t>Mines</w:t>
+      </w:r>
+      <w:r>
+        <w:rPr>
+          <w:rFonts w:asciiTheme="majorHAnsi" w:hAnsiTheme="majorHAnsi" w:cstheme="majorHAnsi"/>
+        </w:rPr>
+        <w:t>, каждая мина может взрыватся неограниченное колво раз, пока не заменится новой</w:t>
+      </w:r>
+    </w:p>
+    <w:p>
+      <w:pPr>
+        <w:rPr>
+          <w:rFonts w:asciiTheme="majorHAnsi" w:hAnsiTheme="majorHAnsi" w:cstheme="majorHAnsi"/>
+        </w:rPr>
+      </w:pPr>
+      <w:r>
+        <w:rPr>
+          <w:rFonts w:asciiTheme="majorHAnsi" w:hAnsiTheme="majorHAnsi" w:cstheme="majorHAnsi"/>
+          <w:lang w:val="pl-PL"/>
+        </w:rPr>
+        <w:t>Nanite</w:t>
+      </w:r>
+      <w:r>
+        <w:rPr>
+          <w:rFonts w:asciiTheme="majorHAnsi" w:hAnsiTheme="majorHAnsi" w:cstheme="majorHAnsi"/>
+        </w:rPr>
+        <w:t xml:space="preserve"> </w:t>
+      </w:r>
+      <w:r>
+        <w:rPr>
+          <w:rFonts w:asciiTheme="majorHAnsi" w:hAnsiTheme="majorHAnsi" w:cstheme="majorHAnsi"/>
+          <w:lang w:val="pl-PL"/>
+        </w:rPr>
+        <w:t>Bombs</w:t>
+      </w:r>
+      <w:r>
+        <w:rPr>
+          <w:rFonts w:asciiTheme="majorHAnsi" w:hAnsiTheme="majorHAnsi" w:cstheme="majorHAnsi"/>
+        </w:rPr>
+        <w:t xml:space="preserve"> - апгрейд из фулл прокачанного </w:t>
+      </w:r>
+      <w:r>
+        <w:rPr>
+          <w:rFonts w:asciiTheme="majorHAnsi" w:hAnsiTheme="majorHAnsi" w:cstheme="majorHAnsi"/>
+          <w:lang w:val="en-US"/>
+        </w:rPr>
+        <w:t>Mines</w:t>
+      </w:r>
+      <w:r>
+        <w:rPr>
+          <w:rFonts w:asciiTheme="majorHAnsi" w:hAnsiTheme="majorHAnsi" w:cstheme="majorHAnsi"/>
+        </w:rPr>
+        <w:t>, мины оглушают на короткое время, а также накладывают эффект наносящий урон со временем</w:t>
+      </w:r>
+    </w:p>
+    <w:p>
+      <w:pPr>
+        <w:pStyle w:val="2"/>
+        <w:rPr>
+          <w:rFonts w:cstheme="majorHAnsi"/>
+        </w:rPr>
+      </w:pPr>
+      <w:bookmarkStart w:id="14" w:name="_Toc232347210"/>
+      <w:r>
+        <w:rPr>
+          <w:rFonts w:cstheme="majorHAnsi"/>
+        </w:rPr>
+        <w:t>Модули</w:t>
+      </w:r>
+      <w:bookmarkEnd w:id="14"/>
+    </w:p>
+    <w:p>
+      <w:pPr>
+        <w:rPr>
+          <w:rFonts w:asciiTheme="majorHAnsi" w:hAnsiTheme="majorHAnsi" w:cstheme="majorHAnsi"/>
+        </w:rPr>
+      </w:pPr>
+      <w:r>
+        <w:rPr>
+          <w:rFonts w:asciiTheme="majorHAnsi" w:hAnsiTheme="majorHAnsi" w:cstheme="majorHAnsi"/>
+          <w:lang w:val="pl-PL"/>
+        </w:rPr>
+        <w:t>Warp</w:t>
+      </w:r>
+      <w:r>
+        <w:rPr>
+          <w:rFonts w:asciiTheme="majorHAnsi" w:hAnsiTheme="majorHAnsi" w:cstheme="majorHAnsi"/>
+        </w:rPr>
+        <w:t xml:space="preserve"> </w:t>
+      </w:r>
+      <w:r>
+        <w:rPr>
+          <w:rFonts w:asciiTheme="majorHAnsi" w:hAnsiTheme="majorHAnsi" w:cstheme="majorHAnsi"/>
+          <w:lang w:val="pl-PL"/>
+        </w:rPr>
+        <w:t>Drive</w:t>
+      </w:r>
+      <w:r>
+        <w:rPr>
+          <w:rFonts w:asciiTheme="majorHAnsi" w:hAnsiTheme="majorHAnsi" w:cstheme="majorHAnsi"/>
+        </w:rPr>
+        <w:t xml:space="preserve"> – позволяет телепортироватся на некоторое расстояние. Апгрейды добавляют время неуязвимости и восстановление щитов после ТП</w:t>
+      </w:r>
+    </w:p>
+    <w:p>
+      <w:pPr>
+        <w:rPr>
+          <w:rFonts w:asciiTheme="majorHAnsi" w:hAnsiTheme="majorHAnsi" w:cstheme="majorHAnsi"/>
+        </w:rPr>
+      </w:pPr>
+      <w:r>
+        <w:rPr>
+          <w:rFonts w:asciiTheme="majorHAnsi" w:hAnsiTheme="majorHAnsi" w:cstheme="majorHAnsi"/>
+          <w:lang w:val="en-US"/>
+        </w:rPr>
+        <w:t>Burst</w:t>
+      </w:r>
+      <w:r>
+        <w:rPr>
+          <w:rFonts w:asciiTheme="majorHAnsi" w:hAnsiTheme="majorHAnsi" w:cstheme="majorHAnsi"/>
+        </w:rPr>
+        <w:t xml:space="preserve"> </w:t>
+      </w:r>
+      <w:r>
+        <w:rPr>
+          <w:rFonts w:asciiTheme="majorHAnsi" w:hAnsiTheme="majorHAnsi" w:cstheme="majorHAnsi"/>
+          <w:lang w:val="en-US"/>
+        </w:rPr>
+        <w:t>Thruster</w:t>
+      </w:r>
+    </w:p>
+    <w:p>
+      <w:pPr>
+        <w:rPr>
+          <w:rFonts w:asciiTheme="majorHAnsi" w:hAnsiTheme="majorHAnsi" w:cstheme="majorHAnsi"/>
+          <w:lang w:val="en-US"/>
+        </w:rPr>
+      </w:pPr>
+      <w:r>
+        <w:rPr>
+          <w:rFonts w:asciiTheme="majorHAnsi" w:hAnsiTheme="majorHAnsi" w:cstheme="majorHAnsi"/>
+          <w:lang w:val="en-US"/>
+        </w:rPr>
+        <w:t>A fast directional dash. Less “instant” than Blink, but better for active dodging and repositioning while still keeping momentum.</w:t>
+      </w:r>
+    </w:p>
+    <w:p>
+      <w:pPr>
+        <w:rPr>
+          <w:rFonts w:asciiTheme="majorHAnsi" w:hAnsiTheme="majorHAnsi" w:cstheme="majorHAnsi"/>
+          <w:lang w:val="en-US"/>
+        </w:rPr>
+      </w:pPr>
+    </w:p>
+    <w:p>
+      <w:pPr>
+        <w:rPr>
+          <w:rFonts w:asciiTheme="majorHAnsi" w:hAnsiTheme="majorHAnsi" w:cstheme="majorHAnsi"/>
+          <w:lang w:val="en-US"/>
+        </w:rPr>
+      </w:pPr>
+      <w:r>
+        <w:rPr>
+          <w:rFonts w:asciiTheme="majorHAnsi" w:hAnsiTheme="majorHAnsi" w:cstheme="majorHAnsi"/>
+          <w:lang w:val="en-US"/>
+        </w:rPr>
+        <w:t>Phase Shunt</w:t>
+      </w:r>
+    </w:p>
+    <w:p>
+      <w:pPr>
+        <w:rPr>
+          <w:rFonts w:asciiTheme="majorHAnsi" w:hAnsiTheme="majorHAnsi" w:cstheme="majorHAnsi"/>
+          <w:lang w:val="en-US"/>
+        </w:rPr>
+      </w:pPr>
+      <w:r>
+        <w:rPr>
+          <w:rFonts w:asciiTheme="majorHAnsi" w:hAnsiTheme="majorHAnsi" w:cstheme="majorHAnsi"/>
+          <w:lang w:val="en-US"/>
+        </w:rPr>
+        <w:t>Brief intangibility. The ship can pass through enemies and projectiles for a moment. Strong emergency tool, long cooldown.</w:t>
+      </w:r>
+    </w:p>
+    <w:p>
+      <w:pPr>
+        <w:rPr>
+          <w:rFonts w:asciiTheme="majorHAnsi" w:hAnsiTheme="majorHAnsi" w:cstheme="majorHAnsi"/>
+          <w:lang w:val="en-US"/>
+        </w:rPr>
+      </w:pPr>
+    </w:p>
+    <w:p>
+      <w:pPr>
+        <w:rPr>
+          <w:rFonts w:asciiTheme="majorHAnsi" w:hAnsiTheme="majorHAnsi" w:cstheme="majorHAnsi"/>
+          <w:lang w:val="en-US"/>
+        </w:rPr>
+      </w:pPr>
+      <w:r>
+        <w:rPr>
+          <w:rFonts w:asciiTheme="majorHAnsi" w:hAnsiTheme="majorHAnsi" w:cstheme="majorHAnsi"/>
+          <w:lang w:val="en-US"/>
+        </w:rPr>
+        <w:t>Cloak</w:t>
+      </w:r>
+    </w:p>
+    <w:p>
+      <w:pPr>
+        <w:rPr>
+          <w:rFonts w:asciiTheme="majorHAnsi" w:hAnsiTheme="majorHAnsi" w:cstheme="majorHAnsi"/>
+          <w:lang w:val="en-US"/>
+        </w:rPr>
+      </w:pPr>
+      <w:r>
+        <w:rPr>
+          <w:rFonts w:asciiTheme="majorHAnsi" w:hAnsiTheme="majorHAnsi" w:cstheme="majorHAnsi"/>
+          <w:lang w:val="en-US"/>
+        </w:rPr>
+        <w:t>Temporary invisibility / loss of target lock. Breaks enemy focus and gives the player time to reset positioning.</w:t>
+      </w:r>
+    </w:p>
+    <w:p>
+      <w:pPr>
+        <w:rPr>
+          <w:rFonts w:asciiTheme="majorHAnsi" w:hAnsiTheme="majorHAnsi" w:cstheme="majorHAnsi"/>
+          <w:lang w:val="en-US"/>
+        </w:rPr>
+      </w:pPr>
+    </w:p>
+    <w:p>
+      <w:pPr>
+        <w:rPr>
+          <w:rFonts w:asciiTheme="majorHAnsi" w:hAnsiTheme="majorHAnsi" w:cstheme="majorHAnsi"/>
+          <w:lang w:val="en-US"/>
+        </w:rPr>
+      </w:pPr>
+      <w:r>
+        <w:rPr>
+          <w:rFonts w:asciiTheme="majorHAnsi" w:hAnsiTheme="majorHAnsi" w:cstheme="majorHAnsi"/>
+          <w:lang w:val="en-US"/>
+        </w:rPr>
+        <w:t>Decoy</w:t>
+      </w:r>
+    </w:p>
+    <w:p>
+      <w:pPr>
+        <w:rPr>
+          <w:rFonts w:asciiTheme="majorHAnsi" w:hAnsiTheme="majorHAnsi" w:cstheme="majorHAnsi"/>
+          <w:lang w:val="en-US"/>
+        </w:rPr>
+      </w:pPr>
+      <w:r>
+        <w:rPr>
+          <w:rFonts w:asciiTheme="majorHAnsi" w:hAnsiTheme="majorHAnsi" w:cstheme="majorHAnsi"/>
+          <w:lang w:val="en-US"/>
+        </w:rPr>
         <w:lastRenderedPageBreak/>
-        <w:t>Prism</w:t>
-      </w:r>
-      <w:r>
-        <w:rPr>
-          <w:rFonts w:asciiTheme="majorHAnsi" w:hAnsiTheme="majorHAnsi" w:cstheme="majorHAnsi"/>
-        </w:rPr>
-        <w:t xml:space="preserve"> - апгрейд из фулл прокачанного </w:t>
-      </w:r>
-      <w:r>
-        <w:rPr>
-          <w:rFonts w:asciiTheme="majorHAnsi" w:hAnsiTheme="majorHAnsi" w:cstheme="majorHAnsi"/>
-          <w:lang w:val="pl-PL"/>
-        </w:rPr>
-        <w:t>Laser</w:t>
-      </w:r>
-      <w:r>
-        <w:rPr>
-          <w:rFonts w:asciiTheme="majorHAnsi" w:hAnsiTheme="majorHAnsi" w:cstheme="majorHAnsi"/>
-        </w:rPr>
-        <w:t>, стреляет 3 раза, быстрее перезарядка и целится в 45 градусов перед собой</w:t>
-      </w:r>
-    </w:p>
-    <w:p>
-      <w:pPr>
-        <w:rPr>
-          <w:rFonts w:asciiTheme="majorHAnsi" w:hAnsiTheme="majorHAnsi" w:cstheme="majorHAnsi"/>
-        </w:rPr>
-      </w:pPr>
-      <w:r>
-        <w:rPr>
-          <w:rFonts w:asciiTheme="majorHAnsi" w:hAnsiTheme="majorHAnsi" w:cstheme="majorHAnsi"/>
-          <w:lang w:val="pl-PL"/>
-        </w:rPr>
-        <w:t>Blue</w:t>
-      </w:r>
-      <w:r>
-        <w:rPr>
-          <w:rFonts w:asciiTheme="majorHAnsi" w:hAnsiTheme="majorHAnsi" w:cstheme="majorHAnsi"/>
-        </w:rPr>
-        <w:t xml:space="preserve"> </w:t>
-      </w:r>
-      <w:r>
-        <w:rPr>
-          <w:rFonts w:asciiTheme="majorHAnsi" w:hAnsiTheme="majorHAnsi" w:cstheme="majorHAnsi"/>
-          <w:lang w:val="pl-PL"/>
-        </w:rPr>
-        <w:t>Laser</w:t>
-      </w:r>
-      <w:r>
-        <w:rPr>
-          <w:rFonts w:asciiTheme="majorHAnsi" w:hAnsiTheme="majorHAnsi" w:cstheme="majorHAnsi"/>
-        </w:rPr>
-        <w:t xml:space="preserve"> - апгрейд из фулл прокачанного </w:t>
-      </w:r>
-      <w:r>
-        <w:rPr>
-          <w:rFonts w:asciiTheme="majorHAnsi" w:hAnsiTheme="majorHAnsi" w:cstheme="majorHAnsi"/>
-          <w:lang w:val="pl-PL"/>
-        </w:rPr>
-        <w:t>Laser</w:t>
-      </w:r>
-      <w:r>
-        <w:rPr>
-          <w:rFonts w:asciiTheme="majorHAnsi" w:hAnsiTheme="majorHAnsi" w:cstheme="majorHAnsi"/>
-        </w:rPr>
-        <w:t>, игнорирует щиты, дополнительный урон на основании текущего уровня щитов</w:t>
-      </w:r>
-      <w:r>
-        <w:rPr>
-          <w:rFonts w:asciiTheme="majorHAnsi" w:hAnsiTheme="majorHAnsi" w:cstheme="majorHAnsi"/>
-        </w:rPr>
-        <w:t xml:space="preserve"> врага</w:t>
-      </w:r>
-    </w:p>
-    <w:p>
-      <w:pPr>
-        <w:rPr>
-          <w:rFonts w:asciiTheme="majorHAnsi" w:hAnsiTheme="majorHAnsi" w:cstheme="majorHAnsi"/>
-        </w:rPr>
-      </w:pPr>
-      <w:r>
-        <w:rPr>
-          <w:rFonts w:asciiTheme="majorHAnsi" w:hAnsiTheme="majorHAnsi" w:cstheme="majorHAnsi"/>
-          <w:highlight w:val="yellow"/>
-          <w:lang w:val="pl-PL"/>
-        </w:rPr>
-        <w:t>Tesla</w:t>
-      </w:r>
-      <w:r>
-        <w:rPr>
-          <w:rFonts w:asciiTheme="majorHAnsi" w:hAnsiTheme="majorHAnsi" w:cstheme="majorHAnsi"/>
-          <w:highlight w:val="yellow"/>
-        </w:rPr>
-        <w:t xml:space="preserve"> – Средняя скорострельность, молния перескакивает между 3/4/5 врагами, увеличенный урон щитам</w:t>
-      </w:r>
-    </w:p>
-    <w:p>
-      <w:pPr>
-        <w:rPr>
-          <w:rFonts w:asciiTheme="majorHAnsi" w:hAnsiTheme="majorHAnsi" w:cstheme="majorHAnsi"/>
-        </w:rPr>
-      </w:pPr>
-      <w:r>
-        <w:rPr>
-          <w:rFonts w:asciiTheme="majorHAnsi" w:hAnsiTheme="majorHAnsi" w:cstheme="majorHAnsi"/>
-          <w:lang w:val="pl-PL"/>
-        </w:rPr>
-        <w:t>Shock</w:t>
-      </w:r>
-      <w:r>
-        <w:rPr>
-          <w:rFonts w:asciiTheme="majorHAnsi" w:hAnsiTheme="majorHAnsi" w:cstheme="majorHAnsi"/>
-        </w:rPr>
-        <w:t xml:space="preserve"> </w:t>
-      </w:r>
-      <w:r>
-        <w:rPr>
-          <w:rFonts w:asciiTheme="majorHAnsi" w:hAnsiTheme="majorHAnsi" w:cstheme="majorHAnsi"/>
-          <w:lang w:val="pl-PL"/>
-        </w:rPr>
-        <w:t>Field</w:t>
-      </w:r>
-      <w:r>
-        <w:rPr>
-          <w:rFonts w:asciiTheme="majorHAnsi" w:hAnsiTheme="majorHAnsi" w:cstheme="majorHAnsi"/>
-        </w:rPr>
-        <w:t xml:space="preserve"> - апгрейд из фулл прокачанного </w:t>
-      </w:r>
-      <w:r>
-        <w:rPr>
-          <w:rFonts w:asciiTheme="majorHAnsi" w:hAnsiTheme="majorHAnsi" w:cstheme="majorHAnsi"/>
-          <w:lang w:val="pl-PL"/>
-        </w:rPr>
-        <w:t>Tesla</w:t>
-      </w:r>
-      <w:r>
-        <w:rPr>
-          <w:rFonts w:asciiTheme="majorHAnsi" w:hAnsiTheme="majorHAnsi" w:cstheme="majorHAnsi"/>
-        </w:rPr>
-        <w:t xml:space="preserve">, редко бьёт и оглушает всё вокруг себя </w:t>
-      </w:r>
-    </w:p>
-    <w:p>
-      <w:pPr>
-        <w:rPr>
-          <w:rFonts w:asciiTheme="majorHAnsi" w:hAnsiTheme="majorHAnsi" w:cstheme="majorHAnsi"/>
-        </w:rPr>
-      </w:pPr>
-      <w:r>
-        <w:rPr>
-          <w:rFonts w:asciiTheme="majorHAnsi" w:hAnsiTheme="majorHAnsi" w:cstheme="majorHAnsi"/>
-          <w:lang w:val="pl-PL"/>
-        </w:rPr>
-        <w:t>Thunder</w:t>
-      </w:r>
-      <w:r>
-        <w:rPr>
-          <w:rFonts w:asciiTheme="majorHAnsi" w:hAnsiTheme="majorHAnsi" w:cstheme="majorHAnsi"/>
-        </w:rPr>
-        <w:t xml:space="preserve"> </w:t>
-      </w:r>
-      <w:r>
-        <w:rPr>
-          <w:rFonts w:asciiTheme="majorHAnsi" w:hAnsiTheme="majorHAnsi" w:cstheme="majorHAnsi"/>
-          <w:lang w:val="pl-PL"/>
-        </w:rPr>
-        <w:t>spear</w:t>
-      </w:r>
-      <w:r>
-        <w:rPr>
-          <w:rFonts w:asciiTheme="majorHAnsi" w:hAnsiTheme="majorHAnsi" w:cstheme="majorHAnsi"/>
-        </w:rPr>
-        <w:t xml:space="preserve"> - апгрейд из фулл прокачанного </w:t>
-      </w:r>
-      <w:r>
-        <w:rPr>
-          <w:rFonts w:asciiTheme="majorHAnsi" w:hAnsiTheme="majorHAnsi" w:cstheme="majorHAnsi"/>
-          <w:lang w:val="pl-PL"/>
-        </w:rPr>
-        <w:t>Tesla</w:t>
-      </w:r>
-      <w:r>
-        <w:rPr>
-          <w:rFonts w:asciiTheme="majorHAnsi" w:hAnsiTheme="majorHAnsi" w:cstheme="majorHAnsi"/>
-        </w:rPr>
-        <w:t>, выбирает цель с самым большим максимальным уровнем щитов, продолжает бить п</w:t>
-      </w:r>
-      <w:r>
-        <w:rPr>
-          <w:rFonts w:asciiTheme="majorHAnsi" w:hAnsiTheme="majorHAnsi" w:cstheme="majorHAnsi"/>
-        </w:rPr>
-        <w:t>ока не убьёт, постоянно оглушая</w:t>
-      </w:r>
-    </w:p>
-    <w:p>
-      <w:pPr>
-        <w:rPr>
-          <w:rFonts w:asciiTheme="majorHAnsi" w:hAnsiTheme="majorHAnsi" w:cstheme="majorHAnsi"/>
-        </w:rPr>
-      </w:pPr>
-      <w:r>
-        <w:rPr>
-          <w:rFonts w:asciiTheme="majorHAnsi" w:hAnsiTheme="majorHAnsi" w:cstheme="majorHAnsi"/>
-          <w:highlight w:val="yellow"/>
-          <w:lang w:val="pl-PL"/>
-        </w:rPr>
-        <w:t>Mines</w:t>
-      </w:r>
-      <w:r>
-        <w:rPr>
-          <w:rFonts w:asciiTheme="majorHAnsi" w:hAnsiTheme="majorHAnsi" w:cstheme="majorHAnsi"/>
-          <w:highlight w:val="yellow"/>
-        </w:rPr>
-        <w:t xml:space="preserve"> – создаёт мину под собой, ограниченное макс число, урон </w:t>
-      </w:r>
-      <w:r>
-        <w:rPr>
-          <w:rFonts w:asciiTheme="majorHAnsi" w:hAnsiTheme="majorHAnsi" w:cstheme="majorHAnsi"/>
-          <w:highlight w:val="yellow"/>
-          <w:lang w:val="pl-PL"/>
-        </w:rPr>
-        <w:t>AoE</w:t>
-      </w:r>
-    </w:p>
-    <w:p>
-      <w:pPr>
-        <w:rPr>
-          <w:rFonts w:asciiTheme="majorHAnsi" w:hAnsiTheme="majorHAnsi" w:cstheme="majorHAnsi"/>
-        </w:rPr>
-      </w:pPr>
-      <w:r>
-        <w:rPr>
-          <w:rFonts w:asciiTheme="majorHAnsi" w:hAnsiTheme="majorHAnsi" w:cstheme="majorHAnsi"/>
-          <w:lang w:val="en-US"/>
-        </w:rPr>
-        <w:t>Multicharge</w:t>
-      </w:r>
-      <w:r>
-        <w:rPr>
-          <w:rFonts w:asciiTheme="majorHAnsi" w:hAnsiTheme="majorHAnsi" w:cstheme="majorHAnsi"/>
-        </w:rPr>
-        <w:t xml:space="preserve"> </w:t>
-      </w:r>
-      <w:r>
-        <w:rPr>
-          <w:rFonts w:asciiTheme="majorHAnsi" w:hAnsiTheme="majorHAnsi" w:cstheme="majorHAnsi"/>
-          <w:lang w:val="en-US"/>
-        </w:rPr>
-        <w:t>Mines</w:t>
-      </w:r>
-      <w:r>
-        <w:rPr>
-          <w:rFonts w:asciiTheme="majorHAnsi" w:hAnsiTheme="majorHAnsi" w:cstheme="majorHAnsi"/>
-        </w:rPr>
-        <w:t xml:space="preserve"> - апгрейд из фулл прокачанного </w:t>
-      </w:r>
-      <w:r>
-        <w:rPr>
-          <w:rFonts w:asciiTheme="majorHAnsi" w:hAnsiTheme="majorHAnsi" w:cstheme="majorHAnsi"/>
-          <w:lang w:val="en-US"/>
-        </w:rPr>
-        <w:t>Mines</w:t>
-      </w:r>
-      <w:r>
-        <w:rPr>
-          <w:rFonts w:asciiTheme="majorHAnsi" w:hAnsiTheme="majorHAnsi" w:cstheme="majorHAnsi"/>
-        </w:rPr>
-        <w:t>, каждая мина может взрыватся неограниченное колво раз, пока не заменится новой</w:t>
-      </w:r>
-    </w:p>
-    <w:p>
-      <w:pPr>
-        <w:rPr>
-          <w:rFonts w:asciiTheme="majorHAnsi" w:hAnsiTheme="majorHAnsi" w:cstheme="majorHAnsi"/>
-        </w:rPr>
-      </w:pPr>
-      <w:r>
-        <w:rPr>
-          <w:rFonts w:asciiTheme="majorHAnsi" w:hAnsiTheme="majorHAnsi" w:cstheme="majorHAnsi"/>
-          <w:lang w:val="pl-PL"/>
-        </w:rPr>
-        <w:t>Nanite</w:t>
-      </w:r>
-      <w:r>
-        <w:rPr>
-          <w:rFonts w:asciiTheme="majorHAnsi" w:hAnsiTheme="majorHAnsi" w:cstheme="majorHAnsi"/>
-        </w:rPr>
-        <w:t xml:space="preserve"> </w:t>
-      </w:r>
-      <w:r>
-        <w:rPr>
-          <w:rFonts w:asciiTheme="majorHAnsi" w:hAnsiTheme="majorHAnsi" w:cstheme="majorHAnsi"/>
-          <w:lang w:val="pl-PL"/>
-        </w:rPr>
-        <w:t>Bombs</w:t>
-      </w:r>
-      <w:r>
-        <w:rPr>
-          <w:rFonts w:asciiTheme="majorHAnsi" w:hAnsiTheme="majorHAnsi" w:cstheme="majorHAnsi"/>
-        </w:rPr>
-        <w:t xml:space="preserve"> - апгрейд из фулл прокачанного </w:t>
-      </w:r>
-      <w:r>
-        <w:rPr>
-          <w:rFonts w:asciiTheme="majorHAnsi" w:hAnsiTheme="majorHAnsi" w:cstheme="majorHAnsi"/>
-          <w:lang w:val="en-US"/>
-        </w:rPr>
-        <w:t>Mines</w:t>
-      </w:r>
-      <w:r>
-        <w:rPr>
-          <w:rFonts w:asciiTheme="majorHAnsi" w:hAnsiTheme="majorHAnsi" w:cstheme="majorHAnsi"/>
-        </w:rPr>
-        <w:t>, мины оглушают на короткое время, а также накладывают эффект наносящий урон со временем</w:t>
-      </w:r>
+        <w:t>Drops a fake ship or signature. Great for splitting enemy fire, especially against missile and sniper enemies.</w:t>
+      </w:r>
+    </w:p>
+    <w:p>
+      <w:pPr>
+        <w:rPr>
+          <w:rFonts w:asciiTheme="majorHAnsi" w:hAnsiTheme="majorHAnsi" w:cstheme="majorHAnsi"/>
+          <w:lang w:val="en-US"/>
+        </w:rPr>
+      </w:pPr>
+    </w:p>
+    <w:p>
+      <w:pPr>
+        <w:rPr>
+          <w:rFonts w:asciiTheme="majorHAnsi" w:hAnsiTheme="majorHAnsi" w:cstheme="majorHAnsi"/>
+          <w:lang w:val="en-US"/>
+        </w:rPr>
+      </w:pPr>
+      <w:r>
+        <w:rPr>
+          <w:rFonts w:asciiTheme="majorHAnsi" w:hAnsiTheme="majorHAnsi" w:cstheme="majorHAnsi"/>
+          <w:lang w:val="en-US"/>
+        </w:rPr>
+        <w:t>Jammer</w:t>
+      </w:r>
+    </w:p>
+    <w:p>
+      <w:pPr>
+        <w:rPr>
+          <w:rFonts w:asciiTheme="majorHAnsi" w:hAnsiTheme="majorHAnsi" w:cstheme="majorHAnsi"/>
+          <w:lang w:val="en-US"/>
+        </w:rPr>
+      </w:pPr>
+      <w:r>
+        <w:rPr>
+          <w:rFonts w:asciiTheme="majorHAnsi" w:hAnsiTheme="majorHAnsi" w:cstheme="majorHAnsi"/>
+          <w:lang w:val="en-US"/>
+        </w:rPr>
+        <w:t>Disrupts enemy targeting and homing in a radius. Very useful against lock-on weapons and coordinated elites.</w:t>
+      </w:r>
+    </w:p>
+    <w:p>
+      <w:pPr>
+        <w:rPr>
+          <w:rFonts w:asciiTheme="majorHAnsi" w:hAnsiTheme="majorHAnsi" w:cstheme="majorHAnsi"/>
+          <w:lang w:val="en-US"/>
+        </w:rPr>
+      </w:pPr>
+    </w:p>
+    <w:p>
+      <w:pPr>
+        <w:rPr>
+          <w:rFonts w:asciiTheme="majorHAnsi" w:hAnsiTheme="majorHAnsi" w:cstheme="majorHAnsi"/>
+          <w:lang w:val="en-US"/>
+        </w:rPr>
+      </w:pPr>
+      <w:r>
+        <w:rPr>
+          <w:rFonts w:asciiTheme="majorHAnsi" w:hAnsiTheme="majorHAnsi" w:cstheme="majorHAnsi"/>
+          <w:lang w:val="en-US"/>
+        </w:rPr>
+        <w:t>Countermeasure</w:t>
+      </w:r>
+    </w:p>
+    <w:p>
+      <w:pPr>
+        <w:rPr>
+          <w:rFonts w:asciiTheme="majorHAnsi" w:hAnsiTheme="majorHAnsi" w:cstheme="majorHAnsi"/>
+          <w:lang w:val="en-US"/>
+        </w:rPr>
+      </w:pPr>
+      <w:r>
+        <w:rPr>
+          <w:rFonts w:asciiTheme="majorHAnsi" w:hAnsiTheme="majorHAnsi" w:cstheme="majorHAnsi"/>
+          <w:lang w:val="en-US"/>
+        </w:rPr>
+        <w:t>A short defensive pulse that deletes or weakens incoming projectiles. Good against missiles and dense bullet patterns.</w:t>
+      </w:r>
+    </w:p>
+    <w:p>
+      <w:pPr>
+        <w:rPr>
+          <w:rFonts w:asciiTheme="majorHAnsi" w:hAnsiTheme="majorHAnsi" w:cstheme="majorHAnsi"/>
+          <w:lang w:val="en-US"/>
+        </w:rPr>
+      </w:pPr>
+    </w:p>
+    <w:p>
+      <w:pPr>
+        <w:rPr>
+          <w:rFonts w:asciiTheme="majorHAnsi" w:hAnsiTheme="majorHAnsi" w:cstheme="majorHAnsi"/>
+          <w:lang w:val="en-US"/>
+        </w:rPr>
+      </w:pPr>
+      <w:r>
+        <w:rPr>
+          <w:rFonts w:asciiTheme="majorHAnsi" w:hAnsiTheme="majorHAnsi" w:cstheme="majorHAnsi"/>
+          <w:lang w:val="en-US"/>
+        </w:rPr>
+        <w:t>Overdrive</w:t>
+      </w:r>
+    </w:p>
+    <w:p>
+      <w:pPr>
+        <w:rPr>
+          <w:rFonts w:asciiTheme="majorHAnsi" w:hAnsiTheme="majorHAnsi" w:cstheme="majorHAnsi"/>
+          <w:lang w:val="en-US"/>
+        </w:rPr>
+      </w:pPr>
+      <w:r>
+        <w:rPr>
+          <w:rFonts w:asciiTheme="majorHAnsi" w:hAnsiTheme="majorHAnsi" w:cstheme="majorHAnsi"/>
+          <w:lang w:val="en-US"/>
+        </w:rPr>
+        <w:t>Temporary boost to movement and firing speed. Simple, readable, and useful on almost any build.</w:t>
+      </w:r>
+    </w:p>
+    <w:p>
+      <w:pPr>
+        <w:rPr>
+          <w:rFonts w:asciiTheme="majorHAnsi" w:hAnsiTheme="majorHAnsi" w:cstheme="majorHAnsi"/>
+          <w:lang w:val="en-US"/>
+        </w:rPr>
+      </w:pPr>
+    </w:p>
+    <w:p>
+      <w:pPr>
+        <w:rPr>
+          <w:rFonts w:asciiTheme="majorHAnsi" w:hAnsiTheme="majorHAnsi" w:cstheme="majorHAnsi"/>
+          <w:lang w:val="en-US"/>
+        </w:rPr>
+      </w:pPr>
+      <w:r>
+        <w:rPr>
+          <w:rFonts w:asciiTheme="majorHAnsi" w:hAnsiTheme="majorHAnsi" w:cstheme="majorHAnsi"/>
+          <w:lang w:val="en-US"/>
+        </w:rPr>
+        <w:t>Drift Brake</w:t>
+      </w:r>
+    </w:p>
+    <w:p>
+      <w:pPr>
+        <w:rPr>
+          <w:rFonts w:asciiTheme="majorHAnsi" w:hAnsiTheme="majorHAnsi" w:cstheme="majorHAnsi"/>
+          <w:lang w:val="en-US"/>
+        </w:rPr>
+      </w:pPr>
+      <w:r>
+        <w:rPr>
+          <w:rFonts w:asciiTheme="majorHAnsi" w:hAnsiTheme="majorHAnsi" w:cstheme="majorHAnsi"/>
+          <w:lang w:val="en-US"/>
+        </w:rPr>
+        <w:t>Instantly kills momentum and tightens ship control. Very strong for precision builds and for surviving in crowded fights.</w:t>
+      </w:r>
+    </w:p>
+    <w:p>
+      <w:pPr>
+        <w:rPr>
+          <w:rFonts w:asciiTheme="majorHAnsi" w:hAnsiTheme="majorHAnsi" w:cstheme="majorHAnsi"/>
+          <w:lang w:val="en-US"/>
+        </w:rPr>
+      </w:pPr>
     </w:p>
     <w:p>
       <w:pPr>
         <w:pStyle w:val="2"/>
         <w:rPr>
           <w:rFonts w:cstheme="majorHAnsi"/>
-        </w:rPr>
-      </w:pPr>
-      <w:bookmarkStart w:id="13" w:name="_Toc226478120"/>
+          <w:lang w:val="en-US"/>
+        </w:rPr>
+      </w:pPr>
+      <w:bookmarkStart w:id="15" w:name="_Toc232347211"/>
       <w:r>
         <w:rPr>
           <w:rFonts w:cstheme="majorHAnsi"/>
         </w:rPr>
-        <w:t>Модули</w:t>
-      </w:r>
-      <w:bookmarkEnd w:id="13"/>
-    </w:p>
-    <w:p>
-      <w:pPr>
-        <w:rPr>
-          <w:rFonts w:asciiTheme="majorHAnsi" w:hAnsiTheme="majorHAnsi" w:cstheme="majorHAnsi"/>
-        </w:rPr>
-      </w:pPr>
-      <w:r>
-        <w:rPr>
-          <w:rFonts w:asciiTheme="majorHAnsi" w:hAnsiTheme="majorHAnsi" w:cstheme="majorHAnsi"/>
-          <w:lang w:val="pl-PL"/>
-        </w:rPr>
-        <w:t>Warp</w:t>
-      </w:r>
-      <w:r>
-        <w:rPr>
-          <w:rFonts w:asciiTheme="majorHAnsi" w:hAnsiTheme="majorHAnsi" w:cstheme="majorHAnsi"/>
-        </w:rPr>
-        <w:t xml:space="preserve"> </w:t>
-      </w:r>
-      <w:r>
-        <w:rPr>
-          <w:rFonts w:asciiTheme="majorHAnsi" w:hAnsiTheme="majorHAnsi" w:cstheme="majorHAnsi"/>
-          <w:lang w:val="pl-PL"/>
-        </w:rPr>
-        <w:t>Drive</w:t>
-      </w:r>
-      <w:r>
-        <w:rPr>
-          <w:rFonts w:asciiTheme="majorHAnsi" w:hAnsiTheme="majorHAnsi" w:cstheme="majorHAnsi"/>
-        </w:rPr>
-        <w:t xml:space="preserve"> – позволяет телепортироватся на некоторое расстояние. Апгрейды добавляют время неуязвимости и восстановление щитов после ТП</w:t>
-      </w:r>
-    </w:p>
-    <w:p>
-      <w:pPr>
-        <w:rPr>
-          <w:rFonts w:asciiTheme="majorHAnsi" w:hAnsiTheme="majorHAnsi" w:cstheme="majorHAnsi"/>
-        </w:rPr>
-      </w:pPr>
-      <w:r>
-        <w:rPr>
-          <w:rFonts w:asciiTheme="majorHAnsi" w:hAnsiTheme="majorHAnsi" w:cstheme="majorHAnsi"/>
-          <w:lang w:val="en-US"/>
-        </w:rPr>
-        <w:t>Burst</w:t>
-      </w:r>
-      <w:r>
-        <w:rPr>
-          <w:rFonts w:asciiTheme="majorHAnsi" w:hAnsiTheme="majorHAnsi" w:cstheme="majorHAnsi"/>
-        </w:rPr>
-        <w:t xml:space="preserve"> </w:t>
-      </w:r>
-      <w:r>
-        <w:rPr>
-          <w:rFonts w:asciiTheme="majorHAnsi" w:hAnsiTheme="majorHAnsi" w:cstheme="majorHAnsi"/>
-          <w:lang w:val="en-US"/>
-        </w:rPr>
-        <w:t>Thruster</w:t>
-      </w:r>
-    </w:p>
-    <w:p>
-      <w:pPr>
-        <w:rPr>
-          <w:rFonts w:asciiTheme="majorHAnsi" w:hAnsiTheme="majorHAnsi" w:cstheme="majorHAnsi"/>
-          <w:lang w:val="en-US"/>
-        </w:rPr>
-      </w:pPr>
-      <w:r>
-        <w:rPr>
-          <w:rFonts w:asciiTheme="majorHAnsi" w:hAnsiTheme="majorHAnsi" w:cstheme="majorHAnsi"/>
-          <w:lang w:val="en-US"/>
-        </w:rPr>
-        <w:t>A fast directional dash. Less “instant” than Blink, but better for active dodging and repositioning while still keeping momentum.</w:t>
-      </w:r>
-    </w:p>
-    <w:p>
-      <w:pPr>
-        <w:rPr>
-          <w:rFonts w:asciiTheme="majorHAnsi" w:hAnsiTheme="majorHAnsi" w:cstheme="majorHAnsi"/>
-          <w:lang w:val="en-US"/>
-        </w:rPr>
-      </w:pPr>
-    </w:p>
-    <w:p>
-      <w:pPr>
-        <w:rPr>
-          <w:rFonts w:asciiTheme="majorHAnsi" w:hAnsiTheme="majorHAnsi" w:cstheme="majorHAnsi"/>
-          <w:lang w:val="en-US"/>
-        </w:rPr>
-      </w:pPr>
-      <w:r>
-        <w:rPr>
-          <w:rFonts w:asciiTheme="majorHAnsi" w:hAnsiTheme="majorHAnsi" w:cstheme="majorHAnsi"/>
-          <w:lang w:val="en-US"/>
-        </w:rPr>
-        <w:t>Phase Shunt</w:t>
-      </w:r>
-    </w:p>
-    <w:p>
-      <w:pPr>
-        <w:rPr>
-          <w:rFonts w:asciiTheme="majorHAnsi" w:hAnsiTheme="majorHAnsi" w:cstheme="majorHAnsi"/>
-          <w:lang w:val="en-US"/>
-        </w:rPr>
-      </w:pPr>
-      <w:r>
-        <w:rPr>
-          <w:rFonts w:asciiTheme="majorHAnsi" w:hAnsiTheme="majorHAnsi" w:cstheme="majorHAnsi"/>
-          <w:lang w:val="en-US"/>
-        </w:rPr>
-        <w:t>Brief intangibility. The ship can pass through enemies and projectiles for a moment. Strong emergency tool, long cooldown.</w:t>
-      </w:r>
-    </w:p>
-    <w:p>
-      <w:pPr>
-        <w:rPr>
-          <w:rFonts w:asciiTheme="majorHAnsi" w:hAnsiTheme="majorHAnsi" w:cstheme="majorHAnsi"/>
-          <w:lang w:val="en-US"/>
-        </w:rPr>
-      </w:pPr>
-    </w:p>
-    <w:p>
-      <w:pPr>
-        <w:rPr>
-          <w:rFonts w:asciiTheme="majorHAnsi" w:hAnsiTheme="majorHAnsi" w:cstheme="majorHAnsi"/>
-          <w:lang w:val="en-US"/>
-        </w:rPr>
-      </w:pPr>
-      <w:r>
-        <w:rPr>
-          <w:rFonts w:asciiTheme="majorHAnsi" w:hAnsiTheme="majorHAnsi" w:cstheme="majorHAnsi"/>
-          <w:lang w:val="en-US"/>
-        </w:rPr>
-        <w:t>Cloak</w:t>
-      </w:r>
-    </w:p>
-    <w:p>
-      <w:pPr>
-        <w:rPr>
-          <w:rFonts w:asciiTheme="majorHAnsi" w:hAnsiTheme="majorHAnsi" w:cstheme="majorHAnsi"/>
-          <w:lang w:val="en-US"/>
-        </w:rPr>
-      </w:pPr>
-      <w:r>
-        <w:rPr>
-          <w:rFonts w:asciiTheme="majorHAnsi" w:hAnsiTheme="majorHAnsi" w:cstheme="majorHAnsi"/>
-          <w:lang w:val="en-US"/>
-        </w:rPr>
-        <w:t>Temporary invisibility / loss of target lock. Breaks enemy focus and gives the player time to reset positioning.</w:t>
-      </w:r>
-    </w:p>
-    <w:p>
-      <w:pPr>
-        <w:rPr>
-          <w:rFonts w:asciiTheme="majorHAnsi" w:hAnsiTheme="majorHAnsi" w:cstheme="majorHAnsi"/>
-          <w:lang w:val="en-US"/>
-        </w:rPr>
-      </w:pPr>
-    </w:p>
-    <w:p>
-      <w:pPr>
-        <w:rPr>
-          <w:rFonts w:asciiTheme="majorHAnsi" w:hAnsiTheme="majorHAnsi" w:cstheme="majorHAnsi"/>
-          <w:lang w:val="en-US"/>
-        </w:rPr>
-      </w:pPr>
-      <w:r>
-        <w:rPr>
-          <w:rFonts w:asciiTheme="majorHAnsi" w:hAnsiTheme="majorHAnsi" w:cstheme="majorHAnsi"/>
-          <w:lang w:val="en-US"/>
-        </w:rPr>
-        <w:t>Decoy</w:t>
-      </w:r>
-    </w:p>
-    <w:p>
-      <w:pPr>
-        <w:rPr>
-          <w:rFonts w:asciiTheme="majorHAnsi" w:hAnsiTheme="majorHAnsi" w:cstheme="majorHAnsi"/>
-          <w:lang w:val="en-US"/>
-        </w:rPr>
-      </w:pPr>
-      <w:r>
-        <w:rPr>
-          <w:rFonts w:asciiTheme="majorHAnsi" w:hAnsiTheme="majorHAnsi" w:cstheme="majorHAnsi"/>
-          <w:lang w:val="en-US"/>
-        </w:rPr>
-        <w:t>Drops a fake ship or signature. Great for splitting enemy fire, especially against missile and sniper enemies.</w:t>
-      </w:r>
-    </w:p>
-    <w:p>
-      <w:pPr>
-        <w:rPr>
-          <w:rFonts w:asciiTheme="majorHAnsi" w:hAnsiTheme="majorHAnsi" w:cstheme="majorHAnsi"/>
-          <w:lang w:val="en-US"/>
-        </w:rPr>
-      </w:pPr>
-    </w:p>
-    <w:p>
-      <w:pPr>
-        <w:rPr>
-          <w:rFonts w:asciiTheme="majorHAnsi" w:hAnsiTheme="majorHAnsi" w:cstheme="majorHAnsi"/>
-          <w:lang w:val="en-US"/>
-        </w:rPr>
-      </w:pPr>
-      <w:r>
-        <w:rPr>
-          <w:rFonts w:asciiTheme="majorHAnsi" w:hAnsiTheme="majorHAnsi" w:cstheme="majorHAnsi"/>
-          <w:lang w:val="en-US"/>
-        </w:rPr>
-        <w:t>Jammer</w:t>
-      </w:r>
-    </w:p>
-    <w:p>
-      <w:pPr>
-        <w:rPr>
-          <w:rFonts w:asciiTheme="majorHAnsi" w:hAnsiTheme="majorHAnsi" w:cstheme="majorHAnsi"/>
-          <w:lang w:val="en-US"/>
-        </w:rPr>
-      </w:pPr>
-      <w:r>
-        <w:rPr>
-          <w:rFonts w:asciiTheme="majorHAnsi" w:hAnsiTheme="majorHAnsi" w:cstheme="majorHAnsi"/>
-          <w:lang w:val="en-US"/>
-        </w:rPr>
-        <w:t>Disrupts enemy targeting and homing in a radius. Very useful against lock-on weapons and coordinated elites.</w:t>
-      </w:r>
-    </w:p>
-    <w:p>
-      <w:pPr>
-        <w:rPr>
-          <w:rFonts w:asciiTheme="majorHAnsi" w:hAnsiTheme="majorHAnsi" w:cstheme="majorHAnsi"/>
-          <w:lang w:val="en-US"/>
-        </w:rPr>
-      </w:pPr>
-    </w:p>
-    <w:p>
-      <w:pPr>
-        <w:rPr>
-          <w:rFonts w:asciiTheme="majorHAnsi" w:hAnsiTheme="majorHAnsi" w:cstheme="majorHAnsi"/>
-          <w:lang w:val="en-US"/>
-        </w:rPr>
-      </w:pPr>
-      <w:r>
-        <w:rPr>
-          <w:rFonts w:asciiTheme="majorHAnsi" w:hAnsiTheme="majorHAnsi" w:cstheme="majorHAnsi"/>
-          <w:lang w:val="en-US"/>
-        </w:rPr>
-        <w:lastRenderedPageBreak/>
-        <w:t>Countermeasure</w:t>
-      </w:r>
-    </w:p>
-    <w:p>
-      <w:pPr>
-        <w:rPr>
-          <w:rFonts w:asciiTheme="majorHAnsi" w:hAnsiTheme="majorHAnsi" w:cstheme="majorHAnsi"/>
-          <w:lang w:val="en-US"/>
-        </w:rPr>
-      </w:pPr>
-      <w:r>
-        <w:rPr>
-          <w:rFonts w:asciiTheme="majorHAnsi" w:hAnsiTheme="majorHAnsi" w:cstheme="majorHAnsi"/>
-          <w:lang w:val="en-US"/>
-        </w:rPr>
-        <w:t>A short defensive pulse that deletes or weakens incoming projectiles. Good against missiles and dense bullet patterns.</w:t>
-      </w:r>
-    </w:p>
-    <w:p>
-      <w:pPr>
-        <w:rPr>
-          <w:rFonts w:asciiTheme="majorHAnsi" w:hAnsiTheme="majorHAnsi" w:cstheme="majorHAnsi"/>
-          <w:lang w:val="en-US"/>
-        </w:rPr>
-      </w:pPr>
-    </w:p>
-    <w:p>
-      <w:pPr>
-        <w:rPr>
-          <w:rFonts w:asciiTheme="majorHAnsi" w:hAnsiTheme="majorHAnsi" w:cstheme="majorHAnsi"/>
-          <w:lang w:val="en-US"/>
-        </w:rPr>
-      </w:pPr>
-      <w:r>
-        <w:rPr>
-          <w:rFonts w:asciiTheme="majorHAnsi" w:hAnsiTheme="majorHAnsi" w:cstheme="majorHAnsi"/>
-          <w:lang w:val="en-US"/>
-        </w:rPr>
-        <w:t>Overdrive</w:t>
-      </w:r>
-    </w:p>
-    <w:p>
-      <w:pPr>
-        <w:rPr>
-          <w:rFonts w:asciiTheme="majorHAnsi" w:hAnsiTheme="majorHAnsi" w:cstheme="majorHAnsi"/>
-          <w:lang w:val="en-US"/>
-        </w:rPr>
-      </w:pPr>
-      <w:r>
-        <w:rPr>
-          <w:rFonts w:asciiTheme="majorHAnsi" w:hAnsiTheme="majorHAnsi" w:cstheme="majorHAnsi"/>
-          <w:lang w:val="en-US"/>
-        </w:rPr>
-        <w:t>Temporary boost to movement and firing speed. Simple, readable, and useful on almost any build.</w:t>
-      </w:r>
-    </w:p>
-    <w:p>
-      <w:pPr>
-        <w:rPr>
-          <w:rFonts w:asciiTheme="majorHAnsi" w:hAnsiTheme="majorHAnsi" w:cstheme="majorHAnsi"/>
-          <w:lang w:val="en-US"/>
-        </w:rPr>
-      </w:pPr>
-    </w:p>
-    <w:p>
-      <w:pPr>
-        <w:rPr>
-          <w:rFonts w:asciiTheme="majorHAnsi" w:hAnsiTheme="majorHAnsi" w:cstheme="majorHAnsi"/>
-          <w:lang w:val="en-US"/>
-        </w:rPr>
-      </w:pPr>
-      <w:r>
-        <w:rPr>
-          <w:rFonts w:asciiTheme="majorHAnsi" w:hAnsiTheme="majorHAnsi" w:cstheme="majorHAnsi"/>
-          <w:lang w:val="en-US"/>
-        </w:rPr>
-        <w:t>Drift Brake</w:t>
-      </w:r>
-    </w:p>
-    <w:p>
-      <w:pPr>
-        <w:rPr>
-          <w:rFonts w:asciiTheme="majorHAnsi" w:hAnsiTheme="majorHAnsi" w:cstheme="majorHAnsi"/>
-          <w:lang w:val="en-US"/>
-        </w:rPr>
-      </w:pPr>
-      <w:r>
-        <w:rPr>
-          <w:rFonts w:asciiTheme="majorHAnsi" w:hAnsiTheme="majorHAnsi" w:cstheme="majorHAnsi"/>
-          <w:lang w:val="en-US"/>
-        </w:rPr>
-        <w:t>Instantly kills momentum and tightens ship control. Very strong for precision builds and for surviving in crowded fights.</w:t>
-      </w:r>
-    </w:p>
-    <w:p>
-      <w:pPr>
-        <w:rPr>
-          <w:rFonts w:asciiTheme="majorHAnsi" w:hAnsiTheme="majorHAnsi" w:cstheme="majorHAnsi"/>
-          <w:lang w:val="en-US"/>
-        </w:rPr>
-      </w:pPr>
-    </w:p>
-    <w:p>
-      <w:pPr>
-        <w:pStyle w:val="2"/>
+        <w:t>Враги</w:t>
+      </w:r>
+      <w:r>
         <w:rPr>
           <w:rFonts w:cstheme="majorHAnsi"/>
           <w:lang w:val="en-US"/>
         </w:rPr>
-      </w:pPr>
-      <w:bookmarkStart w:id="14" w:name="_Toc226478121"/>
+        <w:t xml:space="preserve">, </w:t>
+      </w:r>
       <w:r>
         <w:rPr>
           <w:rFonts w:cstheme="majorHAnsi"/>
         </w:rPr>
-        <w:t>Враги</w:t>
-      </w:r>
-      <w:bookmarkEnd w:id="14"/>
-      <w:r>
-        <w:rPr>
-          <w:rFonts w:cstheme="majorHAnsi"/>
-          <w:lang w:val="en-US"/>
-        </w:rPr>
-        <w:t xml:space="preserve">, </w:t>
-      </w:r>
-      <w:r>
-        <w:rPr>
-          <w:rFonts w:cstheme="majorHAnsi"/>
-        </w:rPr>
         <w:t>локации</w:t>
       </w:r>
+      <w:bookmarkEnd w:id="15"/>
       <w:r>
         <w:rPr>
           <w:rFonts w:cstheme="majorHAnsi"/>
@@ -3694,6 +3828,7 @@
         <w:rPr>
           <w:rFonts w:asciiTheme="majorHAnsi" w:hAnsiTheme="majorHAnsi" w:cstheme="majorHAnsi"/>
         </w:rPr>
+        <w:lastRenderedPageBreak/>
         <w:t>Harbinger - Cannon + Missile + Overdrive</w:t>
       </w:r>
     </w:p>
@@ -3821,7 +3956,6 @@
         <w:rPr>
           <w:rFonts w:asciiTheme="majorHAnsi" w:hAnsiTheme="majorHAnsi" w:cstheme="majorHAnsi"/>
         </w:rPr>
-        <w:lastRenderedPageBreak/>
         <w:t>Медленный щитовой блокер. Занимает пр</w:t>
       </w:r>
       <w:r>
@@ -4441,6 +4575,7 @@
           <w:i/>
           <w:lang w:val="en-US"/>
         </w:rPr>
+        <w:lastRenderedPageBreak/>
         <w:t>Iron Reach</w:t>
       </w:r>
     </w:p>
@@ -4618,7 +4753,6 @@
         <w:rPr>
           <w:rFonts w:asciiTheme="majorHAnsi" w:hAnsiTheme="majorHAnsi" w:cstheme="majorHAnsi"/>
         </w:rPr>
-        <w:lastRenderedPageBreak/>
         <w:t xml:space="preserve">Spear - </w:t>
       </w:r>
       <w:r>
@@ -6237,7 +6371,7 @@
 </file>
 
 <file path=customXml/itemProps1.xml><?xml version="1.0" encoding="utf-8"?>
-<ds:datastoreItem xmlns:ds="http://schemas.openxmlformats.org/officeDocument/2006/customXml" ds:itemID="{F30999AC-45BB-4690-BB6C-43BD56ABBCFE}">
+<ds:datastoreItem xmlns:ds="http://schemas.openxmlformats.org/officeDocument/2006/customXml" ds:itemID="{2C60EACA-AA4C-4C9A-B6E3-A4839728905F}">
   <ds:schemaRefs>
     <ds:schemaRef ds:uri="http://schemas.openxmlformats.org/officeDocument/2006/bibliography"/>
   </ds:schemaRefs>

--- a/Assets/Docs.docx
+++ b/Assets/Docs.docx
@@ -908,23 +908,7 @@
                 <w:rFonts w:cstheme="majorHAnsi"/>
                 <w:noProof/>
               </w:rPr>
-              <w:t>Корабл</w:t>
-            </w:r>
-            <w:r>
-              <w:rPr>
-                <w:rStyle w:val="a4"/>
-                <w:rFonts w:cstheme="majorHAnsi"/>
-                <w:noProof/>
-              </w:rPr>
-              <w:t>и</w:t>
-            </w:r>
-            <w:r>
-              <w:rPr>
-                <w:rStyle w:val="a4"/>
-                <w:rFonts w:cstheme="majorHAnsi"/>
-                <w:noProof/>
-              </w:rPr>
-              <w:t xml:space="preserve"> игрока</w:t>
+              <w:t>Корабли игрока</w:t>
             </w:r>
             <w:r>
               <w:rPr>
@@ -1962,7 +1946,6 @@
       <w:pPr>
         <w:rPr>
           <w:rFonts w:asciiTheme="majorHAnsi" w:hAnsiTheme="majorHAnsi" w:cstheme="majorHAnsi"/>
-          <w:lang w:val="pl-PL"/>
         </w:rPr>
       </w:pPr>
       <w:r>
@@ -2134,11 +2117,6 @@
       </w:r>
     </w:p>
     <w:p>
-      <w:pPr>
-        <w:rPr>
-          <w:lang w:val="pl-PL"/>
-        </w:rPr>
-      </w:pPr>
       <w:r>
         <w:t>3</w:t>
       </w:r>
@@ -2150,91 +2128,1000 @@
           <w:lang w:val="pl-PL"/>
         </w:rPr>
         <w:t>Yamato</w:t>
+      </w:r>
+    </w:p>
+    <w:p>
+      <w:pPr>
+        <w:rPr>
+          <w:lang w:val="uk-UA"/>
+        </w:rPr>
+      </w:pPr>
+      <w:r>
+        <w:rPr>
+          <w:lang w:val="uk-UA"/>
+        </w:rPr>
+        <w:t>Подавляющая огневая мощь. Средняя скорость, большой запас ХП, дополнительная турель.</w:t>
+      </w:r>
+    </w:p>
+    <w:p>
+      <w:r>
+        <w:t xml:space="preserve">Пассивная способность: </w:t>
+      </w:r>
+      <w:r>
+        <w:rPr>
+          <w:lang w:val="pl-PL"/>
+        </w:rPr>
+        <w:t>Flagship</w:t>
+      </w:r>
+      <w:r>
+        <w:t xml:space="preserve"> </w:t>
+      </w:r>
+      <w:r>
+        <w:rPr>
+          <w:lang w:val="pl-PL"/>
+        </w:rPr>
+        <w:t>turrets</w:t>
+      </w:r>
+      <w:r>
+        <w:t xml:space="preserve"> – </w:t>
+      </w:r>
+      <w:r>
+        <w:t>первое оружие на корабле дублируеться.</w:t>
+      </w:r>
+    </w:p>
+    <w:p>
+      <w:r>
+        <w:t>4</w:t>
+      </w:r>
+      <w:r>
+        <w:t xml:space="preserve">. </w:t>
+      </w:r>
+      <w:r>
+        <w:rPr>
+          <w:lang w:val="pl-PL"/>
+        </w:rPr>
+        <w:t>Thunder</w:t>
+      </w:r>
+    </w:p>
+    <w:p>
+      <w:r>
+        <w:rPr>
+          <w:lang w:val="uk-UA"/>
+        </w:rPr>
+        <w:t>Лёгкий, в</w:t>
+      </w:r>
+      <w:r>
+        <w:t>ысокотехнологичный корабль. Повышенная скорость</w:t>
+      </w:r>
+      <w:r>
+        <w:t>, повышенный урон электро-оружий, усиленные щиты</w:t>
+      </w:r>
+    </w:p>
+    <w:p>
+      <w:r>
+        <w:t xml:space="preserve">Активная способность: </w:t>
+      </w:r>
+      <w:r>
+        <w:rPr>
+          <w:lang w:val="pl-PL"/>
+        </w:rPr>
+        <w:t>EMP</w:t>
+      </w:r>
+      <w:r>
+        <w:t xml:space="preserve"> – </w:t>
+      </w:r>
+      <w:r>
+        <w:t>временно оглушает врагов в радиусе вокруг себя</w:t>
+      </w:r>
+    </w:p>
+    <w:p>
+      <w:r>
+        <w:rPr>
+          <w:lang w:val="uk-UA"/>
+        </w:rPr>
+        <w:t xml:space="preserve">5. </w:t>
+      </w:r>
+      <w:r>
+        <w:rPr>
+          <w:lang w:val="pl-PL"/>
+        </w:rPr>
+        <w:t>Reaper</w:t>
+      </w:r>
+    </w:p>
+    <w:p>
+      <w:r>
+        <w:t>Скрытный корабль – ассасин. Повышенные скорость и урон, меньше ХП</w:t>
+      </w:r>
+      <w:r>
+        <w:t>, упор на активную способность</w:t>
       </w:r>
       <w:bookmarkStart w:id="12" w:name="_GoBack"/>
       <w:bookmarkEnd w:id="12"/>
-    </w:p>
-    <w:p>
-      <w:pPr>
-        <w:rPr>
-          <w:lang w:val="uk-UA"/>
-        </w:rPr>
-      </w:pPr>
-      <w:r>
-        <w:rPr>
-          <w:lang w:val="uk-UA"/>
-        </w:rPr>
-        <w:t>Подавляющая огневая мощь. Средняя скорость, большой запас ХП, дополнительная турель.</w:t>
-      </w:r>
-    </w:p>
-    <w:p>
-      <w:r>
-        <w:t xml:space="preserve">Пассивная способность: </w:t>
-      </w:r>
-      <w:r>
-        <w:rPr>
-          <w:lang w:val="pl-PL"/>
-        </w:rPr>
-        <w:t xml:space="preserve">Flagship turrets – </w:t>
-      </w:r>
-      <w:r>
-        <w:t>первое оружие на корабле дублируеться.</w:t>
-      </w:r>
-    </w:p>
-    <w:p>
-      <w:r>
-        <w:t>4</w:t>
-      </w:r>
-      <w:r>
-        <w:t xml:space="preserve">. </w:t>
-      </w:r>
-      <w:r>
-        <w:rPr>
+      <w:r>
+        <w:br/>
+        <w:t xml:space="preserve">Активная способность: </w:t>
+      </w:r>
+      <w:r>
+        <w:rPr>
+          <w:lang w:val="pl-PL"/>
+        </w:rPr>
+        <w:t>One</w:t>
+      </w:r>
+      <w:r>
+        <w:t xml:space="preserve"> </w:t>
+      </w:r>
+      <w:r>
+        <w:rPr>
+          <w:lang w:val="pl-PL"/>
+        </w:rPr>
+        <w:t>with</w:t>
+      </w:r>
+      <w:r>
+        <w:t xml:space="preserve"> </w:t>
+      </w:r>
+      <w:r>
+        <w:rPr>
+          <w:lang w:val="pl-PL"/>
+        </w:rPr>
+        <w:t>the</w:t>
+      </w:r>
+      <w:r>
+        <w:t xml:space="preserve"> </w:t>
+      </w:r>
+      <w:r>
+        <w:rPr>
+          <w:lang w:val="pl-PL"/>
+        </w:rPr>
+        <w:t>void</w:t>
+      </w:r>
+      <w:r>
+        <w:t xml:space="preserve"> </w:t>
+      </w:r>
+      <w:r>
+        <w:t>–</w:t>
+      </w:r>
+      <w:r>
+        <w:t xml:space="preserve"> </w:t>
+      </w:r>
+      <w:r>
+        <w:t>временно становиться невидимым и неуязвимым и быстро восстанавливает ХП и щиты, после получает временное повышение урона и скорострельности.</w:t>
+      </w:r>
+    </w:p>
+    <w:p>
+      <w:pPr>
+        <w:rPr>
+          <w:rFonts w:asciiTheme="majorHAnsi" w:hAnsiTheme="majorHAnsi" w:cstheme="majorHAnsi"/>
+        </w:rPr>
+      </w:pPr>
+    </w:p>
+    <w:p>
+      <w:pPr>
+        <w:pStyle w:val="2"/>
+        <w:rPr>
+          <w:rFonts w:cstheme="majorHAnsi"/>
+        </w:rPr>
+      </w:pPr>
+      <w:bookmarkStart w:id="13" w:name="_Toc232347209"/>
+      <w:r>
+        <w:rPr>
+          <w:rFonts w:cstheme="majorHAnsi"/>
+        </w:rPr>
+        <w:t>Оружие</w:t>
+      </w:r>
+      <w:bookmarkEnd w:id="13"/>
+    </w:p>
+    <w:p>
+      <w:pPr>
+        <w:rPr>
+          <w:rFonts w:asciiTheme="majorHAnsi" w:hAnsiTheme="majorHAnsi" w:cstheme="majorHAnsi"/>
+        </w:rPr>
+      </w:pPr>
+      <w:r>
+        <w:rPr>
+          <w:rFonts w:asciiTheme="majorHAnsi" w:hAnsiTheme="majorHAnsi" w:cstheme="majorHAnsi"/>
+          <w:highlight w:val="yellow"/>
+          <w:lang w:val="pl-PL"/>
+        </w:rPr>
+        <w:t>Cannon</w:t>
+      </w:r>
+      <w:r>
+        <w:rPr>
+          <w:rFonts w:asciiTheme="majorHAnsi" w:hAnsiTheme="majorHAnsi" w:cstheme="majorHAnsi"/>
+          <w:highlight w:val="yellow"/>
+        </w:rPr>
+        <w:t xml:space="preserve"> – простая пушка, стреляет в ближайшего врага</w:t>
+      </w:r>
+    </w:p>
+    <w:p>
+      <w:pPr>
+        <w:rPr>
+          <w:rFonts w:asciiTheme="majorHAnsi" w:hAnsiTheme="majorHAnsi" w:cstheme="majorHAnsi"/>
+        </w:rPr>
+      </w:pPr>
+      <w:r>
+        <w:rPr>
+          <w:rFonts w:asciiTheme="majorHAnsi" w:hAnsiTheme="majorHAnsi" w:cstheme="majorHAnsi"/>
+          <w:lang w:val="pl-PL"/>
+        </w:rPr>
+        <w:t>Minigun</w:t>
+      </w:r>
+      <w:r>
+        <w:rPr>
+          <w:rFonts w:asciiTheme="majorHAnsi" w:hAnsiTheme="majorHAnsi" w:cstheme="majorHAnsi"/>
+        </w:rPr>
+        <w:t xml:space="preserve"> - апгрейд из фулл прокачанного </w:t>
+      </w:r>
+      <w:r>
+        <w:rPr>
+          <w:rFonts w:asciiTheme="majorHAnsi" w:hAnsiTheme="majorHAnsi" w:cstheme="majorHAnsi"/>
+          <w:lang w:val="pl-PL"/>
+        </w:rPr>
+        <w:t>Cannon</w:t>
+      </w:r>
+      <w:r>
+        <w:rPr>
+          <w:rFonts w:asciiTheme="majorHAnsi" w:hAnsiTheme="majorHAnsi" w:cstheme="majorHAnsi"/>
+        </w:rPr>
+        <w:t xml:space="preserve"> – стреляет быстро в ближайшего врага, меньший радус обнаружения, быстрые пули</w:t>
+      </w:r>
+    </w:p>
+    <w:p>
+      <w:pPr>
+        <w:rPr>
+          <w:rFonts w:asciiTheme="majorHAnsi" w:hAnsiTheme="majorHAnsi" w:cstheme="majorHAnsi"/>
+        </w:rPr>
+      </w:pPr>
+      <w:r>
+        <w:rPr>
+          <w:rFonts w:asciiTheme="majorHAnsi" w:hAnsiTheme="majorHAnsi" w:cstheme="majorHAnsi"/>
+          <w:lang w:val="pl-PL"/>
+        </w:rPr>
+        <w:t>Vacuum</w:t>
+      </w:r>
+      <w:r>
+        <w:rPr>
+          <w:rFonts w:asciiTheme="majorHAnsi" w:hAnsiTheme="majorHAnsi" w:cstheme="majorHAnsi"/>
+        </w:rPr>
+        <w:t xml:space="preserve"> </w:t>
+      </w:r>
+      <w:r>
+        <w:rPr>
+          <w:rFonts w:asciiTheme="majorHAnsi" w:hAnsiTheme="majorHAnsi" w:cstheme="majorHAnsi"/>
+          <w:lang w:val="pl-PL"/>
+        </w:rPr>
+        <w:t>Cannon</w:t>
+      </w:r>
+      <w:r>
+        <w:rPr>
+          <w:rFonts w:asciiTheme="majorHAnsi" w:hAnsiTheme="majorHAnsi" w:cstheme="majorHAnsi"/>
+        </w:rPr>
+        <w:t xml:space="preserve"> - апгрейд из фулл прокачанного </w:t>
+      </w:r>
+      <w:r>
+        <w:rPr>
+          <w:rFonts w:asciiTheme="majorHAnsi" w:hAnsiTheme="majorHAnsi" w:cstheme="majorHAnsi"/>
+          <w:lang w:val="pl-PL"/>
+        </w:rPr>
+        <w:t>Cannon</w:t>
+      </w:r>
+      <w:r>
+        <w:rPr>
+          <w:rFonts w:asciiTheme="majorHAnsi" w:hAnsiTheme="majorHAnsi" w:cstheme="majorHAnsi"/>
+        </w:rPr>
+        <w:t xml:space="preserve"> – </w:t>
+      </w:r>
+      <w:r>
+        <w:rPr>
+          <w:rFonts w:asciiTheme="majorHAnsi" w:hAnsiTheme="majorHAnsi" w:cstheme="majorHAnsi"/>
+          <w:lang w:val="pl-PL"/>
+        </w:rPr>
+        <w:t>AoE</w:t>
+      </w:r>
+      <w:r>
+        <w:rPr>
+          <w:rFonts w:asciiTheme="majorHAnsi" w:hAnsiTheme="majorHAnsi" w:cstheme="majorHAnsi"/>
+        </w:rPr>
+        <w:t xml:space="preserve"> отталкивание противников </w:t>
+      </w:r>
+    </w:p>
+    <w:p>
+      <w:pPr>
+        <w:rPr>
+          <w:rFonts w:asciiTheme="majorHAnsi" w:hAnsiTheme="majorHAnsi" w:cstheme="majorHAnsi"/>
+        </w:rPr>
+      </w:pPr>
+      <w:r>
+        <w:rPr>
+          <w:rFonts w:asciiTheme="majorHAnsi" w:hAnsiTheme="majorHAnsi" w:cstheme="majorHAnsi"/>
+          <w:highlight w:val="yellow"/>
+          <w:lang w:val="pl-PL"/>
+        </w:rPr>
+        <w:t>Shotgun</w:t>
+      </w:r>
+      <w:r>
+        <w:rPr>
+          <w:rFonts w:asciiTheme="majorHAnsi" w:hAnsiTheme="majorHAnsi" w:cstheme="majorHAnsi"/>
+          <w:highlight w:val="yellow"/>
+        </w:rPr>
+        <w:t xml:space="preserve"> – дробовик, стреляет дробью в ближайшего врага</w:t>
+      </w:r>
+    </w:p>
+    <w:p>
+      <w:pPr>
+        <w:rPr>
+          <w:rFonts w:asciiTheme="majorHAnsi" w:hAnsiTheme="majorHAnsi" w:cstheme="majorHAnsi"/>
+        </w:rPr>
+      </w:pPr>
+      <w:r>
+        <w:rPr>
+          <w:rFonts w:asciiTheme="majorHAnsi" w:hAnsiTheme="majorHAnsi" w:cstheme="majorHAnsi"/>
+          <w:lang w:val="pl-PL"/>
+        </w:rPr>
+        <w:t>Eradicator</w:t>
+      </w:r>
+      <w:r>
+        <w:rPr>
+          <w:rFonts w:asciiTheme="majorHAnsi" w:hAnsiTheme="majorHAnsi" w:cstheme="majorHAnsi"/>
+        </w:rPr>
+        <w:t xml:space="preserve"> – апгрейд из фулл прокачанного </w:t>
+      </w:r>
+      <w:r>
+        <w:rPr>
+          <w:rFonts w:asciiTheme="majorHAnsi" w:hAnsiTheme="majorHAnsi" w:cstheme="majorHAnsi"/>
+          <w:lang w:val="pl-PL"/>
+        </w:rPr>
+        <w:t>Shotgun</w:t>
+      </w:r>
+      <w:r>
+        <w:rPr>
+          <w:rFonts w:asciiTheme="majorHAnsi" w:hAnsiTheme="majorHAnsi" w:cstheme="majorHAnsi"/>
+        </w:rPr>
+        <w:t xml:space="preserve"> – </w:t>
+      </w:r>
+      <w:r>
+        <w:rPr>
+          <w:rFonts w:asciiTheme="majorHAnsi" w:hAnsiTheme="majorHAnsi" w:cstheme="majorHAnsi"/>
+        </w:rPr>
+        <w:t xml:space="preserve">скорострельный дробовик - </w:t>
+      </w:r>
+      <w:r>
+        <w:rPr>
+          <w:rFonts w:asciiTheme="majorHAnsi" w:hAnsiTheme="majorHAnsi" w:cstheme="majorHAnsi"/>
+        </w:rPr>
+        <w:t xml:space="preserve">то же по сути что и </w:t>
+      </w:r>
+      <w:r>
+        <w:rPr>
+          <w:rFonts w:asciiTheme="majorHAnsi" w:hAnsiTheme="majorHAnsi" w:cstheme="majorHAnsi"/>
+          <w:lang w:val="pl-PL"/>
+        </w:rPr>
+        <w:t>Minigun</w:t>
+      </w:r>
+    </w:p>
+    <w:p>
+      <w:pPr>
+        <w:rPr>
+          <w:rFonts w:asciiTheme="majorHAnsi" w:hAnsiTheme="majorHAnsi" w:cstheme="majorHAnsi"/>
+        </w:rPr>
+      </w:pPr>
+      <w:r>
+        <w:rPr>
+          <w:rFonts w:asciiTheme="majorHAnsi" w:hAnsiTheme="majorHAnsi" w:cstheme="majorHAnsi"/>
+          <w:lang w:val="pl-PL"/>
+        </w:rPr>
+        <w:t>Octuple</w:t>
+      </w:r>
+      <w:r>
+        <w:rPr>
+          <w:rFonts w:asciiTheme="majorHAnsi" w:hAnsiTheme="majorHAnsi" w:cstheme="majorHAnsi"/>
+        </w:rPr>
+        <w:t xml:space="preserve"> </w:t>
+      </w:r>
+      <w:r>
+        <w:rPr>
+          <w:rFonts w:asciiTheme="majorHAnsi" w:hAnsiTheme="majorHAnsi" w:cstheme="majorHAnsi"/>
+          <w:lang w:val="pl-PL"/>
+        </w:rPr>
+        <w:t>Shotgun</w:t>
+      </w:r>
+      <w:r>
+        <w:rPr>
+          <w:rFonts w:asciiTheme="majorHAnsi" w:hAnsiTheme="majorHAnsi" w:cstheme="majorHAnsi"/>
+        </w:rPr>
+        <w:t xml:space="preserve"> – апгрейд из фулл прокачанного </w:t>
+      </w:r>
+      <w:r>
+        <w:rPr>
+          <w:rFonts w:asciiTheme="majorHAnsi" w:hAnsiTheme="majorHAnsi" w:cstheme="majorHAnsi"/>
+          <w:lang w:val="pl-PL"/>
+        </w:rPr>
+        <w:t>Shotgun</w:t>
+      </w:r>
+      <w:r>
+        <w:rPr>
+          <w:rFonts w:asciiTheme="majorHAnsi" w:hAnsiTheme="majorHAnsi" w:cstheme="majorHAnsi"/>
+        </w:rPr>
+        <w:t xml:space="preserve"> – восемь более слабых дробовиков, направленных во все стороны</w:t>
+      </w:r>
+    </w:p>
+    <w:p>
+      <w:pPr>
+        <w:rPr>
+          <w:rFonts w:asciiTheme="majorHAnsi" w:hAnsiTheme="majorHAnsi" w:cstheme="majorHAnsi"/>
+        </w:rPr>
+      </w:pPr>
+      <w:r>
+        <w:rPr>
+          <w:rFonts w:asciiTheme="majorHAnsi" w:hAnsiTheme="majorHAnsi" w:cstheme="majorHAnsi"/>
+          <w:highlight w:val="yellow"/>
+          <w:lang w:val="pl-PL"/>
+        </w:rPr>
+        <w:lastRenderedPageBreak/>
+        <w:t>Missile</w:t>
+      </w:r>
+      <w:r>
+        <w:rPr>
+          <w:rFonts w:asciiTheme="majorHAnsi" w:hAnsiTheme="majorHAnsi" w:cstheme="majorHAnsi"/>
+          <w:highlight w:val="yellow"/>
+        </w:rPr>
+        <w:t xml:space="preserve"> – стреляет ракетой прямо</w:t>
+      </w:r>
+      <w:r>
+        <w:rPr>
+          <w:rFonts w:asciiTheme="majorHAnsi" w:hAnsiTheme="majorHAnsi" w:cstheme="majorHAnsi"/>
+          <w:highlight w:val="yellow"/>
+        </w:rPr>
+        <w:t>. Ракеты можно уничтожить пулей. Ракеты взрываются при попадании или спустя время. Апгрейд добавляет самонаводку.</w:t>
+      </w:r>
+    </w:p>
+    <w:p>
+      <w:pPr>
+        <w:rPr>
+          <w:rFonts w:asciiTheme="majorHAnsi" w:hAnsiTheme="majorHAnsi" w:cstheme="majorHAnsi"/>
+        </w:rPr>
+      </w:pPr>
+      <w:r>
+        <w:rPr>
+          <w:rFonts w:asciiTheme="majorHAnsi" w:hAnsiTheme="majorHAnsi" w:cstheme="majorHAnsi"/>
+          <w:lang w:val="pl-PL"/>
+        </w:rPr>
+        <w:t>Rocket</w:t>
+      </w:r>
+      <w:r>
+        <w:rPr>
+          <w:rFonts w:asciiTheme="majorHAnsi" w:hAnsiTheme="majorHAnsi" w:cstheme="majorHAnsi"/>
+        </w:rPr>
+        <w:t xml:space="preserve"> </w:t>
+      </w:r>
+      <w:r>
+        <w:rPr>
+          <w:rFonts w:asciiTheme="majorHAnsi" w:hAnsiTheme="majorHAnsi" w:cstheme="majorHAnsi"/>
+          <w:lang w:val="pl-PL"/>
+        </w:rPr>
+        <w:t>Swarm</w:t>
+      </w:r>
+      <w:r>
+        <w:rPr>
+          <w:rFonts w:asciiTheme="majorHAnsi" w:hAnsiTheme="majorHAnsi" w:cstheme="majorHAnsi"/>
+        </w:rPr>
+        <w:t xml:space="preserve"> – апгрейд из фулл прокачанного </w:t>
+      </w:r>
+      <w:r>
+        <w:rPr>
+          <w:rFonts w:asciiTheme="majorHAnsi" w:hAnsiTheme="majorHAnsi" w:cstheme="majorHAnsi"/>
+          <w:lang w:val="pl-PL"/>
+        </w:rPr>
+        <w:t>Missile</w:t>
+      </w:r>
+      <w:r>
+        <w:rPr>
+          <w:rFonts w:asciiTheme="majorHAnsi" w:hAnsiTheme="majorHAnsi" w:cstheme="majorHAnsi"/>
+        </w:rPr>
+        <w:t xml:space="preserve"> – стреляет множеством маленьких и быстрых ракет</w:t>
+      </w:r>
+    </w:p>
+    <w:p>
+      <w:pPr>
+        <w:rPr>
+          <w:rFonts w:asciiTheme="majorHAnsi" w:hAnsiTheme="majorHAnsi" w:cstheme="majorHAnsi"/>
+        </w:rPr>
+      </w:pPr>
+      <w:r>
+        <w:rPr>
+          <w:rFonts w:asciiTheme="majorHAnsi" w:hAnsiTheme="majorHAnsi" w:cstheme="majorHAnsi"/>
+          <w:lang w:val="pl-PL"/>
+        </w:rPr>
+        <w:t>Nuke</w:t>
+      </w:r>
+      <w:r>
+        <w:rPr>
+          <w:rFonts w:asciiTheme="majorHAnsi" w:hAnsiTheme="majorHAnsi" w:cstheme="majorHAnsi"/>
+        </w:rPr>
+        <w:t xml:space="preserve"> - апгрейд из фулл прокачанного </w:t>
+      </w:r>
+      <w:r>
+        <w:rPr>
+          <w:rFonts w:asciiTheme="majorHAnsi" w:hAnsiTheme="majorHAnsi" w:cstheme="majorHAnsi"/>
+          <w:lang w:val="pl-PL"/>
+        </w:rPr>
+        <w:t>Missile</w:t>
+      </w:r>
+      <w:r>
+        <w:rPr>
+          <w:rFonts w:asciiTheme="majorHAnsi" w:hAnsiTheme="majorHAnsi" w:cstheme="majorHAnsi"/>
+        </w:rPr>
+        <w:t xml:space="preserve"> – редко стреляет одной бомбой с огромным уроном, и оставляющей за собой ядовитую для всех зону</w:t>
+      </w:r>
+    </w:p>
+    <w:p>
+      <w:pPr>
+        <w:rPr>
+          <w:rFonts w:asciiTheme="majorHAnsi" w:hAnsiTheme="majorHAnsi" w:cstheme="majorHAnsi"/>
+        </w:rPr>
+      </w:pPr>
+      <w:r>
+        <w:rPr>
+          <w:rFonts w:asciiTheme="majorHAnsi" w:hAnsiTheme="majorHAnsi" w:cstheme="majorHAnsi"/>
+          <w:highlight w:val="yellow"/>
+          <w:lang w:val="pl-PL"/>
+        </w:rPr>
+        <w:t>Railgun</w:t>
+      </w:r>
+      <w:r>
+        <w:rPr>
+          <w:rFonts w:asciiTheme="majorHAnsi" w:hAnsiTheme="majorHAnsi" w:cstheme="majorHAnsi"/>
+          <w:highlight w:val="yellow"/>
+        </w:rPr>
+        <w:t xml:space="preserve"> – редко стреляет очень быстрым снарядом. Наводится в 15-45 градусах напротив себя.</w:t>
+      </w:r>
+      <w:r>
+        <w:rPr>
+          <w:rFonts w:asciiTheme="majorHAnsi" w:hAnsiTheme="majorHAnsi" w:cstheme="majorHAnsi"/>
+          <w:highlight w:val="yellow"/>
+        </w:rPr>
+        <w:t xml:space="preserve"> Апгрейды добавляют пробивание нескольких целей.</w:t>
+      </w:r>
+    </w:p>
+    <w:p>
+      <w:pPr>
+        <w:rPr>
+          <w:rFonts w:asciiTheme="majorHAnsi" w:hAnsiTheme="majorHAnsi" w:cstheme="majorHAnsi"/>
+        </w:rPr>
+      </w:pPr>
+      <w:r>
+        <w:rPr>
+          <w:rFonts w:asciiTheme="majorHAnsi" w:hAnsiTheme="majorHAnsi" w:cstheme="majorHAnsi"/>
+          <w:lang w:val="pl-PL"/>
+        </w:rPr>
+        <w:t>Particle</w:t>
+      </w:r>
+      <w:r>
+        <w:rPr>
+          <w:rFonts w:asciiTheme="majorHAnsi" w:hAnsiTheme="majorHAnsi" w:cstheme="majorHAnsi"/>
+        </w:rPr>
+        <w:t xml:space="preserve"> </w:t>
+      </w:r>
+      <w:r>
+        <w:rPr>
+          <w:rFonts w:asciiTheme="majorHAnsi" w:hAnsiTheme="majorHAnsi" w:cstheme="majorHAnsi"/>
+          <w:lang w:val="pl-PL"/>
+        </w:rPr>
+        <w:t>Accelerator</w:t>
+      </w:r>
+      <w:r>
+        <w:rPr>
+          <w:rFonts w:asciiTheme="majorHAnsi" w:hAnsiTheme="majorHAnsi" w:cstheme="majorHAnsi"/>
+        </w:rPr>
+        <w:t xml:space="preserve"> - апгрейд из фулл прокачанного </w:t>
+      </w:r>
+      <w:r>
+        <w:rPr>
+          <w:rFonts w:asciiTheme="majorHAnsi" w:hAnsiTheme="majorHAnsi" w:cstheme="majorHAnsi"/>
+          <w:lang w:val="pl-PL"/>
+        </w:rPr>
+        <w:t>Railgun</w:t>
+      </w:r>
+      <w:r>
+        <w:rPr>
+          <w:rFonts w:asciiTheme="majorHAnsi" w:hAnsiTheme="majorHAnsi" w:cstheme="majorHAnsi"/>
+        </w:rPr>
+        <w:t xml:space="preserve"> – бесконечное пробивание</w:t>
+      </w:r>
+    </w:p>
+    <w:p>
+      <w:pPr>
+        <w:rPr>
+          <w:rFonts w:asciiTheme="majorHAnsi" w:hAnsiTheme="majorHAnsi" w:cstheme="majorHAnsi"/>
+        </w:rPr>
+      </w:pPr>
+      <w:r>
+        <w:rPr>
+          <w:rFonts w:asciiTheme="majorHAnsi" w:hAnsiTheme="majorHAnsi" w:cstheme="majorHAnsi"/>
+          <w:lang w:val="pl-PL"/>
+        </w:rPr>
+        <w:t>Behemoth</w:t>
+      </w:r>
+      <w:r>
+        <w:rPr>
+          <w:rFonts w:asciiTheme="majorHAnsi" w:hAnsiTheme="majorHAnsi" w:cstheme="majorHAnsi"/>
+        </w:rPr>
+        <w:t xml:space="preserve"> </w:t>
+      </w:r>
+      <w:r>
+        <w:rPr>
+          <w:rFonts w:asciiTheme="majorHAnsi" w:hAnsiTheme="majorHAnsi" w:cstheme="majorHAnsi"/>
+          <w:lang w:val="pl-PL"/>
+        </w:rPr>
+        <w:t>Rifle</w:t>
+      </w:r>
+      <w:r>
+        <w:rPr>
+          <w:rFonts w:asciiTheme="majorHAnsi" w:hAnsiTheme="majorHAnsi" w:cstheme="majorHAnsi"/>
+        </w:rPr>
+        <w:t xml:space="preserve"> - апгрейд из фулл прокачанного </w:t>
+      </w:r>
+      <w:r>
+        <w:rPr>
+          <w:rFonts w:asciiTheme="majorHAnsi" w:hAnsiTheme="majorHAnsi" w:cstheme="majorHAnsi"/>
+          <w:lang w:val="pl-PL"/>
+        </w:rPr>
+        <w:t>Railgun</w:t>
+      </w:r>
+      <w:r>
+        <w:rPr>
+          <w:rFonts w:asciiTheme="majorHAnsi" w:hAnsiTheme="majorHAnsi" w:cstheme="majorHAnsi"/>
+        </w:rPr>
+        <w:t xml:space="preserve"> – стреляет только перед собой, дополнительный урон на основании ХП цели</w:t>
+      </w:r>
+    </w:p>
+    <w:p>
+      <w:pPr>
+        <w:rPr>
+          <w:rFonts w:asciiTheme="majorHAnsi" w:hAnsiTheme="majorHAnsi" w:cstheme="majorHAnsi"/>
+        </w:rPr>
+      </w:pPr>
+      <w:r>
+        <w:rPr>
+          <w:rFonts w:asciiTheme="majorHAnsi" w:hAnsiTheme="majorHAnsi" w:cstheme="majorHAnsi"/>
+          <w:highlight w:val="yellow"/>
+          <w:lang w:val="pl-PL"/>
+        </w:rPr>
+        <w:t>Laser</w:t>
+      </w:r>
+      <w:r>
+        <w:rPr>
+          <w:rFonts w:asciiTheme="majorHAnsi" w:hAnsiTheme="majorHAnsi" w:cstheme="majorHAnsi"/>
+          <w:highlight w:val="yellow"/>
+        </w:rPr>
+        <w:t xml:space="preserve"> – редко стреляет лучём вперёд, луч остаётся некоторое время и наносит дополнительный урон целям внутри него.</w:t>
+      </w:r>
+    </w:p>
+    <w:p>
+      <w:pPr>
+        <w:rPr>
+          <w:rFonts w:asciiTheme="majorHAnsi" w:hAnsiTheme="majorHAnsi" w:cstheme="majorHAnsi"/>
+        </w:rPr>
+      </w:pPr>
+      <w:r>
+        <w:rPr>
+          <w:rFonts w:asciiTheme="majorHAnsi" w:hAnsiTheme="majorHAnsi" w:cstheme="majorHAnsi"/>
+          <w:lang w:val="pl-PL"/>
+        </w:rPr>
+        <w:t>Prism</w:t>
+      </w:r>
+      <w:r>
+        <w:rPr>
+          <w:rFonts w:asciiTheme="majorHAnsi" w:hAnsiTheme="majorHAnsi" w:cstheme="majorHAnsi"/>
+        </w:rPr>
+        <w:t xml:space="preserve"> - апгрейд из фулл прокачанного </w:t>
+      </w:r>
+      <w:r>
+        <w:rPr>
+          <w:rFonts w:asciiTheme="majorHAnsi" w:hAnsiTheme="majorHAnsi" w:cstheme="majorHAnsi"/>
+          <w:lang w:val="pl-PL"/>
+        </w:rPr>
+        <w:t>Laser</w:t>
+      </w:r>
+      <w:r>
+        <w:rPr>
+          <w:rFonts w:asciiTheme="majorHAnsi" w:hAnsiTheme="majorHAnsi" w:cstheme="majorHAnsi"/>
+        </w:rPr>
+        <w:t>, стреляет 3 раза, быстрее перезарядка и целится в 45 градусов перед собой</w:t>
+      </w:r>
+    </w:p>
+    <w:p>
+      <w:pPr>
+        <w:rPr>
+          <w:rFonts w:asciiTheme="majorHAnsi" w:hAnsiTheme="majorHAnsi" w:cstheme="majorHAnsi"/>
+        </w:rPr>
+      </w:pPr>
+      <w:r>
+        <w:rPr>
+          <w:rFonts w:asciiTheme="majorHAnsi" w:hAnsiTheme="majorHAnsi" w:cstheme="majorHAnsi"/>
+          <w:lang w:val="pl-PL"/>
+        </w:rPr>
+        <w:t>Blue</w:t>
+      </w:r>
+      <w:r>
+        <w:rPr>
+          <w:rFonts w:asciiTheme="majorHAnsi" w:hAnsiTheme="majorHAnsi" w:cstheme="majorHAnsi"/>
+        </w:rPr>
+        <w:t xml:space="preserve"> </w:t>
+      </w:r>
+      <w:r>
+        <w:rPr>
+          <w:rFonts w:asciiTheme="majorHAnsi" w:hAnsiTheme="majorHAnsi" w:cstheme="majorHAnsi"/>
+          <w:lang w:val="pl-PL"/>
+        </w:rPr>
+        <w:t>Laser</w:t>
+      </w:r>
+      <w:r>
+        <w:rPr>
+          <w:rFonts w:asciiTheme="majorHAnsi" w:hAnsiTheme="majorHAnsi" w:cstheme="majorHAnsi"/>
+        </w:rPr>
+        <w:t xml:space="preserve"> - апгрейд из фулл прокачанного </w:t>
+      </w:r>
+      <w:r>
+        <w:rPr>
+          <w:rFonts w:asciiTheme="majorHAnsi" w:hAnsiTheme="majorHAnsi" w:cstheme="majorHAnsi"/>
+          <w:lang w:val="pl-PL"/>
+        </w:rPr>
+        <w:t>Laser</w:t>
+      </w:r>
+      <w:r>
+        <w:rPr>
+          <w:rFonts w:asciiTheme="majorHAnsi" w:hAnsiTheme="majorHAnsi" w:cstheme="majorHAnsi"/>
+        </w:rPr>
+        <w:t>, игнорирует щиты, дополнительный урон на основании текущего уровня щитов</w:t>
+      </w:r>
+      <w:r>
+        <w:rPr>
+          <w:rFonts w:asciiTheme="majorHAnsi" w:hAnsiTheme="majorHAnsi" w:cstheme="majorHAnsi"/>
+        </w:rPr>
+        <w:t xml:space="preserve"> врага</w:t>
+      </w:r>
+    </w:p>
+    <w:p>
+      <w:pPr>
+        <w:rPr>
+          <w:rFonts w:asciiTheme="majorHAnsi" w:hAnsiTheme="majorHAnsi" w:cstheme="majorHAnsi"/>
+        </w:rPr>
+      </w:pPr>
+      <w:r>
+        <w:rPr>
+          <w:rFonts w:asciiTheme="majorHAnsi" w:hAnsiTheme="majorHAnsi" w:cstheme="majorHAnsi"/>
+          <w:highlight w:val="yellow"/>
+          <w:lang w:val="pl-PL"/>
+        </w:rPr>
+        <w:t>Tesla</w:t>
+      </w:r>
+      <w:r>
+        <w:rPr>
+          <w:rFonts w:asciiTheme="majorHAnsi" w:hAnsiTheme="majorHAnsi" w:cstheme="majorHAnsi"/>
+          <w:highlight w:val="yellow"/>
+        </w:rPr>
+        <w:t xml:space="preserve"> – Средняя скорострельность, молния перескакивает между 3/4/5 врагами, увеличенный урон щитам</w:t>
+      </w:r>
+    </w:p>
+    <w:p>
+      <w:pPr>
+        <w:rPr>
+          <w:rFonts w:asciiTheme="majorHAnsi" w:hAnsiTheme="majorHAnsi" w:cstheme="majorHAnsi"/>
+        </w:rPr>
+      </w:pPr>
+      <w:r>
+        <w:rPr>
+          <w:rFonts w:asciiTheme="majorHAnsi" w:hAnsiTheme="majorHAnsi" w:cstheme="majorHAnsi"/>
+          <w:lang w:val="pl-PL"/>
+        </w:rPr>
+        <w:t>Shock</w:t>
+      </w:r>
+      <w:r>
+        <w:rPr>
+          <w:rFonts w:asciiTheme="majorHAnsi" w:hAnsiTheme="majorHAnsi" w:cstheme="majorHAnsi"/>
+        </w:rPr>
+        <w:t xml:space="preserve"> </w:t>
+      </w:r>
+      <w:r>
+        <w:rPr>
+          <w:rFonts w:asciiTheme="majorHAnsi" w:hAnsiTheme="majorHAnsi" w:cstheme="majorHAnsi"/>
+          <w:lang w:val="pl-PL"/>
+        </w:rPr>
+        <w:t>Field</w:t>
+      </w:r>
+      <w:r>
+        <w:rPr>
+          <w:rFonts w:asciiTheme="majorHAnsi" w:hAnsiTheme="majorHAnsi" w:cstheme="majorHAnsi"/>
+        </w:rPr>
+        <w:t xml:space="preserve"> - апгрейд из фулл прокачанного </w:t>
+      </w:r>
+      <w:r>
+        <w:rPr>
+          <w:rFonts w:asciiTheme="majorHAnsi" w:hAnsiTheme="majorHAnsi" w:cstheme="majorHAnsi"/>
+          <w:lang w:val="pl-PL"/>
+        </w:rPr>
+        <w:t>Tesla</w:t>
+      </w:r>
+      <w:r>
+        <w:rPr>
+          <w:rFonts w:asciiTheme="majorHAnsi" w:hAnsiTheme="majorHAnsi" w:cstheme="majorHAnsi"/>
+        </w:rPr>
+        <w:t xml:space="preserve">, редко бьёт и оглушает всё вокруг себя </w:t>
+      </w:r>
+    </w:p>
+    <w:p>
+      <w:pPr>
+        <w:rPr>
+          <w:rFonts w:asciiTheme="majorHAnsi" w:hAnsiTheme="majorHAnsi" w:cstheme="majorHAnsi"/>
+        </w:rPr>
+      </w:pPr>
+      <w:r>
+        <w:rPr>
+          <w:rFonts w:asciiTheme="majorHAnsi" w:hAnsiTheme="majorHAnsi" w:cstheme="majorHAnsi"/>
           <w:lang w:val="pl-PL"/>
         </w:rPr>
         <w:t>Thunder</w:t>
       </w:r>
-    </w:p>
-    <w:p>
-      <w:r>
-        <w:rPr>
-          <w:lang w:val="uk-UA"/>
-        </w:rPr>
-        <w:t>Лёгкий, в</w:t>
-      </w:r>
-      <w:r>
-        <w:t>ысокотехнологичный корабль. Повышенная скорость</w:t>
-      </w:r>
-      <w:r>
-        <w:t>, повышенный урон электро-оружий, усиленные щиты</w:t>
-      </w:r>
-    </w:p>
-    <w:p>
-      <w:r>
-        <w:t>Активная способность</w:t>
-      </w:r>
-      <w:r>
-        <w:t xml:space="preserve">: </w:t>
-      </w:r>
-      <w:r>
-        <w:rPr>
-          <w:lang w:val="pl-PL"/>
-        </w:rPr>
-        <w:t>EMP</w:t>
-      </w:r>
-      <w:r>
-        <w:t xml:space="preserve"> – </w:t>
-      </w:r>
-      <w:r>
-        <w:t>временно оглушает врагов в радиусе вокруг себя</w:t>
-      </w:r>
-    </w:p>
-    <w:p>
-      <w:pPr>
-        <w:rPr>
-          <w:rFonts w:asciiTheme="majorHAnsi" w:hAnsiTheme="majorHAnsi" w:cstheme="majorHAnsi"/>
-        </w:rPr>
-      </w:pPr>
+      <w:r>
+        <w:rPr>
+          <w:rFonts w:asciiTheme="majorHAnsi" w:hAnsiTheme="majorHAnsi" w:cstheme="majorHAnsi"/>
+        </w:rPr>
+        <w:t xml:space="preserve"> </w:t>
+      </w:r>
+      <w:r>
+        <w:rPr>
+          <w:rFonts w:asciiTheme="majorHAnsi" w:hAnsiTheme="majorHAnsi" w:cstheme="majorHAnsi"/>
+          <w:lang w:val="pl-PL"/>
+        </w:rPr>
+        <w:t>spear</w:t>
+      </w:r>
+      <w:r>
+        <w:rPr>
+          <w:rFonts w:asciiTheme="majorHAnsi" w:hAnsiTheme="majorHAnsi" w:cstheme="majorHAnsi"/>
+        </w:rPr>
+        <w:t xml:space="preserve"> - апгрейд из фулл прокачанного </w:t>
+      </w:r>
+      <w:r>
+        <w:rPr>
+          <w:rFonts w:asciiTheme="majorHAnsi" w:hAnsiTheme="majorHAnsi" w:cstheme="majorHAnsi"/>
+          <w:lang w:val="pl-PL"/>
+        </w:rPr>
+        <w:t>Tesla</w:t>
+      </w:r>
+      <w:r>
+        <w:rPr>
+          <w:rFonts w:asciiTheme="majorHAnsi" w:hAnsiTheme="majorHAnsi" w:cstheme="majorHAnsi"/>
+        </w:rPr>
+        <w:t>, выбирает цель с самым большим максимальным уровнем щитов, продолжает бить п</w:t>
+      </w:r>
+      <w:r>
+        <w:rPr>
+          <w:rFonts w:asciiTheme="majorHAnsi" w:hAnsiTheme="majorHAnsi" w:cstheme="majorHAnsi"/>
+        </w:rPr>
+        <w:t>ока не убьёт, постоянно оглушая</w:t>
+      </w:r>
+    </w:p>
+    <w:p>
+      <w:pPr>
+        <w:rPr>
+          <w:rFonts w:asciiTheme="majorHAnsi" w:hAnsiTheme="majorHAnsi" w:cstheme="majorHAnsi"/>
+        </w:rPr>
+      </w:pPr>
+      <w:r>
+        <w:rPr>
+          <w:rFonts w:asciiTheme="majorHAnsi" w:hAnsiTheme="majorHAnsi" w:cstheme="majorHAnsi"/>
+          <w:highlight w:val="yellow"/>
+          <w:lang w:val="pl-PL"/>
+        </w:rPr>
+        <w:t>Mines</w:t>
+      </w:r>
+      <w:r>
+        <w:rPr>
+          <w:rFonts w:asciiTheme="majorHAnsi" w:hAnsiTheme="majorHAnsi" w:cstheme="majorHAnsi"/>
+          <w:highlight w:val="yellow"/>
+        </w:rPr>
+        <w:t xml:space="preserve"> – создаёт мину под собой, ограниченное макс число, урон </w:t>
+      </w:r>
+      <w:r>
+        <w:rPr>
+          <w:rFonts w:asciiTheme="majorHAnsi" w:hAnsiTheme="majorHAnsi" w:cstheme="majorHAnsi"/>
+          <w:highlight w:val="yellow"/>
+          <w:lang w:val="pl-PL"/>
+        </w:rPr>
+        <w:t>AoE</w:t>
+      </w:r>
+    </w:p>
+    <w:p>
+      <w:pPr>
+        <w:rPr>
+          <w:rFonts w:asciiTheme="majorHAnsi" w:hAnsiTheme="majorHAnsi" w:cstheme="majorHAnsi"/>
+        </w:rPr>
+      </w:pPr>
+      <w:r>
+        <w:rPr>
+          <w:rFonts w:asciiTheme="majorHAnsi" w:hAnsiTheme="majorHAnsi" w:cstheme="majorHAnsi"/>
+          <w:lang w:val="en-US"/>
+        </w:rPr>
+        <w:t>Multicharge</w:t>
+      </w:r>
+      <w:r>
+        <w:rPr>
+          <w:rFonts w:asciiTheme="majorHAnsi" w:hAnsiTheme="majorHAnsi" w:cstheme="majorHAnsi"/>
+        </w:rPr>
+        <w:t xml:space="preserve"> </w:t>
+      </w:r>
+      <w:r>
+        <w:rPr>
+          <w:rFonts w:asciiTheme="majorHAnsi" w:hAnsiTheme="majorHAnsi" w:cstheme="majorHAnsi"/>
+          <w:lang w:val="en-US"/>
+        </w:rPr>
+        <w:t>Mines</w:t>
+      </w:r>
+      <w:r>
+        <w:rPr>
+          <w:rFonts w:asciiTheme="majorHAnsi" w:hAnsiTheme="majorHAnsi" w:cstheme="majorHAnsi"/>
+        </w:rPr>
+        <w:t xml:space="preserve"> - апгрейд из фулл прокачанного </w:t>
+      </w:r>
+      <w:r>
+        <w:rPr>
+          <w:rFonts w:asciiTheme="majorHAnsi" w:hAnsiTheme="majorHAnsi" w:cstheme="majorHAnsi"/>
+          <w:lang w:val="en-US"/>
+        </w:rPr>
+        <w:t>Mines</w:t>
+      </w:r>
+      <w:r>
+        <w:rPr>
+          <w:rFonts w:asciiTheme="majorHAnsi" w:hAnsiTheme="majorHAnsi" w:cstheme="majorHAnsi"/>
+        </w:rPr>
+        <w:t>, каждая мина может взрыватся неограниченное колво раз, пока не заменится новой</w:t>
+      </w:r>
+    </w:p>
+    <w:p>
+      <w:pPr>
+        <w:rPr>
+          <w:rFonts w:asciiTheme="majorHAnsi" w:hAnsiTheme="majorHAnsi" w:cstheme="majorHAnsi"/>
+        </w:rPr>
+      </w:pPr>
+      <w:r>
+        <w:rPr>
+          <w:rFonts w:asciiTheme="majorHAnsi" w:hAnsiTheme="majorHAnsi" w:cstheme="majorHAnsi"/>
+          <w:lang w:val="pl-PL"/>
+        </w:rPr>
+        <w:t>Nanite</w:t>
+      </w:r>
+      <w:r>
+        <w:rPr>
+          <w:rFonts w:asciiTheme="majorHAnsi" w:hAnsiTheme="majorHAnsi" w:cstheme="majorHAnsi"/>
+        </w:rPr>
+        <w:t xml:space="preserve"> </w:t>
+      </w:r>
+      <w:r>
+        <w:rPr>
+          <w:rFonts w:asciiTheme="majorHAnsi" w:hAnsiTheme="majorHAnsi" w:cstheme="majorHAnsi"/>
+          <w:lang w:val="pl-PL"/>
+        </w:rPr>
+        <w:t>Bombs</w:t>
+      </w:r>
+      <w:r>
+        <w:rPr>
+          <w:rFonts w:asciiTheme="majorHAnsi" w:hAnsiTheme="majorHAnsi" w:cstheme="majorHAnsi"/>
+        </w:rPr>
+        <w:t xml:space="preserve"> - апгрейд из фулл прокачанного </w:t>
+      </w:r>
+      <w:r>
+        <w:rPr>
+          <w:rFonts w:asciiTheme="majorHAnsi" w:hAnsiTheme="majorHAnsi" w:cstheme="majorHAnsi"/>
+          <w:lang w:val="en-US"/>
+        </w:rPr>
+        <w:t>Mines</w:t>
+      </w:r>
+      <w:r>
+        <w:rPr>
+          <w:rFonts w:asciiTheme="majorHAnsi" w:hAnsiTheme="majorHAnsi" w:cstheme="majorHAnsi"/>
+        </w:rPr>
+        <w:t>, мины оглушают на короткое время, а также накладывают эффект наносящий урон со временем</w:t>
+      </w:r>
     </w:p>
     <w:p>
       <w:pPr>
@@ -2243,82 +3130,27 @@
           <w:rFonts w:cstheme="majorHAnsi"/>
         </w:rPr>
       </w:pPr>
-      <w:bookmarkStart w:id="13" w:name="_Toc232347209"/>
+      <w:bookmarkStart w:id="14" w:name="_Toc232347210"/>
       <w:r>
         <w:rPr>
           <w:rFonts w:cstheme="majorHAnsi"/>
         </w:rPr>
-        <w:t>Оружие</w:t>
-      </w:r>
-      <w:bookmarkEnd w:id="13"/>
-    </w:p>
-    <w:p>
-      <w:pPr>
-        <w:rPr>
-          <w:rFonts w:asciiTheme="majorHAnsi" w:hAnsiTheme="majorHAnsi" w:cstheme="majorHAnsi"/>
-        </w:rPr>
-      </w:pPr>
-      <w:r>
-        <w:rPr>
-          <w:rFonts w:asciiTheme="majorHAnsi" w:hAnsiTheme="majorHAnsi" w:cstheme="majorHAnsi"/>
-          <w:highlight w:val="yellow"/>
-          <w:lang w:val="pl-PL"/>
-        </w:rPr>
-        <w:t>Cannon</w:t>
-      </w:r>
-      <w:r>
-        <w:rPr>
-          <w:rFonts w:asciiTheme="majorHAnsi" w:hAnsiTheme="majorHAnsi" w:cstheme="majorHAnsi"/>
-          <w:highlight w:val="yellow"/>
-        </w:rPr>
-        <w:t xml:space="preserve"> – простая пушка, стреляет в ближайшего врага</w:t>
-      </w:r>
-    </w:p>
-    <w:p>
-      <w:pPr>
-        <w:rPr>
-          <w:rFonts w:asciiTheme="majorHAnsi" w:hAnsiTheme="majorHAnsi" w:cstheme="majorHAnsi"/>
-        </w:rPr>
-      </w:pPr>
-      <w:r>
-        <w:rPr>
-          <w:rFonts w:asciiTheme="majorHAnsi" w:hAnsiTheme="majorHAnsi" w:cstheme="majorHAnsi"/>
-          <w:lang w:val="pl-PL"/>
-        </w:rPr>
-        <w:t>Minigun</w:t>
-      </w:r>
-      <w:r>
-        <w:rPr>
-          <w:rFonts w:asciiTheme="majorHAnsi" w:hAnsiTheme="majorHAnsi" w:cstheme="majorHAnsi"/>
-        </w:rPr>
-        <w:t xml:space="preserve"> - апгрейд из фулл прокачанного </w:t>
-      </w:r>
-      <w:r>
-        <w:rPr>
-          <w:rFonts w:asciiTheme="majorHAnsi" w:hAnsiTheme="majorHAnsi" w:cstheme="majorHAnsi"/>
-          <w:lang w:val="pl-PL"/>
-        </w:rPr>
-        <w:t>Cannon</w:t>
-      </w:r>
-      <w:r>
-        <w:rPr>
-          <w:rFonts w:asciiTheme="majorHAnsi" w:hAnsiTheme="majorHAnsi" w:cstheme="majorHAnsi"/>
-        </w:rPr>
-        <w:t xml:space="preserve"> – стреляет быстро в ближайшего врага, меньший радус обнаружения, быстрые пули</w:t>
-      </w:r>
-    </w:p>
-    <w:p>
-      <w:pPr>
-        <w:rPr>
-          <w:rFonts w:asciiTheme="majorHAnsi" w:hAnsiTheme="majorHAnsi" w:cstheme="majorHAnsi"/>
-        </w:rPr>
-      </w:pPr>
-      <w:r>
-        <w:rPr>
-          <w:rFonts w:asciiTheme="majorHAnsi" w:hAnsiTheme="majorHAnsi" w:cstheme="majorHAnsi"/>
-          <w:lang w:val="pl-PL"/>
-        </w:rPr>
-        <w:t>Vacuum</w:t>
+        <w:t>Модули</w:t>
+      </w:r>
+      <w:bookmarkEnd w:id="14"/>
+    </w:p>
+    <w:p>
+      <w:pPr>
+        <w:rPr>
+          <w:rFonts w:asciiTheme="majorHAnsi" w:hAnsiTheme="majorHAnsi" w:cstheme="majorHAnsi"/>
+        </w:rPr>
+      </w:pPr>
+      <w:r>
+        <w:rPr>
+          <w:rFonts w:asciiTheme="majorHAnsi" w:hAnsiTheme="majorHAnsi" w:cstheme="majorHAnsi"/>
+          <w:lang w:val="pl-PL"/>
+        </w:rPr>
+        <w:t>Warp</w:t>
       </w:r>
       <w:r>
         <w:rPr>
@@ -2331,127 +3163,27 @@
           <w:rFonts w:asciiTheme="majorHAnsi" w:hAnsiTheme="majorHAnsi" w:cstheme="majorHAnsi"/>
           <w:lang w:val="pl-PL"/>
         </w:rPr>
-        <w:t>Cannon</w:t>
-      </w:r>
-      <w:r>
-        <w:rPr>
-          <w:rFonts w:asciiTheme="majorHAnsi" w:hAnsiTheme="majorHAnsi" w:cstheme="majorHAnsi"/>
-        </w:rPr>
-        <w:t xml:space="preserve"> - апгрейд из фулл прокачанного </w:t>
-      </w:r>
-      <w:r>
-        <w:rPr>
-          <w:rFonts w:asciiTheme="majorHAnsi" w:hAnsiTheme="majorHAnsi" w:cstheme="majorHAnsi"/>
-          <w:lang w:val="pl-PL"/>
-        </w:rPr>
-        <w:t>Cannon</w:t>
-      </w:r>
-      <w:r>
-        <w:rPr>
-          <w:rFonts w:asciiTheme="majorHAnsi" w:hAnsiTheme="majorHAnsi" w:cstheme="majorHAnsi"/>
-        </w:rPr>
-        <w:t xml:space="preserve"> – </w:t>
-      </w:r>
-      <w:r>
-        <w:rPr>
-          <w:rFonts w:asciiTheme="majorHAnsi" w:hAnsiTheme="majorHAnsi" w:cstheme="majorHAnsi"/>
-          <w:lang w:val="pl-PL"/>
-        </w:rPr>
-        <w:t>AoE</w:t>
-      </w:r>
-      <w:r>
-        <w:rPr>
-          <w:rFonts w:asciiTheme="majorHAnsi" w:hAnsiTheme="majorHAnsi" w:cstheme="majorHAnsi"/>
-        </w:rPr>
-        <w:t xml:space="preserve"> отталкивание противников </w:t>
-      </w:r>
-    </w:p>
-    <w:p>
-      <w:pPr>
-        <w:rPr>
-          <w:rFonts w:asciiTheme="majorHAnsi" w:hAnsiTheme="majorHAnsi" w:cstheme="majorHAnsi"/>
-        </w:rPr>
-      </w:pPr>
-      <w:r>
-        <w:rPr>
-          <w:rFonts w:asciiTheme="majorHAnsi" w:hAnsiTheme="majorHAnsi" w:cstheme="majorHAnsi"/>
-          <w:highlight w:val="yellow"/>
-          <w:lang w:val="pl-PL"/>
-        </w:rPr>
-        <w:t>Shotgun</w:t>
-      </w:r>
-      <w:r>
-        <w:rPr>
-          <w:rFonts w:asciiTheme="majorHAnsi" w:hAnsiTheme="majorHAnsi" w:cstheme="majorHAnsi"/>
-          <w:highlight w:val="yellow"/>
-        </w:rPr>
-        <w:t xml:space="preserve"> – дробовик, стреляет дробью в ближайшего врага</w:t>
-      </w:r>
-    </w:p>
-    <w:p>
-      <w:pPr>
-        <w:rPr>
-          <w:rFonts w:asciiTheme="majorHAnsi" w:hAnsiTheme="majorHAnsi" w:cstheme="majorHAnsi"/>
-        </w:rPr>
-      </w:pPr>
-      <w:r>
-        <w:rPr>
-          <w:rFonts w:asciiTheme="majorHAnsi" w:hAnsiTheme="majorHAnsi" w:cstheme="majorHAnsi"/>
-          <w:lang w:val="pl-PL"/>
-        </w:rPr>
-        <w:t>Eradicator</w:t>
-      </w:r>
-      <w:r>
-        <w:rPr>
-          <w:rFonts w:asciiTheme="majorHAnsi" w:hAnsiTheme="majorHAnsi" w:cstheme="majorHAnsi"/>
-        </w:rPr>
-        <w:t xml:space="preserve"> – апгрейд из фулл прокачанного </w:t>
-      </w:r>
-      <w:r>
-        <w:rPr>
-          <w:rFonts w:asciiTheme="majorHAnsi" w:hAnsiTheme="majorHAnsi" w:cstheme="majorHAnsi"/>
-          <w:lang w:val="pl-PL"/>
-        </w:rPr>
-        <w:t>Shotgun</w:t>
-      </w:r>
-      <w:r>
-        <w:rPr>
-          <w:rFonts w:asciiTheme="majorHAnsi" w:hAnsiTheme="majorHAnsi" w:cstheme="majorHAnsi"/>
-        </w:rPr>
-        <w:t xml:space="preserve"> – </w:t>
-      </w:r>
-      <w:r>
-        <w:rPr>
-          <w:rFonts w:asciiTheme="majorHAnsi" w:hAnsiTheme="majorHAnsi" w:cstheme="majorHAnsi"/>
-        </w:rPr>
-        <w:t xml:space="preserve">скорострельный дробовик - </w:t>
-      </w:r>
-      <w:r>
-        <w:rPr>
-          <w:rFonts w:asciiTheme="majorHAnsi" w:hAnsiTheme="majorHAnsi" w:cstheme="majorHAnsi"/>
-        </w:rPr>
-        <w:t xml:space="preserve">то же по сути что и </w:t>
-      </w:r>
-      <w:r>
-        <w:rPr>
-          <w:rFonts w:asciiTheme="majorHAnsi" w:hAnsiTheme="majorHAnsi" w:cstheme="majorHAnsi"/>
-          <w:lang w:val="pl-PL"/>
-        </w:rPr>
-        <w:t>Minigun</w:t>
-      </w:r>
-    </w:p>
-    <w:p>
-      <w:pPr>
-        <w:rPr>
-          <w:rFonts w:asciiTheme="majorHAnsi" w:hAnsiTheme="majorHAnsi" w:cstheme="majorHAnsi"/>
-        </w:rPr>
-      </w:pPr>
-      <w:r>
-        <w:rPr>
-          <w:rFonts w:asciiTheme="majorHAnsi" w:hAnsiTheme="majorHAnsi" w:cstheme="majorHAnsi"/>
-          <w:lang w:val="pl-PL"/>
-        </w:rPr>
-        <w:t>Octuple</w:t>
+        <w:t>Drive</w:t>
+      </w:r>
+      <w:r>
+        <w:rPr>
+          <w:rFonts w:asciiTheme="majorHAnsi" w:hAnsiTheme="majorHAnsi" w:cstheme="majorHAnsi"/>
+        </w:rPr>
+        <w:t xml:space="preserve"> – позволяет телепортироватся на некоторое расстояние. Апгрейды добавляют время неуязвимости и восстановление щитов после ТП</w:t>
+      </w:r>
+    </w:p>
+    <w:p>
+      <w:pPr>
+        <w:rPr>
+          <w:rFonts w:asciiTheme="majorHAnsi" w:hAnsiTheme="majorHAnsi" w:cstheme="majorHAnsi"/>
+        </w:rPr>
+      </w:pPr>
+      <w:r>
+        <w:rPr>
+          <w:rFonts w:asciiTheme="majorHAnsi" w:hAnsiTheme="majorHAnsi" w:cstheme="majorHAnsi"/>
+          <w:lang w:val="en-US"/>
+        </w:rPr>
+        <w:t>Burst</w:t>
       </w:r>
       <w:r>
         <w:rPr>
@@ -2462,758 +3194,85 @@
       <w:r>
         <w:rPr>
           <w:rFonts w:asciiTheme="majorHAnsi" w:hAnsiTheme="majorHAnsi" w:cstheme="majorHAnsi"/>
-          <w:lang w:val="pl-PL"/>
-        </w:rPr>
-        <w:t>Shotgun</w:t>
-      </w:r>
-      <w:r>
-        <w:rPr>
-          <w:rFonts w:asciiTheme="majorHAnsi" w:hAnsiTheme="majorHAnsi" w:cstheme="majorHAnsi"/>
-        </w:rPr>
-        <w:t xml:space="preserve"> – апгрейд из фулл прокачанного </w:t>
-      </w:r>
-      <w:r>
-        <w:rPr>
-          <w:rFonts w:asciiTheme="majorHAnsi" w:hAnsiTheme="majorHAnsi" w:cstheme="majorHAnsi"/>
-          <w:lang w:val="pl-PL"/>
-        </w:rPr>
-        <w:t>Shotgun</w:t>
-      </w:r>
-      <w:r>
-        <w:rPr>
-          <w:rFonts w:asciiTheme="majorHAnsi" w:hAnsiTheme="majorHAnsi" w:cstheme="majorHAnsi"/>
-        </w:rPr>
-        <w:t xml:space="preserve"> – восемь более слабых дробовиков, направленных во все стороны</w:t>
-      </w:r>
-    </w:p>
-    <w:p>
-      <w:pPr>
-        <w:rPr>
-          <w:rFonts w:asciiTheme="majorHAnsi" w:hAnsiTheme="majorHAnsi" w:cstheme="majorHAnsi"/>
-        </w:rPr>
-      </w:pPr>
-      <w:r>
-        <w:rPr>
-          <w:rFonts w:asciiTheme="majorHAnsi" w:hAnsiTheme="majorHAnsi" w:cstheme="majorHAnsi"/>
-          <w:highlight w:val="yellow"/>
-          <w:lang w:val="pl-PL"/>
-        </w:rPr>
-        <w:t>Missile</w:t>
-      </w:r>
-      <w:r>
-        <w:rPr>
-          <w:rFonts w:asciiTheme="majorHAnsi" w:hAnsiTheme="majorHAnsi" w:cstheme="majorHAnsi"/>
-          <w:highlight w:val="yellow"/>
-        </w:rPr>
-        <w:t xml:space="preserve"> – стреляет ракетой прямо</w:t>
-      </w:r>
-      <w:r>
-        <w:rPr>
-          <w:rFonts w:asciiTheme="majorHAnsi" w:hAnsiTheme="majorHAnsi" w:cstheme="majorHAnsi"/>
-          <w:highlight w:val="yellow"/>
-        </w:rPr>
-        <w:t>. Ракеты можно уничтожить пулей. Ракеты взрываются при попадании или спустя время. Апгрейд добавляет самонаводку.</w:t>
-      </w:r>
-    </w:p>
-    <w:p>
-      <w:pPr>
-        <w:rPr>
-          <w:rFonts w:asciiTheme="majorHAnsi" w:hAnsiTheme="majorHAnsi" w:cstheme="majorHAnsi"/>
-        </w:rPr>
-      </w:pPr>
-      <w:r>
-        <w:rPr>
-          <w:rFonts w:asciiTheme="majorHAnsi" w:hAnsiTheme="majorHAnsi" w:cstheme="majorHAnsi"/>
-          <w:lang w:val="pl-PL"/>
-        </w:rPr>
-        <w:t>Rocket</w:t>
-      </w:r>
-      <w:r>
-        <w:rPr>
-          <w:rFonts w:asciiTheme="majorHAnsi" w:hAnsiTheme="majorHAnsi" w:cstheme="majorHAnsi"/>
-        </w:rPr>
-        <w:t xml:space="preserve"> </w:t>
-      </w:r>
-      <w:r>
-        <w:rPr>
-          <w:rFonts w:asciiTheme="majorHAnsi" w:hAnsiTheme="majorHAnsi" w:cstheme="majorHAnsi"/>
-          <w:lang w:val="pl-PL"/>
-        </w:rPr>
-        <w:t>Swarm</w:t>
-      </w:r>
-      <w:r>
-        <w:rPr>
-          <w:rFonts w:asciiTheme="majorHAnsi" w:hAnsiTheme="majorHAnsi" w:cstheme="majorHAnsi"/>
-        </w:rPr>
-        <w:t xml:space="preserve"> – апгрейд из фулл прокачанного </w:t>
-      </w:r>
-      <w:r>
-        <w:rPr>
-          <w:rFonts w:asciiTheme="majorHAnsi" w:hAnsiTheme="majorHAnsi" w:cstheme="majorHAnsi"/>
-          <w:lang w:val="pl-PL"/>
-        </w:rPr>
-        <w:t>Missile</w:t>
-      </w:r>
-      <w:r>
-        <w:rPr>
-          <w:rFonts w:asciiTheme="majorHAnsi" w:hAnsiTheme="majorHAnsi" w:cstheme="majorHAnsi"/>
-        </w:rPr>
-        <w:t xml:space="preserve"> – стреляет множеством маленьких и быстрых ракет</w:t>
-      </w:r>
-    </w:p>
-    <w:p>
-      <w:pPr>
-        <w:rPr>
-          <w:rFonts w:asciiTheme="majorHAnsi" w:hAnsiTheme="majorHAnsi" w:cstheme="majorHAnsi"/>
-        </w:rPr>
-      </w:pPr>
-      <w:r>
-        <w:rPr>
-          <w:rFonts w:asciiTheme="majorHAnsi" w:hAnsiTheme="majorHAnsi" w:cstheme="majorHAnsi"/>
-          <w:lang w:val="pl-PL"/>
-        </w:rPr>
-        <w:t>Nuke</w:t>
-      </w:r>
-      <w:r>
-        <w:rPr>
-          <w:rFonts w:asciiTheme="majorHAnsi" w:hAnsiTheme="majorHAnsi" w:cstheme="majorHAnsi"/>
-        </w:rPr>
-        <w:t xml:space="preserve"> - апгрейд из фулл прокачанного </w:t>
-      </w:r>
-      <w:r>
-        <w:rPr>
-          <w:rFonts w:asciiTheme="majorHAnsi" w:hAnsiTheme="majorHAnsi" w:cstheme="majorHAnsi"/>
-          <w:lang w:val="pl-PL"/>
-        </w:rPr>
-        <w:t>Missile</w:t>
-      </w:r>
-      <w:r>
-        <w:rPr>
-          <w:rFonts w:asciiTheme="majorHAnsi" w:hAnsiTheme="majorHAnsi" w:cstheme="majorHAnsi"/>
-        </w:rPr>
-        <w:t xml:space="preserve"> – редко стреляет одной бомбой с огромным уроном, и оставляющей за собой ядовитую для всех зону</w:t>
-      </w:r>
-    </w:p>
-    <w:p>
-      <w:pPr>
-        <w:rPr>
-          <w:rFonts w:asciiTheme="majorHAnsi" w:hAnsiTheme="majorHAnsi" w:cstheme="majorHAnsi"/>
-        </w:rPr>
-      </w:pPr>
-      <w:r>
-        <w:rPr>
-          <w:rFonts w:asciiTheme="majorHAnsi" w:hAnsiTheme="majorHAnsi" w:cstheme="majorHAnsi"/>
-          <w:highlight w:val="yellow"/>
-          <w:lang w:val="pl-PL"/>
+          <w:lang w:val="en-US"/>
+        </w:rPr>
+        <w:t>Thruster</w:t>
+      </w:r>
+    </w:p>
+    <w:p>
+      <w:pPr>
+        <w:rPr>
+          <w:rFonts w:asciiTheme="majorHAnsi" w:hAnsiTheme="majorHAnsi" w:cstheme="majorHAnsi"/>
+          <w:lang w:val="en-US"/>
+        </w:rPr>
+      </w:pPr>
+      <w:r>
+        <w:rPr>
+          <w:rFonts w:asciiTheme="majorHAnsi" w:hAnsiTheme="majorHAnsi" w:cstheme="majorHAnsi"/>
+          <w:lang w:val="en-US"/>
+        </w:rPr>
+        <w:t>A fast directional dash. Less “instant” than Blink, but better for active dodging and repositioning while still keeping momentum.</w:t>
+      </w:r>
+    </w:p>
+    <w:p>
+      <w:pPr>
+        <w:rPr>
+          <w:rFonts w:asciiTheme="majorHAnsi" w:hAnsiTheme="majorHAnsi" w:cstheme="majorHAnsi"/>
+          <w:lang w:val="en-US"/>
+        </w:rPr>
+      </w:pPr>
+    </w:p>
+    <w:p>
+      <w:pPr>
+        <w:rPr>
+          <w:rFonts w:asciiTheme="majorHAnsi" w:hAnsiTheme="majorHAnsi" w:cstheme="majorHAnsi"/>
+          <w:lang w:val="en-US"/>
+        </w:rPr>
+      </w:pPr>
+      <w:r>
+        <w:rPr>
+          <w:rFonts w:asciiTheme="majorHAnsi" w:hAnsiTheme="majorHAnsi" w:cstheme="majorHAnsi"/>
+          <w:lang w:val="en-US"/>
+        </w:rPr>
+        <w:t>Phase Shunt</w:t>
+      </w:r>
+    </w:p>
+    <w:p>
+      <w:pPr>
+        <w:rPr>
+          <w:rFonts w:asciiTheme="majorHAnsi" w:hAnsiTheme="majorHAnsi" w:cstheme="majorHAnsi"/>
+          <w:lang w:val="en-US"/>
+        </w:rPr>
+      </w:pPr>
+      <w:r>
+        <w:rPr>
+          <w:rFonts w:asciiTheme="majorHAnsi" w:hAnsiTheme="majorHAnsi" w:cstheme="majorHAnsi"/>
+          <w:lang w:val="en-US"/>
+        </w:rPr>
+        <w:t>Brief intangibility. The ship can pass through enemies and projectiles for a moment. Strong emergency tool, long cooldown.</w:t>
+      </w:r>
+    </w:p>
+    <w:p>
+      <w:pPr>
+        <w:rPr>
+          <w:rFonts w:asciiTheme="majorHAnsi" w:hAnsiTheme="majorHAnsi" w:cstheme="majorHAnsi"/>
+          <w:lang w:val="en-US"/>
+        </w:rPr>
+      </w:pPr>
+    </w:p>
+    <w:p>
+      <w:pPr>
+        <w:rPr>
+          <w:rFonts w:asciiTheme="majorHAnsi" w:hAnsiTheme="majorHAnsi" w:cstheme="majorHAnsi"/>
+          <w:lang w:val="en-US"/>
+        </w:rPr>
+      </w:pPr>
+      <w:r>
+        <w:rPr>
+          <w:rFonts w:asciiTheme="majorHAnsi" w:hAnsiTheme="majorHAnsi" w:cstheme="majorHAnsi"/>
+          <w:lang w:val="en-US"/>
         </w:rPr>
         <w:lastRenderedPageBreak/>
-        <w:t>Railgun</w:t>
-      </w:r>
-      <w:r>
-        <w:rPr>
-          <w:rFonts w:asciiTheme="majorHAnsi" w:hAnsiTheme="majorHAnsi" w:cstheme="majorHAnsi"/>
-          <w:highlight w:val="yellow"/>
-        </w:rPr>
-        <w:t xml:space="preserve"> – редко стреляет очень быстрым снарядом. Наводится в 15-45 градусах напротив себя.</w:t>
-      </w:r>
-      <w:r>
-        <w:rPr>
-          <w:rFonts w:asciiTheme="majorHAnsi" w:hAnsiTheme="majorHAnsi" w:cstheme="majorHAnsi"/>
-          <w:highlight w:val="yellow"/>
-        </w:rPr>
-        <w:t xml:space="preserve"> Апгрейды добавляют пробивание нескольких целей.</w:t>
-      </w:r>
-    </w:p>
-    <w:p>
-      <w:pPr>
-        <w:rPr>
-          <w:rFonts w:asciiTheme="majorHAnsi" w:hAnsiTheme="majorHAnsi" w:cstheme="majorHAnsi"/>
-        </w:rPr>
-      </w:pPr>
-      <w:r>
-        <w:rPr>
-          <w:rFonts w:asciiTheme="majorHAnsi" w:hAnsiTheme="majorHAnsi" w:cstheme="majorHAnsi"/>
-          <w:lang w:val="pl-PL"/>
-        </w:rPr>
-        <w:t>Particle</w:t>
-      </w:r>
-      <w:r>
-        <w:rPr>
-          <w:rFonts w:asciiTheme="majorHAnsi" w:hAnsiTheme="majorHAnsi" w:cstheme="majorHAnsi"/>
-        </w:rPr>
-        <w:t xml:space="preserve"> </w:t>
-      </w:r>
-      <w:r>
-        <w:rPr>
-          <w:rFonts w:asciiTheme="majorHAnsi" w:hAnsiTheme="majorHAnsi" w:cstheme="majorHAnsi"/>
-          <w:lang w:val="pl-PL"/>
-        </w:rPr>
-        <w:t>Accelerator</w:t>
-      </w:r>
-      <w:r>
-        <w:rPr>
-          <w:rFonts w:asciiTheme="majorHAnsi" w:hAnsiTheme="majorHAnsi" w:cstheme="majorHAnsi"/>
-        </w:rPr>
-        <w:t xml:space="preserve"> - апгрейд из фулл прокачанного </w:t>
-      </w:r>
-      <w:r>
-        <w:rPr>
-          <w:rFonts w:asciiTheme="majorHAnsi" w:hAnsiTheme="majorHAnsi" w:cstheme="majorHAnsi"/>
-          <w:lang w:val="pl-PL"/>
-        </w:rPr>
-        <w:t>Railgun</w:t>
-      </w:r>
-      <w:r>
-        <w:rPr>
-          <w:rFonts w:asciiTheme="majorHAnsi" w:hAnsiTheme="majorHAnsi" w:cstheme="majorHAnsi"/>
-        </w:rPr>
-        <w:t xml:space="preserve"> – бесконечное пробивание</w:t>
-      </w:r>
-    </w:p>
-    <w:p>
-      <w:pPr>
-        <w:rPr>
-          <w:rFonts w:asciiTheme="majorHAnsi" w:hAnsiTheme="majorHAnsi" w:cstheme="majorHAnsi"/>
-        </w:rPr>
-      </w:pPr>
-      <w:r>
-        <w:rPr>
-          <w:rFonts w:asciiTheme="majorHAnsi" w:hAnsiTheme="majorHAnsi" w:cstheme="majorHAnsi"/>
-          <w:lang w:val="pl-PL"/>
-        </w:rPr>
-        <w:t>Behemoth</w:t>
-      </w:r>
-      <w:r>
-        <w:rPr>
-          <w:rFonts w:asciiTheme="majorHAnsi" w:hAnsiTheme="majorHAnsi" w:cstheme="majorHAnsi"/>
-        </w:rPr>
-        <w:t xml:space="preserve"> </w:t>
-      </w:r>
-      <w:r>
-        <w:rPr>
-          <w:rFonts w:asciiTheme="majorHAnsi" w:hAnsiTheme="majorHAnsi" w:cstheme="majorHAnsi"/>
-          <w:lang w:val="pl-PL"/>
-        </w:rPr>
-        <w:t>Rifle</w:t>
-      </w:r>
-      <w:r>
-        <w:rPr>
-          <w:rFonts w:asciiTheme="majorHAnsi" w:hAnsiTheme="majorHAnsi" w:cstheme="majorHAnsi"/>
-        </w:rPr>
-        <w:t xml:space="preserve"> - апгрейд из фулл прокачанного </w:t>
-      </w:r>
-      <w:r>
-        <w:rPr>
-          <w:rFonts w:asciiTheme="majorHAnsi" w:hAnsiTheme="majorHAnsi" w:cstheme="majorHAnsi"/>
-          <w:lang w:val="pl-PL"/>
-        </w:rPr>
-        <w:t>Railgun</w:t>
-      </w:r>
-      <w:r>
-        <w:rPr>
-          <w:rFonts w:asciiTheme="majorHAnsi" w:hAnsiTheme="majorHAnsi" w:cstheme="majorHAnsi"/>
-        </w:rPr>
-        <w:t xml:space="preserve"> – стреляет только перед собой, дополнительный урон на основании ХП цели</w:t>
-      </w:r>
-    </w:p>
-    <w:p>
-      <w:pPr>
-        <w:rPr>
-          <w:rFonts w:asciiTheme="majorHAnsi" w:hAnsiTheme="majorHAnsi" w:cstheme="majorHAnsi"/>
-        </w:rPr>
-      </w:pPr>
-      <w:r>
-        <w:rPr>
-          <w:rFonts w:asciiTheme="majorHAnsi" w:hAnsiTheme="majorHAnsi" w:cstheme="majorHAnsi"/>
-          <w:highlight w:val="yellow"/>
-          <w:lang w:val="pl-PL"/>
-        </w:rPr>
-        <w:t>Laser</w:t>
-      </w:r>
-      <w:r>
-        <w:rPr>
-          <w:rFonts w:asciiTheme="majorHAnsi" w:hAnsiTheme="majorHAnsi" w:cstheme="majorHAnsi"/>
-          <w:highlight w:val="yellow"/>
-        </w:rPr>
-        <w:t xml:space="preserve"> – редко стреляет лучём вперёд, луч остаётся некоторое время и наносит дополнительный урон целям внутри него.</w:t>
-      </w:r>
-    </w:p>
-    <w:p>
-      <w:pPr>
-        <w:rPr>
-          <w:rFonts w:asciiTheme="majorHAnsi" w:hAnsiTheme="majorHAnsi" w:cstheme="majorHAnsi"/>
-        </w:rPr>
-      </w:pPr>
-      <w:r>
-        <w:rPr>
-          <w:rFonts w:asciiTheme="majorHAnsi" w:hAnsiTheme="majorHAnsi" w:cstheme="majorHAnsi"/>
-          <w:lang w:val="pl-PL"/>
-        </w:rPr>
-        <w:t>Prism</w:t>
-      </w:r>
-      <w:r>
-        <w:rPr>
-          <w:rFonts w:asciiTheme="majorHAnsi" w:hAnsiTheme="majorHAnsi" w:cstheme="majorHAnsi"/>
-        </w:rPr>
-        <w:t xml:space="preserve"> - апгрейд из фулл прокачанного </w:t>
-      </w:r>
-      <w:r>
-        <w:rPr>
-          <w:rFonts w:asciiTheme="majorHAnsi" w:hAnsiTheme="majorHAnsi" w:cstheme="majorHAnsi"/>
-          <w:lang w:val="pl-PL"/>
-        </w:rPr>
-        <w:t>Laser</w:t>
-      </w:r>
-      <w:r>
-        <w:rPr>
-          <w:rFonts w:asciiTheme="majorHAnsi" w:hAnsiTheme="majorHAnsi" w:cstheme="majorHAnsi"/>
-        </w:rPr>
-        <w:t>, стреляет 3 раза, быстрее перезарядка и целится в 45 градусов перед собой</w:t>
-      </w:r>
-    </w:p>
-    <w:p>
-      <w:pPr>
-        <w:rPr>
-          <w:rFonts w:asciiTheme="majorHAnsi" w:hAnsiTheme="majorHAnsi" w:cstheme="majorHAnsi"/>
-        </w:rPr>
-      </w:pPr>
-      <w:r>
-        <w:rPr>
-          <w:rFonts w:asciiTheme="majorHAnsi" w:hAnsiTheme="majorHAnsi" w:cstheme="majorHAnsi"/>
-          <w:lang w:val="pl-PL"/>
-        </w:rPr>
-        <w:t>Blue</w:t>
-      </w:r>
-      <w:r>
-        <w:rPr>
-          <w:rFonts w:asciiTheme="majorHAnsi" w:hAnsiTheme="majorHAnsi" w:cstheme="majorHAnsi"/>
-        </w:rPr>
-        <w:t xml:space="preserve"> </w:t>
-      </w:r>
-      <w:r>
-        <w:rPr>
-          <w:rFonts w:asciiTheme="majorHAnsi" w:hAnsiTheme="majorHAnsi" w:cstheme="majorHAnsi"/>
-          <w:lang w:val="pl-PL"/>
-        </w:rPr>
-        <w:t>Laser</w:t>
-      </w:r>
-      <w:r>
-        <w:rPr>
-          <w:rFonts w:asciiTheme="majorHAnsi" w:hAnsiTheme="majorHAnsi" w:cstheme="majorHAnsi"/>
-        </w:rPr>
-        <w:t xml:space="preserve"> - апгрейд из фулл прокачанного </w:t>
-      </w:r>
-      <w:r>
-        <w:rPr>
-          <w:rFonts w:asciiTheme="majorHAnsi" w:hAnsiTheme="majorHAnsi" w:cstheme="majorHAnsi"/>
-          <w:lang w:val="pl-PL"/>
-        </w:rPr>
-        <w:t>Laser</w:t>
-      </w:r>
-      <w:r>
-        <w:rPr>
-          <w:rFonts w:asciiTheme="majorHAnsi" w:hAnsiTheme="majorHAnsi" w:cstheme="majorHAnsi"/>
-        </w:rPr>
-        <w:t>, игнорирует щиты, дополнительный урон на основании текущего уровня щитов</w:t>
-      </w:r>
-      <w:r>
-        <w:rPr>
-          <w:rFonts w:asciiTheme="majorHAnsi" w:hAnsiTheme="majorHAnsi" w:cstheme="majorHAnsi"/>
-        </w:rPr>
-        <w:t xml:space="preserve"> врага</w:t>
-      </w:r>
-    </w:p>
-    <w:p>
-      <w:pPr>
-        <w:rPr>
-          <w:rFonts w:asciiTheme="majorHAnsi" w:hAnsiTheme="majorHAnsi" w:cstheme="majorHAnsi"/>
-        </w:rPr>
-      </w:pPr>
-      <w:r>
-        <w:rPr>
-          <w:rFonts w:asciiTheme="majorHAnsi" w:hAnsiTheme="majorHAnsi" w:cstheme="majorHAnsi"/>
-          <w:highlight w:val="yellow"/>
-          <w:lang w:val="pl-PL"/>
-        </w:rPr>
-        <w:t>Tesla</w:t>
-      </w:r>
-      <w:r>
-        <w:rPr>
-          <w:rFonts w:asciiTheme="majorHAnsi" w:hAnsiTheme="majorHAnsi" w:cstheme="majorHAnsi"/>
-          <w:highlight w:val="yellow"/>
-        </w:rPr>
-        <w:t xml:space="preserve"> – Средняя скорострельность, молния перескакивает между 3/4/5 врагами, увеличенный урон щитам</w:t>
-      </w:r>
-    </w:p>
-    <w:p>
-      <w:pPr>
-        <w:rPr>
-          <w:rFonts w:asciiTheme="majorHAnsi" w:hAnsiTheme="majorHAnsi" w:cstheme="majorHAnsi"/>
-        </w:rPr>
-      </w:pPr>
-      <w:r>
-        <w:rPr>
-          <w:rFonts w:asciiTheme="majorHAnsi" w:hAnsiTheme="majorHAnsi" w:cstheme="majorHAnsi"/>
-          <w:lang w:val="pl-PL"/>
-        </w:rPr>
-        <w:t>Shock</w:t>
-      </w:r>
-      <w:r>
-        <w:rPr>
-          <w:rFonts w:asciiTheme="majorHAnsi" w:hAnsiTheme="majorHAnsi" w:cstheme="majorHAnsi"/>
-        </w:rPr>
-        <w:t xml:space="preserve"> </w:t>
-      </w:r>
-      <w:r>
-        <w:rPr>
-          <w:rFonts w:asciiTheme="majorHAnsi" w:hAnsiTheme="majorHAnsi" w:cstheme="majorHAnsi"/>
-          <w:lang w:val="pl-PL"/>
-        </w:rPr>
-        <w:t>Field</w:t>
-      </w:r>
-      <w:r>
-        <w:rPr>
-          <w:rFonts w:asciiTheme="majorHAnsi" w:hAnsiTheme="majorHAnsi" w:cstheme="majorHAnsi"/>
-        </w:rPr>
-        <w:t xml:space="preserve"> - апгрейд из фулл прокачанного </w:t>
-      </w:r>
-      <w:r>
-        <w:rPr>
-          <w:rFonts w:asciiTheme="majorHAnsi" w:hAnsiTheme="majorHAnsi" w:cstheme="majorHAnsi"/>
-          <w:lang w:val="pl-PL"/>
-        </w:rPr>
-        <w:t>Tesla</w:t>
-      </w:r>
-      <w:r>
-        <w:rPr>
-          <w:rFonts w:asciiTheme="majorHAnsi" w:hAnsiTheme="majorHAnsi" w:cstheme="majorHAnsi"/>
-        </w:rPr>
-        <w:t xml:space="preserve">, редко бьёт и оглушает всё вокруг себя </w:t>
-      </w:r>
-    </w:p>
-    <w:p>
-      <w:pPr>
-        <w:rPr>
-          <w:rFonts w:asciiTheme="majorHAnsi" w:hAnsiTheme="majorHAnsi" w:cstheme="majorHAnsi"/>
-        </w:rPr>
-      </w:pPr>
-      <w:r>
-        <w:rPr>
-          <w:rFonts w:asciiTheme="majorHAnsi" w:hAnsiTheme="majorHAnsi" w:cstheme="majorHAnsi"/>
-          <w:lang w:val="pl-PL"/>
-        </w:rPr>
-        <w:t>Thunder</w:t>
-      </w:r>
-      <w:r>
-        <w:rPr>
-          <w:rFonts w:asciiTheme="majorHAnsi" w:hAnsiTheme="majorHAnsi" w:cstheme="majorHAnsi"/>
-        </w:rPr>
-        <w:t xml:space="preserve"> </w:t>
-      </w:r>
-      <w:r>
-        <w:rPr>
-          <w:rFonts w:asciiTheme="majorHAnsi" w:hAnsiTheme="majorHAnsi" w:cstheme="majorHAnsi"/>
-          <w:lang w:val="pl-PL"/>
-        </w:rPr>
-        <w:t>spear</w:t>
-      </w:r>
-      <w:r>
-        <w:rPr>
-          <w:rFonts w:asciiTheme="majorHAnsi" w:hAnsiTheme="majorHAnsi" w:cstheme="majorHAnsi"/>
-        </w:rPr>
-        <w:t xml:space="preserve"> - апгрейд из фулл прокачанного </w:t>
-      </w:r>
-      <w:r>
-        <w:rPr>
-          <w:rFonts w:asciiTheme="majorHAnsi" w:hAnsiTheme="majorHAnsi" w:cstheme="majorHAnsi"/>
-          <w:lang w:val="pl-PL"/>
-        </w:rPr>
-        <w:t>Tesla</w:t>
-      </w:r>
-      <w:r>
-        <w:rPr>
-          <w:rFonts w:asciiTheme="majorHAnsi" w:hAnsiTheme="majorHAnsi" w:cstheme="majorHAnsi"/>
-        </w:rPr>
-        <w:t>, выбирает цель с самым большим максимальным уровнем щитов, продолжает бить п</w:t>
-      </w:r>
-      <w:r>
-        <w:rPr>
-          <w:rFonts w:asciiTheme="majorHAnsi" w:hAnsiTheme="majorHAnsi" w:cstheme="majorHAnsi"/>
-        </w:rPr>
-        <w:t>ока не убьёт, постоянно оглушая</w:t>
-      </w:r>
-    </w:p>
-    <w:p>
-      <w:pPr>
-        <w:rPr>
-          <w:rFonts w:asciiTheme="majorHAnsi" w:hAnsiTheme="majorHAnsi" w:cstheme="majorHAnsi"/>
-        </w:rPr>
-      </w:pPr>
-      <w:r>
-        <w:rPr>
-          <w:rFonts w:asciiTheme="majorHAnsi" w:hAnsiTheme="majorHAnsi" w:cstheme="majorHAnsi"/>
-          <w:highlight w:val="yellow"/>
-          <w:lang w:val="pl-PL"/>
-        </w:rPr>
-        <w:t>Mines</w:t>
-      </w:r>
-      <w:r>
-        <w:rPr>
-          <w:rFonts w:asciiTheme="majorHAnsi" w:hAnsiTheme="majorHAnsi" w:cstheme="majorHAnsi"/>
-          <w:highlight w:val="yellow"/>
-        </w:rPr>
-        <w:t xml:space="preserve"> – создаёт мину под собой, ограниченное макс число, урон </w:t>
-      </w:r>
-      <w:r>
-        <w:rPr>
-          <w:rFonts w:asciiTheme="majorHAnsi" w:hAnsiTheme="majorHAnsi" w:cstheme="majorHAnsi"/>
-          <w:highlight w:val="yellow"/>
-          <w:lang w:val="pl-PL"/>
-        </w:rPr>
-        <w:t>AoE</w:t>
-      </w:r>
-    </w:p>
-    <w:p>
-      <w:pPr>
-        <w:rPr>
-          <w:rFonts w:asciiTheme="majorHAnsi" w:hAnsiTheme="majorHAnsi" w:cstheme="majorHAnsi"/>
-        </w:rPr>
-      </w:pPr>
-      <w:r>
-        <w:rPr>
-          <w:rFonts w:asciiTheme="majorHAnsi" w:hAnsiTheme="majorHAnsi" w:cstheme="majorHAnsi"/>
-          <w:lang w:val="en-US"/>
-        </w:rPr>
-        <w:t>Multicharge</w:t>
-      </w:r>
-      <w:r>
-        <w:rPr>
-          <w:rFonts w:asciiTheme="majorHAnsi" w:hAnsiTheme="majorHAnsi" w:cstheme="majorHAnsi"/>
-        </w:rPr>
-        <w:t xml:space="preserve"> </w:t>
-      </w:r>
-      <w:r>
-        <w:rPr>
-          <w:rFonts w:asciiTheme="majorHAnsi" w:hAnsiTheme="majorHAnsi" w:cstheme="majorHAnsi"/>
-          <w:lang w:val="en-US"/>
-        </w:rPr>
-        <w:t>Mines</w:t>
-      </w:r>
-      <w:r>
-        <w:rPr>
-          <w:rFonts w:asciiTheme="majorHAnsi" w:hAnsiTheme="majorHAnsi" w:cstheme="majorHAnsi"/>
-        </w:rPr>
-        <w:t xml:space="preserve"> - апгрейд из фулл прокачанного </w:t>
-      </w:r>
-      <w:r>
-        <w:rPr>
-          <w:rFonts w:asciiTheme="majorHAnsi" w:hAnsiTheme="majorHAnsi" w:cstheme="majorHAnsi"/>
-          <w:lang w:val="en-US"/>
-        </w:rPr>
-        <w:t>Mines</w:t>
-      </w:r>
-      <w:r>
-        <w:rPr>
-          <w:rFonts w:asciiTheme="majorHAnsi" w:hAnsiTheme="majorHAnsi" w:cstheme="majorHAnsi"/>
-        </w:rPr>
-        <w:t>, каждая мина может взрыватся неограниченное колво раз, пока не заменится новой</w:t>
-      </w:r>
-    </w:p>
-    <w:p>
-      <w:pPr>
-        <w:rPr>
-          <w:rFonts w:asciiTheme="majorHAnsi" w:hAnsiTheme="majorHAnsi" w:cstheme="majorHAnsi"/>
-        </w:rPr>
-      </w:pPr>
-      <w:r>
-        <w:rPr>
-          <w:rFonts w:asciiTheme="majorHAnsi" w:hAnsiTheme="majorHAnsi" w:cstheme="majorHAnsi"/>
-          <w:lang w:val="pl-PL"/>
-        </w:rPr>
-        <w:t>Nanite</w:t>
-      </w:r>
-      <w:r>
-        <w:rPr>
-          <w:rFonts w:asciiTheme="majorHAnsi" w:hAnsiTheme="majorHAnsi" w:cstheme="majorHAnsi"/>
-        </w:rPr>
-        <w:t xml:space="preserve"> </w:t>
-      </w:r>
-      <w:r>
-        <w:rPr>
-          <w:rFonts w:asciiTheme="majorHAnsi" w:hAnsiTheme="majorHAnsi" w:cstheme="majorHAnsi"/>
-          <w:lang w:val="pl-PL"/>
-        </w:rPr>
-        <w:t>Bombs</w:t>
-      </w:r>
-      <w:r>
-        <w:rPr>
-          <w:rFonts w:asciiTheme="majorHAnsi" w:hAnsiTheme="majorHAnsi" w:cstheme="majorHAnsi"/>
-        </w:rPr>
-        <w:t xml:space="preserve"> - апгрейд из фулл прокачанного </w:t>
-      </w:r>
-      <w:r>
-        <w:rPr>
-          <w:rFonts w:asciiTheme="majorHAnsi" w:hAnsiTheme="majorHAnsi" w:cstheme="majorHAnsi"/>
-          <w:lang w:val="en-US"/>
-        </w:rPr>
-        <w:t>Mines</w:t>
-      </w:r>
-      <w:r>
-        <w:rPr>
-          <w:rFonts w:asciiTheme="majorHAnsi" w:hAnsiTheme="majorHAnsi" w:cstheme="majorHAnsi"/>
-        </w:rPr>
-        <w:t>, мины оглушают на короткое время, а также накладывают эффект наносящий урон со временем</w:t>
-      </w:r>
-    </w:p>
-    <w:p>
-      <w:pPr>
-        <w:pStyle w:val="2"/>
-        <w:rPr>
-          <w:rFonts w:cstheme="majorHAnsi"/>
-        </w:rPr>
-      </w:pPr>
-      <w:bookmarkStart w:id="14" w:name="_Toc232347210"/>
-      <w:r>
-        <w:rPr>
-          <w:rFonts w:cstheme="majorHAnsi"/>
-        </w:rPr>
-        <w:t>Модули</w:t>
-      </w:r>
-      <w:bookmarkEnd w:id="14"/>
-    </w:p>
-    <w:p>
-      <w:pPr>
-        <w:rPr>
-          <w:rFonts w:asciiTheme="majorHAnsi" w:hAnsiTheme="majorHAnsi" w:cstheme="majorHAnsi"/>
-        </w:rPr>
-      </w:pPr>
-      <w:r>
-        <w:rPr>
-          <w:rFonts w:asciiTheme="majorHAnsi" w:hAnsiTheme="majorHAnsi" w:cstheme="majorHAnsi"/>
-          <w:lang w:val="pl-PL"/>
-        </w:rPr>
-        <w:t>Warp</w:t>
-      </w:r>
-      <w:r>
-        <w:rPr>
-          <w:rFonts w:asciiTheme="majorHAnsi" w:hAnsiTheme="majorHAnsi" w:cstheme="majorHAnsi"/>
-        </w:rPr>
-        <w:t xml:space="preserve"> </w:t>
-      </w:r>
-      <w:r>
-        <w:rPr>
-          <w:rFonts w:asciiTheme="majorHAnsi" w:hAnsiTheme="majorHAnsi" w:cstheme="majorHAnsi"/>
-          <w:lang w:val="pl-PL"/>
-        </w:rPr>
-        <w:t>Drive</w:t>
-      </w:r>
-      <w:r>
-        <w:rPr>
-          <w:rFonts w:asciiTheme="majorHAnsi" w:hAnsiTheme="majorHAnsi" w:cstheme="majorHAnsi"/>
-        </w:rPr>
-        <w:t xml:space="preserve"> – позволяет телепортироватся на некоторое расстояние. Апгрейды добавляют время неуязвимости и восстановление щитов после ТП</w:t>
-      </w:r>
-    </w:p>
-    <w:p>
-      <w:pPr>
-        <w:rPr>
-          <w:rFonts w:asciiTheme="majorHAnsi" w:hAnsiTheme="majorHAnsi" w:cstheme="majorHAnsi"/>
-        </w:rPr>
-      </w:pPr>
-      <w:r>
-        <w:rPr>
-          <w:rFonts w:asciiTheme="majorHAnsi" w:hAnsiTheme="majorHAnsi" w:cstheme="majorHAnsi"/>
-          <w:lang w:val="en-US"/>
-        </w:rPr>
-        <w:t>Burst</w:t>
-      </w:r>
-      <w:r>
-        <w:rPr>
-          <w:rFonts w:asciiTheme="majorHAnsi" w:hAnsiTheme="majorHAnsi" w:cstheme="majorHAnsi"/>
-        </w:rPr>
-        <w:t xml:space="preserve"> </w:t>
-      </w:r>
-      <w:r>
-        <w:rPr>
-          <w:rFonts w:asciiTheme="majorHAnsi" w:hAnsiTheme="majorHAnsi" w:cstheme="majorHAnsi"/>
-          <w:lang w:val="en-US"/>
-        </w:rPr>
-        <w:t>Thruster</w:t>
-      </w:r>
-    </w:p>
-    <w:p>
-      <w:pPr>
-        <w:rPr>
-          <w:rFonts w:asciiTheme="majorHAnsi" w:hAnsiTheme="majorHAnsi" w:cstheme="majorHAnsi"/>
-          <w:lang w:val="en-US"/>
-        </w:rPr>
-      </w:pPr>
-      <w:r>
-        <w:rPr>
-          <w:rFonts w:asciiTheme="majorHAnsi" w:hAnsiTheme="majorHAnsi" w:cstheme="majorHAnsi"/>
-          <w:lang w:val="en-US"/>
-        </w:rPr>
-        <w:t>A fast directional dash. Less “instant” than Blink, but better for active dodging and repositioning while still keeping momentum.</w:t>
-      </w:r>
-    </w:p>
-    <w:p>
-      <w:pPr>
-        <w:rPr>
-          <w:rFonts w:asciiTheme="majorHAnsi" w:hAnsiTheme="majorHAnsi" w:cstheme="majorHAnsi"/>
-          <w:lang w:val="en-US"/>
-        </w:rPr>
-      </w:pPr>
-    </w:p>
-    <w:p>
-      <w:pPr>
-        <w:rPr>
-          <w:rFonts w:asciiTheme="majorHAnsi" w:hAnsiTheme="majorHAnsi" w:cstheme="majorHAnsi"/>
-          <w:lang w:val="en-US"/>
-        </w:rPr>
-      </w:pPr>
-      <w:r>
-        <w:rPr>
-          <w:rFonts w:asciiTheme="majorHAnsi" w:hAnsiTheme="majorHAnsi" w:cstheme="majorHAnsi"/>
-          <w:lang w:val="en-US"/>
-        </w:rPr>
-        <w:t>Phase Shunt</w:t>
-      </w:r>
-    </w:p>
-    <w:p>
-      <w:pPr>
-        <w:rPr>
-          <w:rFonts w:asciiTheme="majorHAnsi" w:hAnsiTheme="majorHAnsi" w:cstheme="majorHAnsi"/>
-          <w:lang w:val="en-US"/>
-        </w:rPr>
-      </w:pPr>
-      <w:r>
-        <w:rPr>
-          <w:rFonts w:asciiTheme="majorHAnsi" w:hAnsiTheme="majorHAnsi" w:cstheme="majorHAnsi"/>
-          <w:lang w:val="en-US"/>
-        </w:rPr>
-        <w:t>Brief intangibility. The ship can pass through enemies and projectiles for a moment. Strong emergency tool, long cooldown.</w:t>
-      </w:r>
-    </w:p>
-    <w:p>
-      <w:pPr>
-        <w:rPr>
-          <w:rFonts w:asciiTheme="majorHAnsi" w:hAnsiTheme="majorHAnsi" w:cstheme="majorHAnsi"/>
-          <w:lang w:val="en-US"/>
-        </w:rPr>
-      </w:pPr>
-    </w:p>
-    <w:p>
-      <w:pPr>
-        <w:rPr>
-          <w:rFonts w:asciiTheme="majorHAnsi" w:hAnsiTheme="majorHAnsi" w:cstheme="majorHAnsi"/>
-          <w:lang w:val="en-US"/>
-        </w:rPr>
-      </w:pPr>
-      <w:r>
-        <w:rPr>
-          <w:rFonts w:asciiTheme="majorHAnsi" w:hAnsiTheme="majorHAnsi" w:cstheme="majorHAnsi"/>
-          <w:lang w:val="en-US"/>
-        </w:rPr>
         <w:t>Cloak</w:t>
       </w:r>
     </w:p>
@@ -3267,7 +3326,6 @@
           <w:rFonts w:asciiTheme="majorHAnsi" w:hAnsiTheme="majorHAnsi" w:cstheme="majorHAnsi"/>
           <w:lang w:val="en-US"/>
         </w:rPr>
-        <w:lastRenderedPageBreak/>
         <w:t>Drops a fake ship or signature. Great for splitting enemy fire, especially against missile and sniper enemies.</w:t>
       </w:r>
     </w:p>
@@ -3712,6 +3770,7 @@
         <w:rPr>
           <w:rFonts w:asciiTheme="majorHAnsi" w:hAnsiTheme="majorHAnsi" w:cstheme="majorHAnsi"/>
         </w:rPr>
+        <w:lastRenderedPageBreak/>
         <w:t>Striker - Minigun + Burst Thruster</w:t>
       </w:r>
     </w:p>
@@ -3828,7 +3887,6 @@
         <w:rPr>
           <w:rFonts w:asciiTheme="majorHAnsi" w:hAnsiTheme="majorHAnsi" w:cstheme="majorHAnsi"/>
         </w:rPr>
-        <w:lastRenderedPageBreak/>
         <w:t>Harbinger - Cannon + Missile + Overdrive</w:t>
       </w:r>
     </w:p>
@@ -4465,6 +4523,7 @@
         <w:rPr>
           <w:rFonts w:asciiTheme="majorHAnsi" w:hAnsiTheme="majorHAnsi" w:cstheme="majorHAnsi"/>
         </w:rPr>
+        <w:lastRenderedPageBreak/>
         <w:t>Seeder - Multicharge Mines + Burst Thruster</w:t>
       </w:r>
     </w:p>
@@ -4575,7 +4634,6 @@
           <w:i/>
           <w:lang w:val="en-US"/>
         </w:rPr>
-        <w:lastRenderedPageBreak/>
         <w:t>Iron Reach</w:t>
       </w:r>
     </w:p>
@@ -5269,6 +5327,7 @@
           <w:rFonts w:asciiTheme="majorHAnsi" w:hAnsiTheme="majorHAnsi" w:cstheme="majorHAnsi"/>
           <w:lang w:val="en-US"/>
         </w:rPr>
+        <w:lastRenderedPageBreak/>
         <w:t>Tempest - Thunder Spear + Shock Field + Jammer</w:t>
       </w:r>
     </w:p>
@@ -6371,7 +6430,7 @@
 </file>
 
 <file path=customXml/itemProps1.xml><?xml version="1.0" encoding="utf-8"?>
-<ds:datastoreItem xmlns:ds="http://schemas.openxmlformats.org/officeDocument/2006/customXml" ds:itemID="{2C60EACA-AA4C-4C9A-B6E3-A4839728905F}">
+<ds:datastoreItem xmlns:ds="http://schemas.openxmlformats.org/officeDocument/2006/customXml" ds:itemID="{B11BDA69-5F1D-4E3C-92C8-337763191BCE}">
   <ds:schemaRefs>
     <ds:schemaRef ds:uri="http://schemas.openxmlformats.org/officeDocument/2006/bibliography"/>
   </ds:schemaRefs>
